--- a/downloads/teacher/ai-2-week-14.docx
+++ b/downloads/teacher/ai-2-week-14.docx
@@ -2962,6 +2962,396 @@
         <w:t>Fit or hand-specify recommender classification rules transparently, retaining candidate definitions and training-only selection evidence.</w:t>
       </w:r>
     </w:p>
+    <w:p>
+      <w:pPr>
+        <w:pStyle w:val="Heading1"/>
+      </w:pPr>
+      <w:r>
+        <w:t>07. Prepare, teach and assess</w:t>
+      </w:r>
+    </w:p>
+    <w:p>
+      <w:r>
+        <w:t>Teaching target: Fit a root question and leaf predictions from training examples</w:t>
+      </w:r>
+    </w:p>
+    <w:p>
+      <w:r>
+        <w:t>Prepare the labelled worked-case picture, the matching workbook, fictional input cards and a place for individual responses. No paid AI account is required for the paper reasoning activities.</w:t>
+      </w:r>
+    </w:p>
+    <w:tbl>
+      <w:tblPr>
+        <w:tblStyle w:val="LightShading-Accent1"/>
+        <w:tblW w:type="auto" w:w="0"/>
+        <w:tblLook w:firstColumn="1" w:firstRow="1" w:lastColumn="0" w:lastRow="0" w:noHBand="0" w:noVBand="1" w:val="04A0"/>
+      </w:tblPr>
+      <w:tblGrid>
+        <w:gridCol w:w="3408"/>
+        <w:gridCol w:w="3408"/>
+        <w:gridCol w:w="3408"/>
+      </w:tblGrid>
+      <w:tr>
+        <w:trPr>
+          <w:tblHeader/>
+        </w:trPr>
+        <w:tc>
+          <w:tcPr>
+            <w:tcW w:type="dxa" w:w="3408"/>
+          </w:tcPr>
+          <w:p>
+            <w:r>
+              <w:t>Session</w:t>
+            </w:r>
+          </w:p>
+        </w:tc>
+        <w:tc>
+          <w:tcPr>
+            <w:tcW w:type="dxa" w:w="3408"/>
+          </w:tcPr>
+          <w:p>
+            <w:r>
+              <w:t>Plan</w:t>
+            </w:r>
+          </w:p>
+        </w:tc>
+        <w:tc>
+          <w:tcPr>
+            <w:tcW w:type="dxa" w:w="3408"/>
+          </w:tcPr>
+          <w:p>
+            <w:r>
+              <w:t>Resources</w:t>
+            </w:r>
+          </w:p>
+        </w:tc>
+      </w:tr>
+      <w:tr>
+        <w:tc>
+          <w:tcPr>
+            <w:tcW w:type="dxa" w:w="3408"/>
+          </w:tcPr>
+          <w:p>
+            <w:r>
+              <w:t>Session 1 · Understand · 45 min</w:t>
+            </w:r>
+          </w:p>
+        </w:tc>
+        <w:tc>
+          <w:tcPr>
+            <w:tcW w:type="dxa" w:w="3408"/>
+          </w:tcPr>
+          <w:p>
+            <w:r>
+              <w:t>0–7: recall and prerequisite; 7–15: inspect the concrete case and predict; 15–30: teacher models the worked trace; 30–40: learners explain a step using the text and visual; 40–45: check the core idea.</w:t>
+            </w:r>
+          </w:p>
+        </w:tc>
+        <w:tc>
+          <w:tcPr>
+            <w:tcW w:type="dxa" w:w="3408"/>
+          </w:tcPr>
+          <w:p>
+            <w:r>
+              <w:t>Sections 1–6; record the brief recall in the workbook.</w:t>
+            </w:r>
+          </w:p>
+        </w:tc>
+      </w:tr>
+      <w:tr>
+        <w:tc>
+          <w:tcPr>
+            <w:tcW w:type="dxa" w:w="3408"/>
+          </w:tcPr>
+          <w:p>
+            <w:r>
+              <w:t>Session 2 · Practise · 45 min</w:t>
+            </w:r>
+          </w:p>
+        </w:tc>
+        <w:tc>
+          <w:tcPr>
+            <w:tcW w:type="dxa" w:w="3408"/>
+          </w:tcPr>
+          <w:p>
+            <w:r>
+              <w:t>0–5: retrieve the procedure; 5–15: W2 completion practice; 15–23: explain and check with a partner; 23–30: each learner answers the misconception check; 30–40: targeted reteaching or a harder variation; 40–45: prepare the investigation.</w:t>
+            </w:r>
+          </w:p>
+        </w:tc>
+        <w:tc>
+          <w:tcPr>
+            <w:tcW w:type="dxa" w:w="3408"/>
+          </w:tcPr>
+          <w:p>
+            <w:r>
+              <w:t>Sections 7–10; use the matching workbook W2 and misconception check.</w:t>
+            </w:r>
+          </w:p>
+        </w:tc>
+      </w:tr>
+      <w:tr>
+        <w:tc>
+          <w:tcPr>
+            <w:tcW w:type="dxa" w:w="3408"/>
+          </w:tcPr>
+          <w:p>
+            <w:r>
+              <w:t>Session 3 · Investigate and transfer · 45 min</w:t>
+            </w:r>
+          </w:p>
+        </w:tc>
+        <w:tc>
+          <w:tcPr>
+            <w:tcW w:type="dxa" w:w="3408"/>
+          </w:tcPr>
+          <w:p>
+            <w:r>
+              <w:t>0–5: retrieve the decision rule; 5–20: investigate or trace; 20–30: start the independent case; 30–38: connect the project; 38–43: act on feedback; 43–45: plan the return check.</w:t>
+            </w:r>
+          </w:p>
+        </w:tc>
+        <w:tc>
+          <w:tcPr>
+            <w:tcW w:type="dxa" w:w="3408"/>
+          </w:tcPr>
+          <w:p>
+            <w:r>
+              <w:t>Sections 9 and 11–14. Give extra time to finish the full task set; use Section 15 when the week includes a coding lab.</w:t>
+            </w:r>
+          </w:p>
+        </w:tc>
+      </w:tr>
+    </w:tbl>
+    <w:p>
+      <w:r>
+        <w:t>Before class, solve the supported practice: For each near branch and each tall branch, count blocked and clear labels and choose a leaf. Give the total errors for each candidate question.</w:t>
+      </w:r>
+    </w:p>
+    <w:p>
+      <w:r>
+        <w:t>Reasoned practice answer: Near=0 has 1 blocked and 2 clear, predicts clear with 1 error; near=1 has 3 blocked and 0 clear, predicts blocked with 0 errors. Tall=0 has 2 blocked and 1 clear; tall=1 also has 2 blocked and 1 clear. Both tall leaves predict blocked with 1 error each. Totals are near 1 and tall 2.</w:t>
+      </w:r>
+    </w:p>
+    <w:p>
+      <w:r>
+        <w:t>Check every learner before discussion: Use the worked case for Fitting a decision tree. Proposed explanation: “A near branch must predict blocked”. Decide whether this explanation is supported. Point to the step or supplied fact that decides; explain your repair if needed.</w:t>
+      </w:r>
+    </w:p>
+    <w:p>
+      <w:r>
+        <w:t>Misconception repair: The branch label is learned from its training labels; W4 deliberately reverses that relationship.</w:t>
+      </w:r>
+    </w:p>
+    <w:p>
+      <w:r>
+        <w:t>Support: read the exact case aloud, enlarge the labelled picture, supply input cards and model only the first deciding step. Accept a spoken explanation or drawing; retain the reasoning goal.</w:t>
+      </w:r>
+    </w:p>
+    <w:p>
+      <w:r>
+        <w:t>Extension: New input becomes (0,1). Require a prediction and a reason before comparing. Expected result: The fitted tree predicts Yes. Reason: It follows diagram=1; cover colour is not the selected question.</w:t>
+      </w:r>
+    </w:p>
+    <w:p>
+      <w:r>
+        <w:t>Independent assessment: withhold the reserved answer until the learner has attempted the new case. Record support separately from correctness.</w:t>
+      </w:r>
+    </w:p>
+    <w:tbl>
+      <w:tblPr>
+        <w:tblStyle w:val="LightShading-Accent1"/>
+        <w:tblW w:type="auto" w:w="0"/>
+        <w:tblLook w:firstColumn="1" w:firstRow="1" w:lastColumn="0" w:lastRow="0" w:noHBand="0" w:noVBand="1" w:val="04A0"/>
+      </w:tblPr>
+      <w:tblGrid>
+        <w:gridCol w:w="2556"/>
+        <w:gridCol w:w="2556"/>
+        <w:gridCol w:w="2556"/>
+        <w:gridCol w:w="2556"/>
+      </w:tblGrid>
+      <w:tr>
+        <w:trPr>
+          <w:tblHeader/>
+        </w:trPr>
+        <w:tc>
+          <w:tcPr>
+            <w:tcW w:type="dxa" w:w="2556"/>
+          </w:tcPr>
+          <w:p>
+            <w:r>
+              <w:t>Criterion</w:t>
+            </w:r>
+          </w:p>
+        </w:tc>
+        <w:tc>
+          <w:tcPr>
+            <w:tcW w:type="dxa" w:w="2556"/>
+          </w:tcPr>
+          <w:p>
+            <w:r>
+              <w:t>Not yet</w:t>
+            </w:r>
+          </w:p>
+        </w:tc>
+        <w:tc>
+          <w:tcPr>
+            <w:tcW w:type="dxa" w:w="2556"/>
+          </w:tcPr>
+          <w:p>
+            <w:r>
+              <w:t>With support</w:t>
+            </w:r>
+          </w:p>
+        </w:tc>
+        <w:tc>
+          <w:tcPr>
+            <w:tcW w:type="dxa" w:w="2556"/>
+          </w:tcPr>
+          <w:p>
+            <w:r>
+              <w:t>Independent</w:t>
+            </w:r>
+          </w:p>
+        </w:tc>
+      </w:tr>
+      <w:tr>
+        <w:tc>
+          <w:tcPr>
+            <w:tcW w:type="dxa" w:w="2556"/>
+          </w:tcPr>
+          <w:p>
+            <w:r>
+              <w:t>Explanation</w:t>
+            </w:r>
+          </w:p>
+        </w:tc>
+        <w:tc>
+          <w:tcPr>
+            <w:tcW w:type="dxa" w:w="2556"/>
+          </w:tcPr>
+          <w:p>
+            <w:r>
+              <w:t>Names an answer without a deciding fact</w:t>
+            </w:r>
+          </w:p>
+        </w:tc>
+        <w:tc>
+          <w:tcPr>
+            <w:tcW w:type="dxa" w:w="2556"/>
+          </w:tcPr>
+          <w:p>
+            <w:r>
+              <w:t>Uses a hint to link fact and decision</w:t>
+            </w:r>
+          </w:p>
+        </w:tc>
+        <w:tc>
+          <w:tcPr>
+            <w:tcW w:type="dxa" w:w="2556"/>
+          </w:tcPr>
+          <w:p>
+            <w:r>
+              <w:t>Explains the deciding fact in own words</w:t>
+            </w:r>
+          </w:p>
+        </w:tc>
+      </w:tr>
+      <w:tr>
+        <w:tc>
+          <w:tcPr>
+            <w:tcW w:type="dxa" w:w="2556"/>
+          </w:tcPr>
+          <w:p>
+            <w:r>
+              <w:t>Trace or test</w:t>
+            </w:r>
+          </w:p>
+        </w:tc>
+        <w:tc>
+          <w:tcPr>
+            <w:tcW w:type="dxa" w:w="2556"/>
+          </w:tcPr>
+          <w:p>
+            <w:r>
+              <w:t>Cannot connect input and result</w:t>
+            </w:r>
+          </w:p>
+        </w:tc>
+        <w:tc>
+          <w:tcPr>
+            <w:tcW w:type="dxa" w:w="2556"/>
+          </w:tcPr>
+          <w:p>
+            <w:r>
+              <w:t>Completes steps with prompts</w:t>
+            </w:r>
+          </w:p>
+        </w:tc>
+        <w:tc>
+          <w:tcPr>
+            <w:tcW w:type="dxa" w:w="2556"/>
+          </w:tcPr>
+          <w:p>
+            <w:r>
+              <w:t>Traces or tests a changed case accurately</w:t>
+            </w:r>
+          </w:p>
+        </w:tc>
+      </w:tr>
+      <w:tr>
+        <w:tc>
+          <w:tcPr>
+            <w:tcW w:type="dxa" w:w="2556"/>
+          </w:tcPr>
+          <w:p>
+            <w:r>
+              <w:t>Limits and revision</w:t>
+            </w:r>
+          </w:p>
+        </w:tc>
+        <w:tc>
+          <w:tcPr>
+            <w:tcW w:type="dxa" w:w="2556"/>
+          </w:tcPr>
+          <w:p>
+            <w:r>
+              <w:t>Claims more than evidence supports</w:t>
+            </w:r>
+          </w:p>
+        </w:tc>
+        <w:tc>
+          <w:tcPr>
+            <w:tcW w:type="dxa" w:w="2556"/>
+          </w:tcPr>
+          <w:p>
+            <w:r>
+              <w:t>Names a limit after a prompt</w:t>
+            </w:r>
+          </w:p>
+        </w:tc>
+        <w:tc>
+          <w:tcPr>
+            <w:tcW w:type="dxa" w:w="2556"/>
+          </w:tcPr>
+          <w:p>
+            <w:r>
+              <w:t>States a defensible limit and useful next test</w:t>
+            </w:r>
+          </w:p>
+        </w:tc>
+      </w:tr>
+    </w:tbl>
+    <w:p>
+      <w:r>
+        <w:t>Project checkpoint: Test changed cases. Keep normal, boundary and failure cases; compare expected and observed results.</w:t>
+      </w:r>
+    </w:p>
+    <w:p>
+      <w:r>
+        <w:t>Use the weekly teacher answer for topic-specific reasoning. A saved progress tick is an activity record; judge mastery from the learner’s explanation and evidence.</w:t>
+      </w:r>
+    </w:p>
     <w:sectPr>
       <w:pgSz w:w="12240" w:h="15840"/>
       <w:pgMar w:top="936" w:right="1008" w:bottom="936" w:left="1008" w:header="720" w:footer="720" w:gutter="0"/>

--- a/downloads/teacher/ai-2-week-14.docx
+++ b/downloads/teacher/ai-2-week-14.docx
@@ -3352,6 +3352,39 @@
         <w:t>Use the weekly teacher answer for topic-specific reasoning. A saved progress tick is an activity record; judge mastery from the learner’s explanation and evidence.</w:t>
       </w:r>
     </w:p>
+    <w:p>
+      <w:pPr>
+        <w:pStyle w:val="Heading1"/>
+      </w:pPr>
+      <w:r>
+        <w:t>08. Use feedback, labs and repair paths</w:t>
+      </w:r>
+    </w:p>
+    <w:p>
+      <w:r>
+        <w:t>Use the two formative questions as supported practice, not as independent mastery scores. Discuss the deciding evidence rather than accepting a guessed selection.</w:t>
+      </w:r>
+    </w:p>
+    <w:p>
+      <w:r>
+        <w:t>The feedback comes from the reviewed public worked case. Do not reveal the separately reserved independent teacher answer until the learner has attempted that case.</w:t>
+      </w:r>
+    </w:p>
+    <w:p>
+      <w:r>
+        <w:t>Ask students to predict before running code. Preserve errors and actual outputs; collect a changed test and an explanation. The branch-boundary and indexing lessons deliberately include failure cases.</w:t>
+      </w:r>
+    </w:p>
+    <w:p>
+      <w:r>
+        <w:t>Use the earlier worked-explanation links to address a specific missing building block, then return to the current question. Adapt this suggestion after observing the learner; it is not an automatic diagnosis.</w:t>
+      </w:r>
+    </w:p>
+    <w:p>
+      <w:r>
+        <w:t>Collect the completed-work portfolio as evidence. Record support separately from correctness, and assess explanation, trace/test and limitations. Progress ticks and quiz selections alone do not establish mastery.</w:t>
+      </w:r>
+    </w:p>
     <w:sectPr>
       <w:pgSz w:w="12240" w:h="15840"/>
       <w:pgMar w:top="936" w:right="1008" w:bottom="936" w:left="1008" w:header="720" w:footer="720" w:gutter="0"/>

--- a/downloads/teacher/ai-2-week-14.docx
+++ b/downloads/teacher/ai-2-week-14.docx
@@ -29,6 +29,11 @@
       </w:r>
     </w:p>
     <w:p>
+      <w:r>
+        <w:t>Prepare Decision Trees: check the target, prerequisites, resources and adaptable teaching schedule.</w:t>
+      </w:r>
+    </w:p>
+    <w:p>
       <w:pPr>
         <w:pStyle w:val="Heading3"/>
       </w:pPr>
@@ -37,8 +42,62 @@
       </w:r>
     </w:p>
     <w:p>
-      <w:r>
-        <w:t>Primary target: Fit a root question and leaf predictions from training examples</w:t>
+      <w:pPr>
+        <w:spacing w:line="336" w:lineRule="auto" w:after="180"/>
+      </w:pPr>
+      <w:r>
+        <w:rPr>
+          <w:b w:val="0"/>
+        </w:rPr>
+        <w:t xml:space="preserve">Primary target: Fit a </w:t>
+      </w:r>
+      <w:r>
+        <w:rPr>
+          <w:b/>
+        </w:rPr>
+        <w:t>root</w:t>
+      </w:r>
+      <w:r>
+        <w:rPr>
+          <w:b w:val="0"/>
+        </w:rPr>
+        <w:t xml:space="preserve"> question and </w:t>
+      </w:r>
+      <w:r>
+        <w:rPr>
+          <w:b/>
+        </w:rPr>
+        <w:t>leaf</w:t>
+      </w:r>
+      <w:r>
+        <w:rPr>
+          <w:b w:val="0"/>
+        </w:rPr>
+        <w:t xml:space="preserve"> </w:t>
+      </w:r>
+      <w:r>
+        <w:rPr>
+          <w:b/>
+        </w:rPr>
+        <w:t>prediction</w:t>
+      </w:r>
+      <w:r>
+        <w:rPr>
+          <w:b w:val="0"/>
+        </w:rPr>
+        <w:t xml:space="preserve">s from </w:t>
+      </w:r>
+      <w:r>
+        <w:rPr>
+          <w:b/>
+        </w:rPr>
+        <w:t>training</w:t>
+      </w:r>
+      <w:r>
+        <w:rPr>
+          <w:b w:val="0"/>
+        </w:rPr>
+        <w:t xml:space="preserve"> examples</w:t>
       </w:r>
     </w:p>
     <w:tbl>
@@ -185,12 +244,47 @@
       </w:tr>
     </w:tbl>
     <w:p>
-      <w:r>
-        <w:t>This is a starting allocation of 135 minutes, not a validated duration. Preserve all named topics. Schedule extra time for connected examples, the full investigation, independent cases and project building. Repeated copies of a case share one recorded attempt; they are not new evidence.</w:t>
-      </w:r>
-    </w:p>
-    <w:p>
-      <w:r>
+      <w:pPr>
+        <w:spacing w:line="336" w:lineRule="auto" w:after="180"/>
+      </w:pPr>
+      <w:r>
+        <w:rPr>
+          <w:b w:val="0"/>
+        </w:rPr>
+        <w:t>This is a starting allocation of 135 minutes, not a validated duration. Preserve all named topics. Schedule extra time for connected examples, the full investigation, independent cases and project building.</w:t>
+      </w:r>
+    </w:p>
+    <w:p>
+      <w:pPr>
+        <w:spacing w:line="336" w:lineRule="auto" w:after="180"/>
+      </w:pPr>
+      <w:r>
+        <w:rPr>
+          <w:b w:val="0"/>
+        </w:rPr>
+        <w:t xml:space="preserve">Repeated copies of a case share one recorded attempt; they are not new </w:t>
+      </w:r>
+      <w:r>
+        <w:rPr>
+          <w:b/>
+        </w:rPr>
+        <w:t>evidence</w:t>
+      </w:r>
+      <w:r>
+        <w:rPr>
+          <w:b w:val="0"/>
+        </w:rPr>
+        <w:t>.</w:t>
+      </w:r>
+    </w:p>
+    <w:p>
+      <w:pPr>
+        <w:spacing w:line="336" w:lineRule="auto" w:after="180"/>
+      </w:pPr>
+      <w:r>
+        <w:rPr>
+          <w:b w:val="0"/>
+        </w:rPr>
         <w:t>Case exposure check: this source example appears in ai-2/14, ai-2/15, ai-4/11. Reuse a familiar case for recall or modelling; verify that the case used to assess transfer has not already received feedback.</w:t>
       </w:r>
     </w:p>
@@ -211,17 +305,47 @@
       </w:r>
     </w:p>
     <w:p>
-      <w:r>
+      <w:pPr>
+        <w:spacing w:line="336" w:lineRule="auto" w:after="180"/>
+      </w:pPr>
+      <w:r>
+        <w:rPr>
+          <w:b w:val="0"/>
+        </w:rPr>
         <w:t>Without opening the old lesson, explain one key idea from Types of Classification Error. Give an example and a mistake that the idea helps you avoid.</w:t>
       </w:r>
     </w:p>
     <w:p>
-      <w:r>
-        <w:t>Look for: Build a labelled confusion matrix from matched reference and prediction pairs</w:t>
-      </w:r>
-    </w:p>
-    <w:p>
-      <w:r>
+      <w:pPr>
+        <w:spacing w:line="336" w:lineRule="auto" w:after="180"/>
+      </w:pPr>
+      <w:r>
+        <w:rPr>
+          <w:b w:val="0"/>
+        </w:rPr>
+        <w:t xml:space="preserve">Look for: Build a labelled confusion matrix from matched reference and </w:t>
+      </w:r>
+      <w:r>
+        <w:rPr>
+          <w:b/>
+        </w:rPr>
+        <w:t>prediction</w:t>
+      </w:r>
+      <w:r>
+        <w:rPr>
+          <w:b w:val="0"/>
+        </w:rPr>
+        <w:t xml:space="preserve"> pairs</w:t>
+      </w:r>
+    </w:p>
+    <w:p>
+      <w:pPr>
+        <w:spacing w:line="336" w:lineRule="auto" w:after="180"/>
+      </w:pPr>
+      <w:r>
+        <w:rPr>
+          <w:b w:val="0"/>
+        </w:rPr>
         <w:t>Reference example, not the only acceptable wording: Reference clear/predicted clear contains V1,V2: 2. Clear/blocked contains V3: 1. Blocked/clear contains V4,V5: 2. Blocked/blocked contains V6,V7,V8: 3. Matrix [[2,1],[2,3]].</w:t>
       </w:r>
     </w:p>
@@ -234,18 +358,83 @@
       </w:r>
     </w:p>
     <w:p>
-      <w:r>
-        <w:t>Without opening the old lesson, explain one key idea from Training and Testing. Give an example and a mistake that the idea helps you avoid.</w:t>
-      </w:r>
-    </w:p>
-    <w:p>
-      <w:r>
-        <w:t>Look for: Choose a split unit that matches the intended prediction claim</w:t>
-      </w:r>
-    </w:p>
-    <w:p>
-      <w:r>
-        <w:t>Reference example, not the only acceptable wording: Training fits the model; validation compares development choices; test evaluates after choices are fixed. Repeatedly selecting by the test score uses that set for development, so it is no longer an untouched final evaluation.</w:t>
+      <w:pPr>
+        <w:spacing w:line="336" w:lineRule="auto" w:after="180"/>
+      </w:pPr>
+      <w:r>
+        <w:rPr>
+          <w:b w:val="0"/>
+        </w:rPr>
+        <w:t xml:space="preserve">Without opening the old lesson, explain one key idea from </w:t>
+      </w:r>
+      <w:r>
+        <w:rPr>
+          <w:b/>
+        </w:rPr>
+        <w:t>Training</w:t>
+      </w:r>
+      <w:r>
+        <w:rPr>
+          <w:b w:val="0"/>
+        </w:rPr>
+        <w:t xml:space="preserve"> and Testing. Give an example and a mistake that the idea helps you avoid.</w:t>
+      </w:r>
+    </w:p>
+    <w:p>
+      <w:pPr>
+        <w:spacing w:line="336" w:lineRule="auto" w:after="180"/>
+      </w:pPr>
+      <w:r>
+        <w:rPr>
+          <w:b w:val="0"/>
+        </w:rPr>
+        <w:t xml:space="preserve">Look for: Choose a split unit that matches the intended </w:t>
+      </w:r>
+      <w:r>
+        <w:rPr>
+          <w:b/>
+        </w:rPr>
+        <w:t>prediction</w:t>
+      </w:r>
+      <w:r>
+        <w:rPr>
+          <w:b w:val="0"/>
+        </w:rPr>
+        <w:t xml:space="preserve"> claim</w:t>
+      </w:r>
+    </w:p>
+    <w:p>
+      <w:pPr>
+        <w:spacing w:line="336" w:lineRule="auto" w:after="180"/>
+      </w:pPr>
+      <w:r>
+        <w:rPr>
+          <w:b w:val="0"/>
+        </w:rPr>
+        <w:t xml:space="preserve">Reference example, not the only acceptable wording: </w:t>
+      </w:r>
+      <w:r>
+        <w:rPr>
+          <w:b/>
+        </w:rPr>
+        <w:t>Training</w:t>
+      </w:r>
+      <w:r>
+        <w:rPr>
+          <w:b w:val="0"/>
+        </w:rPr>
+        <w:t xml:space="preserve"> fits the model; validation compares development choices; test evaluates after choices are fixed.</w:t>
+      </w:r>
+    </w:p>
+    <w:p>
+      <w:pPr>
+        <w:spacing w:line="336" w:lineRule="auto" w:after="180"/>
+      </w:pPr>
+      <w:r>
+        <w:rPr>
+          <w:b w:val="0"/>
+        </w:rPr>
+        <w:t>Repeatedly selecting by the test score uses that set for development, so it is no longer an untouched final evaluation.</w:t>
       </w:r>
     </w:p>
     <w:p>
@@ -257,22 +446,69 @@
       </w:r>
     </w:p>
     <w:p>
-      <w:r>
+      <w:pPr>
+        <w:spacing w:line="336" w:lineRule="auto" w:after="180"/>
+      </w:pPr>
+      <w:r>
+        <w:rPr>
+          <w:b w:val="0"/>
+        </w:rPr>
         <w:t>Without opening the old lesson, explain one key idea from Operational Labels. Give an example and a mistake that the idea helps you avoid.</w:t>
       </w:r>
     </w:p>
     <w:p>
-      <w:r>
-        <w:t>Look for: Apply a category definition using explicit evidence and boundary rules</w:t>
-      </w:r>
-    </w:p>
-    <w:p>
-      <w:r>
-        <w:t>Reference example, not the only acceptable wording: In order: ready because both known fields pass; revise because 31 exceeds 30; review because the known day passes but the room is unknown; revise because the known day failure has priority over the unknown room. Equality at 30 is accepted.</w:t>
-      </w:r>
-    </w:p>
-    <w:p>
-      <w:r>
+      <w:pPr>
+        <w:spacing w:line="336" w:lineRule="auto" w:after="180"/>
+      </w:pPr>
+      <w:r>
+        <w:rPr>
+          <w:b w:val="0"/>
+        </w:rPr>
+        <w:t xml:space="preserve">Look for: Apply a category definition using explicit </w:t>
+      </w:r>
+      <w:r>
+        <w:rPr>
+          <w:b/>
+        </w:rPr>
+        <w:t>evidence</w:t>
+      </w:r>
+      <w:r>
+        <w:rPr>
+          <w:b w:val="0"/>
+        </w:rPr>
+        <w:t xml:space="preserve"> and boundary rules</w:t>
+      </w:r>
+    </w:p>
+    <w:p>
+      <w:pPr>
+        <w:spacing w:line="336" w:lineRule="auto" w:after="180"/>
+      </w:pPr>
+      <w:r>
+        <w:rPr>
+          <w:b w:val="0"/>
+        </w:rPr>
+        <w:t>Reference example, not the only acceptable wording: In order: ready because both known fields pass; revise because 31 exceeds 30; review because the known day passes but the room is unknown; revise because the known day failure has priority over the unknown room.</w:t>
+      </w:r>
+    </w:p>
+    <w:p>
+      <w:pPr>
+        <w:spacing w:line="336" w:lineRule="auto" w:after="180"/>
+      </w:pPr>
+      <w:r>
+        <w:rPr>
+          <w:b w:val="0"/>
+        </w:rPr>
+        <w:t>Equality at 30 is accepted.</w:t>
+      </w:r>
+    </w:p>
+    <w:p>
+      <w:pPr>
+        <w:spacing w:line="336" w:lineRule="auto" w:after="180"/>
+      </w:pPr>
+      <w:r>
+        <w:rPr>
+          <w:b w:val="0"/>
+        </w:rPr>
         <w:t>Use the student module and workbook section with this exact week title. The worked case, independent question and answers below form one aligned lesson sequence.</w:t>
       </w:r>
     </w:p>
@@ -285,7 +521,14 @@
       </w:r>
     </w:p>
     <w:p>
-      <w:r>
+      <w:pPr>
+        <w:spacing w:line="336" w:lineRule="auto" w:after="180"/>
+        <w:shd w:fill="F5F1FB"/>
+      </w:pPr>
+      <w:r>
+        <w:rPr>
+          <w:b w:val="0"/>
+        </w:rPr>
         <w:t>Build a tree for science books: first ask science?; then, for yes, pages&lt;=100? Trace science/100 and history/70. What should happen to science with missing pages?</w:t>
       </w:r>
     </w:p>
@@ -298,8 +541,26 @@
       </w:r>
     </w:p>
     <w:p>
-      <w:r>
-        <w:t>Each question partitions possibilities; question order affects efficiency.</w:t>
+      <w:pPr>
+        <w:spacing w:line="336" w:lineRule="auto" w:after="180"/>
+      </w:pPr>
+      <w:r>
+        <w:rPr>
+          <w:b w:val="0"/>
+        </w:rPr>
+        <w:t xml:space="preserve">Each question </w:t>
+      </w:r>
+      <w:r>
+        <w:rPr>
+          <w:b/>
+        </w:rPr>
+        <w:t>partition</w:t>
+      </w:r>
+      <w:r>
+        <w:rPr>
+          <w:b w:val="0"/>
+        </w:rPr>
+        <w:t>s possibilities; question order affects efficiency.</w:t>
       </w:r>
     </w:p>
     <w:tbl>
@@ -435,12 +696,38 @@
       </w:r>
     </w:p>
     <w:p>
-      <w:r>
+      <w:pPr>
+        <w:spacing w:line="336" w:lineRule="auto" w:after="180"/>
+      </w:pPr>
+      <w:r>
+        <w:rPr>
+          <w:b w:val="0"/>
+        </w:rPr>
         <w:t>Use the supplied scenario, student illustrations and blank paper. For numeric work, offer counters or a calculator after learners show the setup. Fictional records are supplied; personal data and paid accounts are unnecessary.</w:t>
       </w:r>
     </w:p>
     <w:p>
-      <w:r>
+      <w:pPr>
+        <w:pStyle w:val="Heading3"/>
+      </w:pPr>
+      <w:r>
+        <w:t>Alternative compact allocation</w:t>
+      </w:r>
+    </w:p>
+    <w:p>
+      <w:r>
+        <w:t>This compact option is not the full-week schedule. Use the main teaching cycle and allow extra sessions for the investigation, independent work and project.</w:t>
+      </w:r>
+    </w:p>
+    <w:p>
+      <w:pPr>
+        <w:spacing w:line="336" w:lineRule="auto" w:after="180"/>
+        <w:shd w:fill="F1F6F8"/>
+      </w:pPr>
+      <w:r>
+        <w:rPr>
+          <w:b w:val="0"/>
+        </w:rPr>
         <w:t>Allow 80 minutes: recall 8; explanation 12; worked demonstration 15; guided practice 20; independent assessment 15; project and reflection 10. Extend the lab into a second session when needed.</w:t>
       </w:r>
     </w:p>
@@ -453,8 +740,73 @@
       </w:r>
     </w:p>
     <w:p>
-      <w:r>
-        <w:t>Teach two 45-minute sessions. Students fit a depth-one decision tree by learning branch majorities and selecting the question with the fewest total training mistakes. This transparent classroom algorithm is not a claim to reproduce CART or a library default. Explain tuple positions, list comprehension and the leaves dictionary; offer the full paper route for students who need it.</w:t>
+      <w:pPr>
+        <w:spacing w:line="336" w:lineRule="auto" w:after="180"/>
+      </w:pPr>
+      <w:r>
+        <w:rPr>
+          <w:b w:val="0"/>
+        </w:rPr>
+        <w:t xml:space="preserve">Teach two 45-minute sessions. Students fit a </w:t>
+      </w:r>
+      <w:r>
+        <w:rPr>
+          <w:b/>
+        </w:rPr>
+        <w:t>depth</w:t>
+      </w:r>
+      <w:r>
+        <w:rPr>
+          <w:b w:val="0"/>
+        </w:rPr>
+        <w:t xml:space="preserve">-one </w:t>
+      </w:r>
+      <w:r>
+        <w:rPr>
+          <w:b/>
+        </w:rPr>
+        <w:t>decision tree</w:t>
+      </w:r>
+      <w:r>
+        <w:rPr>
+          <w:b w:val="0"/>
+        </w:rPr>
+        <w:t xml:space="preserve"> by learning </w:t>
+      </w:r>
+      <w:r>
+        <w:rPr>
+          <w:b/>
+        </w:rPr>
+        <w:t>branch</w:t>
+      </w:r>
+      <w:r>
+        <w:rPr>
+          <w:b w:val="0"/>
+        </w:rPr>
+        <w:t xml:space="preserve"> majorities and selecting the question with the fewest total </w:t>
+      </w:r>
+      <w:r>
+        <w:rPr>
+          <w:b/>
+        </w:rPr>
+        <w:t>training</w:t>
+      </w:r>
+      <w:r>
+        <w:rPr>
+          <w:b w:val="0"/>
+        </w:rPr>
+        <w:t xml:space="preserve"> mistakes.</w:t>
+      </w:r>
+    </w:p>
+    <w:p>
+      <w:pPr>
+        <w:spacing w:line="336" w:lineRule="auto" w:after="180"/>
+      </w:pPr>
+      <w:r>
+        <w:rPr>
+          <w:b w:val="0"/>
+        </w:rPr>
+        <w:t>This transparent classroom algorithm is not a claim to reproduce CART or a library default. Explain tuple positions, list comprehension and the leaves dictionary; offer the full paper route for students who need it.</w:t>
       </w:r>
     </w:p>
     <w:p>
@@ -466,27 +818,93 @@
       </w:r>
     </w:p>
     <w:p>
-      <w:r>
-        <w:t>The cutoff was selected using training labels. Matching those examples does not establish performance on new examples; validation can expose mistakes and support a baseline comparison.</w:t>
-      </w:r>
-    </w:p>
-    <w:p>
-      <w:r>
+      <w:pPr>
+        <w:spacing w:line="336" w:lineRule="auto" w:after="180"/>
+      </w:pPr>
+      <w:r>
+        <w:rPr>
+          <w:b w:val="0"/>
+        </w:rPr>
+        <w:t xml:space="preserve">The cutoff was selected using </w:t>
+      </w:r>
+      <w:r>
+        <w:rPr>
+          <w:b/>
+        </w:rPr>
+        <w:t>training</w:t>
+      </w:r>
+      <w:r>
+        <w:rPr>
+          <w:b w:val="0"/>
+        </w:rPr>
+        <w:t xml:space="preserve"> labels. Matching those examples does not establish performance on new examples; validation can expose mistakes and support a baseline comparison.</w:t>
+      </w:r>
+    </w:p>
+    <w:p>
+      <w:pPr>
+        <w:spacing w:line="336" w:lineRule="auto" w:after="180"/>
+      </w:pPr>
+      <w:r>
+        <w:rPr>
+          <w:b w:val="0"/>
+        </w:rPr>
         <w:t>Printed lesson and workbook</w:t>
       </w:r>
     </w:p>
     <w:p>
-      <w:r>
-        <w:t>Six training row cards and four validation cards</w:t>
-      </w:r>
-    </w:p>
-    <w:p>
-      <w:r>
-        <w:t>Two branch areas labelled 0 and 1</w:t>
-      </w:r>
-    </w:p>
-    <w:p>
-      <w:r>
+      <w:pPr>
+        <w:spacing w:line="336" w:lineRule="auto" w:after="180"/>
+      </w:pPr>
+      <w:r>
+        <w:rPr>
+          <w:b w:val="0"/>
+        </w:rPr>
+        <w:t xml:space="preserve">Six </w:t>
+      </w:r>
+      <w:r>
+        <w:rPr>
+          <w:b/>
+        </w:rPr>
+        <w:t>training</w:t>
+      </w:r>
+      <w:r>
+        <w:rPr>
+          <w:b w:val="0"/>
+        </w:rPr>
+        <w:t xml:space="preserve"> row cards and four validation cards</w:t>
+      </w:r>
+    </w:p>
+    <w:p>
+      <w:pPr>
+        <w:spacing w:line="336" w:lineRule="auto" w:after="180"/>
+      </w:pPr>
+      <w:r>
+        <w:rPr>
+          <w:b w:val="0"/>
+        </w:rPr>
+        <w:t xml:space="preserve">Two </w:t>
+      </w:r>
+      <w:r>
+        <w:rPr>
+          <w:b/>
+        </w:rPr>
+        <w:t>branch</w:t>
+      </w:r>
+      <w:r>
+        <w:rPr>
+          <w:b w:val="0"/>
+        </w:rPr>
+        <w:t xml:space="preserve"> areas labelled 0 and 1</w:t>
+      </w:r>
+    </w:p>
+    <w:p>
+      <w:pPr>
+        <w:spacing w:line="336" w:lineRule="auto" w:after="180"/>
+      </w:pPr>
+      <w:r>
+        <w:rPr>
+          <w:b w:val="0"/>
+        </w:rPr>
         <w:t>Optional Python 3 editor with no packages required</w:t>
       </w:r>
     </w:p>
@@ -499,12 +917,36 @@
       </w:r>
     </w:p>
     <w:p>
-      <w:r>
-        <w:t>By the end, I can fit a one-question tree using training labels and an explicit candidate comparison.</w:t>
-      </w:r>
-    </w:p>
-    <w:p>
-      <w:r>
+      <w:pPr>
+        <w:spacing w:line="336" w:lineRule="auto" w:after="180"/>
+      </w:pPr>
+      <w:r>
+        <w:rPr>
+          <w:b w:val="0"/>
+        </w:rPr>
+        <w:t xml:space="preserve">By the end, I can fit a one-question tree using </w:t>
+      </w:r>
+      <w:r>
+        <w:rPr>
+          <w:b/>
+        </w:rPr>
+        <w:t>training</w:t>
+      </w:r>
+      <w:r>
+        <w:rPr>
+          <w:b w:val="0"/>
+        </w:rPr>
+        <w:t xml:space="preserve"> labels and an explicit candidate comparison.</w:t>
+      </w:r>
+    </w:p>
+    <w:p>
+      <w:pPr>
+        <w:spacing w:line="336" w:lineRule="auto" w:after="180"/>
+      </w:pPr>
+      <w:r>
+        <w:rPr>
+          <w:b w:val="0"/>
+        </w:rPr>
         <w:t>This added worked case illustrates the week’s main idea. Retain all original and connected topics; schedule its practice within the teaching cycle.</w:t>
       </w:r>
     </w:p>
@@ -517,61 +959,191 @@
       </w:r>
     </w:p>
     <w:p>
+      <w:r>
+        <w:t>Model Decision Trees using the supplied case, labelled mechanism and reasoning. Make the scope of each conclusion explicit.</w:t>
+      </w:r>
+    </w:p>
+    <w:p>
+      <w:pPr>
+        <w:spacing w:line="336" w:lineRule="auto" w:after="180"/>
+      </w:pPr>
+      <w:r>
+        <w:rPr>
+          <w:b/>
+        </w:rPr>
+        <w:t>Input</w:t>
+      </w:r>
+      <w:r>
+        <w:rPr>
+          <w:b w:val="0"/>
+        </w:rPr>
+        <w:t xml:space="preserve"> → </w:t>
+      </w:r>
+      <w:r>
+        <w:rPr>
+          <w:b/>
+        </w:rPr>
+        <w:t>Process</w:t>
+      </w:r>
+      <w:r>
+        <w:rPr>
+          <w:b w:val="0"/>
+        </w:rPr>
+        <w:t xml:space="preserve"> → </w:t>
+      </w:r>
+      <w:r>
+        <w:rPr>
+          <w:b/>
+        </w:rPr>
+        <w:t>Output</w:t>
+      </w:r>
+    </w:p>
+    <w:p>
+      <w:pPr>
+        <w:spacing w:line="336" w:lineRule="auto" w:after="180"/>
+      </w:pPr>
+      <w:r>
+        <w:rPr>
+          <w:b w:val="0"/>
+        </w:rPr>
+        <w:t>Trace the information. At each stage, ask what changed and how you could test it.</w:t>
+      </w:r>
+    </w:p>
+    <w:p>
+      <w:pPr>
+        <w:spacing w:line="336" w:lineRule="auto" w:after="180"/>
+      </w:pPr>
+      <w:r>
+        <w:rPr>
+          <w:b w:val="0"/>
+        </w:rPr>
+        <w:t>Which stage could fail even when the other two are correct? Explain:</w:t>
+      </w:r>
+    </w:p>
+    <w:p>
+      <w:pPr>
+        <w:spacing w:line="336" w:lineRule="auto" w:after="180"/>
+      </w:pPr>
+      <w:r>
+        <w:rPr>
+          <w:b w:val="0"/>
+        </w:rPr>
+        <w:t xml:space="preserve">Predict first. Then check each step. A correct answer without visible reasoning is incomplete </w:t>
+      </w:r>
+      <w:r>
+        <w:rPr>
+          <w:b/>
+        </w:rPr>
+        <w:t>evidence</w:t>
+      </w:r>
+      <w:r>
+        <w:rPr>
+          <w:b w:val="0"/>
+        </w:rPr>
+        <w:t>.</w:t>
+      </w:r>
+    </w:p>
+    <w:p>
+      <w:pPr>
+        <w:spacing w:line="336" w:lineRule="auto" w:after="180"/>
+        <w:shd w:fill="F4F9FC"/>
+      </w:pPr>
+      <w:r>
+        <w:rPr>
+          <w:b w:val="0"/>
+        </w:rPr>
+        <w:t>1. Start with 8 animals.</w:t>
+      </w:r>
+    </w:p>
+    <w:p>
+      <w:pPr>
+        <w:spacing w:line="336" w:lineRule="auto" w:after="180"/>
+        <w:shd w:fill="F4F9FC"/>
+      </w:pPr>
+      <w:r>
+        <w:rPr>
+          <w:b w:val="0"/>
+        </w:rPr>
+        <w:t>2. Question A leaves groups of 4 and 4; question B leaves 7 and 1.</w:t>
+      </w:r>
+    </w:p>
+    <w:p>
+      <w:pPr>
+        <w:spacing w:line="336" w:lineRule="auto" w:after="180"/>
+        <w:shd w:fill="F4F9FC"/>
+      </w:pPr>
+      <w:r>
+        <w:rPr>
+          <w:b w:val="0"/>
+        </w:rPr>
+        <w:t>3. A balanced first split usually reduces later questions.</w:t>
+      </w:r>
+    </w:p>
+    <w:p>
+      <w:pPr>
+        <w:spacing w:line="336" w:lineRule="auto" w:after="180"/>
+        <w:shd w:fill="F4F9FC"/>
+      </w:pPr>
+      <w:r>
+        <w:rPr>
+          <w:b w:val="0"/>
+        </w:rPr>
+        <w:t xml:space="preserve">4. Trace every animal to verify one and only one </w:t>
+      </w:r>
+      <w:r>
+        <w:rPr>
+          <w:b/>
+        </w:rPr>
+        <w:t>leaf</w:t>
+      </w:r>
+      <w:r>
+        <w:rPr>
+          <w:b w:val="0"/>
+        </w:rPr>
+        <w:t>.</w:t>
+      </w:r>
+    </w:p>
+    <w:p>
+      <w:pPr>
+        <w:spacing w:line="336" w:lineRule="auto" w:after="180"/>
+      </w:pPr>
+      <w:r>
+        <w:rPr>
+          <w:b w:val="0"/>
+        </w:rPr>
+        <w:t>Recalculate, retrace, or restate the reasoning in your own representation:</w:t>
+      </w:r>
+    </w:p>
+    <w:p>
+      <w:pPr>
+        <w:spacing w:line="336" w:lineRule="auto" w:after="180"/>
+        <w:shd w:fill="F5F1FB"/>
+      </w:pPr>
+      <w:r>
+        <w:rPr>
+          <w:b w:val="0"/>
+        </w:rPr>
+        <w:t xml:space="preserve">CHECK Did the </w:t>
+      </w:r>
+      <w:r>
+        <w:rPr>
+          <w:b/>
+        </w:rPr>
+        <w:t>evidence</w:t>
+      </w:r>
+      <w:r>
+        <w:rPr>
+          <w:b w:val="0"/>
+        </w:rPr>
+        <w:t xml:space="preserve"> answer the exact question? Did the total, path, or source record stay consistent?</w:t>
+      </w:r>
+    </w:p>
+    <w:p>
       <w:pPr>
         <w:pStyle w:val="Heading3"/>
       </w:pPr>
       <w:r>
-        <w:t>Explain the mechanism</w:t>
-      </w:r>
-    </w:p>
-    <w:p>
-      <w:r>
-        <w:t>Input → Process → Output</w:t>
-      </w:r>
-    </w:p>
-    <w:p>
-      <w:r>
-        <w:t>Trace the information. At each stage, ask what changed and how you could test it.</w:t>
-      </w:r>
-    </w:p>
-    <w:p>
-      <w:r>
-        <w:t>Which stage could fail even when the other two are correct? Explain:</w:t>
-      </w:r>
-    </w:p>
-    <w:p>
-      <w:r>
-        <w:t>Predict first. Then check each step. A correct answer without visible reasoning is incomplete evidence.</w:t>
-      </w:r>
-    </w:p>
-    <w:p>
-      <w:r>
-        <w:t>1. Start with 8 animals.</w:t>
-      </w:r>
-    </w:p>
-    <w:p>
-      <w:r>
-        <w:t>2. Question A leaves groups of 4 and 4; question B leaves 7 and 1.</w:t>
-      </w:r>
-    </w:p>
-    <w:p>
-      <w:r>
-        <w:t>3. A balanced first split usually reduces later questions.</w:t>
-      </w:r>
-    </w:p>
-    <w:p>
-      <w:r>
-        <w:t>4. Trace every animal to verify one and only one leaf.</w:t>
-      </w:r>
-    </w:p>
-    <w:p>
-      <w:r>
-        <w:t>Recalculate, retrace, or restate the reasoning in your own representation:</w:t>
-      </w:r>
-    </w:p>
-    <w:p>
-      <w:r>
-        <w:t>CHECK Did the evidence answer the exact question? Did the total, path, or source record stay consistent?</w:t>
+        <w:t>Concrete teaching case</w:t>
       </w:r>
     </w:p>
     <w:p>
@@ -579,16 +1151,38 @@
         <w:pStyle w:val="Heading3"/>
       </w:pPr>
       <w:r>
-        <w:t>Concrete teaching case</w:t>
-      </w:r>
-    </w:p>
-    <w:p>
-      <w:r>
+        <w:t>The teaching case</w:t>
+      </w:r>
+    </w:p>
+    <w:p>
+      <w:pPr>
+        <w:spacing w:line="336" w:lineRule="auto" w:after="180"/>
+        <w:shd w:fill="F1F6FC"/>
+      </w:pPr>
+      <w:r>
+        <w:rPr>
+          <w:b w:val="0"/>
+        </w:rPr>
         <w:t>First ask animal book? If no, Other. If yes, ask pages&lt;100; yes gives Short Animal, no gives Longer Animal.</w:t>
       </w:r>
     </w:p>
     <w:p>
-      <w:r>
+      <w:pPr>
+        <w:pStyle w:val="Heading3"/>
+      </w:pPr>
+      <w:r>
+        <w:t>The teaching case</w:t>
+      </w:r>
+    </w:p>
+    <w:p>
+      <w:pPr>
+        <w:spacing w:line="336" w:lineRule="auto" w:after="180"/>
+        <w:shd w:fill="F1F6FC"/>
+      </w:pPr>
+      <w:r>
+        <w:rPr>
+          <w:b w:val="0"/>
+        </w:rPr>
         <w:t>Trace 90-page animal and science books.</w:t>
       </w:r>
     </w:p>
@@ -601,7 +1195,22 @@
       </w:r>
     </w:p>
     <w:p>
-      <w:r>
+      <w:pPr>
+        <w:pStyle w:val="Heading3"/>
+      </w:pPr>
+      <w:r>
+        <w:t>Why the result follows</w:t>
+      </w:r>
+    </w:p>
+    <w:p>
+      <w:pPr>
+        <w:spacing w:line="336" w:lineRule="auto" w:after="180"/>
+        <w:shd w:fill="F1F6FC"/>
+      </w:pPr>
+      <w:r>
+        <w:rPr>
+          <w:b w:val="0"/>
+        </w:rPr>
         <w:t>The animal book reaches Short Animal; science reaches Other after the first question.</w:t>
       </w:r>
     </w:p>
@@ -614,33 +1223,415 @@
       </w:r>
     </w:p>
     <w:p>
-      <w:r>
-        <w:t>A decision tree asks a feature question and follows a branch to a prediction. A tree with one question has depth one and is sometimes called a stump. Unlike Week 8, where the two output labels were fixed in advance, this week we fit both the question and the label stored at each leaf.</w:t>
-      </w:r>
-    </w:p>
-    <w:p>
-      <w:r>
-        <w:t>Our six fictional training rows have two binary sensor flags available before prediction: near and tall. A value of 1 means that flag is present; 0 means absent. The reviewed scene label is separate. Each row represents a different trip on a familiar route, including rows with identical values. Similar readings can have different scene labels. These are teaching examples, not robot control instructions.</w:t>
-      </w:r>
-    </w:p>
-    <w:p>
-      <w:r>
-        <w:t>Try near first and tall second. For each question, group the training rows by 0 and 1, then predict each group’s majority label; choose clear for tied label counts. Count all training mistakes and keep the first question if scores tie. Stop after one question. This is our stated classroom fitting procedure.</w:t>
-      </w:r>
-    </w:p>
-    <w:p>
-      <w:r>
-        <w:t>Feature 0 is near; feature 1 is tall; row[2] is the label. Output is 0 1, then 1 2, then 0 clear blocked. Near makes one training mistake: near=0 contains two clear labels and one blocked, so that leaf predicts clear. Near=1 contains three blocked labels. Tall makes two mistakes because both its groups have a blocked majority.</w:t>
-      </w:r>
-    </w:p>
-    <w:p>
-      <w:r>
-        <w:t>The stored tree contains the chosen feature and its two learned leaves. The code assumes nonempty data, binary flags, allowed labels and examples on both branches of each candidate. An empty branch would need a declared fallback; this small example does not implement one. The score is total training mistakes, not an average giving small and large branches equal weight.</w:t>
-      </w:r>
-    </w:p>
-    <w:p>
-      <w:r>
-        <w:t>This is an explicitly limited depth-one learner. General tree algorithms can repeat split selection within branches and often use impurity criteria such as Gini. Our code does not implement that full procedure. Keeping the scope small lets you inspect every decision.</w:t>
+      <w:pPr>
+        <w:pStyle w:val="Heading3"/>
+      </w:pPr>
+      <w:r>
+        <w:t>Explain the added worked example · 1</w:t>
+      </w:r>
+    </w:p>
+    <w:p>
+      <w:pPr>
+        <w:spacing w:line="336" w:lineRule="auto" w:after="180"/>
+      </w:pPr>
+      <w:r>
+        <w:rPr>
+          <w:b w:val="0"/>
+        </w:rPr>
+        <w:t xml:space="preserve">A </w:t>
+      </w:r>
+      <w:r>
+        <w:rPr>
+          <w:b/>
+        </w:rPr>
+        <w:t>decision tree</w:t>
+      </w:r>
+      <w:r>
+        <w:rPr>
+          <w:b w:val="0"/>
+        </w:rPr>
+        <w:t xml:space="preserve"> asks a feature question and follows a </w:t>
+      </w:r>
+      <w:r>
+        <w:rPr>
+          <w:b/>
+        </w:rPr>
+        <w:t>branch</w:t>
+      </w:r>
+      <w:r>
+        <w:rPr>
+          <w:b w:val="0"/>
+        </w:rPr>
+        <w:t xml:space="preserve"> to a </w:t>
+      </w:r>
+      <w:r>
+        <w:rPr>
+          <w:b/>
+        </w:rPr>
+        <w:t>prediction</w:t>
+      </w:r>
+      <w:r>
+        <w:rPr>
+          <w:b w:val="0"/>
+        </w:rPr>
+        <w:t xml:space="preserve">. A tree with one question has </w:t>
+      </w:r>
+      <w:r>
+        <w:rPr>
+          <w:b/>
+        </w:rPr>
+        <w:t>depth</w:t>
+      </w:r>
+      <w:r>
+        <w:rPr>
+          <w:b w:val="0"/>
+        </w:rPr>
+        <w:t xml:space="preserve"> one and is sometimes called a stump.</w:t>
+      </w:r>
+    </w:p>
+    <w:p>
+      <w:pPr>
+        <w:spacing w:line="336" w:lineRule="auto" w:after="180"/>
+      </w:pPr>
+      <w:r>
+        <w:rPr>
+          <w:b w:val="0"/>
+        </w:rPr>
+        <w:t xml:space="preserve">Unlike Week 8, where the two </w:t>
+      </w:r>
+      <w:r>
+        <w:rPr>
+          <w:b/>
+        </w:rPr>
+        <w:t>output</w:t>
+      </w:r>
+      <w:r>
+        <w:rPr>
+          <w:b w:val="0"/>
+        </w:rPr>
+        <w:t xml:space="preserve"> labels were fixed in advance, this week we fit both the question and the label stored at each </w:t>
+      </w:r>
+      <w:r>
+        <w:rPr>
+          <w:b/>
+        </w:rPr>
+        <w:t>leaf</w:t>
+      </w:r>
+      <w:r>
+        <w:rPr>
+          <w:b w:val="0"/>
+        </w:rPr>
+        <w:t>.</w:t>
+      </w:r>
+    </w:p>
+    <w:p>
+      <w:pPr>
+        <w:pStyle w:val="Heading3"/>
+      </w:pPr>
+      <w:r>
+        <w:t>Explain the added worked example · 2</w:t>
+      </w:r>
+    </w:p>
+    <w:p>
+      <w:pPr>
+        <w:spacing w:line="336" w:lineRule="auto" w:after="180"/>
+      </w:pPr>
+      <w:r>
+        <w:rPr>
+          <w:b w:val="0"/>
+        </w:rPr>
+        <w:t xml:space="preserve">Our six fictional </w:t>
+      </w:r>
+      <w:r>
+        <w:rPr>
+          <w:b/>
+        </w:rPr>
+        <w:t>training</w:t>
+      </w:r>
+      <w:r>
+        <w:rPr>
+          <w:b w:val="0"/>
+        </w:rPr>
+        <w:t xml:space="preserve"> rows have two binary sensor flags available before </w:t>
+      </w:r>
+      <w:r>
+        <w:rPr>
+          <w:b/>
+        </w:rPr>
+        <w:t>prediction</w:t>
+      </w:r>
+      <w:r>
+        <w:rPr>
+          <w:b w:val="0"/>
+        </w:rPr>
+        <w:t>: near and tall. A value of 1 means that flag is present; 0 means absent. The reviewed scene label is separate.</w:t>
+      </w:r>
+    </w:p>
+    <w:p>
+      <w:pPr>
+        <w:spacing w:line="336" w:lineRule="auto" w:after="180"/>
+      </w:pPr>
+      <w:r>
+        <w:rPr>
+          <w:b w:val="0"/>
+        </w:rPr>
+        <w:t>Each row represents a different trip on a familiar route, including rows with identical values. Similar readings can have different scene labels. These are teaching examples, not robot control instructions.</w:t>
+      </w:r>
+    </w:p>
+    <w:p>
+      <w:pPr>
+        <w:pStyle w:val="Heading3"/>
+      </w:pPr>
+      <w:r>
+        <w:t>Explain the added worked example · 3</w:t>
+      </w:r>
+    </w:p>
+    <w:p>
+      <w:pPr>
+        <w:spacing w:line="336" w:lineRule="auto" w:after="180"/>
+      </w:pPr>
+      <w:r>
+        <w:rPr>
+          <w:b w:val="0"/>
+        </w:rPr>
+        <w:t xml:space="preserve">Try near first and tall second. For each question, group the </w:t>
+      </w:r>
+      <w:r>
+        <w:rPr>
+          <w:b/>
+        </w:rPr>
+        <w:t>training</w:t>
+      </w:r>
+      <w:r>
+        <w:rPr>
+          <w:b w:val="0"/>
+        </w:rPr>
+        <w:t xml:space="preserve"> rows by 0 and 1, then predict each group’s majority label; choose clear for tied label counts.</w:t>
+      </w:r>
+    </w:p>
+    <w:p>
+      <w:pPr>
+        <w:spacing w:line="336" w:lineRule="auto" w:after="180"/>
+      </w:pPr>
+      <w:r>
+        <w:rPr>
+          <w:b w:val="0"/>
+        </w:rPr>
+        <w:t xml:space="preserve">Count all </w:t>
+      </w:r>
+      <w:r>
+        <w:rPr>
+          <w:b/>
+        </w:rPr>
+        <w:t>training</w:t>
+      </w:r>
+      <w:r>
+        <w:rPr>
+          <w:b w:val="0"/>
+        </w:rPr>
+        <w:t xml:space="preserve"> mistakes and keep the first question if scores tie. Stop after one question. This is our stated classroom </w:t>
+      </w:r>
+      <w:r>
+        <w:rPr>
+          <w:b/>
+        </w:rPr>
+        <w:t>fitting</w:t>
+      </w:r>
+      <w:r>
+        <w:rPr>
+          <w:b w:val="0"/>
+        </w:rPr>
+        <w:t xml:space="preserve"> procedure.</w:t>
+      </w:r>
+    </w:p>
+    <w:p>
+      <w:pPr>
+        <w:pStyle w:val="Heading3"/>
+      </w:pPr>
+      <w:r>
+        <w:t>Explain the added worked example · 4</w:t>
+      </w:r>
+    </w:p>
+    <w:p>
+      <w:pPr>
+        <w:spacing w:line="336" w:lineRule="auto" w:after="180"/>
+      </w:pPr>
+      <w:r>
+        <w:rPr>
+          <w:b w:val="0"/>
+        </w:rPr>
+        <w:t xml:space="preserve">Feature 0 is near; feature 1 is tall; row[2] is the label. </w:t>
+      </w:r>
+      <w:r>
+        <w:rPr>
+          <w:b/>
+        </w:rPr>
+        <w:t>Output</w:t>
+      </w:r>
+      <w:r>
+        <w:rPr>
+          <w:b w:val="0"/>
+        </w:rPr>
+        <w:t xml:space="preserve"> is 0 1, then 1 2, then 0 clear blocked. Near makes one </w:t>
+      </w:r>
+      <w:r>
+        <w:rPr>
+          <w:b/>
+        </w:rPr>
+        <w:t>training</w:t>
+      </w:r>
+      <w:r>
+        <w:rPr>
+          <w:b w:val="0"/>
+        </w:rPr>
+        <w:t xml:space="preserve"> mistake: near=0 contains two clear labels and one blocked, so that </w:t>
+      </w:r>
+      <w:r>
+        <w:rPr>
+          <w:b/>
+        </w:rPr>
+        <w:t>leaf</w:t>
+      </w:r>
+      <w:r>
+        <w:rPr>
+          <w:b w:val="0"/>
+        </w:rPr>
+        <w:t xml:space="preserve"> predicts clear.</w:t>
+      </w:r>
+    </w:p>
+    <w:p>
+      <w:pPr>
+        <w:spacing w:line="336" w:lineRule="auto" w:after="180"/>
+      </w:pPr>
+      <w:r>
+        <w:rPr>
+          <w:b w:val="0"/>
+        </w:rPr>
+        <w:t>Near=1 contains three blocked labels. Tall makes two mistakes because both its groups have a blocked majority.</w:t>
+      </w:r>
+    </w:p>
+    <w:p>
+      <w:pPr>
+        <w:pStyle w:val="Heading3"/>
+      </w:pPr>
+      <w:r>
+        <w:t>Explain the added worked example · 5</w:t>
+      </w:r>
+    </w:p>
+    <w:p>
+      <w:pPr>
+        <w:spacing w:line="336" w:lineRule="auto" w:after="180"/>
+      </w:pPr>
+      <w:r>
+        <w:rPr>
+          <w:b w:val="0"/>
+        </w:rPr>
+        <w:t xml:space="preserve">The stored tree contains the chosen feature and its two learned leaves. The code assumes nonempty data, binary flags, allowed labels and examples on both </w:t>
+      </w:r>
+      <w:r>
+        <w:rPr>
+          <w:b/>
+        </w:rPr>
+        <w:t>branch</w:t>
+      </w:r>
+      <w:r>
+        <w:rPr>
+          <w:b w:val="0"/>
+        </w:rPr>
+        <w:t>es of each candidate.</w:t>
+      </w:r>
+    </w:p>
+    <w:p>
+      <w:pPr>
+        <w:spacing w:line="336" w:lineRule="auto" w:after="180"/>
+      </w:pPr>
+      <w:r>
+        <w:rPr>
+          <w:b w:val="0"/>
+        </w:rPr>
+        <w:t xml:space="preserve">An empty </w:t>
+      </w:r>
+      <w:r>
+        <w:rPr>
+          <w:b/>
+        </w:rPr>
+        <w:t>branch</w:t>
+      </w:r>
+      <w:r>
+        <w:rPr>
+          <w:b w:val="0"/>
+        </w:rPr>
+        <w:t xml:space="preserve"> would need a declared fallback; this small example does not implement one. The score is total </w:t>
+      </w:r>
+      <w:r>
+        <w:rPr>
+          <w:b/>
+        </w:rPr>
+        <w:t>training</w:t>
+      </w:r>
+      <w:r>
+        <w:rPr>
+          <w:b w:val="0"/>
+        </w:rPr>
+        <w:t xml:space="preserve"> mistakes, not an average giving small and large </w:t>
+      </w:r>
+      <w:r>
+        <w:rPr>
+          <w:b/>
+        </w:rPr>
+        <w:t>branch</w:t>
+      </w:r>
+      <w:r>
+        <w:rPr>
+          <w:b w:val="0"/>
+        </w:rPr>
+        <w:t>es equal weight.</w:t>
+      </w:r>
+    </w:p>
+    <w:p>
+      <w:pPr>
+        <w:spacing w:line="336" w:lineRule="auto" w:after="180"/>
+      </w:pPr>
+      <w:r>
+        <w:rPr>
+          <w:b w:val="0"/>
+        </w:rPr>
+        <w:t xml:space="preserve">This is an explicitly limited </w:t>
+      </w:r>
+      <w:r>
+        <w:rPr>
+          <w:b/>
+        </w:rPr>
+        <w:t>depth</w:t>
+      </w:r>
+      <w:r>
+        <w:rPr>
+          <w:b w:val="0"/>
+        </w:rPr>
+        <w:t xml:space="preserve">-one learner. General tree algorithms can repeat split selection within </w:t>
+      </w:r>
+      <w:r>
+        <w:rPr>
+          <w:b/>
+        </w:rPr>
+        <w:t>branch</w:t>
+      </w:r>
+      <w:r>
+        <w:rPr>
+          <w:b w:val="0"/>
+        </w:rPr>
+        <w:t>es and often use impurity criteria such as Gini. Our code does not implement that full procedure.</w:t>
+      </w:r>
+    </w:p>
+    <w:p>
+      <w:pPr>
+        <w:spacing w:line="336" w:lineRule="auto" w:after="180"/>
+      </w:pPr>
+      <w:r>
+        <w:rPr>
+          <w:b w:val="0"/>
+        </w:rPr>
+        <w:t>Keeping the scope small lets you inspect every decision.</w:t>
       </w:r>
     </w:p>
     <w:p>
@@ -784,8 +1775,37 @@
       </w:r>
     </w:p>
     <w:p>
-      <w:r>
-        <w:t>Use the complete worked example below before asking learners to complete W2. Reveal a small part, invite a prediction, then explain the deciding step. These teacher notes contain solutions; do not reveal the independent case answer during modelling.</w:t>
+      <w:pPr>
+        <w:spacing w:line="336" w:lineRule="auto" w:after="180"/>
+      </w:pPr>
+      <w:r>
+        <w:rPr>
+          <w:b w:val="0"/>
+        </w:rPr>
+        <w:t xml:space="preserve">Use the complete worked example below before asking learners to complete W2. Reveal a small part, invite a </w:t>
+      </w:r>
+      <w:r>
+        <w:rPr>
+          <w:b/>
+        </w:rPr>
+        <w:t>prediction</w:t>
+      </w:r>
+      <w:r>
+        <w:rPr>
+          <w:b w:val="0"/>
+        </w:rPr>
+        <w:t>, then explain the deciding step.</w:t>
+      </w:r>
+    </w:p>
+    <w:p>
+      <w:pPr>
+        <w:spacing w:line="336" w:lineRule="auto" w:after="180"/>
+      </w:pPr>
+      <w:r>
+        <w:rPr>
+          <w:b w:val="0"/>
+        </w:rPr>
+        <w:t>These teacher notes contain solutions; do not reveal the independent case answer during modelling.</w:t>
       </w:r>
     </w:p>
     <w:p>
@@ -913,15 +1933,76 @@
       </w:r>
     </w:p>
     <w:p>
-      <w:r>
-        <w:t>Validation rows are (near=1,tall=1,blocked), (0,0,clear), (0,1,blocked), (1,0,clear). Follow only near: predictions are blocked, clear, clear, blocked. Two of four match. The training-majority baseline predicts blocked, since training has four blocked and two clear; it also matches two of four validation labels.</w:t>
-      </w:r>
-    </w:p>
-    <w:p>
       <w:pPr>
         <w:pStyle w:val="Heading3"/>
       </w:pPr>
       <w:r>
+        <w:t>Model the reasoning aloud · 6</w:t>
+      </w:r>
+    </w:p>
+    <w:p>
+      <w:pPr>
+        <w:spacing w:line="336" w:lineRule="auto" w:after="180"/>
+      </w:pPr>
+      <w:r>
+        <w:rPr>
+          <w:b w:val="0"/>
+        </w:rPr>
+        <w:t xml:space="preserve">Validation rows are (near=1,tall=1,blocked), (0,0,clear), (0,1,blocked), (1,0,clear). Follow only near: </w:t>
+      </w:r>
+      <w:r>
+        <w:rPr>
+          <w:b/>
+        </w:rPr>
+        <w:t>prediction</w:t>
+      </w:r>
+      <w:r>
+        <w:rPr>
+          <w:b w:val="0"/>
+        </w:rPr>
+        <w:t>s are blocked, clear, clear, blocked. Two of four match.</w:t>
+      </w:r>
+    </w:p>
+    <w:p>
+      <w:pPr>
+        <w:spacing w:line="336" w:lineRule="auto" w:after="180"/>
+      </w:pPr>
+      <w:r>
+        <w:rPr>
+          <w:b w:val="0"/>
+        </w:rPr>
+        <w:t xml:space="preserve">The </w:t>
+      </w:r>
+      <w:r>
+        <w:rPr>
+          <w:b/>
+        </w:rPr>
+        <w:t>training</w:t>
+      </w:r>
+      <w:r>
+        <w:rPr>
+          <w:b w:val="0"/>
+        </w:rPr>
+        <w:t xml:space="preserve">-majority baseline predicts blocked, since </w:t>
+      </w:r>
+      <w:r>
+        <w:rPr>
+          <w:b/>
+        </w:rPr>
+        <w:t>training</w:t>
+      </w:r>
+      <w:r>
+        <w:rPr>
+          <w:b w:val="0"/>
+        </w:rPr>
+        <w:t xml:space="preserve"> has four blocked and two clear; it also matches two of four validation labels.</w:t>
+      </w:r>
+    </w:p>
+    <w:p>
+      <w:pPr>
+        <w:pStyle w:val="Heading3"/>
+      </w:pPr>
+      <w:r>
         <w:t>Which validation rows does the tree miss, and which does the baseline miss? Explain why the tall value cannot change this tree’s prediction.</w:t>
       </w:r>
     </w:p>
@@ -946,8 +2027,50 @@
       </w:r>
     </w:p>
     <w:p>
-      <w:r>
-        <w:t>Keep the fitted root and leaves unchanged while scoring. Equal accuracy does not mean identical errors, and five correct training predictions out of six is not the validation result.</w:t>
+      <w:pPr>
+        <w:spacing w:line="336" w:lineRule="auto" w:after="180"/>
+      </w:pPr>
+      <w:r>
+        <w:rPr>
+          <w:b w:val="0"/>
+        </w:rPr>
+        <w:t xml:space="preserve">Keep the fitted </w:t>
+      </w:r>
+      <w:r>
+        <w:rPr>
+          <w:b/>
+        </w:rPr>
+        <w:t>root</w:t>
+      </w:r>
+      <w:r>
+        <w:rPr>
+          <w:b w:val="0"/>
+        </w:rPr>
+        <w:t xml:space="preserve"> and leaves unchanged while scoring. Equal accuracy does not mean identical errors, and five correct </w:t>
+      </w:r>
+      <w:r>
+        <w:rPr>
+          <w:b/>
+        </w:rPr>
+        <w:t>training</w:t>
+      </w:r>
+      <w:r>
+        <w:rPr>
+          <w:b w:val="0"/>
+        </w:rPr>
+        <w:t xml:space="preserve"> </w:t>
+      </w:r>
+      <w:r>
+        <w:rPr>
+          <w:b/>
+        </w:rPr>
+        <w:t>prediction</w:t>
+      </w:r>
+      <w:r>
+        <w:rPr>
+          <w:b w:val="0"/>
+        </w:rPr>
+        <w:t>s out of six is not the validation result.</w:t>
       </w:r>
     </w:p>
     <w:tbl>
@@ -1053,7 +2176,13 @@
       </w:tr>
     </w:tbl>
     <w:p>
-      <w:r>
+      <w:pPr>
+        <w:spacing w:line="336" w:lineRule="auto" w:after="180"/>
+      </w:pPr>
+      <w:r>
+        <w:rPr>
+          <w:b w:val="0"/>
+        </w:rPr>
         <w:t>Use the diagram and verbal explanation together. Ask learners to match a sentence to a specific visual step; do not assign learners fixed visual or auditory learning styles.</w:t>
       </w:r>
     </w:p>
@@ -1066,7 +2195,13 @@
       </w:r>
     </w:p>
     <w:p>
-      <w:r>
+      <w:pPr>
+        <w:spacing w:line="336" w:lineRule="auto" w:after="180"/>
+      </w:pPr>
+      <w:r>
+        <w:rPr>
+          <w:b w:val="0"/>
+        </w:rPr>
         <w:t>A fictional toy classifier predicts whether a book needs an illustration label.</w:t>
       </w:r>
     </w:p>
@@ -1079,13 +2214,97 @@
       </w:r>
     </w:p>
     <w:p>
-      <w:r>
-        <w:t>Training rows (colour_cover,diagram_inside,label): (1,1,Yes),(1,0,No),(0,1,Yes),(0,0,No).</w:t>
-      </w:r>
-    </w:p>
-    <w:p>
-      <w:r>
-        <w:t>Candidates ask colour_cover or diagram_inside; each leaf uses its training majority. A leaf tie chooses No. Select fewer training errors.</w:t>
+      <w:pPr>
+        <w:pStyle w:val="Heading3"/>
+      </w:pPr>
+      <w:r>
+        <w:t>Supplied facts</w:t>
+      </w:r>
+    </w:p>
+    <w:p>
+      <w:pPr>
+        <w:spacing w:line="336" w:lineRule="auto" w:after="180"/>
+        <w:shd w:fill="F1F6FC"/>
+      </w:pPr>
+      <w:r>
+        <w:rPr>
+          <w:b/>
+        </w:rPr>
+        <w:t>Training</w:t>
+      </w:r>
+      <w:r>
+        <w:rPr>
+          <w:b w:val="0"/>
+        </w:rPr>
+        <w:t xml:space="preserve"> rows (colour_cover,diagram_inside,label): (1,1,Yes),(1,0,No),(0,1,Yes),(0,0,No).</w:t>
+      </w:r>
+    </w:p>
+    <w:p>
+      <w:pPr>
+        <w:pStyle w:val="Heading3"/>
+      </w:pPr>
+      <w:r>
+        <w:t>Supplied facts</w:t>
+      </w:r>
+    </w:p>
+    <w:p>
+      <w:pPr>
+        <w:spacing w:line="336" w:lineRule="auto" w:after="180"/>
+        <w:shd w:fill="F1F6FC"/>
+      </w:pPr>
+      <w:r>
+        <w:rPr>
+          <w:b w:val="0"/>
+        </w:rPr>
+        <w:t xml:space="preserve">Candidates ask colour_cover or diagram_inside; each </w:t>
+      </w:r>
+      <w:r>
+        <w:rPr>
+          <w:b/>
+        </w:rPr>
+        <w:t>leaf</w:t>
+      </w:r>
+      <w:r>
+        <w:rPr>
+          <w:b w:val="0"/>
+        </w:rPr>
+        <w:t xml:space="preserve"> uses its </w:t>
+      </w:r>
+      <w:r>
+        <w:rPr>
+          <w:b/>
+        </w:rPr>
+        <w:t>training</w:t>
+      </w:r>
+      <w:r>
+        <w:rPr>
+          <w:b w:val="0"/>
+        </w:rPr>
+        <w:t xml:space="preserve"> majority. A </w:t>
+      </w:r>
+      <w:r>
+        <w:rPr>
+          <w:b/>
+        </w:rPr>
+        <w:t>leaf</w:t>
+      </w:r>
+      <w:r>
+        <w:rPr>
+          <w:b w:val="0"/>
+        </w:rPr>
+        <w:t xml:space="preserve"> tie chooses No. Select fewer </w:t>
+      </w:r>
+      <w:r>
+        <w:rPr>
+          <w:b/>
+        </w:rPr>
+        <w:t>training</w:t>
+      </w:r>
+      <w:r>
+        <w:rPr>
+          <w:b w:val="0"/>
+        </w:rPr>
+        <w:t xml:space="preserve"> errors.</w:t>
       </w:r>
     </w:p>
     <w:p>
@@ -1270,20 +2489,80 @@
       </w:r>
     </w:p>
     <w:p>
-      <w:r>
-        <w:t>A question becomes a fitted tree only after its leaves and selection procedure are specified. The training comparison prefers the feature that separates these labels. Prediction follows the selected question; it does not reselect the tree using a new case’s answer. Save candidate leaves and errors so the choice can be repeated.</w:t>
-      </w:r>
-    </w:p>
-    <w:p>
       <w:pPr>
         <w:pStyle w:val="Heading3"/>
       </w:pPr>
       <w:r>
+        <w:t>Why the result follows</w:t>
+      </w:r>
+    </w:p>
+    <w:p>
+      <w:pPr>
+        <w:spacing w:line="336" w:lineRule="auto" w:after="180"/>
+        <w:shd w:fill="F1F6FC"/>
+      </w:pPr>
+      <w:r>
+        <w:rPr>
+          <w:b w:val="0"/>
+        </w:rPr>
+        <w:t xml:space="preserve">A question becomes a fitted tree only after its leaves and selection procedure are specified. The </w:t>
+      </w:r>
+      <w:r>
+        <w:rPr>
+          <w:b/>
+        </w:rPr>
+        <w:t>training</w:t>
+      </w:r>
+      <w:r>
+        <w:rPr>
+          <w:b w:val="0"/>
+        </w:rPr>
+        <w:t xml:space="preserve"> comparison prefers the feature that separates these labels.</w:t>
+      </w:r>
+    </w:p>
+    <w:p>
+      <w:pPr>
+        <w:spacing w:line="336" w:lineRule="auto" w:after="180"/>
+        <w:shd w:fill="F1F6FC"/>
+      </w:pPr>
+      <w:r>
+        <w:rPr>
+          <w:b/>
+        </w:rPr>
+        <w:t>Prediction</w:t>
+      </w:r>
+      <w:r>
+        <w:rPr>
+          <w:b w:val="0"/>
+        </w:rPr>
+        <w:t xml:space="preserve"> follows the selected question; it does not reselect the tree using a new case’s answer. Save candidate leaves and errors so the choice can be repeated.</w:t>
+      </w:r>
+    </w:p>
+    <w:p>
+      <w:pPr>
+        <w:pStyle w:val="Heading3"/>
+      </w:pPr>
+      <w:r>
         <w:t>What this example does not establish</w:t>
       </w:r>
     </w:p>
     <w:p>
-      <w:r>
+      <w:pPr>
+        <w:pStyle w:val="Heading3"/>
+      </w:pPr>
+      <w:r>
+        <w:t>Keep the stated limit</w:t>
+      </w:r>
+    </w:p>
+    <w:p>
+      <w:pPr>
+        <w:spacing w:line="336" w:lineRule="auto" w:after="180"/>
+        <w:shd w:fill="FFF5E6"/>
+      </w:pPr>
+      <w:r>
+        <w:rPr>
+          <w:b w:val="0"/>
+        </w:rPr>
         <w:t>Zero errors on four toy examples do not establish that diagrams always determine a real book’s classification.</w:t>
       </w:r>
     </w:p>
@@ -1296,17 +2575,80 @@
       </w:r>
     </w:p>
     <w:p>
-      <w:r>
-        <w:t>Change: New input becomes (0,1).</w:t>
-      </w:r>
-    </w:p>
-    <w:p>
-      <w:r>
-        <w:t>Prediction: The fitted tree predicts Yes.</w:t>
-      </w:r>
-    </w:p>
-    <w:p>
-      <w:r>
+      <w:pPr>
+        <w:pStyle w:val="Heading3"/>
+      </w:pPr>
+      <w:r>
+        <w:t>Change one thing</w:t>
+      </w:r>
+    </w:p>
+    <w:p>
+      <w:pPr>
+        <w:spacing w:line="336" w:lineRule="auto" w:after="180"/>
+        <w:shd w:fill="F5F1FB"/>
+      </w:pPr>
+      <w:r>
+        <w:rPr>
+          <w:b w:val="0"/>
+        </w:rPr>
+        <w:t xml:space="preserve">Change: New </w:t>
+      </w:r>
+      <w:r>
+        <w:rPr>
+          <w:b/>
+        </w:rPr>
+        <w:t>input</w:t>
+      </w:r>
+      <w:r>
+        <w:rPr>
+          <w:b w:val="0"/>
+        </w:rPr>
+        <w:t xml:space="preserve"> becomes (0,1).</w:t>
+      </w:r>
+    </w:p>
+    <w:p>
+      <w:pPr>
+        <w:pStyle w:val="Heading3"/>
+      </w:pPr>
+      <w:r>
+        <w:t>Predicted result</w:t>
+      </w:r>
+    </w:p>
+    <w:p>
+      <w:pPr>
+        <w:spacing w:line="336" w:lineRule="auto" w:after="180"/>
+        <w:shd w:fill="F1F6FC"/>
+      </w:pPr>
+      <w:r>
+        <w:rPr>
+          <w:b/>
+        </w:rPr>
+        <w:t>Prediction</w:t>
+      </w:r>
+      <w:r>
+        <w:rPr>
+          <w:b w:val="0"/>
+        </w:rPr>
+        <w:t>: The fitted tree predicts Yes.</w:t>
+      </w:r>
+    </w:p>
+    <w:p>
+      <w:pPr>
+        <w:pStyle w:val="Heading3"/>
+      </w:pPr>
+      <w:r>
+        <w:t>Why the result follows</w:t>
+      </w:r>
+    </w:p>
+    <w:p>
+      <w:pPr>
+        <w:spacing w:line="336" w:lineRule="auto" w:after="180"/>
+        <w:shd w:fill="F1F6FC"/>
+      </w:pPr>
+      <w:r>
+        <w:rPr>
+          <w:b w:val="0"/>
+        </w:rPr>
         <w:t>Reason: It follows diagram=1; cover colour is not the selected question.</w:t>
       </w:r>
     </w:p>
@@ -1319,8 +2661,57 @@
       </w:r>
     </w:p>
     <w:p>
-      <w:r>
-        <w:t>Cover the result. Ask learners to name the inputs and predict the next step. Uncover one step, connect the icon to the actual procedure, and explain its evidence. Then change the supplied condition and compare. The picture is a representation; it does not document execution of a real AI model.</w:t>
+      <w:pPr>
+        <w:pStyle w:val="Heading3"/>
+      </w:pPr>
+      <w:r>
+        <w:t>Ask while showing the picture · 7</w:t>
+      </w:r>
+    </w:p>
+    <w:p>
+      <w:pPr>
+        <w:spacing w:line="336" w:lineRule="auto" w:after="180"/>
+      </w:pPr>
+      <w:r>
+        <w:rPr>
+          <w:b w:val="0"/>
+        </w:rPr>
+        <w:t xml:space="preserve">Cover the result. Ask learners to name the </w:t>
+      </w:r>
+      <w:r>
+        <w:rPr>
+          <w:b/>
+        </w:rPr>
+        <w:t>input</w:t>
+      </w:r>
+      <w:r>
+        <w:rPr>
+          <w:b w:val="0"/>
+        </w:rPr>
+        <w:t xml:space="preserve">s and predict the next step. Uncover one step, connect the icon to the actual procedure, and explain its </w:t>
+      </w:r>
+      <w:r>
+        <w:rPr>
+          <w:b/>
+        </w:rPr>
+        <w:t>evidence</w:t>
+      </w:r>
+      <w:r>
+        <w:rPr>
+          <w:b w:val="0"/>
+        </w:rPr>
+        <w:t>. Then change the supplied condition and compare.</w:t>
+      </w:r>
+    </w:p>
+    <w:p>
+      <w:pPr>
+        <w:spacing w:line="336" w:lineRule="auto" w:after="180"/>
+      </w:pPr>
+      <w:r>
+        <w:rPr>
+          <w:b w:val="0"/>
+        </w:rPr>
+        <w:t>The picture is a representation; it does not document execution of a real AI model.</w:t>
       </w:r>
     </w:p>
     <w:p>
@@ -1332,11 +2723,16 @@
       </w:r>
     </w:p>
     <w:p>
+      <w:r>
+        <w:t>Demonstrate Decision Trees, reduce support deliberately and check individual reasoning before discussing answers.</w:t>
+      </w:r>
+    </w:p>
+    <w:p>
       <w:pPr>
         <w:pStyle w:val="Heading3"/>
       </w:pPr>
       <w:r>
-        <w:t>Demonstrate and guide practice</w:t>
+        <w:t>Board sequence</w:t>
       </w:r>
     </w:p>
     <w:p>
@@ -1344,26 +2740,90 @@
         <w:pStyle w:val="Heading3"/>
       </w:pPr>
       <w:r>
-        <w:t>Board sequence</w:t>
-      </w:r>
-    </w:p>
-    <w:p>
-      <w:r>
+        <w:t>1. Put the facts on the board</w:t>
+      </w:r>
+    </w:p>
+    <w:p>
+      <w:pPr>
+        <w:spacing w:line="336" w:lineRule="auto" w:after="180"/>
+        <w:shd w:fill="F4F9FC"/>
+      </w:pPr>
+      <w:r>
+        <w:rPr>
+          <w:b w:val="0"/>
+        </w:rPr>
         <w:t>Write the given facts: First ask animal book? If no, Other. If yes, ask pages&lt;100; yes gives Short Animal, no gives Longer Animal.</w:t>
       </w:r>
     </w:p>
     <w:p>
-      <w:r>
+      <w:pPr>
+        <w:pStyle w:val="Heading3"/>
+      </w:pPr>
+      <w:r>
+        <w:t>2. State the decision to explain</w:t>
+      </w:r>
+    </w:p>
+    <w:p>
+      <w:pPr>
+        <w:spacing w:line="336" w:lineRule="auto" w:after="180"/>
+        <w:shd w:fill="F4F9FC"/>
+      </w:pPr>
+      <w:r>
+        <w:rPr>
+          <w:b w:val="0"/>
+        </w:rPr>
         <w:t>Write the question to explain: Trace 90-page animal and science books.</w:t>
       </w:r>
     </w:p>
     <w:p>
-      <w:r>
-        <w:t>Reveal after predictions: The animal book reaches Short Animal; science reaches Other after the first question.</w:t>
-      </w:r>
-    </w:p>
-    <w:p>
-      <w:r>
+      <w:pPr>
+        <w:pStyle w:val="Heading3"/>
+      </w:pPr>
+      <w:r>
+        <w:t>3. Reveal the worked reasoning</w:t>
+      </w:r>
+    </w:p>
+    <w:p>
+      <w:pPr>
+        <w:spacing w:line="336" w:lineRule="auto" w:after="180"/>
+        <w:shd w:fill="F1F6FC"/>
+      </w:pPr>
+      <w:r>
+        <w:rPr>
+          <w:b w:val="0"/>
+        </w:rPr>
+        <w:t xml:space="preserve">Reveal after </w:t>
+      </w:r>
+      <w:r>
+        <w:rPr>
+          <w:b/>
+        </w:rPr>
+        <w:t>prediction</w:t>
+      </w:r>
+      <w:r>
+        <w:rPr>
+          <w:b w:val="0"/>
+        </w:rPr>
+        <w:t>s: The animal book reaches Short Animal; science reaches Other after the first question.</w:t>
+      </w:r>
+    </w:p>
+    <w:p>
+      <w:pPr>
+        <w:pStyle w:val="Heading3"/>
+      </w:pPr>
+      <w:r>
+        <w:t>Hold back the independent task</w:t>
+      </w:r>
+    </w:p>
+    <w:p>
+      <w:pPr>
+        <w:spacing w:line="336" w:lineRule="auto" w:after="180"/>
+        <w:shd w:fill="FFF5E6"/>
+      </w:pPr>
+      <w:r>
+        <w:rPr>
+          <w:b w:val="0"/>
+        </w:rPr>
         <w:t>Keep for an independent attempt: A tree asks topic is space, then pages at most 60. A space book has 70 pages. Trace both answers and explain why you cannot stop at the first question.</w:t>
       </w:r>
     </w:p>
@@ -1376,23 +2836,77 @@
       </w:r>
     </w:p>
     <w:p>
-      <w:r>
+      <w:pPr>
+        <w:pStyle w:val="Heading3"/>
+      </w:pPr>
+      <w:r>
+        <w:t>Ask the class</w:t>
+      </w:r>
+    </w:p>
+    <w:p>
+      <w:pPr>
+        <w:spacing w:line="336" w:lineRule="auto" w:after="180"/>
+        <w:shd w:fill="F5F1FB"/>
+      </w:pPr>
+      <w:r>
+        <w:rPr>
+          <w:b w:val="0"/>
+        </w:rPr>
         <w:t>Ask: Which facts are given, and which would we have to assume? Learners mark relevant details before discussing answers.</w:t>
       </w:r>
     </w:p>
     <w:p>
-      <w:r>
+      <w:pPr>
+        <w:pStyle w:val="Heading3"/>
+      </w:pPr>
+      <w:r>
+        <w:t>Language to model</w:t>
+      </w:r>
+    </w:p>
+    <w:p>
+      <w:pPr>
+        <w:spacing w:line="336" w:lineRule="auto" w:after="180"/>
+        <w:shd w:fill="F1F6F8"/>
+      </w:pPr>
+      <w:r>
+        <w:rPr>
+          <w:b w:val="0"/>
+        </w:rPr>
         <w:t>Say: Predict first. Show the rule, information path or calculation that would produce the result. A correct guess is not yet an explanation.</w:t>
       </w:r>
     </w:p>
     <w:p>
-      <w:r>
+      <w:pPr>
+        <w:spacing w:line="336" w:lineRule="auto" w:after="180"/>
+      </w:pPr>
+      <w:r>
+        <w:rPr>
+          <w:b w:val="0"/>
+        </w:rPr>
         <w:t>Reveal reasoning one step at a time. Explain why a tempting alternative fails. Write units and denominators for arithmetic, trace conditions for decisions, and identify supporting sources for claims.</w:t>
       </w:r>
     </w:p>
     <w:p>
-      <w:r>
-        <w:t>In pairs, one learner solves while the other checks evidence; exchange roles. Remove the worked answer before independent assessment.</w:t>
+      <w:pPr>
+        <w:spacing w:line="336" w:lineRule="auto" w:after="180"/>
+      </w:pPr>
+      <w:r>
+        <w:rPr>
+          <w:b w:val="0"/>
+        </w:rPr>
+        <w:t xml:space="preserve">In pairs, one learner solves while the other checks </w:t>
+      </w:r>
+      <w:r>
+        <w:rPr>
+          <w:b/>
+        </w:rPr>
+        <w:t>evidence</w:t>
+      </w:r>
+      <w:r>
+        <w:rPr>
+          <w:b w:val="0"/>
+        </w:rPr>
+        <w:t>; exchange roles. Remove the worked answer before independent assessment.</w:t>
       </w:r>
     </w:p>
     <w:p>
@@ -1404,8 +2918,85 @@
       </w:r>
     </w:p>
     <w:p>
-      <w:r>
-        <w:t>Guided: tree predictions blocked,clear,clear,blocked miss rows 3 and 4. Baseline blocked misses rows 2 and 4. Both get 2/4 or 50 percent. Tall cannot affect prediction because the stored root uses near only. Exit: the near=1 leaf contains three blocked training examples, but the whole tree gets 2/4 on this tiny validation set and misses one near=1 validation case. This does not establish reliability on future trips.</w:t>
+      <w:pPr>
+        <w:spacing w:line="336" w:lineRule="auto" w:after="180"/>
+      </w:pPr>
+      <w:r>
+        <w:rPr>
+          <w:b w:val="0"/>
+        </w:rPr>
+        <w:t xml:space="preserve">Guided: tree </w:t>
+      </w:r>
+      <w:r>
+        <w:rPr>
+          <w:b/>
+        </w:rPr>
+        <w:t>prediction</w:t>
+      </w:r>
+      <w:r>
+        <w:rPr>
+          <w:b w:val="0"/>
+        </w:rPr>
+        <w:t xml:space="preserve">s blocked,clear,clear,blocked miss rows 3 and 4. Baseline blocked misses rows 2 and 4. Both get 2/4 or 50 percent. Tall cannot affect </w:t>
+      </w:r>
+      <w:r>
+        <w:rPr>
+          <w:b/>
+        </w:rPr>
+        <w:t>prediction</w:t>
+      </w:r>
+      <w:r>
+        <w:rPr>
+          <w:b w:val="0"/>
+        </w:rPr>
+        <w:t xml:space="preserve"> because the stored </w:t>
+      </w:r>
+      <w:r>
+        <w:rPr>
+          <w:b/>
+        </w:rPr>
+        <w:t>root</w:t>
+      </w:r>
+      <w:r>
+        <w:rPr>
+          <w:b w:val="0"/>
+        </w:rPr>
+        <w:t xml:space="preserve"> uses near only.</w:t>
+      </w:r>
+    </w:p>
+    <w:p>
+      <w:pPr>
+        <w:spacing w:line="336" w:lineRule="auto" w:after="180"/>
+      </w:pPr>
+      <w:r>
+        <w:rPr>
+          <w:b w:val="0"/>
+        </w:rPr>
+        <w:t xml:space="preserve">Exit: the near=1 </w:t>
+      </w:r>
+      <w:r>
+        <w:rPr>
+          <w:b/>
+        </w:rPr>
+        <w:t>leaf</w:t>
+      </w:r>
+      <w:r>
+        <w:rPr>
+          <w:b w:val="0"/>
+        </w:rPr>
+        <w:t xml:space="preserve"> contains three blocked </w:t>
+      </w:r>
+      <w:r>
+        <w:rPr>
+          <w:b/>
+        </w:rPr>
+        <w:t>training</w:t>
+      </w:r>
+      <w:r>
+        <w:rPr>
+          <w:b w:val="0"/>
+        </w:rPr>
+        <w:t xml:space="preserve"> examples, but the whole tree gets 2/4 on this tiny validation set and misses one near=1 validation case. This does not establish reliability on future trips.</w:t>
       </w:r>
     </w:p>
     <w:p>
@@ -1637,41 +3228,191 @@
       </w:r>
     </w:p>
     <w:p>
-      <w:r>
-        <w:t>Completion task: For each near branch and each tall branch, count blocked and clear labels and choose a leaf. Give the total errors for each candidate question.</w:t>
-      </w:r>
-    </w:p>
-    <w:p>
-      <w:r>
-        <w:t>Teacher check: Near=0 has 1 blocked and 2 clear, predicts clear with 1 error; near=1 has 3 blocked and 0 clear, predicts blocked with 0 errors. Tall=0 has 2 blocked and 1 clear; tall=1 also has 2 blocked and 1 clear. Both tall leaves predict blocked with 1 error each. Totals are near 1 and tall 2.</w:t>
-      </w:r>
-    </w:p>
-    <w:p>
-      <w:r>
-        <w:t>Start by identifying the given inputs together. Leave the intermediate steps blank. If needed, model one step, then withdraw that help on the next step. Move to a full trace only when the partial trace is understood. For partners, alternate explainer and checker; collect a response from every learner before discussion.</w:t>
-      </w:r>
-    </w:p>
-    <w:p>
       <w:pPr>
         <w:pStyle w:val="Heading3"/>
       </w:pPr>
       <w:r>
+        <w:t>Completion practice</w:t>
+      </w:r>
+    </w:p>
+    <w:p>
+      <w:pPr>
+        <w:spacing w:line="336" w:lineRule="auto" w:after="180"/>
+        <w:shd w:fill="F5F1FB"/>
+      </w:pPr>
+      <w:r>
+        <w:rPr>
+          <w:b w:val="0"/>
+        </w:rPr>
+        <w:t xml:space="preserve">Completion task: For each near </w:t>
+      </w:r>
+      <w:r>
+        <w:rPr>
+          <w:b/>
+        </w:rPr>
+        <w:t>branch</w:t>
+      </w:r>
+      <w:r>
+        <w:rPr>
+          <w:b w:val="0"/>
+        </w:rPr>
+        <w:t xml:space="preserve"> and each tall </w:t>
+      </w:r>
+      <w:r>
+        <w:rPr>
+          <w:b/>
+        </w:rPr>
+        <w:t>branch</w:t>
+      </w:r>
+      <w:r>
+        <w:rPr>
+          <w:b w:val="0"/>
+        </w:rPr>
+        <w:t xml:space="preserve">, count blocked and clear labels and choose a </w:t>
+      </w:r>
+      <w:r>
+        <w:rPr>
+          <w:b/>
+        </w:rPr>
+        <w:t>leaf</w:t>
+      </w:r>
+      <w:r>
+        <w:rPr>
+          <w:b w:val="0"/>
+        </w:rPr>
+        <w:t>. Give the total errors for each candidate question.</w:t>
+      </w:r>
+    </w:p>
+    <w:p>
+      <w:pPr>
+        <w:pStyle w:val="Heading3"/>
+      </w:pPr>
+      <w:r>
+        <w:t>Reasoning to listen for</w:t>
+      </w:r>
+    </w:p>
+    <w:p>
+      <w:pPr>
+        <w:spacing w:line="336" w:lineRule="auto" w:after="180"/>
+        <w:shd w:fill="F1F6FC"/>
+      </w:pPr>
+      <w:r>
+        <w:rPr>
+          <w:b w:val="0"/>
+        </w:rPr>
+        <w:t>Teacher check: Near=0 has 1 blocked and 2 clear, predicts clear with 1 error; near=1 has 3 blocked and 0 clear, predicts blocked with 0 errors. Tall=0 has 2 blocked and 1 clear; tall=1 also has 2 blocked and 1 clear.</w:t>
+      </w:r>
+    </w:p>
+    <w:p>
+      <w:pPr>
+        <w:spacing w:line="336" w:lineRule="auto" w:after="180"/>
+        <w:shd w:fill="F1F6FC"/>
+      </w:pPr>
+      <w:r>
+        <w:rPr>
+          <w:b w:val="0"/>
+        </w:rPr>
+        <w:t>Both tall leaves predict blocked with 1 error each. Totals are near 1 and tall 2.</w:t>
+      </w:r>
+    </w:p>
+    <w:p>
+      <w:pPr>
+        <w:spacing w:line="336" w:lineRule="auto" w:after="180"/>
+      </w:pPr>
+      <w:r>
+        <w:rPr>
+          <w:b w:val="0"/>
+        </w:rPr>
+        <w:t xml:space="preserve">Start by identifying the given </w:t>
+      </w:r>
+      <w:r>
+        <w:rPr>
+          <w:b/>
+        </w:rPr>
+        <w:t>input</w:t>
+      </w:r>
+      <w:r>
+        <w:rPr>
+          <w:b w:val="0"/>
+        </w:rPr>
+        <w:t>s together. Leave the intermediate steps blank. If needed, model one step, then withdraw that help on the next step. Move to a full trace only when the partial trace is understood.</w:t>
+      </w:r>
+    </w:p>
+    <w:p>
+      <w:pPr>
+        <w:spacing w:line="336" w:lineRule="auto" w:after="180"/>
+      </w:pPr>
+      <w:r>
+        <w:rPr>
+          <w:b w:val="0"/>
+        </w:rPr>
+        <w:t>For partners, alternate explainer and checker; collect a response from every learner before discussion.</w:t>
+      </w:r>
+    </w:p>
+    <w:p>
+      <w:pPr>
+        <w:pStyle w:val="Heading3"/>
+      </w:pPr>
+      <w:r>
         <w:t>Individual reasoning check</w:t>
       </w:r>
     </w:p>
     <w:p>
-      <w:r>
-        <w:t>Use the worked case for Fitting a decision tree. Proposed explanation: “A near branch must predict blocked”. Decide whether this explanation is supported. Point to the step or supplied fact that decides; explain your repair if needed.</w:t>
-      </w:r>
-    </w:p>
-    <w:p>
-      <w:r>
-        <w:t>Expected correction: The branch label is learned from its training labels; W4 deliberately reverses that relationship.</w:t>
-      </w:r>
-    </w:p>
-    <w:p>
-      <w:r>
-        <w:t>Collect explanations, not only yes/no votes. If a misunderstanding is common, re-model the relevant step for the class. If it affects a few learners, give a short targeted group explanation while others solve a more demanding variation.</w:t>
+      <w:pPr>
+        <w:spacing w:line="336" w:lineRule="auto" w:after="180"/>
+      </w:pPr>
+      <w:r>
+        <w:rPr>
+          <w:b w:val="0"/>
+        </w:rPr>
+        <w:t xml:space="preserve">Use the worked case for </w:t>
+      </w:r>
+      <w:r>
+        <w:rPr>
+          <w:b/>
+        </w:rPr>
+        <w:t>Fitting</w:t>
+      </w:r>
+      <w:r>
+        <w:rPr>
+          <w:b w:val="0"/>
+        </w:rPr>
+        <w:t xml:space="preserve"> a </w:t>
+      </w:r>
+      <w:r>
+        <w:rPr>
+          <w:b/>
+        </w:rPr>
+        <w:t>decision tree</w:t>
+      </w:r>
+      <w:r>
+        <w:rPr>
+          <w:b w:val="0"/>
+        </w:rPr>
+        <w:t xml:space="preserve">. Proposed explanation: “A near </w:t>
+      </w:r>
+      <w:r>
+        <w:rPr>
+          <w:b/>
+        </w:rPr>
+        <w:t>branch</w:t>
+      </w:r>
+      <w:r>
+        <w:rPr>
+          <w:b w:val="0"/>
+        </w:rPr>
+        <w:t xml:space="preserve"> must predict blocked”. Decide whether this explanation is supported.</w:t>
+      </w:r>
+    </w:p>
+    <w:p>
+      <w:pPr>
+        <w:spacing w:line="336" w:lineRule="auto" w:after="180"/>
+      </w:pPr>
+      <w:r>
+        <w:rPr>
+          <w:b w:val="0"/>
+        </w:rPr>
+        <w:t>Point to the step or supplied fact that decides; explain your repair if needed.</w:t>
       </w:r>
     </w:p>
     <w:p>
@@ -1679,12 +3420,97 @@
         <w:pStyle w:val="Heading3"/>
       </w:pPr>
       <w:r>
+        <w:t>Expected repair</w:t>
+      </w:r>
+    </w:p>
+    <w:p>
+      <w:pPr>
+        <w:spacing w:line="336" w:lineRule="auto" w:after="180"/>
+        <w:shd w:fill="F1F6FC"/>
+      </w:pPr>
+      <w:r>
+        <w:rPr>
+          <w:b w:val="0"/>
+        </w:rPr>
+        <w:t xml:space="preserve">Expected correction: The </w:t>
+      </w:r>
+      <w:r>
+        <w:rPr>
+          <w:b/>
+        </w:rPr>
+        <w:t>branch</w:t>
+      </w:r>
+      <w:r>
+        <w:rPr>
+          <w:b w:val="0"/>
+        </w:rPr>
+        <w:t xml:space="preserve"> label is learned from its </w:t>
+      </w:r>
+      <w:r>
+        <w:rPr>
+          <w:b/>
+        </w:rPr>
+        <w:t>training</w:t>
+      </w:r>
+      <w:r>
+        <w:rPr>
+          <w:b w:val="0"/>
+        </w:rPr>
+        <w:t xml:space="preserve"> labels; W4 deliberately reverses that relationship.</w:t>
+      </w:r>
+    </w:p>
+    <w:p>
+      <w:pPr>
+        <w:spacing w:line="336" w:lineRule="auto" w:after="180"/>
+      </w:pPr>
+      <w:r>
+        <w:rPr>
+          <w:b w:val="0"/>
+        </w:rPr>
+        <w:t>Collect explanations, not only yes/no votes. If a misunderstanding is common, re-model the relevant step for the class.</w:t>
+      </w:r>
+    </w:p>
+    <w:p>
+      <w:pPr>
+        <w:spacing w:line="336" w:lineRule="auto" w:after="180"/>
+      </w:pPr>
+      <w:r>
+        <w:rPr>
+          <w:b w:val="0"/>
+        </w:rPr>
+        <w:t>If it affects a few learners, give a short targeted group explanation while others solve a more demanding variation.</w:t>
+      </w:r>
+    </w:p>
+    <w:p>
+      <w:pPr>
+        <w:pStyle w:val="Heading3"/>
+      </w:pPr>
+      <w:r>
         <w:t>Pictorial practice question</w:t>
       </w:r>
     </w:p>
     <w:p>
-      <w:r>
-        <w:t>Why does changing colour alone not change this tree’s prediction?</w:t>
+      <w:pPr>
+        <w:spacing w:line="336" w:lineRule="auto" w:after="180"/>
+        <w:shd w:fill="F5F1FB"/>
+      </w:pPr>
+      <w:r>
+        <w:rPr>
+          <w:b w:val="0"/>
+        </w:rPr>
+        <w:t xml:space="preserve">Why does changing colour alone not change this tree’s </w:t>
+      </w:r>
+      <w:r>
+        <w:rPr>
+          <w:b/>
+        </w:rPr>
+        <w:t>prediction</w:t>
+      </w:r>
+      <w:r>
+        <w:rPr>
+          <w:b w:val="0"/>
+        </w:rPr>
+        <w:t>?</w:t>
       </w:r>
     </w:p>
     <w:p>
@@ -1696,18 +3522,72 @@
       </w:r>
     </w:p>
     <w:p>
-      <w:r>
-        <w:t>The fitted tree branches only on diagram_inside; colour was considered but not selected.</w:t>
-      </w:r>
-    </w:p>
-    <w:p>
-      <w:r>
+      <w:pPr>
+        <w:spacing w:line="336" w:lineRule="auto" w:after="180"/>
+      </w:pPr>
+      <w:r>
+        <w:rPr>
+          <w:b w:val="0"/>
+        </w:rPr>
+        <w:t xml:space="preserve">The fitted tree </w:t>
+      </w:r>
+      <w:r>
+        <w:rPr>
+          <w:b/>
+        </w:rPr>
+        <w:t>branch</w:t>
+      </w:r>
+      <w:r>
+        <w:rPr>
+          <w:b w:val="0"/>
+        </w:rPr>
+        <w:t>es only on diagram_inside; colour was considered but not selected.</w:t>
+      </w:r>
+    </w:p>
+    <w:p>
+      <w:pPr>
+        <w:spacing w:line="336" w:lineRule="auto" w:after="180"/>
+      </w:pPr>
+      <w:r>
+        <w:rPr>
+          <w:b w:val="0"/>
+        </w:rPr>
         <w:t>Changed-case reasoning: The fitted tree predicts Yes. It follows diagram=1; cover colour is not the selected question.</w:t>
       </w:r>
     </w:p>
     <w:p>
-      <w:r>
-        <w:t>Collect each learner’s explanation before discussion. Use the first missing connection between input, deciding step and result to choose support. This question is worked-case practice, not fresh mastery evidence.</w:t>
+      <w:pPr>
+        <w:spacing w:line="336" w:lineRule="auto" w:after="180"/>
+      </w:pPr>
+      <w:r>
+        <w:rPr>
+          <w:b w:val="0"/>
+        </w:rPr>
+        <w:t xml:space="preserve">Collect each learner’s explanation before discussion. Use the first missing connection between </w:t>
+      </w:r>
+      <w:r>
+        <w:rPr>
+          <w:b/>
+        </w:rPr>
+        <w:t>input</w:t>
+      </w:r>
+      <w:r>
+        <w:rPr>
+          <w:b w:val="0"/>
+        </w:rPr>
+        <w:t xml:space="preserve">, deciding step and result to choose support. This question is worked-case practice, not fresh mastery </w:t>
+      </w:r>
+      <w:r>
+        <w:rPr>
+          <w:b/>
+        </w:rPr>
+        <w:t>evidence</w:t>
+      </w:r>
+      <w:r>
+        <w:rPr>
+          <w:b w:val="0"/>
+        </w:rPr>
+        <w:t>.</w:t>
       </w:r>
     </w:p>
     <w:p>
@@ -1719,54 +3599,105 @@
       </w:r>
     </w:p>
     <w:p>
+      <w:r>
+        <w:t>Run the Decision Trees investigation and use the first unsupported step to choose a teaching response.</w:t>
+      </w:r>
+    </w:p>
+    <w:p>
+      <w:pPr>
+        <w:spacing w:line="336" w:lineRule="auto" w:after="180"/>
+      </w:pPr>
+      <w:r>
+        <w:rPr>
+          <w:b w:val="0"/>
+        </w:rPr>
+        <w:t>Words You Can Use to Reason</w:t>
+      </w:r>
+    </w:p>
+    <w:p>
+      <w:pPr>
+        <w:spacing w:line="336" w:lineRule="auto" w:after="180"/>
+      </w:pPr>
+      <w:r>
+        <w:rPr>
+          <w:b w:val="0"/>
+        </w:rPr>
+        <w:t>A definition matters when you can recognize the idea, use it, and contrast it with a near-miss.</w:t>
+      </w:r>
+    </w:p>
+    <w:p>
+      <w:pPr>
+        <w:spacing w:line="336" w:lineRule="auto" w:after="180"/>
+      </w:pPr>
+      <w:r>
+        <w:rPr>
+          <w:b w:val="0"/>
+        </w:rPr>
+        <w:t>Predict → Test → Record → Explain</w:t>
+      </w:r>
+    </w:p>
+    <w:p>
+      <w:pPr>
+        <w:spacing w:line="336" w:lineRule="auto" w:after="180"/>
+      </w:pPr>
+      <w:r>
+        <w:rPr>
+          <w:b w:val="0"/>
+        </w:rPr>
+        <w:t>Keep expected and actual results separate. Surprises are useful data when recorded honestly.</w:t>
+      </w:r>
+    </w:p>
+    <w:p>
+      <w:pPr>
+        <w:spacing w:line="336" w:lineRule="auto" w:after="180"/>
+      </w:pPr>
+      <w:r>
+        <w:rPr>
+          <w:b w:val="0"/>
+        </w:rPr>
+        <w:t>Choose yes/no questions, build a tree for eight cards, count questions per card, and exchange trees for an unseen trace test.</w:t>
+      </w:r>
+    </w:p>
+    <w:p>
+      <w:pPr>
+        <w:spacing w:line="336" w:lineRule="auto" w:after="180"/>
+        <w:shd w:fill="F5F1FB"/>
+      </w:pPr>
+      <w:r>
+        <w:rPr>
+          <w:b w:val="0"/>
+        </w:rPr>
+        <w:t>What did the hardest test teach you that the normal test did not?</w:t>
+      </w:r>
+    </w:p>
+    <w:p>
       <w:pPr>
         <w:pStyle w:val="Heading3"/>
       </w:pPr>
       <w:r>
-        <w:t>Run the weekly evidence lab</w:t>
-      </w:r>
-    </w:p>
-    <w:p>
-      <w:r>
-        <w:t>Words You Can Use to Reason</w:t>
-      </w:r>
-    </w:p>
-    <w:p>
-      <w:r>
-        <w:t>A definition matters when you can recognize the idea, use it, and contrast it with a near-miss.</w:t>
-      </w:r>
-    </w:p>
-    <w:p>
-      <w:r>
-        <w:t>Predict → Test → Record → Explain</w:t>
-      </w:r>
-    </w:p>
-    <w:p>
-      <w:r>
-        <w:t>Keep expected and actual results separate. Surprises are useful data when recorded honestly.</w:t>
-      </w:r>
-    </w:p>
-    <w:p>
-      <w:r>
-        <w:t>Choose yes/no questions, build a tree for eight cards, count questions per card, and exchange trees for an unseen trace test.</w:t>
-      </w:r>
-    </w:p>
-    <w:p>
-      <w:r>
-        <w:t>What did the hardest test teach you that the normal test did not?</w:t>
-      </w:r>
-    </w:p>
-    <w:p>
-      <w:pPr>
-        <w:pStyle w:val="Heading3"/>
-      </w:pPr>
-      <w:r>
         <w:t>Make the lab runnable</w:t>
       </w:r>
     </w:p>
     <w:p>
-      <w:r>
-        <w:t>Use the concrete case as the shared normal case and the independent question as a second case. Each pair creates a boundary or missing-information case and predicts its result before testing. Keep the expected result separate from an observed mistake.</w:t>
+      <w:pPr>
+        <w:spacing w:line="336" w:lineRule="auto" w:after="180"/>
+      </w:pPr>
+      <w:r>
+        <w:rPr>
+          <w:b w:val="0"/>
+        </w:rPr>
+        <w:t>Use the concrete case as the shared normal case and the independent question as a second case. Each pair creates a boundary or missing-information case and predicts its result before testing.</w:t>
+      </w:r>
+    </w:p>
+    <w:p>
+      <w:pPr>
+        <w:spacing w:line="336" w:lineRule="auto" w:after="180"/>
+      </w:pPr>
+      <w:r>
+        <w:rPr>
+          <w:b w:val="0"/>
+        </w:rPr>
+        <w:t>Keep the expected result separate from an observed mistake.</w:t>
       </w:r>
     </w:p>
     <w:tbl>
@@ -1924,8 +3855,25 @@
       </w:r>
     </w:p>
     <w:p>
-      <w:r>
-        <w:t>For guessing, return to given facts and request a trace. For vocabulary without application, use one example and one non-example. For arithmetic errors, check the setup before the calculation. Finish with a different uncoached case before recording mastery.</w:t>
+      <w:pPr>
+        <w:spacing w:line="336" w:lineRule="auto" w:after="180"/>
+      </w:pPr>
+      <w:r>
+        <w:rPr>
+          <w:b w:val="0"/>
+        </w:rPr>
+        <w:t>For guessing, return to given facts and request a trace. For vocabulary without application, use one example and one non-example. For arithmetic errors, check the setup before the calculation.</w:t>
+      </w:r>
+    </w:p>
+    <w:p>
+      <w:pPr>
+        <w:spacing w:line="336" w:lineRule="auto" w:after="180"/>
+      </w:pPr>
+      <w:r>
+        <w:rPr>
+          <w:b w:val="0"/>
+        </w:rPr>
+        <w:t>Finish with a different uncoached case before recording mastery.</w:t>
       </w:r>
     </w:p>
     <w:p>
@@ -1937,18 +3885,132 @@
       </w:r>
     </w:p>
     <w:p>
-      <w:r>
-        <w:t>A near branch must predict blocked: The branch label is learned from its training labels; W4 deliberately reverses that relationship.</w:t>
-      </w:r>
-    </w:p>
-    <w:p>
-      <w:r>
-        <w:t>Every feature is used during prediction: Only questions in the stored tree are followed. Candidate questions rejected during fitting do not affect this tree’s output.</w:t>
-      </w:r>
-    </w:p>
-    <w:p>
-      <w:r>
-        <w:t>A deeper tree must work better: More questions can fit training detail. Future performance needs separate evaluation; depth choices must be documented.</w:t>
+      <w:pPr>
+        <w:spacing w:line="336" w:lineRule="auto" w:after="180"/>
+      </w:pPr>
+      <w:r>
+        <w:rPr>
+          <w:b w:val="0"/>
+        </w:rPr>
+        <w:t xml:space="preserve">A near </w:t>
+      </w:r>
+      <w:r>
+        <w:rPr>
+          <w:b/>
+        </w:rPr>
+        <w:t>branch</w:t>
+      </w:r>
+      <w:r>
+        <w:rPr>
+          <w:b w:val="0"/>
+        </w:rPr>
+        <w:t xml:space="preserve"> must predict blocked: The </w:t>
+      </w:r>
+      <w:r>
+        <w:rPr>
+          <w:b/>
+        </w:rPr>
+        <w:t>branch</w:t>
+      </w:r>
+      <w:r>
+        <w:rPr>
+          <w:b w:val="0"/>
+        </w:rPr>
+        <w:t xml:space="preserve"> label is learned from its </w:t>
+      </w:r>
+      <w:r>
+        <w:rPr>
+          <w:b/>
+        </w:rPr>
+        <w:t>training</w:t>
+      </w:r>
+      <w:r>
+        <w:rPr>
+          <w:b w:val="0"/>
+        </w:rPr>
+        <w:t xml:space="preserve"> labels; W4 deliberately reverses that relationship.</w:t>
+      </w:r>
+    </w:p>
+    <w:p>
+      <w:pPr>
+        <w:spacing w:line="336" w:lineRule="auto" w:after="180"/>
+      </w:pPr>
+      <w:r>
+        <w:rPr>
+          <w:b w:val="0"/>
+        </w:rPr>
+        <w:t xml:space="preserve">Every feature is used during </w:t>
+      </w:r>
+      <w:r>
+        <w:rPr>
+          <w:b/>
+        </w:rPr>
+        <w:t>prediction</w:t>
+      </w:r>
+      <w:r>
+        <w:rPr>
+          <w:b w:val="0"/>
+        </w:rPr>
+        <w:t xml:space="preserve">: Only questions in the stored tree are followed. Candidate questions rejected during </w:t>
+      </w:r>
+      <w:r>
+        <w:rPr>
+          <w:b/>
+        </w:rPr>
+        <w:t>fitting</w:t>
+      </w:r>
+      <w:r>
+        <w:rPr>
+          <w:b w:val="0"/>
+        </w:rPr>
+        <w:t xml:space="preserve"> do not affect this tree’s </w:t>
+      </w:r>
+      <w:r>
+        <w:rPr>
+          <w:b/>
+        </w:rPr>
+        <w:t>output</w:t>
+      </w:r>
+      <w:r>
+        <w:rPr>
+          <w:b w:val="0"/>
+        </w:rPr>
+        <w:t>.</w:t>
+      </w:r>
+    </w:p>
+    <w:p>
+      <w:pPr>
+        <w:spacing w:line="336" w:lineRule="auto" w:after="180"/>
+      </w:pPr>
+      <w:r>
+        <w:rPr>
+          <w:b w:val="0"/>
+        </w:rPr>
+        <w:t xml:space="preserve">A deeper tree must work better: More questions can fit </w:t>
+      </w:r>
+      <w:r>
+        <w:rPr>
+          <w:b/>
+        </w:rPr>
+        <w:t>training</w:t>
+      </w:r>
+      <w:r>
+        <w:rPr>
+          <w:b w:val="0"/>
+        </w:rPr>
+        <w:t xml:space="preserve"> detail. Future performance needs separate evaluation; </w:t>
+      </w:r>
+      <w:r>
+        <w:rPr>
+          <w:b/>
+        </w:rPr>
+        <w:t>depth</w:t>
+      </w:r>
+      <w:r>
+        <w:rPr>
+          <w:b w:val="0"/>
+        </w:rPr>
+        <w:t xml:space="preserve"> choices must be documented.</w:t>
       </w:r>
     </w:p>
     <w:p>
@@ -2106,8 +4168,25 @@
       </w:tr>
     </w:tbl>
     <w:p>
-      <w:r>
-        <w:t>Offer an oral explanation, drawing, enlarged visual or fewer examples when that removes a reading/writing barrier. Keep the same reasoning goal. Stretch secure learners by changing a boundary or assumption and asking them to defend the effect, not simply by assigning more of the same questions.</w:t>
+      <w:pPr>
+        <w:spacing w:line="336" w:lineRule="auto" w:after="180"/>
+      </w:pPr>
+      <w:r>
+        <w:rPr>
+          <w:b w:val="0"/>
+        </w:rPr>
+        <w:t>Offer an oral explanation, drawing, enlarged visual or fewer examples when that removes a reading/writing barrier. Keep the same reasoning goal.</w:t>
+      </w:r>
+    </w:p>
+    <w:p>
+      <w:pPr>
+        <w:spacing w:line="336" w:lineRule="auto" w:after="180"/>
+      </w:pPr>
+      <w:r>
+        <w:rPr>
+          <w:b w:val="0"/>
+        </w:rPr>
+        <w:t>Stretch secure learners by changing a boundary or assumption and asking them to defend the effect, not simply by assigning more of the same questions.</w:t>
       </w:r>
     </w:p>
     <w:p>
@@ -2119,11 +4198,16 @@
       </w:r>
     </w:p>
     <w:p>
+      <w:r>
+        <w:t>Use the Decision Trees questions, teacher keys and criteria after the relevant attempts. Previously discussed cases are practice; protect the separately selected independent task.</w:t>
+      </w:r>
+    </w:p>
+    <w:p>
       <w:pPr>
         <w:pStyle w:val="Heading3"/>
       </w:pPr>
       <w:r>
-        <w:t>Assess and explain the answers</w:t>
+        <w:t>Worked case answer</w:t>
       </w:r>
     </w:p>
     <w:p>
@@ -2131,11 +4215,18 @@
         <w:pStyle w:val="Heading3"/>
       </w:pPr>
       <w:r>
-        <w:t>Worked case answer</w:t>
-      </w:r>
-    </w:p>
-    <w:p>
-      <w:r>
+        <w:t>Teacher key · Worked case answer</w:t>
+      </w:r>
+    </w:p>
+    <w:p>
+      <w:pPr>
+        <w:spacing w:line="336" w:lineRule="auto" w:after="180"/>
+        <w:shd w:fill="F1F6FC"/>
+      </w:pPr>
+      <w:r>
+        <w:rPr>
+          <w:b w:val="0"/>
+        </w:rPr>
         <w:t>The animal book reaches Short Animal; science reaches Other after the first question.</w:t>
       </w:r>
     </w:p>
@@ -2148,7 +4239,22 @@
       </w:r>
     </w:p>
     <w:p>
-      <w:r>
+      <w:pPr>
+        <w:pStyle w:val="Heading3"/>
+      </w:pPr>
+      <w:r>
+        <w:t>Independent question · withhold the key</w:t>
+      </w:r>
+    </w:p>
+    <w:p>
+      <w:pPr>
+        <w:spacing w:line="336" w:lineRule="auto" w:after="180"/>
+        <w:shd w:fill="F5F1FB"/>
+      </w:pPr>
+      <w:r>
+        <w:rPr>
+          <w:b w:val="0"/>
+        </w:rPr>
         <w:t>A tree asks topic is space, then pages at most 60. A space book has 70 pages. Trace both answers and explain why you cannot stop at the first question.</w:t>
       </w:r>
     </w:p>
@@ -2161,8 +4267,47 @@
       </w:r>
     </w:p>
     <w:p>
-      <w:r>
-        <w:t>First answer yes, second answer no. Follow the leaf on that complete path. The first branch alone does not determine the final decision.</w:t>
+      <w:pPr>
+        <w:pStyle w:val="Heading3"/>
+      </w:pPr>
+      <w:r>
+        <w:t>Teacher key · Expected independent answer</w:t>
+      </w:r>
+    </w:p>
+    <w:p>
+      <w:pPr>
+        <w:spacing w:line="336" w:lineRule="auto" w:after="180"/>
+        <w:shd w:fill="F1F6FC"/>
+      </w:pPr>
+      <w:r>
+        <w:rPr>
+          <w:b w:val="0"/>
+        </w:rPr>
+        <w:t xml:space="preserve">First answer yes, second answer no. Follow the </w:t>
+      </w:r>
+      <w:r>
+        <w:rPr>
+          <w:b/>
+        </w:rPr>
+        <w:t>leaf</w:t>
+      </w:r>
+      <w:r>
+        <w:rPr>
+          <w:b w:val="0"/>
+        </w:rPr>
+        <w:t xml:space="preserve"> on that complete path. The first </w:t>
+      </w:r>
+      <w:r>
+        <w:rPr>
+          <w:b/>
+        </w:rPr>
+        <w:t>branch</w:t>
+      </w:r>
+      <w:r>
+        <w:rPr>
+          <w:b w:val="0"/>
+        </w:rPr>
+        <w:t xml:space="preserve"> alone does not determine the final decision.</w:t>
       </w:r>
     </w:p>
     <w:p>
@@ -2400,8 +4545,25 @@
       </w:tr>
     </w:tbl>
     <w:p>
-      <w:r>
-        <w:t>Use 6/8 as a classroom checkpoint, with 2 required for both Result and Reasoning. This is a proposed teaching rule, not a validated certification threshold. Do not count a coached answer as independent mastery; correct unsafe or unsupported claims regardless of total.</w:t>
+      <w:pPr>
+        <w:spacing w:line="336" w:lineRule="auto" w:after="180"/>
+      </w:pPr>
+      <w:r>
+        <w:rPr>
+          <w:b w:val="0"/>
+        </w:rPr>
+        <w:t>Use 6/8 as a classroom checkpoint, with 2 required for both Result and Reasoning. This is a proposed teaching rule, not a validated certification threshold.</w:t>
+      </w:r>
+    </w:p>
+    <w:p>
+      <w:pPr>
+        <w:spacing w:line="336" w:lineRule="auto" w:after="180"/>
+      </w:pPr>
+      <w:r>
+        <w:rPr>
+          <w:b w:val="0"/>
+        </w:rPr>
+        <w:t>Do not count a coached answer as independent mastery; correct unsafe or unsupported claims regardless of total.</w:t>
       </w:r>
     </w:p>
     <w:p>
@@ -2413,8 +4575,26 @@
       </w:r>
     </w:p>
     <w:p>
-      <w:r>
-        <w:t>Ask the learner to find the evidence that challenges this claim: “The first matching feature ends every tree.” Keep the first attempt and an uncoached retry separate.</w:t>
+      <w:pPr>
+        <w:spacing w:line="336" w:lineRule="auto" w:after="180"/>
+      </w:pPr>
+      <w:r>
+        <w:rPr>
+          <w:b w:val="0"/>
+        </w:rPr>
+        <w:t xml:space="preserve">Ask the learner to find the </w:t>
+      </w:r>
+      <w:r>
+        <w:rPr>
+          <w:b/>
+        </w:rPr>
+        <w:t>evidence</w:t>
+      </w:r>
+      <w:r>
+        <w:rPr>
+          <w:b w:val="0"/>
+        </w:rPr>
+        <w:t xml:space="preserve"> that challenges this claim: “The first matching feature ends every tree.” Keep the first attempt and an uncoached retry separate.</w:t>
       </w:r>
     </w:p>
     <w:p>
@@ -2426,15 +4606,54 @@
       </w:r>
     </w:p>
     <w:p>
-      <w:r>
-        <w:t>Science/100 reaches short science; history/70 reaches other genre. Missing pages cannot answer the length question, so request the value or route to review. A tree diagram must label branches and leaves, not just list questions.</w:t>
-      </w:r>
-    </w:p>
-    <w:p>
       <w:pPr>
         <w:pStyle w:val="Heading3"/>
       </w:pPr>
       <w:r>
+        <w:t>Teacher key · Original transfer answer</w:t>
+      </w:r>
+    </w:p>
+    <w:p>
+      <w:pPr>
+        <w:spacing w:line="336" w:lineRule="auto" w:after="180"/>
+        <w:shd w:fill="F1F6FC"/>
+      </w:pPr>
+      <w:r>
+        <w:rPr>
+          <w:b w:val="0"/>
+        </w:rPr>
+        <w:t>Science/100 reaches short science; history/70 reaches other genre. Missing pages cannot answer the length question, so request the value or route to review.</w:t>
+      </w:r>
+    </w:p>
+    <w:p>
+      <w:pPr>
+        <w:spacing w:line="336" w:lineRule="auto" w:after="180"/>
+        <w:shd w:fill="F1F6FC"/>
+      </w:pPr>
+      <w:r>
+        <w:rPr>
+          <w:b w:val="0"/>
+        </w:rPr>
+        <w:t xml:space="preserve">A tree diagram must label </w:t>
+      </w:r>
+      <w:r>
+        <w:rPr>
+          <w:b/>
+        </w:rPr>
+        <w:t>branch</w:t>
+      </w:r>
+      <w:r>
+        <w:rPr>
+          <w:b w:val="0"/>
+        </w:rPr>
+        <w:t>es and leaves, not just list questions.</w:t>
+      </w:r>
+    </w:p>
+    <w:p>
+      <w:pPr>
+        <w:pStyle w:val="Heading3"/>
+      </w:pPr>
+      <w:r>
         <w:t>Explanations for the additional workbook examples</w:t>
       </w:r>
     </w:p>
@@ -2447,111 +4666,723 @@
       </w:r>
     </w:p>
     <w:p>
-      <w:r>
-        <w:t>Identify the root, its two branches, leaf predictions and depth of the worked fitted tree. Which parts were selected using training labels?</w:t>
-      </w:r>
-    </w:p>
-    <w:p>
-      <w:r>
-        <w:t>The root asks near, with branches 0 and 1. Leaves predict clear for 0 and blocked for 1. Depth is one. Training labels determined both leaf majorities and the error comparison that selected near rather than tall.</w:t>
-      </w:r>
-    </w:p>
-    <w:p>
       <w:pPr>
         <w:pStyle w:val="Heading3"/>
       </w:pPr>
       <w:r>
+        <w:t>Workbook question · W1</w:t>
+      </w:r>
+    </w:p>
+    <w:p>
+      <w:pPr>
+        <w:spacing w:line="336" w:lineRule="auto" w:after="180"/>
+        <w:shd w:fill="F5F1FB"/>
+      </w:pPr>
+      <w:r>
+        <w:rPr>
+          <w:b w:val="0"/>
+        </w:rPr>
+        <w:t xml:space="preserve">Identify the </w:t>
+      </w:r>
+      <w:r>
+        <w:rPr>
+          <w:b/>
+        </w:rPr>
+        <w:t>root</w:t>
+      </w:r>
+      <w:r>
+        <w:rPr>
+          <w:b w:val="0"/>
+        </w:rPr>
+        <w:t xml:space="preserve">, its two </w:t>
+      </w:r>
+      <w:r>
+        <w:rPr>
+          <w:b/>
+        </w:rPr>
+        <w:t>branch</w:t>
+      </w:r>
+      <w:r>
+        <w:rPr>
+          <w:b w:val="0"/>
+        </w:rPr>
+        <w:t xml:space="preserve">es, </w:t>
+      </w:r>
+      <w:r>
+        <w:rPr>
+          <w:b/>
+        </w:rPr>
+        <w:t>leaf</w:t>
+      </w:r>
+      <w:r>
+        <w:rPr>
+          <w:b w:val="0"/>
+        </w:rPr>
+        <w:t xml:space="preserve"> </w:t>
+      </w:r>
+      <w:r>
+        <w:rPr>
+          <w:b/>
+        </w:rPr>
+        <w:t>prediction</w:t>
+      </w:r>
+      <w:r>
+        <w:rPr>
+          <w:b w:val="0"/>
+        </w:rPr>
+        <w:t xml:space="preserve">s and </w:t>
+      </w:r>
+      <w:r>
+        <w:rPr>
+          <w:b/>
+        </w:rPr>
+        <w:t>depth</w:t>
+      </w:r>
+      <w:r>
+        <w:rPr>
+          <w:b w:val="0"/>
+        </w:rPr>
+        <w:t xml:space="preserve"> of the worked fitted tree. Which parts were selected using </w:t>
+      </w:r>
+      <w:r>
+        <w:rPr>
+          <w:b/>
+        </w:rPr>
+        <w:t>training</w:t>
+      </w:r>
+      <w:r>
+        <w:rPr>
+          <w:b w:val="0"/>
+        </w:rPr>
+        <w:t xml:space="preserve"> labels?</w:t>
+      </w:r>
+    </w:p>
+    <w:p>
+      <w:pPr>
+        <w:pStyle w:val="Heading3"/>
+      </w:pPr>
+      <w:r>
+        <w:t>Teacher reasoning · W1</w:t>
+      </w:r>
+    </w:p>
+    <w:p>
+      <w:pPr>
+        <w:spacing w:line="336" w:lineRule="auto" w:after="180"/>
+        <w:shd w:fill="F1F6FC"/>
+      </w:pPr>
+      <w:r>
+        <w:rPr>
+          <w:b w:val="0"/>
+        </w:rPr>
+        <w:t xml:space="preserve">The </w:t>
+      </w:r>
+      <w:r>
+        <w:rPr>
+          <w:b/>
+        </w:rPr>
+        <w:t>root</w:t>
+      </w:r>
+      <w:r>
+        <w:rPr>
+          <w:b w:val="0"/>
+        </w:rPr>
+        <w:t xml:space="preserve"> asks near, with </w:t>
+      </w:r>
+      <w:r>
+        <w:rPr>
+          <w:b/>
+        </w:rPr>
+        <w:t>branch</w:t>
+      </w:r>
+      <w:r>
+        <w:rPr>
+          <w:b w:val="0"/>
+        </w:rPr>
+        <w:t xml:space="preserve">es 0 and 1. Leaves predict clear for 0 and blocked for 1. </w:t>
+      </w:r>
+      <w:r>
+        <w:rPr>
+          <w:b/>
+        </w:rPr>
+        <w:t>Depth</w:t>
+      </w:r>
+      <w:r>
+        <w:rPr>
+          <w:b w:val="0"/>
+        </w:rPr>
+        <w:t xml:space="preserve"> is one. </w:t>
+      </w:r>
+      <w:r>
+        <w:rPr>
+          <w:b/>
+        </w:rPr>
+        <w:t>Training</w:t>
+      </w:r>
+      <w:r>
+        <w:rPr>
+          <w:b w:val="0"/>
+        </w:rPr>
+        <w:t xml:space="preserve"> labels determined both </w:t>
+      </w:r>
+      <w:r>
+        <w:rPr>
+          <w:b/>
+        </w:rPr>
+        <w:t>leaf</w:t>
+      </w:r>
+      <w:r>
+        <w:rPr>
+          <w:b w:val="0"/>
+        </w:rPr>
+        <w:t xml:space="preserve"> majorities and the error comparison that selected near rather than tall.</w:t>
+      </w:r>
+    </w:p>
+    <w:p>
+      <w:pPr>
+        <w:pStyle w:val="Heading3"/>
+      </w:pPr>
+      <w:r>
         <w:t>W2 Verify the candidate scores</w:t>
       </w:r>
     </w:p>
     <w:p>
-      <w:r>
-        <w:t>For each near branch and each tall branch, count blocked and clear labels and choose a leaf. Give the total errors for each candidate question.</w:t>
-      </w:r>
-    </w:p>
-    <w:p>
-      <w:r>
-        <w:t>Near=0 has 1 blocked and 2 clear, predicts clear with 1 error; near=1 has 3 blocked and 0 clear, predicts blocked with 0 errors. Tall=0 has 2 blocked and 1 clear; tall=1 also has 2 blocked and 1 clear. Both tall leaves predict blocked with 1 error each. Totals are near 1 and tall 2.</w:t>
-      </w:r>
-    </w:p>
-    <w:p>
       <w:pPr>
         <w:pStyle w:val="Heading3"/>
       </w:pPr>
       <w:r>
+        <w:t>Workbook question · W2</w:t>
+      </w:r>
+    </w:p>
+    <w:p>
+      <w:pPr>
+        <w:spacing w:line="336" w:lineRule="auto" w:after="180"/>
+        <w:shd w:fill="F5F1FB"/>
+      </w:pPr>
+      <w:r>
+        <w:rPr>
+          <w:b w:val="0"/>
+        </w:rPr>
+        <w:t xml:space="preserve">For each near </w:t>
+      </w:r>
+      <w:r>
+        <w:rPr>
+          <w:b/>
+        </w:rPr>
+        <w:t>branch</w:t>
+      </w:r>
+      <w:r>
+        <w:rPr>
+          <w:b w:val="0"/>
+        </w:rPr>
+        <w:t xml:space="preserve"> and each tall </w:t>
+      </w:r>
+      <w:r>
+        <w:rPr>
+          <w:b/>
+        </w:rPr>
+        <w:t>branch</w:t>
+      </w:r>
+      <w:r>
+        <w:rPr>
+          <w:b w:val="0"/>
+        </w:rPr>
+        <w:t xml:space="preserve">, count blocked and clear labels and choose a </w:t>
+      </w:r>
+      <w:r>
+        <w:rPr>
+          <w:b/>
+        </w:rPr>
+        <w:t>leaf</w:t>
+      </w:r>
+      <w:r>
+        <w:rPr>
+          <w:b w:val="0"/>
+        </w:rPr>
+        <w:t>. Give the total errors for each candidate question.</w:t>
+      </w:r>
+    </w:p>
+    <w:p>
+      <w:pPr>
+        <w:pStyle w:val="Heading3"/>
+      </w:pPr>
+      <w:r>
+        <w:t>Teacher reasoning · W2</w:t>
+      </w:r>
+    </w:p>
+    <w:p>
+      <w:pPr>
+        <w:spacing w:line="336" w:lineRule="auto" w:after="180"/>
+        <w:shd w:fill="F1F6FC"/>
+      </w:pPr>
+      <w:r>
+        <w:rPr>
+          <w:b w:val="0"/>
+        </w:rPr>
+        <w:t>Near=0 has 1 blocked and 2 clear, predicts clear with 1 error; near=1 has 3 blocked and 0 clear, predicts blocked with 0 errors. Tall=0 has 2 blocked and 1 clear; tall=1 also has 2 blocked and 1 clear.</w:t>
+      </w:r>
+    </w:p>
+    <w:p>
+      <w:pPr>
+        <w:spacing w:line="336" w:lineRule="auto" w:after="180"/>
+        <w:shd w:fill="F1F6FC"/>
+      </w:pPr>
+      <w:r>
+        <w:rPr>
+          <w:b w:val="0"/>
+        </w:rPr>
+        <w:t>Both tall leaves predict blocked with 1 error each. Totals are near 1 and tall 2.</w:t>
+      </w:r>
+    </w:p>
+    <w:p>
+      <w:pPr>
+        <w:pStyle w:val="Heading3"/>
+      </w:pPr>
+      <w:r>
         <w:t>W3 Separate fitting from prediction</w:t>
       </w:r>
     </w:p>
     <w:p>
-      <w:r>
-        <w:t>A learner sees a blocked validation case with near=0 and changes that leaf to blocked before reporting the score. Explain what changed and how to report the original fitted tree fairly.</w:t>
-      </w:r>
-    </w:p>
-    <w:p>
-      <w:r>
-        <w:t>The leaf was changed using validation evidence, so it is no longer the original training-fitted tree. Score the original stored leaves on all the same validation rows and record any later development change separately. Preserve a separate final test for final evaluation.</w:t>
-      </w:r>
-    </w:p>
-    <w:p>
       <w:pPr>
         <w:pStyle w:val="Heading3"/>
       </w:pPr>
       <w:r>
+        <w:t>Workbook question · W3</w:t>
+      </w:r>
+    </w:p>
+    <w:p>
+      <w:pPr>
+        <w:spacing w:line="336" w:lineRule="auto" w:after="180"/>
+        <w:shd w:fill="F5F1FB"/>
+      </w:pPr>
+      <w:r>
+        <w:rPr>
+          <w:b w:val="0"/>
+        </w:rPr>
+        <w:t xml:space="preserve">A learner sees a blocked validation case with near=0 and changes that </w:t>
+      </w:r>
+      <w:r>
+        <w:rPr>
+          <w:b/>
+        </w:rPr>
+        <w:t>leaf</w:t>
+      </w:r>
+      <w:r>
+        <w:rPr>
+          <w:b w:val="0"/>
+        </w:rPr>
+        <w:t xml:space="preserve"> to blocked before reporting the score. Explain what changed and how to report the original fitted tree fairly.</w:t>
+      </w:r>
+    </w:p>
+    <w:p>
+      <w:pPr>
+        <w:pStyle w:val="Heading3"/>
+      </w:pPr>
+      <w:r>
+        <w:t>Teacher reasoning · W3</w:t>
+      </w:r>
+    </w:p>
+    <w:p>
+      <w:pPr>
+        <w:spacing w:line="336" w:lineRule="auto" w:after="180"/>
+        <w:shd w:fill="F1F6FC"/>
+      </w:pPr>
+      <w:r>
+        <w:rPr>
+          <w:b w:val="0"/>
+        </w:rPr>
+        <w:t xml:space="preserve">The </w:t>
+      </w:r>
+      <w:r>
+        <w:rPr>
+          <w:b/>
+        </w:rPr>
+        <w:t>leaf</w:t>
+      </w:r>
+      <w:r>
+        <w:rPr>
+          <w:b w:val="0"/>
+        </w:rPr>
+        <w:t xml:space="preserve"> was changed using validation </w:t>
+      </w:r>
+      <w:r>
+        <w:rPr>
+          <w:b/>
+        </w:rPr>
+        <w:t>evidence</w:t>
+      </w:r>
+      <w:r>
+        <w:rPr>
+          <w:b w:val="0"/>
+        </w:rPr>
+        <w:t xml:space="preserve">, so it is no longer the original </w:t>
+      </w:r>
+      <w:r>
+        <w:rPr>
+          <w:b/>
+        </w:rPr>
+        <w:t>training</w:t>
+      </w:r>
+      <w:r>
+        <w:rPr>
+          <w:b w:val="0"/>
+        </w:rPr>
+        <w:t>-fitted tree. Score the original stored leaves on all the same validation rows and record any later development change separately.</w:t>
+      </w:r>
+    </w:p>
+    <w:p>
+      <w:pPr>
+        <w:spacing w:line="336" w:lineRule="auto" w:after="180"/>
+        <w:shd w:fill="F1F6FC"/>
+      </w:pPr>
+      <w:r>
+        <w:rPr>
+          <w:b w:val="0"/>
+        </w:rPr>
+        <w:t>Preserve a separate final test for final evaluation.</w:t>
+      </w:r>
+    </w:p>
+    <w:p>
+      <w:pPr>
+        <w:pStyle w:val="Heading3"/>
+      </w:pPr>
+      <w:r>
         <w:t>W4 Fit a new tree independently</w:t>
       </w:r>
     </w:p>
     <w:p>
-      <w:r>
-        <w:t>New training rows (near,tall,label) are (1,0,clear),(1,1,clear),(1,0,clear),(0,1,blocked),(0,0,blocked),(0,1,clear). Use the same candidate order and tie policies. Give both candidates’ leaves and errors, then select the tree. Validation rows are (1,1,clear),(0,0,blocked),(0,1,clear),(1,0,blocked). List tree predictions and compare accuracy with the training-majority baseline.</w:t>
-      </w:r>
-    </w:p>
-    <w:p>
-      <w:r>
-        <w:t>Near=0 predicts blocked from 2 blocked and 1 clear; near=1 predicts clear from 3 clear. Near has 1 error. Both tall groups have 2 clear and 1 blocked, so both leaves predict clear and total errors are 2. Choose near with reversed leaf labels compared with the worked example. Validation predictions clear,blocked,blocked,clear match rows 1,2: 2/4. Baseline clear matches rows 1,3: 2/4. Both are 50 percent but errors differ.</w:t>
-      </w:r>
-    </w:p>
-    <w:p>
       <w:pPr>
         <w:pStyle w:val="Heading3"/>
       </w:pPr>
       <w:r>
+        <w:t>Workbook question · W4</w:t>
+      </w:r>
+    </w:p>
+    <w:p>
+      <w:pPr>
+        <w:spacing w:line="336" w:lineRule="auto" w:after="180"/>
+        <w:shd w:fill="F5F1FB"/>
+      </w:pPr>
+      <w:r>
+        <w:rPr>
+          <w:b w:val="0"/>
+        </w:rPr>
+        <w:t xml:space="preserve">New </w:t>
+      </w:r>
+      <w:r>
+        <w:rPr>
+          <w:b/>
+        </w:rPr>
+        <w:t>training</w:t>
+      </w:r>
+      <w:r>
+        <w:rPr>
+          <w:b w:val="0"/>
+        </w:rPr>
+        <w:t xml:space="preserve"> rows (near,tall,label) are (1,0,clear),(1,1,clear),(1,0,clear),(0,1,blocked),(0,0,blocked),(0,1,clear). Use the same candidate order and tie policies. Give both candidates’ leaves and errors, then select the tree.</w:t>
+      </w:r>
+    </w:p>
+    <w:p>
+      <w:pPr>
+        <w:spacing w:line="336" w:lineRule="auto" w:after="180"/>
+        <w:shd w:fill="F5F1FB"/>
+      </w:pPr>
+      <w:r>
+        <w:rPr>
+          <w:b w:val="0"/>
+        </w:rPr>
+        <w:t xml:space="preserve">Validation rows are (1,1,clear),(0,0,blocked),(0,1,clear),(1,0,blocked). List tree </w:t>
+      </w:r>
+      <w:r>
+        <w:rPr>
+          <w:b/>
+        </w:rPr>
+        <w:t>prediction</w:t>
+      </w:r>
+      <w:r>
+        <w:rPr>
+          <w:b w:val="0"/>
+        </w:rPr>
+        <w:t xml:space="preserve">s and compare accuracy with the </w:t>
+      </w:r>
+      <w:r>
+        <w:rPr>
+          <w:b/>
+        </w:rPr>
+        <w:t>training</w:t>
+      </w:r>
+      <w:r>
+        <w:rPr>
+          <w:b w:val="0"/>
+        </w:rPr>
+        <w:t>-majority baseline.</w:t>
+      </w:r>
+    </w:p>
+    <w:p>
+      <w:pPr>
+        <w:pStyle w:val="Heading3"/>
+      </w:pPr>
+      <w:r>
+        <w:t>Teacher reasoning · W4</w:t>
+      </w:r>
+    </w:p>
+    <w:p>
+      <w:pPr>
+        <w:spacing w:line="336" w:lineRule="auto" w:after="180"/>
+        <w:shd w:fill="F1F6FC"/>
+      </w:pPr>
+      <w:r>
+        <w:rPr>
+          <w:b w:val="0"/>
+        </w:rPr>
+        <w:t>Near=0 predicts blocked from 2 blocked and 1 clear; near=1 predicts clear from 3 clear. Near has 1 error. Both tall groups have 2 clear and 1 blocked, so both leaves predict clear and total errors are 2.</w:t>
+      </w:r>
+    </w:p>
+    <w:p>
+      <w:pPr>
+        <w:spacing w:line="336" w:lineRule="auto" w:after="180"/>
+        <w:shd w:fill="F1F6FC"/>
+      </w:pPr>
+      <w:r>
+        <w:rPr>
+          <w:b w:val="0"/>
+        </w:rPr>
+        <w:t xml:space="preserve">Choose near with reversed </w:t>
+      </w:r>
+      <w:r>
+        <w:rPr>
+          <w:b/>
+        </w:rPr>
+        <w:t>leaf</w:t>
+      </w:r>
+      <w:r>
+        <w:rPr>
+          <w:b w:val="0"/>
+        </w:rPr>
+        <w:t xml:space="preserve"> labels compared with the worked example. Validation </w:t>
+      </w:r>
+      <w:r>
+        <w:rPr>
+          <w:b/>
+        </w:rPr>
+        <w:t>prediction</w:t>
+      </w:r>
+      <w:r>
+        <w:rPr>
+          <w:b w:val="0"/>
+        </w:rPr>
+        <w:t>s clear,blocked,blocked,clear match rows 1,2: 2/4. Baseline clear matches rows 1,3: 2/4. Both are 50 percent but errors differ.</w:t>
+      </w:r>
+    </w:p>
+    <w:p>
+      <w:pPr>
+        <w:pStyle w:val="Heading3"/>
+      </w:pPr>
+      <w:r>
         <w:t>W5 Audit a tie and a claim</w:t>
       </w:r>
     </w:p>
     <w:p>
-      <w:r>
-        <w:t>If near and tall make the same training error count, which question does this code retain and why? Does retaining that question prove it will be better on future trips?</w:t>
-      </w:r>
-    </w:p>
-    <w:p>
-      <w:r>
-        <w:t>It retains near because near is tried first and strict &lt; replaces only for fewer errors. This is a declared tie convention, not evidence of better future performance. Separate evaluation and relevant examples are still needed.</w:t>
-      </w:r>
-    </w:p>
-    <w:p>
       <w:pPr>
         <w:pStyle w:val="Heading3"/>
       </w:pPr>
       <w:r>
+        <w:t>Workbook question · W5</w:t>
+      </w:r>
+    </w:p>
+    <w:p>
+      <w:pPr>
+        <w:spacing w:line="336" w:lineRule="auto" w:after="180"/>
+        <w:shd w:fill="F5F1FB"/>
+      </w:pPr>
+      <w:r>
+        <w:rPr>
+          <w:b w:val="0"/>
+        </w:rPr>
+        <w:t xml:space="preserve">If near and tall make the same </w:t>
+      </w:r>
+      <w:r>
+        <w:rPr>
+          <w:b/>
+        </w:rPr>
+        <w:t>training</w:t>
+      </w:r>
+      <w:r>
+        <w:rPr>
+          <w:b w:val="0"/>
+        </w:rPr>
+        <w:t xml:space="preserve"> error count, which question does this code retain and why? Does retaining that question prove it will be better on future trips?</w:t>
+      </w:r>
+    </w:p>
+    <w:p>
+      <w:pPr>
+        <w:pStyle w:val="Heading3"/>
+      </w:pPr>
+      <w:r>
+        <w:t>Teacher reasoning · W5</w:t>
+      </w:r>
+    </w:p>
+    <w:p>
+      <w:pPr>
+        <w:spacing w:line="336" w:lineRule="auto" w:after="180"/>
+        <w:shd w:fill="F1F6FC"/>
+      </w:pPr>
+      <w:r>
+        <w:rPr>
+          <w:b w:val="0"/>
+        </w:rPr>
+        <w:t xml:space="preserve">It retains near because near is tried first and strict &lt; replaces only for fewer errors. This is a declared tie convention, not </w:t>
+      </w:r>
+      <w:r>
+        <w:rPr>
+          <w:b/>
+        </w:rPr>
+        <w:t>evidence</w:t>
+      </w:r>
+      <w:r>
+        <w:rPr>
+          <w:b w:val="0"/>
+        </w:rPr>
+        <w:t xml:space="preserve"> of better future performance. Separate evaluation and relevant examples are still needed.</w:t>
+      </w:r>
+    </w:p>
+    <w:p>
+      <w:pPr>
+        <w:pStyle w:val="Heading3"/>
+      </w:pPr>
+      <w:r>
         <w:t>Assess independent transfer</w:t>
       </w:r>
     </w:p>
     <w:p>
-      <w:r>
-        <w:t>Selected case: New training rows (near,tall,label) are (1,0,clear),(1,1,clear),(1,0,clear),(0,1,blocked),(0,0,blocked),(0,1,clear). Use the same candidate order and tie policies. Give both candidates’ leaves and errors, then select the tree. Validation rows are (1,1,clear),(0,0,blocked),(0,1,clear),(1,0,blocked). List tree predictions and compare accuracy with the training-majority baseline.</w:t>
-      </w:r>
-    </w:p>
-    <w:p>
       <w:pPr>
         <w:pStyle w:val="Heading3"/>
       </w:pPr>
       <w:r>
+        <w:t>Independent question · withhold the key</w:t>
+      </w:r>
+    </w:p>
+    <w:p>
+      <w:pPr>
+        <w:spacing w:line="336" w:lineRule="auto" w:after="180"/>
+        <w:shd w:fill="F5F1FB"/>
+      </w:pPr>
+      <w:r>
+        <w:rPr>
+          <w:b w:val="0"/>
+        </w:rPr>
+        <w:t xml:space="preserve">Selected case: New </w:t>
+      </w:r>
+      <w:r>
+        <w:rPr>
+          <w:b/>
+        </w:rPr>
+        <w:t>training</w:t>
+      </w:r>
+      <w:r>
+        <w:rPr>
+          <w:b w:val="0"/>
+        </w:rPr>
+        <w:t xml:space="preserve"> rows (near,tall,label) are (1,0,clear),(1,1,clear),(1,0,clear),(0,1,blocked),(0,0,blocked),(0,1,clear). Use the same candidate order and tie policies.</w:t>
+      </w:r>
+    </w:p>
+    <w:p>
+      <w:pPr>
+        <w:spacing w:line="336" w:lineRule="auto" w:after="180"/>
+        <w:shd w:fill="F5F1FB"/>
+      </w:pPr>
+      <w:r>
+        <w:rPr>
+          <w:b w:val="0"/>
+        </w:rPr>
+        <w:t xml:space="preserve">Give both candidates’ leaves and errors, then select the tree. Validation rows are (1,1,clear),(0,0,blocked),(0,1,clear),(1,0,blocked). List tree </w:t>
+      </w:r>
+      <w:r>
+        <w:rPr>
+          <w:b/>
+        </w:rPr>
+        <w:t>prediction</w:t>
+      </w:r>
+      <w:r>
+        <w:rPr>
+          <w:b w:val="0"/>
+        </w:rPr>
+        <w:t xml:space="preserve">s and compare accuracy with the </w:t>
+      </w:r>
+      <w:r>
+        <w:rPr>
+          <w:b/>
+        </w:rPr>
+        <w:t>training</w:t>
+      </w:r>
+      <w:r>
+        <w:rPr>
+          <w:b w:val="0"/>
+        </w:rPr>
+        <w:t>-majority baseline.</w:t>
+      </w:r>
+    </w:p>
+    <w:p>
+      <w:pPr>
+        <w:pStyle w:val="Heading3"/>
+      </w:pPr>
+      <w:r>
         <w:t>Selected case answer</w:t>
       </w:r>
     </w:p>
     <w:p>
-      <w:r>
-        <w:t>Near=0 predicts blocked from 2 blocked and 1 clear; near=1 predicts clear from 3 clear. Near has 1 error. Both tall groups have 2 clear and 1 blocked, so both leaves predict clear and total errors are 2. Choose near with reversed leaf labels compared with the worked example. Validation predictions clear,blocked,blocked,clear match rows 1,2: 2/4. Baseline clear matches rows 1,3: 2/4. Both are 50 percent but errors differ.</w:t>
+      <w:pPr>
+        <w:pStyle w:val="Heading3"/>
+      </w:pPr>
+      <w:r>
+        <w:t>Teacher key · Selected case answer</w:t>
+      </w:r>
+    </w:p>
+    <w:p>
+      <w:pPr>
+        <w:spacing w:line="336" w:lineRule="auto" w:after="180"/>
+        <w:shd w:fill="F1F6FC"/>
+      </w:pPr>
+      <w:r>
+        <w:rPr>
+          <w:b w:val="0"/>
+        </w:rPr>
+        <w:t>Near=0 predicts blocked from 2 blocked and 1 clear; near=1 predicts clear from 3 clear. Near has 1 error. Both tall groups have 2 clear and 1 blocked, so both leaves predict clear and total errors are 2.</w:t>
+      </w:r>
+    </w:p>
+    <w:p>
+      <w:pPr>
+        <w:spacing w:line="336" w:lineRule="auto" w:after="180"/>
+        <w:shd w:fill="F1F6FC"/>
+      </w:pPr>
+      <w:r>
+        <w:rPr>
+          <w:b w:val="0"/>
+        </w:rPr>
+        <w:t xml:space="preserve">Choose near with reversed </w:t>
+      </w:r>
+      <w:r>
+        <w:rPr>
+          <w:b/>
+        </w:rPr>
+        <w:t>leaf</w:t>
+      </w:r>
+      <w:r>
+        <w:rPr>
+          <w:b w:val="0"/>
+        </w:rPr>
+        <w:t xml:space="preserve"> labels compared with the worked example. Validation </w:t>
+      </w:r>
+      <w:r>
+        <w:rPr>
+          <w:b/>
+        </w:rPr>
+        <w:t>prediction</w:t>
+      </w:r>
+      <w:r>
+        <w:rPr>
+          <w:b w:val="0"/>
+        </w:rPr>
+        <w:t>s clear,blocked,blocked,clear match rows 1,2: 2/4. Baseline clear matches rows 1,3: 2/4. Both are 50 percent but errors differ.</w:t>
       </w:r>
     </w:p>
     <w:tbl>
@@ -2657,21 +5488,77 @@
       </w:tr>
     </w:tbl>
     <w:p>
-      <w:r>
-        <w:t>Record each dimension as not yet, with support, or independent. Accept a valid alternative procedure with a defensible trace. Do not penalise an honestly recorded model failure if the learner correctly explains its evidence and limits.</w:t>
-      </w:r>
-    </w:p>
-    <w:p>
       <w:pPr>
         <w:pStyle w:val="Heading3"/>
       </w:pPr>
       <w:r>
+        <w:t>Teacher key · Selected case answer</w:t>
+      </w:r>
+    </w:p>
+    <w:p>
+      <w:pPr>
+        <w:spacing w:line="336" w:lineRule="auto" w:after="180"/>
+        <w:shd w:fill="F1F6FC"/>
+      </w:pPr>
+      <w:r>
+        <w:rPr>
+          <w:b w:val="0"/>
+        </w:rPr>
+        <w:t>Record each dimension as not yet, with support, or independent. Accept a valid alternative procedure with a defensible trace.</w:t>
+      </w:r>
+    </w:p>
+    <w:p>
+      <w:pPr>
+        <w:spacing w:line="336" w:lineRule="auto" w:after="180"/>
+        <w:shd w:fill="F1F6FC"/>
+      </w:pPr>
+      <w:r>
+        <w:rPr>
+          <w:b w:val="0"/>
+        </w:rPr>
+        <w:t xml:space="preserve">Do not penalise an honestly recorded model failure if the learner correctly explains its </w:t>
+      </w:r>
+      <w:r>
+        <w:rPr>
+          <w:b/>
+        </w:rPr>
+        <w:t>evidence</w:t>
+      </w:r>
+      <w:r>
+        <w:rPr>
+          <w:b w:val="0"/>
+        </w:rPr>
+        <w:t xml:space="preserve"> and limits.</w:t>
+      </w:r>
+    </w:p>
+    <w:p>
+      <w:pPr>
+        <w:pStyle w:val="Heading3"/>
+      </w:pPr>
+      <w:r>
         <w:t>Feedback that the learner uses</w:t>
       </w:r>
     </w:p>
     <w:p>
-      <w:r>
-        <w:t>Name the earliest unsupported step and give one action to repair it. Have the learner make that repair now and explain why. Then assess the relevant skill on a fresh, fully specified case. Confirm it was not previously practised with feedback; solve and check the new case before assigning it. A follow-up design prompt is a starting brief, not automatically an equivalent test.</w:t>
+      <w:pPr>
+        <w:spacing w:line="336" w:lineRule="auto" w:after="180"/>
+      </w:pPr>
+      <w:r>
+        <w:rPr>
+          <w:b w:val="0"/>
+        </w:rPr>
+        <w:t>Name the earliest unsupported step and give one action to repair it. Have the learner make that repair now and explain why. Then assess the relevant skill on a fresh, fully specified case.</w:t>
+      </w:r>
+    </w:p>
+    <w:p>
+      <w:pPr>
+        <w:spacing w:line="336" w:lineRule="auto" w:after="180"/>
+      </w:pPr>
+      <w:r>
+        <w:rPr>
+          <w:b w:val="0"/>
+        </w:rPr>
+        <w:t>Confirm it was not previously practised with feedback; solve and check the new case before assigning it. A follow-up design prompt is a starting brief, not automatically an equivalent test.</w:t>
       </w:r>
     </w:p>
     <w:p>
@@ -2683,11 +5570,62 @@
       </w:r>
     </w:p>
     <w:p>
+      <w:r>
+        <w:t>Connect Decision Trees to Transparent Book Recommender, adapt support and plan a later changed-case check.</w:t>
+      </w:r>
+    </w:p>
+    <w:p>
       <w:pPr>
         <w:pStyle w:val="Heading3"/>
       </w:pPr>
       <w:r>
-        <w:t>Connect and extend learning</w:t>
+        <w:t>Transparent Book Recommender</w:t>
+      </w:r>
+    </w:p>
+    <w:p>
+      <w:pPr>
+        <w:spacing w:line="336" w:lineRule="auto" w:after="180"/>
+      </w:pPr>
+      <w:r>
+        <w:rPr>
+          <w:b w:val="0"/>
+        </w:rPr>
+        <w:t>Create a transparent tree for hard constraints before applying preference scores.</w:t>
+      </w:r>
+    </w:p>
+    <w:p>
+      <w:pPr>
+        <w:spacing w:line="336" w:lineRule="auto" w:after="180"/>
+      </w:pPr>
+      <w:r>
+        <w:rPr>
+          <w:b w:val="0"/>
+        </w:rPr>
+        <w:t xml:space="preserve">Keep the decision, </w:t>
+      </w:r>
+      <w:r>
+        <w:rPr>
+          <w:b/>
+        </w:rPr>
+        <w:t>input</w:t>
+      </w:r>
+      <w:r>
+        <w:rPr>
+          <w:b w:val="0"/>
+        </w:rPr>
+        <w:t xml:space="preserve">, result, explanation and remaining limitation in the project </w:t>
+      </w:r>
+      <w:r>
+        <w:rPr>
+          <w:b/>
+        </w:rPr>
+        <w:t>evidence</w:t>
+      </w:r>
+      <w:r>
+        <w:rPr>
+          <w:b w:val="0"/>
+        </w:rPr>
+        <w:t xml:space="preserve"> record. Retrieve this record next week rather than restarting the project.</w:t>
       </w:r>
     </w:p>
     <w:p>
@@ -2695,17 +5633,18 @@
         <w:pStyle w:val="Heading3"/>
       </w:pPr>
       <w:r>
-        <w:t>Transparent Book Recommender</w:t>
-      </w:r>
-    </w:p>
-    <w:p>
-      <w:r>
-        <w:t>Create a transparent tree for hard constraints before applying preference scores.</w:t>
-      </w:r>
-    </w:p>
-    <w:p>
-      <w:r>
-        <w:t>Keep the decision, input, result, explanation and remaining limitation in the project evidence record. Retrieve this record next week rather than restarting the project.</w:t>
+        <w:t>Support and stretch</w:t>
+      </w:r>
+    </w:p>
+    <w:p>
+      <w:pPr>
+        <w:spacing w:line="336" w:lineRule="auto" w:after="180"/>
+      </w:pPr>
+      <w:r>
+        <w:rPr>
+          <w:b w:val="0"/>
+        </w:rPr>
+        <w:t>Trace one record or condition at a time with counters and labelled columns. Stretch: introduce a tie, boundary or missing field and declare its handling policy before rerunning.</w:t>
       </w:r>
     </w:p>
     <w:p>
@@ -2713,12 +5652,30 @@
         <w:pStyle w:val="Heading3"/>
       </w:pPr>
       <w:r>
-        <w:t>Support and stretch</w:t>
-      </w:r>
-    </w:p>
-    <w:p>
-      <w:r>
-        <w:t>Trace one record or condition at a time with counters and labelled columns. Stretch: introduce a tie, boundary or missing field and declare its handling policy before rerunning.</w:t>
+        <w:t>Exit reflection</w:t>
+      </w:r>
+    </w:p>
+    <w:p>
+      <w:pPr>
+        <w:spacing w:line="336" w:lineRule="auto" w:after="180"/>
+      </w:pPr>
+      <w:r>
+        <w:rPr>
+          <w:b w:val="0"/>
+        </w:rPr>
+        <w:t xml:space="preserve">Ask for one decision the learner can now justify and one situation requiring more </w:t>
+      </w:r>
+      <w:r>
+        <w:rPr>
+          <w:b/>
+        </w:rPr>
+        <w:t>evidence</w:t>
+      </w:r>
+      <w:r>
+        <w:rPr>
+          <w:b w:val="0"/>
+        </w:rPr>
+        <w:t xml:space="preserve"> or human review. Confidence ratings are separate from correct independent performance.</w:t>
       </w:r>
     </w:p>
     <w:p>
@@ -2726,12 +5683,30 @@
         <w:pStyle w:val="Heading3"/>
       </w:pPr>
       <w:r>
-        <w:t>Exit reflection</w:t>
-      </w:r>
-    </w:p>
-    <w:p>
-      <w:r>
-        <w:t>Ask for one decision the learner can now justify and one situation requiring more evidence or human review. Confidence ratings are separate from correct independent performance.</w:t>
+        <w:t>Bridge to the next week</w:t>
+      </w:r>
+    </w:p>
+    <w:p>
+      <w:pPr>
+        <w:spacing w:line="336" w:lineRule="auto" w:after="180"/>
+      </w:pPr>
+      <w:r>
+        <w:rPr>
+          <w:b w:val="0"/>
+        </w:rPr>
+        <w:t xml:space="preserve">Next: Week 15: Choose Informative Questions. Retrieve today’s </w:t>
+      </w:r>
+      <w:r>
+        <w:rPr>
+          <w:b/>
+        </w:rPr>
+        <w:t>evidence</w:t>
+      </w:r>
+      <w:r>
+        <w:rPr>
+          <w:b w:val="0"/>
+        </w:rPr>
+        <w:t xml:space="preserve"> and identify what carries forward and what is new.</w:t>
       </w:r>
     </w:p>
     <w:p>
@@ -2739,12 +5714,156 @@
         <w:pStyle w:val="Heading3"/>
       </w:pPr>
       <w:r>
-        <w:t>Bridge to the next week</w:t>
-      </w:r>
-    </w:p>
-    <w:p>
-      <w:r>
-        <w:t>Next: Week 15: Choose Informative Questions. Retrieve today’s evidence and identify what carries forward and what is new.</w:t>
+        <w:t>Support and fresh reassessment</w:t>
+      </w:r>
+    </w:p>
+    <w:p>
+      <w:pPr>
+        <w:spacing w:line="336" w:lineRule="auto" w:after="180"/>
+      </w:pPr>
+      <w:r>
+        <w:rPr>
+          <w:b w:val="0"/>
+        </w:rPr>
+        <w:t xml:space="preserve">Use physical sorting before code. Explain row[feature] as selecting a flag and row[2] as reading its label. Supply empty </w:t>
+      </w:r>
+      <w:r>
+        <w:rPr>
+          <w:b/>
+        </w:rPr>
+        <w:t>branch</w:t>
+      </w:r>
+      <w:r>
+        <w:rPr>
+          <w:b w:val="0"/>
+        </w:rPr>
+        <w:t>-count tables.</w:t>
+      </w:r>
+    </w:p>
+    <w:p>
+      <w:pPr>
+        <w:spacing w:line="336" w:lineRule="auto" w:after="180"/>
+      </w:pPr>
+      <w:r>
+        <w:rPr>
+          <w:b w:val="0"/>
+        </w:rPr>
+        <w:t xml:space="preserve">Extension: explain why an empty </w:t>
+      </w:r>
+      <w:r>
+        <w:rPr>
+          <w:b/>
+        </w:rPr>
+        <w:t>branch</w:t>
+      </w:r>
+      <w:r>
+        <w:rPr>
+          <w:b w:val="0"/>
+        </w:rPr>
+        <w:t xml:space="preserve"> needs a fallback, and why this code would silently return clear if given an empty label list.</w:t>
+      </w:r>
+    </w:p>
+    <w:p>
+      <w:pPr>
+        <w:spacing w:line="336" w:lineRule="auto" w:after="180"/>
+      </w:pPr>
+      <w:r>
+        <w:rPr>
+          <w:b w:val="0"/>
+        </w:rPr>
+        <w:t xml:space="preserve">Require W4 near error 1, tall error 2, near=0 blocked and near=1 clear, with both validation scores 2/4. Fresh retry: </w:t>
+      </w:r>
+      <w:r>
+        <w:rPr>
+          <w:b/>
+        </w:rPr>
+        <w:t>training</w:t>
+      </w:r>
+      <w:r>
+        <w:rPr>
+          <w:b w:val="0"/>
+        </w:rPr>
+        <w:t xml:space="preserve"> (0,0,clear),(0,1,blocked),(1,0,clear),(1,1,blocked).</w:t>
+      </w:r>
+    </w:p>
+    <w:p>
+      <w:pPr>
+        <w:spacing w:line="336" w:lineRule="auto" w:after="180"/>
+      </w:pPr>
+      <w:r>
+        <w:rPr>
+          <w:b w:val="0"/>
+        </w:rPr>
+        <w:t xml:space="preserve">Near </w:t>
+      </w:r>
+      <w:r>
+        <w:rPr>
+          <w:b/>
+        </w:rPr>
+        <w:t>branch</w:t>
+      </w:r>
+      <w:r>
+        <w:rPr>
+          <w:b w:val="0"/>
+        </w:rPr>
+        <w:t>es each tie and predict clear, giving 2 errors. Tall=0 predicts clear and tall=1 blocked with 0 errors; choose tall. Validation (0,1,blocked),(1,0,clear),(1,1,clear) gives blocked,clear,blocked: 2/3.</w:t>
+      </w:r>
+    </w:p>
+    <w:p>
+      <w:pPr>
+        <w:spacing w:line="336" w:lineRule="auto" w:after="180"/>
+      </w:pPr>
+      <w:r>
+        <w:rPr>
+          <w:b w:val="0"/>
+        </w:rPr>
+        <w:t xml:space="preserve">The tied </w:t>
+      </w:r>
+      <w:r>
+        <w:rPr>
+          <w:b/>
+        </w:rPr>
+        <w:t>training</w:t>
+      </w:r>
+      <w:r>
+        <w:rPr>
+          <w:b w:val="0"/>
+        </w:rPr>
+        <w:t xml:space="preserve"> baseline predicts clear and also gets 2/3, with different missed rows. Require the learned feature and both tie policies.</w:t>
+      </w:r>
+    </w:p>
+    <w:p>
+      <w:pPr>
+        <w:spacing w:line="336" w:lineRule="auto" w:after="180"/>
+      </w:pPr>
+      <w:r>
+        <w:rPr>
+          <w:b w:val="0"/>
+        </w:rPr>
+        <w:t xml:space="preserve">Week 10 introduces nearest neighbours and distances. Carry forward the </w:t>
+      </w:r>
+      <w:r>
+        <w:rPr>
+          <w:b/>
+        </w:rPr>
+        <w:t>training</w:t>
+      </w:r>
+      <w:r>
+        <w:rPr>
+          <w:b w:val="0"/>
+        </w:rPr>
+        <w:t>/validation split and baseline.</w:t>
+      </w:r>
+    </w:p>
+    <w:p>
+      <w:pPr>
+        <w:spacing w:line="336" w:lineRule="auto" w:after="180"/>
+      </w:pPr>
+      <w:r>
+        <w:rPr>
+          <w:b w:val="0"/>
+        </w:rPr>
+        <w:t>Teacher reference: https://scikit-learn.org/stable/modules/generated/sklearn.tree.DecisionTreeClassifier.html (reviewed 2026-09-27); its library criteria differ from our stated classroom mistake-count procedure.</w:t>
       </w:r>
     </w:p>
     <w:p>
@@ -2752,40 +5871,40 @@
         <w:pStyle w:val="Heading3"/>
       </w:pPr>
       <w:r>
-        <w:t>Support and fresh reassessment</w:t>
-      </w:r>
-    </w:p>
-    <w:p>
-      <w:r>
-        <w:t>Use physical sorting before code. Explain row[feature] as selecting a flag and row[2] as reading its label. Supply empty branch-count tables. Extension: explain why an empty branch needs a fallback, and why this code would silently return clear if given an empty label list.</w:t>
-      </w:r>
-    </w:p>
-    <w:p>
-      <w:r>
-        <w:t>Require W4 near error 1, tall error 2, near=0 blocked and near=1 clear, with both validation scores 2/4. Fresh retry: training (0,0,clear),(0,1,blocked),(1,0,clear),(1,1,blocked). Near branches each tie and predict clear, giving 2 errors. Tall=0 predicts clear and tall=1 blocked with 0 errors; choose tall. Validation (0,1,blocked),(1,0,clear),(1,1,clear) gives blocked,clear,blocked: 2/3. The tied training baseline predicts clear and also gets 2/3, with different missed rows. Require the learned feature and both tie policies.</w:t>
-      </w:r>
-    </w:p>
-    <w:p>
-      <w:r>
-        <w:t>Week 10 introduces nearest neighbours and distances. Carry forward the training/validation split and baseline. Teacher reference: https://scikit-learn.org/stable/modules/generated/sklearn.tree.DecisionTreeClassifier.html (reviewed 2026-09-27); its library criteria differ from our stated classroom mistake-count procedure.</w:t>
-      </w:r>
-    </w:p>
-    <w:p>
-      <w:pPr>
-        <w:pStyle w:val="Heading3"/>
-      </w:pPr>
-      <w:r>
         <w:t>Plan the delayed return</w:t>
       </w:r>
     </w:p>
     <w:p>
-      <w:r>
+      <w:pPr>
+        <w:spacing w:line="336" w:lineRule="auto" w:after="180"/>
+      </w:pPr>
+      <w:r>
+        <w:rPr>
+          <w:b w:val="0"/>
+        </w:rPr>
         <w:t>Suggested return points in this level: ai-2/15, ai-2/17, ai-2/20. Use actual classroom dates, adjusting for holidays and gaps. One, three and six teaching weeks are scheduling choices, not a claimed optimal spacing.</w:t>
       </w:r>
     </w:p>
     <w:p>
-      <w:r>
-        <w:t>At a delayed check, ask for the idea from memory and a changed application. Compare with the earlier independent response and record support used. For a new level, revisit the previous capstone before checking the new prerequisites.</w:t>
+      <w:pPr>
+        <w:spacing w:line="336" w:lineRule="auto" w:after="180"/>
+      </w:pPr>
+      <w:r>
+        <w:rPr>
+          <w:b w:val="0"/>
+        </w:rPr>
+        <w:t>At a delayed check, ask for the idea from memory and a changed application. Compare with the earlier independent response and record support used.</w:t>
+      </w:r>
+    </w:p>
+    <w:p>
+      <w:pPr>
+        <w:spacing w:line="336" w:lineRule="auto" w:after="180"/>
+      </w:pPr>
+      <w:r>
+        <w:rPr>
+          <w:b w:val="0"/>
+        </w:rPr>
+        <w:t>For a new level, revisit the previous capstone before checking the new prerequisites.</w:t>
       </w:r>
     </w:p>
     <w:tbl>
@@ -2945,8 +6064,26 @@
       </w:tr>
     </w:tbl>
     <w:p>
-      <w:r>
-        <w:t>Use the evidence to choose reteaching or the next step. A completed page, confidence rating or attractive project does not by itself demonstrate understanding.</w:t>
+      <w:pPr>
+        <w:spacing w:line="336" w:lineRule="auto" w:after="180"/>
+      </w:pPr>
+      <w:r>
+        <w:rPr>
+          <w:b w:val="0"/>
+        </w:rPr>
+        <w:t xml:space="preserve">Use the </w:t>
+      </w:r>
+      <w:r>
+        <w:rPr>
+          <w:b/>
+        </w:rPr>
+        <w:t>evidence</w:t>
+      </w:r>
+      <w:r>
+        <w:rPr>
+          <w:b w:val="0"/>
+        </w:rPr>
+        <w:t xml:space="preserve"> to choose reteaching or the next step. A completed page, confidence rating or attractive project does not by itself demonstrate understanding.</w:t>
       </w:r>
     </w:p>
     <w:p>
@@ -2958,8 +6095,38 @@
       </w:r>
     </w:p>
     <w:p>
-      <w:r>
-        <w:t>Fit or hand-specify recommender classification rules transparently, retaining candidate definitions and training-only selection evidence.</w:t>
+      <w:pPr>
+        <w:spacing w:line="336" w:lineRule="auto" w:after="180"/>
+      </w:pPr>
+      <w:r>
+        <w:rPr>
+          <w:b w:val="0"/>
+        </w:rPr>
+        <w:t xml:space="preserve">Fit or hand-specify recommender classification rules transparently, retaining candidate definitions and </w:t>
+      </w:r>
+      <w:r>
+        <w:rPr>
+          <w:b/>
+        </w:rPr>
+        <w:t>training</w:t>
+      </w:r>
+      <w:r>
+        <w:rPr>
+          <w:b w:val="0"/>
+        </w:rPr>
+        <w:t xml:space="preserve">-only selection </w:t>
+      </w:r>
+      <w:r>
+        <w:rPr>
+          <w:b/>
+        </w:rPr>
+        <w:t>evidence</w:t>
+      </w:r>
+      <w:r>
+        <w:rPr>
+          <w:b w:val="0"/>
+        </w:rPr>
+        <w:t>.</w:t>
       </w:r>
     </w:p>
     <w:p>
@@ -2972,12 +6139,98 @@
     </w:p>
     <w:p>
       <w:r>
-        <w:t>Teaching target: Fit a root question and leaf predictions from training examples</w:t>
-      </w:r>
-    </w:p>
-    <w:p>
-      <w:r>
-        <w:t>Prepare the labelled worked-case picture, the matching workbook, fictional input cards and a place for individual responses. No paid AI account is required for the paper reasoning activities.</w:t>
+        <w:t>Use this preparation summary alongside the detailed Decision Trees lesson; it is a checklist rather than a replacement for the full sequence.</w:t>
+      </w:r>
+    </w:p>
+    <w:p>
+      <w:pPr>
+        <w:pStyle w:val="Heading3"/>
+      </w:pPr>
+      <w:r>
+        <w:t>Teaching target</w:t>
+      </w:r>
+    </w:p>
+    <w:p>
+      <w:pPr>
+        <w:spacing w:line="336" w:lineRule="auto" w:after="180"/>
+        <w:shd w:fill="EDF7F3"/>
+      </w:pPr>
+      <w:r>
+        <w:rPr>
+          <w:b w:val="0"/>
+        </w:rPr>
+        <w:t xml:space="preserve">Teaching target: Fit a </w:t>
+      </w:r>
+      <w:r>
+        <w:rPr>
+          <w:b/>
+        </w:rPr>
+        <w:t>root</w:t>
+      </w:r>
+      <w:r>
+        <w:rPr>
+          <w:b w:val="0"/>
+        </w:rPr>
+        <w:t xml:space="preserve"> question and </w:t>
+      </w:r>
+      <w:r>
+        <w:rPr>
+          <w:b/>
+        </w:rPr>
+        <w:t>leaf</w:t>
+      </w:r>
+      <w:r>
+        <w:rPr>
+          <w:b w:val="0"/>
+        </w:rPr>
+        <w:t xml:space="preserve"> </w:t>
+      </w:r>
+      <w:r>
+        <w:rPr>
+          <w:b/>
+        </w:rPr>
+        <w:t>prediction</w:t>
+      </w:r>
+      <w:r>
+        <w:rPr>
+          <w:b w:val="0"/>
+        </w:rPr>
+        <w:t xml:space="preserve">s from </w:t>
+      </w:r>
+      <w:r>
+        <w:rPr>
+          <w:b/>
+        </w:rPr>
+        <w:t>training</w:t>
+      </w:r>
+      <w:r>
+        <w:rPr>
+          <w:b w:val="0"/>
+        </w:rPr>
+        <w:t xml:space="preserve"> examples</w:t>
+      </w:r>
+    </w:p>
+    <w:p>
+      <w:pPr>
+        <w:spacing w:line="336" w:lineRule="auto" w:after="180"/>
+      </w:pPr>
+      <w:r>
+        <w:rPr>
+          <w:b w:val="0"/>
+        </w:rPr>
+        <w:t xml:space="preserve">Prepare the labelled worked-case picture, the matching workbook, fictional </w:t>
+      </w:r>
+      <w:r>
+        <w:rPr>
+          <w:b/>
+        </w:rPr>
+        <w:t>input</w:t>
+      </w:r>
+      <w:r>
+        <w:rPr>
+          <w:b w:val="0"/>
+        </w:rPr>
+        <w:t xml:space="preserve"> cards and a place for individual responses. No paid AI account is required for the paper reasoning activities.</w:t>
       </w:r>
     </w:p>
     <w:tbl>
@@ -3124,37 +6377,279 @@
       </w:tr>
     </w:tbl>
     <w:p>
-      <w:r>
-        <w:t>Before class, solve the supported practice: For each near branch and each tall branch, count blocked and clear labels and choose a leaf. Give the total errors for each candidate question.</w:t>
-      </w:r>
-    </w:p>
-    <w:p>
-      <w:r>
-        <w:t>Reasoned practice answer: Near=0 has 1 blocked and 2 clear, predicts clear with 1 error; near=1 has 3 blocked and 0 clear, predicts blocked with 0 errors. Tall=0 has 2 blocked and 1 clear; tall=1 also has 2 blocked and 1 clear. Both tall leaves predict blocked with 1 error each. Totals are near 1 and tall 2.</w:t>
-      </w:r>
-    </w:p>
-    <w:p>
-      <w:r>
-        <w:t>Check every learner before discussion: Use the worked case for Fitting a decision tree. Proposed explanation: “A near branch must predict blocked”. Decide whether this explanation is supported. Point to the step or supplied fact that decides; explain your repair if needed.</w:t>
-      </w:r>
-    </w:p>
-    <w:p>
-      <w:r>
-        <w:t>Misconception repair: The branch label is learned from its training labels; W4 deliberately reverses that relationship.</w:t>
-      </w:r>
-    </w:p>
-    <w:p>
-      <w:r>
-        <w:t>Support: read the exact case aloud, enlarge the labelled picture, supply input cards and model only the first deciding step. Accept a spoken explanation or drawing; retain the reasoning goal.</w:t>
-      </w:r>
-    </w:p>
-    <w:p>
-      <w:r>
-        <w:t>Extension: New input becomes (0,1). Require a prediction and a reason before comparing. Expected result: The fitted tree predicts Yes. Reason: It follows diagram=1; cover colour is not the selected question.</w:t>
-      </w:r>
-    </w:p>
-    <w:p>
-      <w:r>
+      <w:pPr>
+        <w:spacing w:line="336" w:lineRule="auto" w:after="180"/>
+      </w:pPr>
+      <w:r>
+        <w:rPr>
+          <w:b w:val="0"/>
+        </w:rPr>
+        <w:t xml:space="preserve">Before class, solve the supported practice: For each near </w:t>
+      </w:r>
+      <w:r>
+        <w:rPr>
+          <w:b/>
+        </w:rPr>
+        <w:t>branch</w:t>
+      </w:r>
+      <w:r>
+        <w:rPr>
+          <w:b w:val="0"/>
+        </w:rPr>
+        <w:t xml:space="preserve"> and each tall </w:t>
+      </w:r>
+      <w:r>
+        <w:rPr>
+          <w:b/>
+        </w:rPr>
+        <w:t>branch</w:t>
+      </w:r>
+      <w:r>
+        <w:rPr>
+          <w:b w:val="0"/>
+        </w:rPr>
+        <w:t xml:space="preserve">, count blocked and clear labels and choose a </w:t>
+      </w:r>
+      <w:r>
+        <w:rPr>
+          <w:b/>
+        </w:rPr>
+        <w:t>leaf</w:t>
+      </w:r>
+      <w:r>
+        <w:rPr>
+          <w:b w:val="0"/>
+        </w:rPr>
+        <w:t>. Give the total errors for each candidate question.</w:t>
+      </w:r>
+    </w:p>
+    <w:p>
+      <w:pPr>
+        <w:pStyle w:val="Heading3"/>
+      </w:pPr>
+      <w:r>
+        <w:t>Supported practice answer</w:t>
+      </w:r>
+    </w:p>
+    <w:p>
+      <w:pPr>
+        <w:spacing w:line="336" w:lineRule="auto" w:after="180"/>
+        <w:shd w:fill="F1F6FC"/>
+      </w:pPr>
+      <w:r>
+        <w:rPr>
+          <w:b w:val="0"/>
+        </w:rPr>
+        <w:t>Reasoned practice answer: Near=0 has 1 blocked and 2 clear, predicts clear with 1 error; near=1 has 3 blocked and 0 clear, predicts blocked with 0 errors.</w:t>
+      </w:r>
+    </w:p>
+    <w:p>
+      <w:pPr>
+        <w:spacing w:line="336" w:lineRule="auto" w:after="180"/>
+        <w:shd w:fill="F1F6FC"/>
+      </w:pPr>
+      <w:r>
+        <w:rPr>
+          <w:b w:val="0"/>
+        </w:rPr>
+        <w:t>Tall=0 has 2 blocked and 1 clear; tall=1 also has 2 blocked and 1 clear. Both tall leaves predict blocked with 1 error each. Totals are near 1 and tall 2.</w:t>
+      </w:r>
+    </w:p>
+    <w:p>
+      <w:pPr>
+        <w:spacing w:line="336" w:lineRule="auto" w:after="180"/>
+      </w:pPr>
+      <w:r>
+        <w:rPr>
+          <w:b w:val="0"/>
+        </w:rPr>
+        <w:t xml:space="preserve">Check every learner before discussion: Use the worked case for </w:t>
+      </w:r>
+      <w:r>
+        <w:rPr>
+          <w:b/>
+        </w:rPr>
+        <w:t>Fitting</w:t>
+      </w:r>
+      <w:r>
+        <w:rPr>
+          <w:b w:val="0"/>
+        </w:rPr>
+        <w:t xml:space="preserve"> a </w:t>
+      </w:r>
+      <w:r>
+        <w:rPr>
+          <w:b/>
+        </w:rPr>
+        <w:t>decision tree</w:t>
+      </w:r>
+      <w:r>
+        <w:rPr>
+          <w:b w:val="0"/>
+        </w:rPr>
+        <w:t xml:space="preserve">. Proposed explanation: “A near </w:t>
+      </w:r>
+      <w:r>
+        <w:rPr>
+          <w:b/>
+        </w:rPr>
+        <w:t>branch</w:t>
+      </w:r>
+      <w:r>
+        <w:rPr>
+          <w:b w:val="0"/>
+        </w:rPr>
+        <w:t xml:space="preserve"> must predict blocked”. Decide whether this explanation is supported.</w:t>
+      </w:r>
+    </w:p>
+    <w:p>
+      <w:pPr>
+        <w:spacing w:line="336" w:lineRule="auto" w:after="180"/>
+      </w:pPr>
+      <w:r>
+        <w:rPr>
+          <w:b w:val="0"/>
+        </w:rPr>
+        <w:t>Point to the step or supplied fact that decides; explain your repair if needed.</w:t>
+      </w:r>
+    </w:p>
+    <w:p>
+      <w:pPr>
+        <w:pStyle w:val="Heading3"/>
+      </w:pPr>
+      <w:r>
+        <w:t>Repair the misconception</w:t>
+      </w:r>
+    </w:p>
+    <w:p>
+      <w:pPr>
+        <w:spacing w:line="336" w:lineRule="auto" w:after="180"/>
+        <w:shd w:fill="FFF5E6"/>
+      </w:pPr>
+      <w:r>
+        <w:rPr>
+          <w:b w:val="0"/>
+        </w:rPr>
+        <w:t xml:space="preserve">Misconception repair: The </w:t>
+      </w:r>
+      <w:r>
+        <w:rPr>
+          <w:b/>
+        </w:rPr>
+        <w:t>branch</w:t>
+      </w:r>
+      <w:r>
+        <w:rPr>
+          <w:b w:val="0"/>
+        </w:rPr>
+        <w:t xml:space="preserve"> label is learned from its </w:t>
+      </w:r>
+      <w:r>
+        <w:rPr>
+          <w:b/>
+        </w:rPr>
+        <w:t>training</w:t>
+      </w:r>
+      <w:r>
+        <w:rPr>
+          <w:b w:val="0"/>
+        </w:rPr>
+        <w:t xml:space="preserve"> labels; W4 deliberately reverses that relationship.</w:t>
+      </w:r>
+    </w:p>
+    <w:p>
+      <w:pPr>
+        <w:pStyle w:val="Heading3"/>
+      </w:pPr>
+      <w:r>
+        <w:t>Support without giving away the answer</w:t>
+      </w:r>
+    </w:p>
+    <w:p>
+      <w:pPr>
+        <w:spacing w:line="336" w:lineRule="auto" w:after="180"/>
+        <w:shd w:fill="F1F6F8"/>
+      </w:pPr>
+      <w:r>
+        <w:rPr>
+          <w:b w:val="0"/>
+        </w:rPr>
+        <w:t xml:space="preserve">Support: read the exact case aloud, enlarge the labelled picture, supply </w:t>
+      </w:r>
+      <w:r>
+        <w:rPr>
+          <w:b/>
+        </w:rPr>
+        <w:t>input</w:t>
+      </w:r>
+      <w:r>
+        <w:rPr>
+          <w:b w:val="0"/>
+        </w:rPr>
+        <w:t xml:space="preserve"> cards and model only the first deciding step. Accept a spoken explanation or drawing; retain the reasoning goal.</w:t>
+      </w:r>
+    </w:p>
+    <w:p>
+      <w:pPr>
+        <w:pStyle w:val="Heading3"/>
+      </w:pPr>
+      <w:r>
+        <w:t>Extend the reasoning</w:t>
+      </w:r>
+    </w:p>
+    <w:p>
+      <w:pPr>
+        <w:spacing w:line="336" w:lineRule="auto" w:after="180"/>
+        <w:shd w:fill="F5F1FB"/>
+      </w:pPr>
+      <w:r>
+        <w:rPr>
+          <w:b w:val="0"/>
+        </w:rPr>
+        <w:t xml:space="preserve">Extension: New </w:t>
+      </w:r>
+      <w:r>
+        <w:rPr>
+          <w:b/>
+        </w:rPr>
+        <w:t>input</w:t>
+      </w:r>
+      <w:r>
+        <w:rPr>
+          <w:b w:val="0"/>
+        </w:rPr>
+        <w:t xml:space="preserve"> becomes (0,1). Require a </w:t>
+      </w:r>
+      <w:r>
+        <w:rPr>
+          <w:b/>
+        </w:rPr>
+        <w:t>prediction</w:t>
+      </w:r>
+      <w:r>
+        <w:rPr>
+          <w:b w:val="0"/>
+        </w:rPr>
+        <w:t xml:space="preserve"> and a reason before comparing. Expected result: The fitted tree predicts Yes. Reason: It follows diagram=1; cover colour is not the selected question.</w:t>
+      </w:r>
+    </w:p>
+    <w:p>
+      <w:pPr>
+        <w:pStyle w:val="Heading3"/>
+      </w:pPr>
+      <w:r>
+        <w:t>Protect the independent attempt</w:t>
+      </w:r>
+    </w:p>
+    <w:p>
+      <w:pPr>
+        <w:spacing w:line="336" w:lineRule="auto" w:after="180"/>
+        <w:shd w:fill="FFF5E6"/>
+      </w:pPr>
+      <w:r>
+        <w:rPr>
+          <w:b w:val="0"/>
+        </w:rPr>
         <w:t>Independent assessment: withhold the reserved answer until the learner has attempted the new case. Record support separately from correctness.</w:t>
       </w:r>
     </w:p>
@@ -3343,13 +6838,46 @@
       </w:tr>
     </w:tbl>
     <w:p>
-      <w:r>
+      <w:pPr>
+        <w:pStyle w:val="Heading3"/>
+      </w:pPr>
+      <w:r>
+        <w:t>Project checkpoint</w:t>
+      </w:r>
+    </w:p>
+    <w:p>
+      <w:pPr>
+        <w:spacing w:line="336" w:lineRule="auto" w:after="180"/>
+        <w:shd w:fill="EDF7F3"/>
+      </w:pPr>
+      <w:r>
+        <w:rPr>
+          <w:b w:val="0"/>
+        </w:rPr>
         <w:t>Project checkpoint: Test changed cases. Keep normal, boundary and failure cases; compare expected and observed results.</w:t>
       </w:r>
     </w:p>
     <w:p>
-      <w:r>
-        <w:t>Use the weekly teacher answer for topic-specific reasoning. A saved progress tick is an activity record; judge mastery from the learner’s explanation and evidence.</w:t>
+      <w:pPr>
+        <w:spacing w:line="336" w:lineRule="auto" w:after="180"/>
+      </w:pPr>
+      <w:r>
+        <w:rPr>
+          <w:b w:val="0"/>
+        </w:rPr>
+        <w:t xml:space="preserve">Use the weekly teacher answer for topic-specific reasoning. A saved progress tick is an activity record; judge mastery from the learner’s explanation and </w:t>
+      </w:r>
+      <w:r>
+        <w:rPr>
+          <w:b/>
+        </w:rPr>
+        <w:t>evidence</w:t>
+      </w:r>
+      <w:r>
+        <w:rPr>
+          <w:b w:val="0"/>
+        </w:rPr>
+        <w:t>.</w:t>
       </w:r>
     </w:p>
     <w:p>
@@ -3362,27 +6890,1017 @@
     </w:p>
     <w:p>
       <w:r>
-        <w:t>Use the two formative questions as supported practice, not as independent mastery scores. Discuss the deciding evidence rather than accepting a guessed selection.</w:t>
-      </w:r>
-    </w:p>
-    <w:p>
-      <w:r>
+        <w:t>Use feedback, earlier review and portfolios purposefully. Apply the coding routine only when this lesson has an executable lab.</w:t>
+      </w:r>
+    </w:p>
+    <w:p>
+      <w:pPr>
+        <w:spacing w:line="336" w:lineRule="auto" w:after="180"/>
+      </w:pPr>
+      <w:r>
+        <w:rPr>
+          <w:b w:val="0"/>
+        </w:rPr>
+        <w:t xml:space="preserve">Use the two formative questions as supported practice, not as independent mastery scores. Discuss the deciding </w:t>
+      </w:r>
+      <w:r>
+        <w:rPr>
+          <w:b/>
+        </w:rPr>
+        <w:t>evidence</w:t>
+      </w:r>
+      <w:r>
+        <w:rPr>
+          <w:b w:val="0"/>
+        </w:rPr>
+        <w:t xml:space="preserve"> rather than accepting a guessed selection.</w:t>
+      </w:r>
+    </w:p>
+    <w:p>
+      <w:pPr>
+        <w:spacing w:line="336" w:lineRule="auto" w:after="180"/>
+      </w:pPr>
+      <w:r>
+        <w:rPr>
+          <w:b w:val="0"/>
+        </w:rPr>
         <w:t>The feedback comes from the reviewed public worked case. Do not reveal the separately reserved independent teacher answer until the learner has attempted that case.</w:t>
       </w:r>
     </w:p>
     <w:p>
-      <w:r>
-        <w:t>Ask students to predict before running code. Preserve errors and actual outputs; collect a changed test and an explanation. The branch-boundary and indexing lessons deliberately include failure cases.</w:t>
-      </w:r>
-    </w:p>
-    <w:p>
-      <w:r>
+      <w:pPr>
+        <w:spacing w:line="336" w:lineRule="auto" w:after="180"/>
+      </w:pPr>
+      <w:r>
+        <w:rPr>
+          <w:b w:val="0"/>
+        </w:rPr>
+        <w:t xml:space="preserve">Ask students to predict before running code. Preserve errors and actual </w:t>
+      </w:r>
+      <w:r>
+        <w:rPr>
+          <w:b/>
+        </w:rPr>
+        <w:t>output</w:t>
+      </w:r>
+      <w:r>
+        <w:rPr>
+          <w:b w:val="0"/>
+        </w:rPr>
+        <w:t xml:space="preserve">s; collect a changed test and an explanation. The </w:t>
+      </w:r>
+      <w:r>
+        <w:rPr>
+          <w:b/>
+        </w:rPr>
+        <w:t>branch</w:t>
+      </w:r>
+      <w:r>
+        <w:rPr>
+          <w:b w:val="0"/>
+        </w:rPr>
+        <w:t>-boundary and indexing lessons deliberately include failure cases.</w:t>
+      </w:r>
+    </w:p>
+    <w:p>
+      <w:pPr>
+        <w:spacing w:line="336" w:lineRule="auto" w:after="180"/>
+      </w:pPr>
+      <w:r>
+        <w:rPr>
+          <w:b w:val="0"/>
+        </w:rPr>
         <w:t>Use the earlier worked-explanation links to address a specific missing building block, then return to the current question. Adapt this suggestion after observing the learner; it is not an automatic diagnosis.</w:t>
       </w:r>
     </w:p>
     <w:p>
-      <w:r>
-        <w:t>Collect the completed-work portfolio as evidence. Record support separately from correctness, and assess explanation, trace/test and limitations. Progress ticks and quiz selections alone do not establish mastery.</w:t>
+      <w:pPr>
+        <w:spacing w:line="336" w:lineRule="auto" w:after="180"/>
+      </w:pPr>
+      <w:r>
+        <w:rPr>
+          <w:b w:val="0"/>
+        </w:rPr>
+        <w:t xml:space="preserve">Collect the completed-work portfolio as </w:t>
+      </w:r>
+      <w:r>
+        <w:rPr>
+          <w:b/>
+        </w:rPr>
+        <w:t>evidence</w:t>
+      </w:r>
+      <w:r>
+        <w:rPr>
+          <w:b w:val="0"/>
+        </w:rPr>
+        <w:t>. Record support separately from correctness, and assess explanation, trace/test and limitations. Progress ticks and quiz selections alone do not establish mastery.</w:t>
+      </w:r>
+    </w:p>
+    <w:p>
+      <w:pPr>
+        <w:pStyle w:val="Heading1"/>
+      </w:pPr>
+      <w:r>
+        <w:t>09. Visual concept journey</w:t>
+      </w:r>
+    </w:p>
+    <w:p>
+      <w:r>
+        <w:t>Show one Decision Trees graphic at a time, request a prediction and discuss its trace before the independent assessment.</w:t>
+      </w:r>
+    </w:p>
+    <w:p>
+      <w:pPr>
+        <w:spacing w:line="336" w:lineRule="auto" w:after="180"/>
+      </w:pPr>
+      <w:r>
+        <w:rPr>
+          <w:b w:val="0"/>
+        </w:rPr>
+        <w:t xml:space="preserve">Use one picture at a time. Hide a worked result before asking for a </w:t>
+      </w:r>
+      <w:r>
+        <w:rPr>
+          <w:b/>
+        </w:rPr>
+        <w:t>prediction</w:t>
+      </w:r>
+      <w:r>
+        <w:rPr>
+          <w:b w:val="0"/>
+        </w:rPr>
+        <w:t>, then reveal it for feedback. These are supported teaching cases; retain the separate independent assessment for a fresh first attempt.</w:t>
+      </w:r>
+    </w:p>
+    <w:p>
+      <w:pPr>
+        <w:pStyle w:val="Heading3"/>
+      </w:pPr>
+      <w:r>
+        <w:t>01. Decision Trees: the case</w:t>
+      </w:r>
+    </w:p>
+    <w:p>
+      <w:r>
+        <w:drawing>
+          <wp:inline xmlns:a="http://schemas.openxmlformats.org/drawingml/2006/main" xmlns:pic="http://schemas.openxmlformats.org/drawingml/2006/picture">
+            <wp:extent cx="5486400" cy="3142488"/>
+            <wp:docPr id="2" name="Picture 2" descr="A fictional toy classifier predicts whether a book needs an illustration label. Supplied facts: Training rows (colour_cover,diagram_inside,label): (1,1,Yes),(1,0,No),(0,1,Yes),(0,0,No). Candidates ask colour_cover or diagram_inside; each leaf uses its training majority. A leaf tie chooses No. Select fewer training errors."/>
+            <wp:cNvGraphicFramePr>
+              <a:graphicFrameLocks noChangeAspect="1"/>
+            </wp:cNvGraphicFramePr>
+            <a:graphic>
+              <a:graphicData uri="http://schemas.openxmlformats.org/drawingml/2006/picture">
+                <pic:pic>
+                  <pic:nvPicPr>
+                    <pic:cNvPr id="0" name="academy-story-ai-2-14-01.png"/>
+                    <pic:cNvPicPr/>
+                  </pic:nvPicPr>
+                  <pic:blipFill>
+                    <a:blip r:embed="rId10"/>
+                    <a:stretch>
+                      <a:fillRect/>
+                    </a:stretch>
+                  </pic:blipFill>
+                  <pic:spPr>
+                    <a:xfrm>
+                      <a:off x="0" y="0"/>
+                      <a:ext cx="5486400" cy="3142488"/>
+                    </a:xfrm>
+                    <a:prstGeom prst="rect"/>
+                  </pic:spPr>
+                </pic:pic>
+              </a:graphicData>
+            </a:graphic>
+          </wp:inline>
+        </w:drawing>
+      </w:r>
+    </w:p>
+    <w:p>
+      <w:pPr>
+        <w:spacing w:line="336" w:lineRule="auto" w:after="180"/>
+      </w:pPr>
+      <w:r>
+        <w:rPr>
+          <w:b w:val="0"/>
+        </w:rPr>
+        <w:t xml:space="preserve">A fictional toy classifier predicts whether a book needs an illustration label. Supplied facts: </w:t>
+      </w:r>
+      <w:r>
+        <w:rPr>
+          <w:b/>
+        </w:rPr>
+        <w:t>Training</w:t>
+      </w:r>
+      <w:r>
+        <w:rPr>
+          <w:b w:val="0"/>
+        </w:rPr>
+        <w:t xml:space="preserve"> rows (colour_cover,diagram_inside,label): (1,1,Yes),(1,0,No),(0,1,Yes),(0,0,No).</w:t>
+      </w:r>
+    </w:p>
+    <w:p>
+      <w:pPr>
+        <w:spacing w:line="336" w:lineRule="auto" w:after="180"/>
+      </w:pPr>
+      <w:r>
+        <w:rPr>
+          <w:b w:val="0"/>
+        </w:rPr>
+        <w:t xml:space="preserve">Candidates ask colour_cover or diagram_inside; each </w:t>
+      </w:r>
+      <w:r>
+        <w:rPr>
+          <w:b/>
+        </w:rPr>
+        <w:t>leaf</w:t>
+      </w:r>
+      <w:r>
+        <w:rPr>
+          <w:b w:val="0"/>
+        </w:rPr>
+        <w:t xml:space="preserve"> uses its </w:t>
+      </w:r>
+      <w:r>
+        <w:rPr>
+          <w:b/>
+        </w:rPr>
+        <w:t>training</w:t>
+      </w:r>
+      <w:r>
+        <w:rPr>
+          <w:b w:val="0"/>
+        </w:rPr>
+        <w:t xml:space="preserve"> majority. A </w:t>
+      </w:r>
+      <w:r>
+        <w:rPr>
+          <w:b/>
+        </w:rPr>
+        <w:t>leaf</w:t>
+      </w:r>
+      <w:r>
+        <w:rPr>
+          <w:b w:val="0"/>
+        </w:rPr>
+        <w:t xml:space="preserve"> tie chooses No. Select fewer </w:t>
+      </w:r>
+      <w:r>
+        <w:rPr>
+          <w:b/>
+        </w:rPr>
+        <w:t>training</w:t>
+      </w:r>
+      <w:r>
+        <w:rPr>
+          <w:b w:val="0"/>
+        </w:rPr>
+        <w:t xml:space="preserve"> errors.</w:t>
+      </w:r>
+    </w:p>
+    <w:p>
+      <w:pPr>
+        <w:spacing w:line="336" w:lineRule="auto" w:after="180"/>
+        <w:shd w:fill="F5F1FB"/>
+      </w:pPr>
+      <w:r>
+        <w:rPr>
+          <w:b w:val="0"/>
+        </w:rPr>
+        <w:t>Point to the given fact that matters most. Explain why it matters.</w:t>
+      </w:r>
+    </w:p>
+    <w:p>
+      <w:pPr>
+        <w:pStyle w:val="Heading3"/>
+      </w:pPr>
+      <w:r>
+        <w:t>Discuss while showing the picture</w:t>
+      </w:r>
+    </w:p>
+    <w:p>
+      <w:pPr>
+        <w:spacing w:line="336" w:lineRule="auto" w:after="180"/>
+        <w:shd w:fill="F1F6F8"/>
+      </w:pPr>
+      <w:r>
+        <w:rPr>
+          <w:b w:val="0"/>
+        </w:rPr>
+        <w:t>Teacher prompt: Point to the given fact that matters most. Explain why it matters. Ask learners to describe one label or arrow in ordinary words. Use the adjacent transcript if the image is difficult to see.</w:t>
+      </w:r>
+    </w:p>
+    <w:p>
+      <w:pPr>
+        <w:pStyle w:val="Heading3"/>
+      </w:pPr>
+      <w:r>
+        <w:t>02. Follow the deciding steps</w:t>
+      </w:r>
+    </w:p>
+    <w:p>
+      <w:r>
+        <w:drawing>
+          <wp:inline xmlns:a="http://schemas.openxmlformats.org/drawingml/2006/main" xmlns:pic="http://schemas.openxmlformats.org/drawingml/2006/picture">
+            <wp:extent cx="5486400" cy="4005072"/>
+            <wp:docPr id="3" name="Picture 3" descr="Colour candidate: Both colour leaves tie Yes/No, choose No: two training errors. → Diagram candidate: Diagram 1 leaf predicts Yes; diagram 0 leaf predicts No: zero errors. → Select tree: Choose the diagram question using the training comparison. → Apply new input: A new (1,0) row follows diagram=0 and predicts No."/>
+            <wp:cNvGraphicFramePr>
+              <a:graphicFrameLocks noChangeAspect="1"/>
+            </wp:cNvGraphicFramePr>
+            <a:graphic>
+              <a:graphicData uri="http://schemas.openxmlformats.org/drawingml/2006/picture">
+                <pic:pic>
+                  <pic:nvPicPr>
+                    <pic:cNvPr id="0" name="academy-story-ai-2-14-02.png"/>
+                    <pic:cNvPicPr/>
+                  </pic:nvPicPr>
+                  <pic:blipFill>
+                    <a:blip r:embed="rId11"/>
+                    <a:stretch>
+                      <a:fillRect/>
+                    </a:stretch>
+                  </pic:blipFill>
+                  <pic:spPr>
+                    <a:xfrm>
+                      <a:off x="0" y="0"/>
+                      <a:ext cx="5486400" cy="4005072"/>
+                    </a:xfrm>
+                    <a:prstGeom prst="rect"/>
+                  </pic:spPr>
+                </pic:pic>
+              </a:graphicData>
+            </a:graphic>
+          </wp:inline>
+        </w:drawing>
+      </w:r>
+    </w:p>
+    <w:p>
+      <w:pPr>
+        <w:spacing w:line="336" w:lineRule="auto" w:after="180"/>
+      </w:pPr>
+      <w:r>
+        <w:rPr>
+          <w:b w:val="0"/>
+        </w:rPr>
+        <w:t xml:space="preserve">Colour candidate: Both colour leaves tie Yes/No, choose No: two </w:t>
+      </w:r>
+      <w:r>
+        <w:rPr>
+          <w:b/>
+        </w:rPr>
+        <w:t>training</w:t>
+      </w:r>
+      <w:r>
+        <w:rPr>
+          <w:b w:val="0"/>
+        </w:rPr>
+        <w:t xml:space="preserve"> errors. → Diagram candidate: Diagram 1 </w:t>
+      </w:r>
+      <w:r>
+        <w:rPr>
+          <w:b/>
+        </w:rPr>
+        <w:t>leaf</w:t>
+      </w:r>
+      <w:r>
+        <w:rPr>
+          <w:b w:val="0"/>
+        </w:rPr>
+        <w:t xml:space="preserve"> predicts Yes; diagram 0 </w:t>
+      </w:r>
+      <w:r>
+        <w:rPr>
+          <w:b/>
+        </w:rPr>
+        <w:t>leaf</w:t>
+      </w:r>
+      <w:r>
+        <w:rPr>
+          <w:b w:val="0"/>
+        </w:rPr>
+        <w:t xml:space="preserve"> predicts No: zero errors. → Select tree: Choose the diagram question using the </w:t>
+      </w:r>
+      <w:r>
+        <w:rPr>
+          <w:b/>
+        </w:rPr>
+        <w:t>training</w:t>
+      </w:r>
+      <w:r>
+        <w:rPr>
+          <w:b w:val="0"/>
+        </w:rPr>
+        <w:t xml:space="preserve"> comparison. → Apply new </w:t>
+      </w:r>
+      <w:r>
+        <w:rPr>
+          <w:b/>
+        </w:rPr>
+        <w:t>input</w:t>
+      </w:r>
+      <w:r>
+        <w:rPr>
+          <w:b w:val="0"/>
+        </w:rPr>
+        <w:t>: A new (1,0) row follows diagram=0 and predicts No.</w:t>
+      </w:r>
+    </w:p>
+    <w:p>
+      <w:pPr>
+        <w:spacing w:line="336" w:lineRule="auto" w:after="180"/>
+        <w:shd w:fill="F5F1FB"/>
+      </w:pPr>
+      <w:r>
+        <w:rPr>
+          <w:b w:val="0"/>
+        </w:rPr>
+        <w:t xml:space="preserve">Point to each numbered stage and explain which recorded </w:t>
+      </w:r>
+      <w:r>
+        <w:rPr>
+          <w:b/>
+        </w:rPr>
+        <w:t>input</w:t>
+      </w:r>
+      <w:r>
+        <w:rPr>
+          <w:b w:val="0"/>
+        </w:rPr>
+        <w:t xml:space="preserve"> it uses.</w:t>
+      </w:r>
+    </w:p>
+    <w:p>
+      <w:pPr>
+        <w:pStyle w:val="Heading3"/>
+      </w:pPr>
+      <w:r>
+        <w:t>Discuss while showing the picture</w:t>
+      </w:r>
+    </w:p>
+    <w:p>
+      <w:pPr>
+        <w:spacing w:line="336" w:lineRule="auto" w:after="180"/>
+        <w:shd w:fill="F1F6F8"/>
+      </w:pPr>
+      <w:r>
+        <w:rPr>
+          <w:b w:val="0"/>
+        </w:rPr>
+        <w:t xml:space="preserve">Teacher prompt: Point to each numbered stage and explain which recorded </w:t>
+      </w:r>
+      <w:r>
+        <w:rPr>
+          <w:b/>
+        </w:rPr>
+        <w:t>input</w:t>
+      </w:r>
+      <w:r>
+        <w:rPr>
+          <w:b w:val="0"/>
+        </w:rPr>
+        <w:t xml:space="preserve"> it uses. Ask learners to describe one label or arrow in ordinary words. Use the adjacent transcript if the image is difficult to see.</w:t>
+      </w:r>
+    </w:p>
+    <w:p>
+      <w:pPr>
+        <w:pStyle w:val="Heading3"/>
+      </w:pPr>
+      <w:r>
+        <w:t>03. Two paths through the learned tree</w:t>
+      </w:r>
+    </w:p>
+    <w:p>
+      <w:r>
+        <w:drawing>
+          <wp:inline xmlns:a="http://schemas.openxmlformats.org/drawingml/2006/main" xmlns:pic="http://schemas.openxmlformats.org/drawingml/2006/picture">
+            <wp:extent cx="5486400" cy="2834640"/>
+            <wp:docPr id="4" name="Picture 4" descr="Two paths through the learned tree. Is near equal to 1 | No near is 0 | Predict clear. Is near equal to 1 | Yes near is 1 | Predict blocked"/>
+            <wp:cNvGraphicFramePr>
+              <a:graphicFrameLocks noChangeAspect="1"/>
+            </wp:cNvGraphicFramePr>
+            <a:graphic>
+              <a:graphicData uri="http://schemas.openxmlformats.org/drawingml/2006/picture">
+                <pic:pic>
+                  <pic:nvPicPr>
+                    <pic:cNvPr id="0" name="academy-story-ai-2-14-03.png"/>
+                    <pic:cNvPicPr/>
+                  </pic:nvPicPr>
+                  <pic:blipFill>
+                    <a:blip r:embed="rId12"/>
+                    <a:stretch>
+                      <a:fillRect/>
+                    </a:stretch>
+                  </pic:blipFill>
+                  <pic:spPr>
+                    <a:xfrm>
+                      <a:off x="0" y="0"/>
+                      <a:ext cx="5486400" cy="2834640"/>
+                    </a:xfrm>
+                    <a:prstGeom prst="rect"/>
+                  </pic:spPr>
+                </pic:pic>
+              </a:graphicData>
+            </a:graphic>
+          </wp:inline>
+        </w:drawing>
+      </w:r>
+    </w:p>
+    <w:p>
+      <w:pPr>
+        <w:spacing w:line="336" w:lineRule="auto" w:after="180"/>
+      </w:pPr>
+      <w:r>
+        <w:rPr>
+          <w:b w:val="0"/>
+        </w:rPr>
+        <w:t>Two paths through the learned tree. Is near equal to 1 | No near is 0 | Predict clear. Is near equal to 1 | Yes near is 1 | Predict blocked</w:t>
+      </w:r>
+    </w:p>
+    <w:p>
+      <w:pPr>
+        <w:spacing w:line="336" w:lineRule="auto" w:after="180"/>
+        <w:shd w:fill="F5F1FB"/>
+      </w:pPr>
+      <w:r>
+        <w:rPr>
+          <w:b w:val="0"/>
+        </w:rPr>
+        <w:t>Read the labels and values. Explain the relationship the model shows.</w:t>
+      </w:r>
+    </w:p>
+    <w:p>
+      <w:pPr>
+        <w:pStyle w:val="Heading3"/>
+      </w:pPr>
+      <w:r>
+        <w:t>Discuss while showing the picture</w:t>
+      </w:r>
+    </w:p>
+    <w:p>
+      <w:pPr>
+        <w:spacing w:line="336" w:lineRule="auto" w:after="180"/>
+        <w:shd w:fill="F1F6F8"/>
+      </w:pPr>
+      <w:r>
+        <w:rPr>
+          <w:b w:val="0"/>
+        </w:rPr>
+        <w:t>Teacher prompt: Read the labels and values. Explain the relationship the model shows. Ask learners to describe one label or arrow in ordinary words. Use the adjacent transcript if the image is difficult to see.</w:t>
+      </w:r>
+    </w:p>
+    <w:p>
+      <w:pPr>
+        <w:pStyle w:val="Heading3"/>
+      </w:pPr>
+      <w:r>
+        <w:t>04. Change one thing. Trace what follows.</w:t>
+      </w:r>
+    </w:p>
+    <w:p>
+      <w:r>
+        <w:drawing>
+          <wp:inline xmlns:a="http://schemas.openxmlformats.org/drawingml/2006/main" xmlns:pic="http://schemas.openxmlformats.org/drawingml/2006/picture">
+            <wp:extent cx="5486400" cy="3026664"/>
+            <wp:docPr id="5" name="Picture 5" descr="Original case: A new (1,0) row follows diagram=0 and predicts No. Changed condition: New input becomes (0,1). Expected result: The fitted tree predicts Yes. Reason: It follows diagram=1; cover colour is not the selected question."/>
+            <wp:cNvGraphicFramePr>
+              <a:graphicFrameLocks noChangeAspect="1"/>
+            </wp:cNvGraphicFramePr>
+            <a:graphic>
+              <a:graphicData uri="http://schemas.openxmlformats.org/drawingml/2006/picture">
+                <pic:pic>
+                  <pic:nvPicPr>
+                    <pic:cNvPr id="0" name="academy-story-ai-2-14-04.png"/>
+                    <pic:cNvPicPr/>
+                  </pic:nvPicPr>
+                  <pic:blipFill>
+                    <a:blip r:embed="rId13"/>
+                    <a:stretch>
+                      <a:fillRect/>
+                    </a:stretch>
+                  </pic:blipFill>
+                  <pic:spPr>
+                    <a:xfrm>
+                      <a:off x="0" y="0"/>
+                      <a:ext cx="5486400" cy="3026664"/>
+                    </a:xfrm>
+                    <a:prstGeom prst="rect"/>
+                  </pic:spPr>
+                </pic:pic>
+              </a:graphicData>
+            </a:graphic>
+          </wp:inline>
+        </w:drawing>
+      </w:r>
+    </w:p>
+    <w:p>
+      <w:pPr>
+        <w:spacing w:line="336" w:lineRule="auto" w:after="180"/>
+      </w:pPr>
+      <w:r>
+        <w:rPr>
+          <w:b w:val="0"/>
+        </w:rPr>
+        <w:t xml:space="preserve">Original case: A new (1,0) row follows diagram=0 and predicts No. Changed condition: New </w:t>
+      </w:r>
+      <w:r>
+        <w:rPr>
+          <w:b/>
+        </w:rPr>
+        <w:t>input</w:t>
+      </w:r>
+      <w:r>
+        <w:rPr>
+          <w:b w:val="0"/>
+        </w:rPr>
+        <w:t xml:space="preserve"> becomes (0,1). Expected result: The fitted tree predicts Yes.</w:t>
+      </w:r>
+    </w:p>
+    <w:p>
+      <w:pPr>
+        <w:spacing w:line="336" w:lineRule="auto" w:after="180"/>
+      </w:pPr>
+      <w:r>
+        <w:rPr>
+          <w:b w:val="0"/>
+        </w:rPr>
+        <w:t>Reason: It follows diagram=1; cover colour is not the selected question.</w:t>
+      </w:r>
+    </w:p>
+    <w:p>
+      <w:pPr>
+        <w:spacing w:line="336" w:lineRule="auto" w:after="180"/>
+        <w:shd w:fill="F5F1FB"/>
+      </w:pPr>
+      <w:r>
+        <w:rPr>
+          <w:b w:val="0"/>
+        </w:rPr>
+        <w:t>Predict before checking the worked changed-case result. Name what changed and what the supplied facts allow you to conclude.</w:t>
+      </w:r>
+    </w:p>
+    <w:p>
+      <w:pPr>
+        <w:pStyle w:val="Heading3"/>
+      </w:pPr>
+      <w:r>
+        <w:t>Discuss while showing the picture</w:t>
+      </w:r>
+    </w:p>
+    <w:p>
+      <w:pPr>
+        <w:spacing w:line="336" w:lineRule="auto" w:after="180"/>
+        <w:shd w:fill="F1F6F8"/>
+      </w:pPr>
+      <w:r>
+        <w:rPr>
+          <w:b w:val="0"/>
+        </w:rPr>
+        <w:t>Teacher prompt: Predict before checking the worked changed-case result. Name what changed and what the supplied facts allow you to conclude. Ask learners to describe one label or arrow in ordinary words.</w:t>
+      </w:r>
+    </w:p>
+    <w:p>
+      <w:pPr>
+        <w:spacing w:line="336" w:lineRule="auto" w:after="180"/>
+        <w:shd w:fill="F1F6F8"/>
+      </w:pPr>
+      <w:r>
+        <w:rPr>
+          <w:b w:val="0"/>
+        </w:rPr>
+        <w:t>Use the adjacent transcript if the image is difficult to see. Changed-case reasoning: It follows diagram=1; cover colour is not the selected question.</w:t>
+      </w:r>
+    </w:p>
+    <w:p>
+      <w:pPr>
+        <w:pStyle w:val="Heading3"/>
+      </w:pPr>
+      <w:r>
+        <w:t>05. Connect the explanation to its limit</w:t>
+      </w:r>
+    </w:p>
+    <w:p>
+      <w:r>
+        <w:drawing>
+          <wp:inline xmlns:a="http://schemas.openxmlformats.org/drawingml/2006/main" xmlns:pic="http://schemas.openxmlformats.org/drawingml/2006/picture">
+            <wp:extent cx="5486400" cy="2834640"/>
+            <wp:docPr id="6" name="Picture 6" descr="A question becomes a fitted tree only after its leaves and selection procedure are specified. The training comparison prefers the feature that separates these labels. Prediction follows the selected question; it does not reselect the tree using a new case’s answer. Save candidate leaves and errors so the choice can be repeated. Limit: Zero errors on four toy examples do not establish that diagrams always determine a real book’s classification."/>
+            <wp:cNvGraphicFramePr>
+              <a:graphicFrameLocks noChangeAspect="1"/>
+            </wp:cNvGraphicFramePr>
+            <a:graphic>
+              <a:graphicData uri="http://schemas.openxmlformats.org/drawingml/2006/picture">
+                <pic:pic>
+                  <pic:nvPicPr>
+                    <pic:cNvPr id="0" name="academy-story-ai-2-14-05.png"/>
+                    <pic:cNvPicPr/>
+                  </pic:nvPicPr>
+                  <pic:blipFill>
+                    <a:blip r:embed="rId14"/>
+                    <a:stretch>
+                      <a:fillRect/>
+                    </a:stretch>
+                  </pic:blipFill>
+                  <pic:spPr>
+                    <a:xfrm>
+                      <a:off x="0" y="0"/>
+                      <a:ext cx="5486400" cy="2834640"/>
+                    </a:xfrm>
+                    <a:prstGeom prst="rect"/>
+                  </pic:spPr>
+                </pic:pic>
+              </a:graphicData>
+            </a:graphic>
+          </wp:inline>
+        </w:drawing>
+      </w:r>
+    </w:p>
+    <w:p>
+      <w:pPr>
+        <w:spacing w:line="336" w:lineRule="auto" w:after="180"/>
+      </w:pPr>
+      <w:r>
+        <w:rPr>
+          <w:b w:val="0"/>
+        </w:rPr>
+        <w:t xml:space="preserve">A question becomes a fitted tree only after its leaves and selection procedure are specified. The </w:t>
+      </w:r>
+      <w:r>
+        <w:rPr>
+          <w:b/>
+        </w:rPr>
+        <w:t>training</w:t>
+      </w:r>
+      <w:r>
+        <w:rPr>
+          <w:b w:val="0"/>
+        </w:rPr>
+        <w:t xml:space="preserve"> comparison prefers the feature that separates these labels.</w:t>
+      </w:r>
+    </w:p>
+    <w:p>
+      <w:pPr>
+        <w:spacing w:line="336" w:lineRule="auto" w:after="180"/>
+      </w:pPr>
+      <w:r>
+        <w:rPr>
+          <w:b/>
+        </w:rPr>
+        <w:t>Prediction</w:t>
+      </w:r>
+      <w:r>
+        <w:rPr>
+          <w:b w:val="0"/>
+        </w:rPr>
+        <w:t xml:space="preserve"> follows the selected question; it does not reselect the tree using a new case’s answer. Save candidate leaves and errors so the choice can be repeated.</w:t>
+      </w:r>
+    </w:p>
+    <w:p>
+      <w:pPr>
+        <w:spacing w:line="336" w:lineRule="auto" w:after="180"/>
+      </w:pPr>
+      <w:r>
+        <w:rPr>
+          <w:b w:val="0"/>
+        </w:rPr>
+        <w:t>Limit: Zero errors on four toy examples do not establish that diagrams always determine a real book’s classification.</w:t>
+      </w:r>
+    </w:p>
+    <w:p>
+      <w:pPr>
+        <w:spacing w:line="336" w:lineRule="auto" w:after="180"/>
+        <w:shd w:fill="F5F1FB"/>
+      </w:pPr>
+      <w:r>
+        <w:rPr>
+          <w:b w:val="0"/>
+        </w:rPr>
+        <w:t>Explain the case, then point to a limit on the claim.</w:t>
+      </w:r>
+    </w:p>
+    <w:p>
+      <w:pPr>
+        <w:pStyle w:val="Heading3"/>
+      </w:pPr>
+      <w:r>
+        <w:t>Discuss while showing the picture</w:t>
+      </w:r>
+    </w:p>
+    <w:p>
+      <w:pPr>
+        <w:spacing w:line="336" w:lineRule="auto" w:after="180"/>
+        <w:shd w:fill="F1F6F8"/>
+      </w:pPr>
+      <w:r>
+        <w:rPr>
+          <w:b w:val="0"/>
+        </w:rPr>
+        <w:t>Teacher prompt: Explain the case, then point to a limit on the claim. Ask learners to describe one label or arrow in ordinary words. Use the adjacent transcript if the image is difficult to see.</w:t>
+      </w:r>
+    </w:p>
+    <w:p>
+      <w:pPr>
+        <w:spacing w:line="336" w:lineRule="auto" w:after="180"/>
+        <w:shd w:fill="F1F6F8"/>
+      </w:pPr>
+      <w:r>
+        <w:rPr>
+          <w:b w:val="0"/>
+        </w:rPr>
+        <w:t>Keep the stated scope: Zero errors on four toy examples do not establish that diagrams always determine a real book’s classification.</w:t>
+      </w:r>
+    </w:p>
+    <w:p>
+      <w:pPr>
+        <w:pStyle w:val="Heading3"/>
+      </w:pPr>
+      <w:r>
+        <w:t>06. Make the idea visible in your project</w:t>
+      </w:r>
+    </w:p>
+    <w:p>
+      <w:r>
+        <w:drawing>
+          <wp:inline xmlns:a="http://schemas.openxmlformats.org/drawingml/2006/main" xmlns:pic="http://schemas.openxmlformats.org/drawingml/2006/picture">
+            <wp:extent cx="5486400" cy="3380232"/>
+            <wp:docPr id="7" name="Picture 7" descr="Fit or hand-specify recommender classification rules transparently, retaining candidate definitions and training-only selection evidence. Draw your input, deciding step, result and limit. Supported question: Why does changing colour alone not change this tree’s prediction?"/>
+            <wp:cNvGraphicFramePr>
+              <a:graphicFrameLocks noChangeAspect="1"/>
+            </wp:cNvGraphicFramePr>
+            <a:graphic>
+              <a:graphicData uri="http://schemas.openxmlformats.org/drawingml/2006/picture">
+                <pic:pic>
+                  <pic:nvPicPr>
+                    <pic:cNvPr id="0" name="academy-story-ai-2-14-06.png"/>
+                    <pic:cNvPicPr/>
+                  </pic:nvPicPr>
+                  <pic:blipFill>
+                    <a:blip r:embed="rId15"/>
+                    <a:stretch>
+                      <a:fillRect/>
+                    </a:stretch>
+                  </pic:blipFill>
+                  <pic:spPr>
+                    <a:xfrm>
+                      <a:off x="0" y="0"/>
+                      <a:ext cx="5486400" cy="3380232"/>
+                    </a:xfrm>
+                    <a:prstGeom prst="rect"/>
+                  </pic:spPr>
+                </pic:pic>
+              </a:graphicData>
+            </a:graphic>
+          </wp:inline>
+        </w:drawing>
+      </w:r>
+    </w:p>
+    <w:p>
+      <w:pPr>
+        <w:spacing w:line="336" w:lineRule="auto" w:after="180"/>
+      </w:pPr>
+      <w:r>
+        <w:rPr>
+          <w:b w:val="0"/>
+        </w:rPr>
+        <w:t xml:space="preserve">Fit or hand-specify recommender classification rules transparently, retaining candidate definitions and </w:t>
+      </w:r>
+      <w:r>
+        <w:rPr>
+          <w:b/>
+        </w:rPr>
+        <w:t>training</w:t>
+      </w:r>
+      <w:r>
+        <w:rPr>
+          <w:b w:val="0"/>
+        </w:rPr>
+        <w:t xml:space="preserve">-only selection </w:t>
+      </w:r>
+      <w:r>
+        <w:rPr>
+          <w:b/>
+        </w:rPr>
+        <w:t>evidence</w:t>
+      </w:r>
+      <w:r>
+        <w:rPr>
+          <w:b w:val="0"/>
+        </w:rPr>
+        <w:t xml:space="preserve">. Draw your </w:t>
+      </w:r>
+      <w:r>
+        <w:rPr>
+          <w:b/>
+        </w:rPr>
+        <w:t>input</w:t>
+      </w:r>
+      <w:r>
+        <w:rPr>
+          <w:b w:val="0"/>
+        </w:rPr>
+        <w:t>, deciding step, result and limit.</w:t>
+      </w:r>
+    </w:p>
+    <w:p>
+      <w:pPr>
+        <w:spacing w:line="336" w:lineRule="auto" w:after="180"/>
+      </w:pPr>
+      <w:r>
+        <w:rPr>
+          <w:b w:val="0"/>
+        </w:rPr>
+        <w:t xml:space="preserve">Supported question: Why does changing colour alone not change this tree’s </w:t>
+      </w:r>
+      <w:r>
+        <w:rPr>
+          <w:b/>
+        </w:rPr>
+        <w:t>prediction</w:t>
+      </w:r>
+      <w:r>
+        <w:rPr>
+          <w:b w:val="0"/>
+        </w:rPr>
+        <w:t>?</w:t>
+      </w:r>
+    </w:p>
+    <w:p>
+      <w:pPr>
+        <w:spacing w:line="336" w:lineRule="auto" w:after="180"/>
+        <w:shd w:fill="F5F1FB"/>
+      </w:pPr>
+      <w:r>
+        <w:rPr>
+          <w:b w:val="0"/>
+        </w:rPr>
+        <w:t xml:space="preserve">Draw your project trace and justify the deciding step using </w:t>
+      </w:r>
+      <w:r>
+        <w:rPr>
+          <w:b/>
+        </w:rPr>
+        <w:t>evidence</w:t>
+      </w:r>
+      <w:r>
+        <w:rPr>
+          <w:b w:val="0"/>
+        </w:rPr>
+        <w:t>.</w:t>
+      </w:r>
+    </w:p>
+    <w:p>
+      <w:pPr>
+        <w:pStyle w:val="Heading3"/>
+      </w:pPr>
+      <w:r>
+        <w:t>Discuss while showing the picture</w:t>
+      </w:r>
+    </w:p>
+    <w:p>
+      <w:pPr>
+        <w:spacing w:line="336" w:lineRule="auto" w:after="180"/>
+        <w:shd w:fill="F1F6F8"/>
+      </w:pPr>
+      <w:r>
+        <w:rPr>
+          <w:b w:val="0"/>
+        </w:rPr>
+        <w:t xml:space="preserve">Teacher prompt: Draw your project trace and justify the deciding step using </w:t>
+      </w:r>
+      <w:r>
+        <w:rPr>
+          <w:b/>
+        </w:rPr>
+        <w:t>evidence</w:t>
+      </w:r>
+      <w:r>
+        <w:rPr>
+          <w:b w:val="0"/>
+        </w:rPr>
+        <w:t>. Ask learners to describe one label or arrow in ordinary words. Use the adjacent transcript if the image is difficult to see.</w:t>
+      </w:r>
+    </w:p>
+    <w:p>
+      <w:pPr>
+        <w:spacing w:line="336" w:lineRule="auto" w:after="180"/>
+        <w:shd w:fill="F1F6F8"/>
+      </w:pPr>
+      <w:r>
+        <w:rPr>
+          <w:b w:val="0"/>
+        </w:rPr>
+        <w:t xml:space="preserve">Supported practice key: The fitted tree </w:t>
+      </w:r>
+      <w:r>
+        <w:rPr>
+          <w:b/>
+        </w:rPr>
+        <w:t>branch</w:t>
+      </w:r>
+      <w:r>
+        <w:rPr>
+          <w:b w:val="0"/>
+        </w:rPr>
+        <w:t>es only on diagram_inside; colour was considered but not selected.</w:t>
       </w:r>
     </w:p>
     <w:sectPr>

--- a/downloads/teacher/ai-2-week-14.docx
+++ b/downloads/teacher/ai-2-week-14.docx
@@ -173,7 +173,7 @@
           </w:tcPr>
           <w:p>
             <w:r>
-              <w:t>Sections 1–6; record the brief recall in the workbook.</w:t>
+              <w:t>Use Your mission, Notice the evidence, See how it works, Compare the cases, Words that unlock the idea and Follow a worked example; record the brief recall in the workbook.</w:t>
             </w:r>
           </w:p>
         </w:tc>
@@ -205,7 +205,7 @@
           </w:tcPr>
           <w:p>
             <w:r>
-              <w:t>Sections 7–10; use the matching workbook W2 and misconception check.</w:t>
+              <w:t>Use Find and repair a mistake, Practise together, Run the investigation and Build your understanding; use the matching workbook W2 and misconception check.</w:t>
             </w:r>
           </w:p>
         </w:tc>
@@ -237,7 +237,7 @@
           </w:tcPr>
           <w:p>
             <w:r>
-              <w:t>Sections 9 and 11–14. Give extra time to finish the full task set; use Section 15 when the week includes a coding lab.</w:t>
+              <w:t>Use Run the investigation, Connect your project, Show what you know, Study a complete case and Try a new case independently. Allow extra time for the full task set. Use a coding lab only when this week actually provides one; Your lesson route is the planning section.</w:t>
             </w:r>
           </w:p>
         </w:tc>
@@ -6306,7 +6306,7 @@
           </w:tcPr>
           <w:p>
             <w:r>
-              <w:t>Sections 1–6; record the brief recall in the workbook.</w:t>
+              <w:t>Use Your mission, Notice the evidence, See how it works, Compare the cases, Words that unlock the idea and Follow a worked example; record the brief recall in the workbook.</w:t>
             </w:r>
           </w:p>
         </w:tc>
@@ -6338,7 +6338,7 @@
           </w:tcPr>
           <w:p>
             <w:r>
-              <w:t>Sections 7–10; use the matching workbook W2 and misconception check.</w:t>
+              <w:t>Use Find and repair a mistake, Practise together, Run the investigation and Build your understanding; use the matching workbook W2 and misconception check.</w:t>
             </w:r>
           </w:p>
         </w:tc>
@@ -6370,7 +6370,7 @@
           </w:tcPr>
           <w:p>
             <w:r>
-              <w:t>Sections 9 and 11–14. Give extra time to finish the full task set; use Section 15 when the week includes a coding lab.</w:t>
+              <w:t>Use Run the investigation, Connect your project, Show what you know, Study a complete case and Try a new case independently. Allow extra time for the full task set. Use a coding lab only when this week actually provides one; Your lesson route is the planning section.</w:t>
             </w:r>
           </w:p>
         </w:tc>

--- a/downloads/teacher/ai-2-week-14.docx
+++ b/downloads/teacher/ai-2-week-14.docx
@@ -25,20 +25,38 @@
         <w:pStyle w:val="Heading1"/>
       </w:pPr>
       <w:r>
-        <w:t>01. Decision Trees</w:t>
-      </w:r>
-    </w:p>
-    <w:p>
-      <w:r>
-        <w:t>Prepare Decision Trees: check the target, prerequisites, resources and adaptable teaching schedule.</w:t>
-      </w:r>
-    </w:p>
-    <w:p>
-      <w:pPr>
-        <w:pStyle w:val="Heading3"/>
-      </w:pPr>
-      <w:r>
-        <w:t>Teach the learning cycle</w:t>
+        <w:t>Teach tree learning through a repeatable candidate comparison.</w:t>
+      </w:r>
+    </w:p>
+    <w:p>
+      <w:r>
+        <w:t>Provide complete scripts, distinguish specified policies from fitted predictions and assess the new training set independently.</w:t>
+      </w:r>
+    </w:p>
+    <w:p>
+      <w:r>
+        <w:t>Ask which evidence chose the question, which chose the leaves and which only scored the frozen tree.</w:t>
+      </w:r>
+    </w:p>
+    <w:p>
+      <w:pPr>
+        <w:pStyle w:val="Heading1"/>
+      </w:pPr>
+      <w:r>
+        <w:t>01. Prepare this connected week</w:t>
+      </w:r>
+    </w:p>
+    <w:p>
+      <w:r>
+        <w:t>Use one main plan and keep practice separate from the independent first attempt.</w:t>
+      </w:r>
+    </w:p>
+    <w:p>
+      <w:pPr>
+        <w:pStyle w:val="Heading2"/>
+      </w:pPr>
+      <w:r>
+        <w:t>Learning goal and precision</w:t>
       </w:r>
     </w:p>
     <w:p>
@@ -98,6 +116,163 @@
           <w:b w:val="0"/>
         </w:rPr>
         <w:t xml:space="preserve"> examples</w:t>
+      </w:r>
+    </w:p>
+    <w:p>
+      <w:pPr>
+        <w:spacing w:line="336" w:lineRule="auto" w:after="180"/>
+      </w:pPr>
+      <w:r>
+        <w:rPr>
+          <w:b w:val="0"/>
+        </w:rPr>
+        <w:t xml:space="preserve">Teach two 45-minute sessions. Students fit a </w:t>
+      </w:r>
+      <w:r>
+        <w:rPr>
+          <w:b/>
+        </w:rPr>
+        <w:t>depth</w:t>
+      </w:r>
+      <w:r>
+        <w:rPr>
+          <w:b w:val="0"/>
+        </w:rPr>
+        <w:t xml:space="preserve">-one </w:t>
+      </w:r>
+      <w:r>
+        <w:rPr>
+          <w:b/>
+        </w:rPr>
+        <w:t>decision tree</w:t>
+      </w:r>
+      <w:r>
+        <w:rPr>
+          <w:b w:val="0"/>
+        </w:rPr>
+        <w:t xml:space="preserve"> by learning </w:t>
+      </w:r>
+      <w:r>
+        <w:rPr>
+          <w:b/>
+        </w:rPr>
+        <w:t>branch</w:t>
+      </w:r>
+      <w:r>
+        <w:rPr>
+          <w:b w:val="0"/>
+        </w:rPr>
+        <w:t xml:space="preserve"> majorities and selecting the question with the fewest total </w:t>
+      </w:r>
+      <w:r>
+        <w:rPr>
+          <w:b/>
+        </w:rPr>
+        <w:t>training</w:t>
+      </w:r>
+      <w:r>
+        <w:rPr>
+          <w:b w:val="0"/>
+        </w:rPr>
+        <w:t xml:space="preserve"> mistakes.</w:t>
+      </w:r>
+    </w:p>
+    <w:p>
+      <w:pPr>
+        <w:spacing w:line="336" w:lineRule="auto" w:after="180"/>
+      </w:pPr>
+      <w:r>
+        <w:rPr>
+          <w:b w:val="0"/>
+        </w:rPr>
+        <w:t>This transparent classroom algorithm is not a claim to reproduce CART or a library default. Explain tuple positions, list comprehension and the leaves dictionary; offer the full paper route for students who need it.</w:t>
+      </w:r>
+    </w:p>
+    <w:p>
+      <w:pPr>
+        <w:spacing w:line="336" w:lineRule="auto" w:after="180"/>
+      </w:pPr>
+      <w:r>
+        <w:rPr>
+          <w:b w:val="0"/>
+        </w:rPr>
+        <w:t xml:space="preserve">By the end, I can fit a one-question tree using </w:t>
+      </w:r>
+      <w:r>
+        <w:rPr>
+          <w:b/>
+        </w:rPr>
+        <w:t>training</w:t>
+      </w:r>
+      <w:r>
+        <w:rPr>
+          <w:b w:val="0"/>
+        </w:rPr>
+        <w:t xml:space="preserve"> labels and an explicit candidate comparison.</w:t>
+      </w:r>
+    </w:p>
+    <w:p>
+      <w:pPr>
+        <w:pStyle w:val="Heading2"/>
+      </w:pPr>
+      <w:r>
+        <w:t>What to prepare</w:t>
+      </w:r>
+    </w:p>
+    <w:p>
+      <w:pPr>
+        <w:pStyle w:val="ListBullet"/>
+      </w:pPr>
+      <w:r>
+        <w:t>Use the supplied scenario, student illustrations and blank paper. For numeric work, offer counters or a calculator after learners show the setup. Fictional records are supplied; personal data and paid accounts are unnecessary.</w:t>
+      </w:r>
+    </w:p>
+    <w:p>
+      <w:pPr>
+        <w:pStyle w:val="ListBullet"/>
+      </w:pPr>
+      <w:r>
+        <w:t>Case exposure check: this source example appears in ai-2/14, ai-2/15, ai-4/11. Reuse a familiar case for recall or modelling; verify that the case used to assess transfer has not already received feedback.</w:t>
+      </w:r>
+    </w:p>
+    <w:p>
+      <w:pPr>
+        <w:pStyle w:val="ListBullet"/>
+      </w:pPr>
+      <w:r>
+        <w:t>Printed lesson and workbook</w:t>
+      </w:r>
+    </w:p>
+    <w:p>
+      <w:pPr>
+        <w:pStyle w:val="ListBullet"/>
+      </w:pPr>
+      <w:r>
+        <w:t>Six training row cards and four validation cards</w:t>
+      </w:r>
+    </w:p>
+    <w:p>
+      <w:pPr>
+        <w:pStyle w:val="ListBullet"/>
+      </w:pPr>
+      <w:r>
+        <w:t>Two branch areas labelled 0 and 1</w:t>
+      </w:r>
+    </w:p>
+    <w:p>
+      <w:pPr>
+        <w:pStyle w:val="ListBullet"/>
+      </w:pPr>
+      <w:r>
+        <w:t>Optional Python 3 editor with no packages required</w:t>
+      </w:r>
+    </w:p>
+    <w:p>
+      <w:pPr>
+        <w:pStyle w:val="Heading2"/>
+      </w:pPr>
+      <w:r>
+        <w:t>Main teaching plan</w:t>
       </w:r>
     </w:p>
     <w:tbl>
@@ -279,13 +454,222 @@
     </w:p>
     <w:p>
       <w:pPr>
+        <w:pStyle w:val="Heading2"/>
+      </w:pPr>
+      <w:r>
+        <w:t>Opening retrieval and readiness</w:t>
+      </w:r>
+    </w:p>
+    <w:p>
+      <w:pPr>
         <w:spacing w:line="336" w:lineRule="auto" w:after="180"/>
       </w:pPr>
       <w:r>
         <w:rPr>
           <w:b w:val="0"/>
         </w:rPr>
-        <w:t>Case exposure check: this source example appears in ai-2/14, ai-2/15, ai-4/11. Reuse a familiar case for recall or modelling; verify that the case used to assess transfer has not already received feedback.</w:t>
+        <w:t>Without opening the old lesson, explain one key idea from Types of Classification Error. Give an example and a mistake that the idea helps you avoid.</w:t>
+      </w:r>
+    </w:p>
+    <w:p>
+      <w:pPr>
+        <w:spacing w:line="336" w:lineRule="auto" w:after="180"/>
+      </w:pPr>
+      <w:r>
+        <w:rPr>
+          <w:b w:val="0"/>
+        </w:rPr>
+        <w:t xml:space="preserve">Look for: Build a labelled confusion matrix from matched reference and </w:t>
+      </w:r>
+      <w:r>
+        <w:rPr>
+          <w:b/>
+        </w:rPr>
+        <w:t>prediction</w:t>
+      </w:r>
+      <w:r>
+        <w:rPr>
+          <w:b w:val="0"/>
+        </w:rPr>
+        <w:t xml:space="preserve"> pairs</w:t>
+      </w:r>
+    </w:p>
+    <w:p>
+      <w:pPr>
+        <w:spacing w:line="336" w:lineRule="auto" w:after="180"/>
+      </w:pPr>
+      <w:r>
+        <w:rPr>
+          <w:b w:val="0"/>
+        </w:rPr>
+        <w:t>Reference example, not the only acceptable wording: Reference clear/predicted clear contains V1,V2: 2. Clear/blocked contains V3: 1. Blocked/clear contains V4,V5: 2. Blocked/blocked contains V6,V7,V8: 3. Matrix [[2,1],[2,3]].</w:t>
+      </w:r>
+    </w:p>
+    <w:p>
+      <w:pPr>
+        <w:spacing w:line="336" w:lineRule="auto" w:after="180"/>
+      </w:pPr>
+      <w:r>
+        <w:rPr>
+          <w:b w:val="0"/>
+        </w:rPr>
+        <w:t xml:space="preserve">Without opening the old lesson, explain one key idea from </w:t>
+      </w:r>
+      <w:r>
+        <w:rPr>
+          <w:b/>
+        </w:rPr>
+        <w:t>Training</w:t>
+      </w:r>
+      <w:r>
+        <w:rPr>
+          <w:b w:val="0"/>
+        </w:rPr>
+        <w:t xml:space="preserve"> and Testing. Give an example and a mistake that the idea helps you avoid.</w:t>
+      </w:r>
+    </w:p>
+    <w:p>
+      <w:pPr>
+        <w:spacing w:line="336" w:lineRule="auto" w:after="180"/>
+      </w:pPr>
+      <w:r>
+        <w:rPr>
+          <w:b w:val="0"/>
+        </w:rPr>
+        <w:t xml:space="preserve">Look for: Choose a split unit that matches the intended </w:t>
+      </w:r>
+      <w:r>
+        <w:rPr>
+          <w:b/>
+        </w:rPr>
+        <w:t>prediction</w:t>
+      </w:r>
+      <w:r>
+        <w:rPr>
+          <w:b w:val="0"/>
+        </w:rPr>
+        <w:t xml:space="preserve"> claim</w:t>
+      </w:r>
+    </w:p>
+    <w:p>
+      <w:pPr>
+        <w:spacing w:line="336" w:lineRule="auto" w:after="180"/>
+      </w:pPr>
+      <w:r>
+        <w:rPr>
+          <w:b w:val="0"/>
+        </w:rPr>
+        <w:t xml:space="preserve">Reference example, not the only acceptable wording: </w:t>
+      </w:r>
+      <w:r>
+        <w:rPr>
+          <w:b/>
+        </w:rPr>
+        <w:t>Training</w:t>
+      </w:r>
+      <w:r>
+        <w:rPr>
+          <w:b w:val="0"/>
+        </w:rPr>
+        <w:t xml:space="preserve"> fits the model; validation compares development choices; test evaluates after choices are fixed.</w:t>
+      </w:r>
+    </w:p>
+    <w:p>
+      <w:pPr>
+        <w:spacing w:line="336" w:lineRule="auto" w:after="180"/>
+      </w:pPr>
+      <w:r>
+        <w:rPr>
+          <w:b w:val="0"/>
+        </w:rPr>
+        <w:t>Repeatedly selecting by the test score uses that set for development, so it is no longer an untouched final evaluation.</w:t>
+      </w:r>
+    </w:p>
+    <w:p>
+      <w:pPr>
+        <w:spacing w:line="336" w:lineRule="auto" w:after="180"/>
+      </w:pPr>
+      <w:r>
+        <w:rPr>
+          <w:b w:val="0"/>
+        </w:rPr>
+        <w:t>Without opening the old lesson, explain one key idea from Operational Labels. Give an example and a mistake that the idea helps you avoid.</w:t>
+      </w:r>
+    </w:p>
+    <w:p>
+      <w:pPr>
+        <w:spacing w:line="336" w:lineRule="auto" w:after="180"/>
+      </w:pPr>
+      <w:r>
+        <w:rPr>
+          <w:b w:val="0"/>
+        </w:rPr>
+        <w:t xml:space="preserve">Look for: Apply a category definition using explicit </w:t>
+      </w:r>
+      <w:r>
+        <w:rPr>
+          <w:b/>
+        </w:rPr>
+        <w:t>evidence</w:t>
+      </w:r>
+      <w:r>
+        <w:rPr>
+          <w:b w:val="0"/>
+        </w:rPr>
+        <w:t xml:space="preserve"> and boundary rules</w:t>
+      </w:r>
+    </w:p>
+    <w:p>
+      <w:pPr>
+        <w:spacing w:line="336" w:lineRule="auto" w:after="180"/>
+      </w:pPr>
+      <w:r>
+        <w:rPr>
+          <w:b w:val="0"/>
+        </w:rPr>
+        <w:t>Reference example, not the only acceptable wording: In order: ready because both known fields pass; revise because 31 exceeds 30; review because the known day passes but the room is unknown; revise because the known day failure has priority over the unknown room.</w:t>
+      </w:r>
+    </w:p>
+    <w:p>
+      <w:pPr>
+        <w:spacing w:line="336" w:lineRule="auto" w:after="180"/>
+      </w:pPr>
+      <w:r>
+        <w:rPr>
+          <w:b w:val="0"/>
+        </w:rPr>
+        <w:t>Equality at 30 is accepted.</w:t>
+      </w:r>
+    </w:p>
+    <w:p>
+      <w:pPr>
+        <w:spacing w:line="336" w:lineRule="auto" w:after="180"/>
+      </w:pPr>
+      <w:r>
+        <w:rPr>
+          <w:b w:val="0"/>
+        </w:rPr>
+        <w:t xml:space="preserve">The cutoff was selected using </w:t>
+      </w:r>
+      <w:r>
+        <w:rPr>
+          <w:b/>
+        </w:rPr>
+        <w:t>training</w:t>
+      </w:r>
+      <w:r>
+        <w:rPr>
+          <w:b w:val="0"/>
+        </w:rPr>
+        <w:t xml:space="preserve"> labels. Matching those examples does not establish performance on new examples; validation can expose mistakes and support a baseline comparison.</w:t>
+      </w:r>
+    </w:p>
+    <w:p>
+      <w:pPr>
+        <w:pStyle w:val="Heading2"/>
+      </w:pPr>
+      <w:r>
+        <w:t>Earlier wording, alternatives and picture transcripts · reference / check after trying</w:t>
       </w:r>
     </w:p>
     <w:p>
@@ -293,6 +677,14 @@
         <w:pStyle w:val="Heading3"/>
       </w:pPr>
       <w:r>
+        <w:t>Teach the learning cycle</w:t>
+      </w:r>
+    </w:p>
+    <w:p>
+      <w:pPr>
+        <w:pStyle w:val="Heading3"/>
+      </w:pPr>
+      <w:r>
         <w:t>Retrieval answer guidance</w:t>
       </w:r>
     </w:p>
@@ -306,224 +698,42 @@
     </w:p>
     <w:p>
       <w:pPr>
+        <w:pStyle w:val="Heading3"/>
+      </w:pPr>
+      <w:r>
+        <w:t>Training and Testing</w:t>
+      </w:r>
+    </w:p>
+    <w:p>
+      <w:pPr>
+        <w:pStyle w:val="Heading3"/>
+      </w:pPr>
+      <w:r>
+        <w:t>Operational Labels</w:t>
+      </w:r>
+    </w:p>
+    <w:p>
+      <w:pPr>
         <w:spacing w:line="336" w:lineRule="auto" w:after="180"/>
       </w:pPr>
       <w:r>
         <w:rPr>
           <w:b w:val="0"/>
         </w:rPr>
-        <w:t>Without opening the old lesson, explain one key idea from Types of Classification Error. Give an example and a mistake that the idea helps you avoid.</w:t>
+        <w:t>Use the student module and workbook section with this exact week title. The worked case, independent question and answers below form one aligned lesson sequence.</w:t>
+      </w:r>
+    </w:p>
+    <w:p>
+      <w:pPr>
+        <w:pStyle w:val="Heading3"/>
+      </w:pPr>
+      <w:r>
+        <w:t>What the learner must demonstrate</w:t>
       </w:r>
     </w:p>
     <w:p>
       <w:pPr>
         <w:spacing w:line="336" w:lineRule="auto" w:after="180"/>
-      </w:pPr>
-      <w:r>
-        <w:rPr>
-          <w:b w:val="0"/>
-        </w:rPr>
-        <w:t xml:space="preserve">Look for: Build a labelled confusion matrix from matched reference and </w:t>
-      </w:r>
-      <w:r>
-        <w:rPr>
-          <w:b/>
-        </w:rPr>
-        <w:t>prediction</w:t>
-      </w:r>
-      <w:r>
-        <w:rPr>
-          <w:b w:val="0"/>
-        </w:rPr>
-        <w:t xml:space="preserve"> pairs</w:t>
-      </w:r>
-    </w:p>
-    <w:p>
-      <w:pPr>
-        <w:spacing w:line="336" w:lineRule="auto" w:after="180"/>
-      </w:pPr>
-      <w:r>
-        <w:rPr>
-          <w:b w:val="0"/>
-        </w:rPr>
-        <w:t>Reference example, not the only acceptable wording: Reference clear/predicted clear contains V1,V2: 2. Clear/blocked contains V3: 1. Blocked/clear contains V4,V5: 2. Blocked/blocked contains V6,V7,V8: 3. Matrix [[2,1],[2,3]].</w:t>
-      </w:r>
-    </w:p>
-    <w:p>
-      <w:pPr>
-        <w:pStyle w:val="Heading3"/>
-      </w:pPr>
-      <w:r>
-        <w:t>Training and Testing</w:t>
-      </w:r>
-    </w:p>
-    <w:p>
-      <w:pPr>
-        <w:spacing w:line="336" w:lineRule="auto" w:after="180"/>
-      </w:pPr>
-      <w:r>
-        <w:rPr>
-          <w:b w:val="0"/>
-        </w:rPr>
-        <w:t xml:space="preserve">Without opening the old lesson, explain one key idea from </w:t>
-      </w:r>
-      <w:r>
-        <w:rPr>
-          <w:b/>
-        </w:rPr>
-        <w:t>Training</w:t>
-      </w:r>
-      <w:r>
-        <w:rPr>
-          <w:b w:val="0"/>
-        </w:rPr>
-        <w:t xml:space="preserve"> and Testing. Give an example and a mistake that the idea helps you avoid.</w:t>
-      </w:r>
-    </w:p>
-    <w:p>
-      <w:pPr>
-        <w:spacing w:line="336" w:lineRule="auto" w:after="180"/>
-      </w:pPr>
-      <w:r>
-        <w:rPr>
-          <w:b w:val="0"/>
-        </w:rPr>
-        <w:t xml:space="preserve">Look for: Choose a split unit that matches the intended </w:t>
-      </w:r>
-      <w:r>
-        <w:rPr>
-          <w:b/>
-        </w:rPr>
-        <w:t>prediction</w:t>
-      </w:r>
-      <w:r>
-        <w:rPr>
-          <w:b w:val="0"/>
-        </w:rPr>
-        <w:t xml:space="preserve"> claim</w:t>
-      </w:r>
-    </w:p>
-    <w:p>
-      <w:pPr>
-        <w:spacing w:line="336" w:lineRule="auto" w:after="180"/>
-      </w:pPr>
-      <w:r>
-        <w:rPr>
-          <w:b w:val="0"/>
-        </w:rPr>
-        <w:t xml:space="preserve">Reference example, not the only acceptable wording: </w:t>
-      </w:r>
-      <w:r>
-        <w:rPr>
-          <w:b/>
-        </w:rPr>
-        <w:t>Training</w:t>
-      </w:r>
-      <w:r>
-        <w:rPr>
-          <w:b w:val="0"/>
-        </w:rPr>
-        <w:t xml:space="preserve"> fits the model; validation compares development choices; test evaluates after choices are fixed.</w:t>
-      </w:r>
-    </w:p>
-    <w:p>
-      <w:pPr>
-        <w:spacing w:line="336" w:lineRule="auto" w:after="180"/>
-      </w:pPr>
-      <w:r>
-        <w:rPr>
-          <w:b w:val="0"/>
-        </w:rPr>
-        <w:t>Repeatedly selecting by the test score uses that set for development, so it is no longer an untouched final evaluation.</w:t>
-      </w:r>
-    </w:p>
-    <w:p>
-      <w:pPr>
-        <w:pStyle w:val="Heading3"/>
-      </w:pPr>
-      <w:r>
-        <w:t>Operational Labels</w:t>
-      </w:r>
-    </w:p>
-    <w:p>
-      <w:pPr>
-        <w:spacing w:line="336" w:lineRule="auto" w:after="180"/>
-      </w:pPr>
-      <w:r>
-        <w:rPr>
-          <w:b w:val="0"/>
-        </w:rPr>
-        <w:t>Without opening the old lesson, explain one key idea from Operational Labels. Give an example and a mistake that the idea helps you avoid.</w:t>
-      </w:r>
-    </w:p>
-    <w:p>
-      <w:pPr>
-        <w:spacing w:line="336" w:lineRule="auto" w:after="180"/>
-      </w:pPr>
-      <w:r>
-        <w:rPr>
-          <w:b w:val="0"/>
-        </w:rPr>
-        <w:t xml:space="preserve">Look for: Apply a category definition using explicit </w:t>
-      </w:r>
-      <w:r>
-        <w:rPr>
-          <w:b/>
-        </w:rPr>
-        <w:t>evidence</w:t>
-      </w:r>
-      <w:r>
-        <w:rPr>
-          <w:b w:val="0"/>
-        </w:rPr>
-        <w:t xml:space="preserve"> and boundary rules</w:t>
-      </w:r>
-    </w:p>
-    <w:p>
-      <w:pPr>
-        <w:spacing w:line="336" w:lineRule="auto" w:after="180"/>
-      </w:pPr>
-      <w:r>
-        <w:rPr>
-          <w:b w:val="0"/>
-        </w:rPr>
-        <w:t>Reference example, not the only acceptable wording: In order: ready because both known fields pass; revise because 31 exceeds 30; review because the known day passes but the room is unknown; revise because the known day failure has priority over the unknown room.</w:t>
-      </w:r>
-    </w:p>
-    <w:p>
-      <w:pPr>
-        <w:spacing w:line="336" w:lineRule="auto" w:after="180"/>
-      </w:pPr>
-      <w:r>
-        <w:rPr>
-          <w:b w:val="0"/>
-        </w:rPr>
-        <w:t>Equality at 30 is accepted.</w:t>
-      </w:r>
-    </w:p>
-    <w:p>
-      <w:pPr>
-        <w:spacing w:line="336" w:lineRule="auto" w:after="180"/>
-      </w:pPr>
-      <w:r>
-        <w:rPr>
-          <w:b w:val="0"/>
-        </w:rPr>
-        <w:t>Use the student module and workbook section with this exact week title. The worked case, independent question and answers below form one aligned lesson sequence.</w:t>
-      </w:r>
-    </w:p>
-    <w:p>
-      <w:pPr>
-        <w:pStyle w:val="Heading3"/>
-      </w:pPr>
-      <w:r>
-        <w:t>What the learner must demonstrate</w:t>
-      </w:r>
-    </w:p>
-    <w:p>
-      <w:pPr>
-        <w:spacing w:line="336" w:lineRule="auto" w:after="180"/>
-        <w:shd w:fill="F5F1FB"/>
       </w:pPr>
       <w:r>
         <w:rPr>
@@ -696,6 +906,11 @@
       </w:r>
     </w:p>
     <w:p>
+      <w:r>
+        <w:t>This compact option is not the full-week schedule. Use the main teaching cycle and allow extra sessions for the investigation, independent work and project.</w:t>
+      </w:r>
+    </w:p>
+    <w:p>
       <w:pPr>
         <w:spacing w:line="336" w:lineRule="auto" w:after="180"/>
       </w:pPr>
@@ -703,7 +918,7 @@
         <w:rPr>
           <w:b w:val="0"/>
         </w:rPr>
-        <w:t>Use the supplied scenario, student illustrations and blank paper. For numeric work, offer counters or a calculator after learners show the setup. Fictional records are supplied; personal data and paid accounts are unnecessary.</w:t>
+        <w:t>Allow 80 minutes: recall 8; explanation 12; worked demonstration 15; guided practice 20; independent assessment 15; project and reflection 10. Extend the lab into a second session when needed.</w:t>
       </w:r>
     </w:p>
     <w:p>
@@ -711,24 +926,803 @@
         <w:pStyle w:val="Heading3"/>
       </w:pPr>
       <w:r>
-        <w:t>Alternative compact allocation</w:t>
-      </w:r>
-    </w:p>
-    <w:p>
-      <w:r>
-        <w:t>This compact option is not the full-week schedule. Use the main teaching cycle and allow extra sessions for the investigation, independent work and project.</w:t>
+        <w:t>Preparation for the connected explanation</w:t>
+      </w:r>
+    </w:p>
+    <w:p>
+      <w:pPr>
+        <w:pStyle w:val="Heading3"/>
+      </w:pPr>
+      <w:r>
+        <w:t>Readiness answer</w:t>
+      </w:r>
+    </w:p>
+    <w:p>
+      <w:pPr>
+        <w:pStyle w:val="Heading3"/>
+      </w:pPr>
+      <w:r>
+        <w:t>End goal for the pictorial case</w:t>
       </w:r>
     </w:p>
     <w:p>
       <w:pPr>
         <w:spacing w:line="336" w:lineRule="auto" w:after="180"/>
-        <w:shd w:fill="F1F6F8"/>
-      </w:pPr>
-      <w:r>
-        <w:rPr>
-          <w:b w:val="0"/>
-        </w:rPr>
-        <w:t>Allow 80 minutes: recall 8; explanation 12; worked demonstration 15; guided practice 20; independent assessment 15; project and reflection 10. Extend the lab into a second session when needed.</w:t>
+      </w:pPr>
+      <w:r>
+        <w:rPr>
+          <w:b w:val="0"/>
+        </w:rPr>
+        <w:t>This added worked case illustrates the week’s main idea. Retain all original and connected topics; schedule its practice within the teaching cycle.</w:t>
+      </w:r>
+    </w:p>
+    <w:p>
+      <w:pPr>
+        <w:pStyle w:val="Heading1"/>
+      </w:pPr>
+      <w:r>
+        <w:t>02. Teach fitting and prediction as separate stages</w:t>
+      </w:r>
+    </w:p>
+    <w:p>
+      <w:r>
+        <w:t>Provide complete candidate and validation scripts before asking learners to interpret their evidence.</w:t>
+      </w:r>
+    </w:p>
+    <w:p>
+      <w:pPr>
+        <w:pStyle w:val="Heading2"/>
+      </w:pPr>
+      <w:r>
+        <w:t>State feature meanings and fitting scope</w:t>
+      </w:r>
+    </w:p>
+    <w:p>
+      <w:pPr>
+        <w:spacing w:line="336" w:lineRule="auto" w:after="180"/>
+      </w:pPr>
+      <w:r>
+        <w:rPr>
+          <w:b w:val="0"/>
+        </w:rPr>
+        <w:t xml:space="preserve">A </w:t>
+      </w:r>
+      <w:r>
+        <w:rPr>
+          <w:b/>
+        </w:rPr>
+        <w:t>decision tree</w:t>
+      </w:r>
+      <w:r>
+        <w:rPr>
+          <w:b w:val="0"/>
+        </w:rPr>
+        <w:t xml:space="preserve"> asks a feature question and follows a </w:t>
+      </w:r>
+      <w:r>
+        <w:rPr>
+          <w:b/>
+        </w:rPr>
+        <w:t>branch</w:t>
+      </w:r>
+      <w:r>
+        <w:rPr>
+          <w:b w:val="0"/>
+        </w:rPr>
+        <w:t xml:space="preserve"> to a </w:t>
+      </w:r>
+      <w:r>
+        <w:rPr>
+          <w:b/>
+        </w:rPr>
+        <w:t>prediction</w:t>
+      </w:r>
+      <w:r>
+        <w:rPr>
+          <w:b w:val="0"/>
+        </w:rPr>
+        <w:t xml:space="preserve">. A tree with one question has </w:t>
+      </w:r>
+      <w:r>
+        <w:rPr>
+          <w:b/>
+        </w:rPr>
+        <w:t>depth</w:t>
+      </w:r>
+      <w:r>
+        <w:rPr>
+          <w:b w:val="0"/>
+        </w:rPr>
+        <w:t xml:space="preserve"> one and is sometimes called a stump. In Week10 the Tower1 rule was supplied. Here the class names are still declared in advance, but training labels determine which question is selected and which class </w:t>
+      </w:r>
+      <w:r>
+        <w:rPr>
+          <w:b/>
+        </w:rPr>
+        <w:t>prediction</w:t>
+      </w:r>
+      <w:r>
+        <w:rPr>
+          <w:b w:val="0"/>
+        </w:rPr>
+        <w:t xml:space="preserve"> is stored at each </w:t>
+      </w:r>
+      <w:r>
+        <w:rPr>
+          <w:b/>
+        </w:rPr>
+        <w:t>leaf</w:t>
+      </w:r>
+      <w:r>
+        <w:rPr>
+          <w:b w:val="0"/>
+        </w:rPr>
+        <w:t>.</w:t>
+      </w:r>
+    </w:p>
+    <w:p>
+      <w:pPr>
+        <w:spacing w:line="336" w:lineRule="auto" w:after="180"/>
+      </w:pPr>
+      <w:r>
+        <w:rPr>
+          <w:b w:val="0"/>
+        </w:rPr>
+        <w:t xml:space="preserve">Our six fictional </w:t>
+      </w:r>
+      <w:r>
+        <w:rPr>
+          <w:b/>
+        </w:rPr>
+        <w:t>training</w:t>
+      </w:r>
+      <w:r>
+        <w:rPr>
+          <w:b w:val="0"/>
+        </w:rPr>
+        <w:t xml:space="preserve"> rows have two binary sensor flags available before </w:t>
+      </w:r>
+      <w:r>
+        <w:rPr>
+          <w:b/>
+        </w:rPr>
+        <w:t>prediction</w:t>
+      </w:r>
+      <w:r>
+        <w:rPr>
+          <w:b w:val="0"/>
+        </w:rPr>
+        <w:t>: near and tall. A value of 1 means that flag is present; 0 means absent. The reviewed scene label is separate.</w:t>
+      </w:r>
+    </w:p>
+    <w:p>
+      <w:pPr>
+        <w:spacing w:line="336" w:lineRule="auto" w:after="180"/>
+      </w:pPr>
+      <w:r>
+        <w:rPr>
+          <w:b w:val="0"/>
+        </w:rPr>
+        <w:t>Each row represents a different trip on a familiar route, including rows with identical values. Similar readings can have different scene labels. These are teaching examples, not robot control instructions.</w:t>
+      </w:r>
+    </w:p>
+    <w:p>
+      <w:pPr>
+        <w:spacing w:line="336" w:lineRule="auto" w:after="180"/>
+      </w:pPr>
+      <w:r>
+        <w:rPr>
+          <w:b w:val="0"/>
+        </w:rPr>
+        <w:t xml:space="preserve">Try near first and tall second. For each question, group the </w:t>
+      </w:r>
+      <w:r>
+        <w:rPr>
+          <w:b/>
+        </w:rPr>
+        <w:t>training</w:t>
+      </w:r>
+      <w:r>
+        <w:rPr>
+          <w:b w:val="0"/>
+        </w:rPr>
+        <w:t xml:space="preserve"> rows by 0 and 1, then predict each group’s majority label; choose clear for tied label counts.</w:t>
+      </w:r>
+    </w:p>
+    <w:p>
+      <w:pPr>
+        <w:spacing w:line="336" w:lineRule="auto" w:after="180"/>
+      </w:pPr>
+      <w:r>
+        <w:rPr>
+          <w:b w:val="0"/>
+        </w:rPr>
+        <w:t xml:space="preserve">Count all </w:t>
+      </w:r>
+      <w:r>
+        <w:rPr>
+          <w:b/>
+        </w:rPr>
+        <w:t>training</w:t>
+      </w:r>
+      <w:r>
+        <w:rPr>
+          <w:b w:val="0"/>
+        </w:rPr>
+        <w:t xml:space="preserve"> mistakes and keep the first question if scores tie. Stop after one question. This is our stated classroom </w:t>
+      </w:r>
+      <w:r>
+        <w:rPr>
+          <w:b/>
+        </w:rPr>
+        <w:t>fitting</w:t>
+      </w:r>
+      <w:r>
+        <w:rPr>
+          <w:b w:val="0"/>
+        </w:rPr>
+        <w:t xml:space="preserve"> procedure.</w:t>
+      </w:r>
+    </w:p>
+    <w:p>
+      <w:pPr>
+        <w:pStyle w:val="Heading2"/>
+      </w:pPr>
+      <w:r>
+        <w:t>Supply all six training rows</w:t>
+      </w:r>
+    </w:p>
+    <w:tbl>
+      <w:tblPr>
+        <w:tblStyle w:val="LightShading-Accent1"/>
+        <w:tblW w:type="auto" w:w="0"/>
+        <w:tblLook w:firstColumn="1" w:firstRow="1" w:lastColumn="0" w:lastRow="0" w:noHBand="0" w:noVBand="1" w:val="04A0"/>
+      </w:tblPr>
+      <w:tblGrid>
+        <w:gridCol w:w="2556"/>
+        <w:gridCol w:w="2556"/>
+        <w:gridCol w:w="2556"/>
+        <w:gridCol w:w="2556"/>
+      </w:tblGrid>
+      <w:tr>
+        <w:trPr>
+          <w:tblHeader/>
+        </w:trPr>
+        <w:tc>
+          <w:tcPr>
+            <w:tcW w:type="dxa" w:w="2556"/>
+          </w:tcPr>
+          <w:p>
+            <w:r>
+              <w:t>Row</w:t>
+            </w:r>
+          </w:p>
+        </w:tc>
+        <w:tc>
+          <w:tcPr>
+            <w:tcW w:type="dxa" w:w="2556"/>
+          </w:tcPr>
+          <w:p>
+            <w:r>
+              <w:t>Near</w:t>
+            </w:r>
+          </w:p>
+        </w:tc>
+        <w:tc>
+          <w:tcPr>
+            <w:tcW w:type="dxa" w:w="2556"/>
+          </w:tcPr>
+          <w:p>
+            <w:r>
+              <w:t>Tall</w:t>
+            </w:r>
+          </w:p>
+        </w:tc>
+        <w:tc>
+          <w:tcPr>
+            <w:tcW w:type="dxa" w:w="2556"/>
+          </w:tcPr>
+          <w:p>
+            <w:r>
+              <w:t>Label</w:t>
+            </w:r>
+          </w:p>
+        </w:tc>
+      </w:tr>
+      <w:tr>
+        <w:tc>
+          <w:tcPr>
+            <w:tcW w:type="dxa" w:w="2556"/>
+          </w:tcPr>
+          <w:p>
+            <w:r>
+              <w:t>1</w:t>
+            </w:r>
+          </w:p>
+        </w:tc>
+        <w:tc>
+          <w:tcPr>
+            <w:tcW w:type="dxa" w:w="2556"/>
+          </w:tcPr>
+          <w:p>
+            <w:r>
+              <w:t>1</w:t>
+            </w:r>
+          </w:p>
+        </w:tc>
+        <w:tc>
+          <w:tcPr>
+            <w:tcW w:type="dxa" w:w="2556"/>
+          </w:tcPr>
+          <w:p>
+            <w:r>
+              <w:t>0</w:t>
+            </w:r>
+          </w:p>
+        </w:tc>
+        <w:tc>
+          <w:tcPr>
+            <w:tcW w:type="dxa" w:w="2556"/>
+          </w:tcPr>
+          <w:p>
+            <w:r>
+              <w:t>blocked</w:t>
+            </w:r>
+          </w:p>
+        </w:tc>
+      </w:tr>
+      <w:tr>
+        <w:tc>
+          <w:tcPr>
+            <w:tcW w:type="dxa" w:w="2556"/>
+          </w:tcPr>
+          <w:p>
+            <w:r>
+              <w:t>2</w:t>
+            </w:r>
+          </w:p>
+        </w:tc>
+        <w:tc>
+          <w:tcPr>
+            <w:tcW w:type="dxa" w:w="2556"/>
+          </w:tcPr>
+          <w:p>
+            <w:r>
+              <w:t>1</w:t>
+            </w:r>
+          </w:p>
+        </w:tc>
+        <w:tc>
+          <w:tcPr>
+            <w:tcW w:type="dxa" w:w="2556"/>
+          </w:tcPr>
+          <w:p>
+            <w:r>
+              <w:t>1</w:t>
+            </w:r>
+          </w:p>
+        </w:tc>
+        <w:tc>
+          <w:tcPr>
+            <w:tcW w:type="dxa" w:w="2556"/>
+          </w:tcPr>
+          <w:p>
+            <w:r>
+              <w:t>blocked</w:t>
+            </w:r>
+          </w:p>
+        </w:tc>
+      </w:tr>
+      <w:tr>
+        <w:tc>
+          <w:tcPr>
+            <w:tcW w:type="dxa" w:w="2556"/>
+          </w:tcPr>
+          <w:p>
+            <w:r>
+              <w:t>3</w:t>
+            </w:r>
+          </w:p>
+        </w:tc>
+        <w:tc>
+          <w:tcPr>
+            <w:tcW w:type="dxa" w:w="2556"/>
+          </w:tcPr>
+          <w:p>
+            <w:r>
+              <w:t>1</w:t>
+            </w:r>
+          </w:p>
+        </w:tc>
+        <w:tc>
+          <w:tcPr>
+            <w:tcW w:type="dxa" w:w="2556"/>
+          </w:tcPr>
+          <w:p>
+            <w:r>
+              <w:t>0</w:t>
+            </w:r>
+          </w:p>
+        </w:tc>
+        <w:tc>
+          <w:tcPr>
+            <w:tcW w:type="dxa" w:w="2556"/>
+          </w:tcPr>
+          <w:p>
+            <w:r>
+              <w:t>blocked</w:t>
+            </w:r>
+          </w:p>
+        </w:tc>
+      </w:tr>
+      <w:tr>
+        <w:tc>
+          <w:tcPr>
+            <w:tcW w:type="dxa" w:w="2556"/>
+          </w:tcPr>
+          <w:p>
+            <w:r>
+              <w:t>4</w:t>
+            </w:r>
+          </w:p>
+        </w:tc>
+        <w:tc>
+          <w:tcPr>
+            <w:tcW w:type="dxa" w:w="2556"/>
+          </w:tcPr>
+          <w:p>
+            <w:r>
+              <w:t>0</w:t>
+            </w:r>
+          </w:p>
+        </w:tc>
+        <w:tc>
+          <w:tcPr>
+            <w:tcW w:type="dxa" w:w="2556"/>
+          </w:tcPr>
+          <w:p>
+            <w:r>
+              <w:t>1</w:t>
+            </w:r>
+          </w:p>
+        </w:tc>
+        <w:tc>
+          <w:tcPr>
+            <w:tcW w:type="dxa" w:w="2556"/>
+          </w:tcPr>
+          <w:p>
+            <w:r>
+              <w:t>clear</w:t>
+            </w:r>
+          </w:p>
+        </w:tc>
+      </w:tr>
+      <w:tr>
+        <w:tc>
+          <w:tcPr>
+            <w:tcW w:type="dxa" w:w="2556"/>
+          </w:tcPr>
+          <w:p>
+            <w:r>
+              <w:t>5</w:t>
+            </w:r>
+          </w:p>
+        </w:tc>
+        <w:tc>
+          <w:tcPr>
+            <w:tcW w:type="dxa" w:w="2556"/>
+          </w:tcPr>
+          <w:p>
+            <w:r>
+              <w:t>0</w:t>
+            </w:r>
+          </w:p>
+        </w:tc>
+        <w:tc>
+          <w:tcPr>
+            <w:tcW w:type="dxa" w:w="2556"/>
+          </w:tcPr>
+          <w:p>
+            <w:r>
+              <w:t>0</w:t>
+            </w:r>
+          </w:p>
+        </w:tc>
+        <w:tc>
+          <w:tcPr>
+            <w:tcW w:type="dxa" w:w="2556"/>
+          </w:tcPr>
+          <w:p>
+            <w:r>
+              <w:t>clear</w:t>
+            </w:r>
+          </w:p>
+        </w:tc>
+      </w:tr>
+      <w:tr>
+        <w:tc>
+          <w:tcPr>
+            <w:tcW w:type="dxa" w:w="2556"/>
+          </w:tcPr>
+          <w:p>
+            <w:r>
+              <w:t>6</w:t>
+            </w:r>
+          </w:p>
+        </w:tc>
+        <w:tc>
+          <w:tcPr>
+            <w:tcW w:type="dxa" w:w="2556"/>
+          </w:tcPr>
+          <w:p>
+            <w:r>
+              <w:t>0</w:t>
+            </w:r>
+          </w:p>
+        </w:tc>
+        <w:tc>
+          <w:tcPr>
+            <w:tcW w:type="dxa" w:w="2556"/>
+          </w:tcPr>
+          <w:p>
+            <w:r>
+              <w:t>1</w:t>
+            </w:r>
+          </w:p>
+        </w:tc>
+        <w:tc>
+          <w:tcPr>
+            <w:tcW w:type="dxa" w:w="2556"/>
+          </w:tcPr>
+          <w:p>
+            <w:r>
+              <w:t>blocked</w:t>
+            </w:r>
+          </w:p>
+        </w:tc>
+      </w:tr>
+    </w:tbl>
+    <w:p>
+      <w:pPr>
+        <w:pStyle w:val="Heading2"/>
+      </w:pPr>
+      <w:r>
+        <w:t>Model the complete candidate comparison</w:t>
+      </w:r>
+    </w:p>
+    <w:p>
+      <w:r>
+        <w:rPr>
+          <w:rFonts w:ascii="Courier New" w:hAnsi="Courier New"/>
+          <w:sz w:val="18"/>
+        </w:rPr>
+        <w:t>rows = [(1, 0, "blocked"), (1, 1, "blocked"),</w:t>
+        <w:br/>
+        <w:t xml:space="preserve">        (1, 0, "blocked"), (0, 1, "clear"),</w:t>
+        <w:br/>
+        <w:t xml:space="preserve">        (0, 0, "clear"), (0, 1, "blocked")]</w:t>
+        <w:br/>
+        <w:t>def majority(labels):</w:t>
+        <w:br/>
+        <w:t xml:space="preserve">    if labels.count("blocked") &gt; labels.count("clear"):</w:t>
+        <w:br/>
+        <w:t xml:space="preserve">        return "blocked"</w:t>
+        <w:br/>
+        <w:t xml:space="preserve">    return "clear"</w:t>
+        <w:br/>
+        <w:t>best_errors = len(rows) + 1</w:t>
+        <w:br/>
+        <w:t>for feature in [0, 1]:</w:t>
+        <w:br/>
+        <w:t xml:space="preserve">    leaves = {}</w:t>
+        <w:br/>
+        <w:t xml:space="preserve">    for value in [0, 1]:</w:t>
+        <w:br/>
+        <w:t xml:space="preserve">        labels = [row[2] for row in rows</w:t>
+        <w:br/>
+        <w:t xml:space="preserve">                  if row[feature] == value]</w:t>
+        <w:br/>
+        <w:t xml:space="preserve">        leaves[value] = majority(labels)</w:t>
+        <w:br/>
+        <w:t xml:space="preserve">    errors = 0</w:t>
+        <w:br/>
+        <w:t xml:space="preserve">    for row in rows:</w:t>
+        <w:br/>
+        <w:t xml:space="preserve">        if leaves[row[feature]] != row[2]:</w:t>
+        <w:br/>
+        <w:t xml:space="preserve">            errors = errors + 1</w:t>
+        <w:br/>
+        <w:t xml:space="preserve">    print(feature, errors)</w:t>
+        <w:br/>
+        <w:t xml:space="preserve">    if errors &lt; best_errors:</w:t>
+        <w:br/>
+        <w:t xml:space="preserve">        best_errors = errors</w:t>
+        <w:br/>
+        <w:t xml:space="preserve">        tree = (feature, leaves)</w:t>
+        <w:br/>
+        <w:t>print(tree[0], tree[1][0], tree[1][1])</w:t>
+      </w:r>
+    </w:p>
+    <w:p>
+      <w:pPr>
+        <w:spacing w:line="336" w:lineRule="auto" w:after="180"/>
+      </w:pPr>
+      <w:r>
+        <w:rPr>
+          <w:b w:val="0"/>
+        </w:rPr>
+        <w:t xml:space="preserve">Feature 0 is near; feature 1 is tall; row[2] is the label. </w:t>
+      </w:r>
+      <w:r>
+        <w:rPr>
+          <w:b/>
+        </w:rPr>
+        <w:t>Output</w:t>
+      </w:r>
+      <w:r>
+        <w:rPr>
+          <w:b w:val="0"/>
+        </w:rPr>
+        <w:t xml:space="preserve"> is 0 1, then 1 2, then 0 clear blocked. Near makes one </w:t>
+      </w:r>
+      <w:r>
+        <w:rPr>
+          <w:b/>
+        </w:rPr>
+        <w:t>training</w:t>
+      </w:r>
+      <w:r>
+        <w:rPr>
+          <w:b w:val="0"/>
+        </w:rPr>
+        <w:t xml:space="preserve"> mistake: near=0 contains two clear labels and one blocked, so that </w:t>
+      </w:r>
+      <w:r>
+        <w:rPr>
+          <w:b/>
+        </w:rPr>
+        <w:t>leaf</w:t>
+      </w:r>
+      <w:r>
+        <w:rPr>
+          <w:b w:val="0"/>
+        </w:rPr>
+        <w:t xml:space="preserve"> predicts clear.</w:t>
+      </w:r>
+    </w:p>
+    <w:p>
+      <w:pPr>
+        <w:spacing w:line="336" w:lineRule="auto" w:after="180"/>
+      </w:pPr>
+      <w:r>
+        <w:rPr>
+          <w:b w:val="0"/>
+        </w:rPr>
+        <w:t>Near=1 contains three blocked labels. Tall makes two mistakes because both its groups have a blocked majority.</w:t>
+      </w:r>
+    </w:p>
+    <w:p>
+      <w:pPr>
+        <w:spacing w:line="336" w:lineRule="auto" w:after="180"/>
+      </w:pPr>
+      <w:r>
+        <w:rPr>
+          <w:b w:val="0"/>
+        </w:rPr>
+        <w:t xml:space="preserve">The stored tree contains the chosen feature and its two learned leaves. The code assumes nonempty data, binary flags, allowed labels and examples on both </w:t>
+      </w:r>
+      <w:r>
+        <w:rPr>
+          <w:b/>
+        </w:rPr>
+        <w:t>branch</w:t>
+      </w:r>
+      <w:r>
+        <w:rPr>
+          <w:b w:val="0"/>
+        </w:rPr>
+        <w:t>es of each candidate.</w:t>
+      </w:r>
+    </w:p>
+    <w:p>
+      <w:pPr>
+        <w:spacing w:line="336" w:lineRule="auto" w:after="180"/>
+      </w:pPr>
+      <w:r>
+        <w:rPr>
+          <w:b w:val="0"/>
+        </w:rPr>
+        <w:t xml:space="preserve">An empty </w:t>
+      </w:r>
+      <w:r>
+        <w:rPr>
+          <w:b/>
+        </w:rPr>
+        <w:t>branch</w:t>
+      </w:r>
+      <w:r>
+        <w:rPr>
+          <w:b w:val="0"/>
+        </w:rPr>
+        <w:t xml:space="preserve"> would need a declared fallback; this small example does not implement one. The score is total </w:t>
+      </w:r>
+      <w:r>
+        <w:rPr>
+          <w:b/>
+        </w:rPr>
+        <w:t>training</w:t>
+      </w:r>
+      <w:r>
+        <w:rPr>
+          <w:b w:val="0"/>
+        </w:rPr>
+        <w:t xml:space="preserve"> mistakes, not an average giving small and large </w:t>
+      </w:r>
+      <w:r>
+        <w:rPr>
+          <w:b/>
+        </w:rPr>
+        <w:t>branch</w:t>
+      </w:r>
+      <w:r>
+        <w:rPr>
+          <w:b w:val="0"/>
+        </w:rPr>
+        <w:t>es equal weight.</w:t>
+      </w:r>
+    </w:p>
+    <w:p>
+      <w:pPr>
+        <w:spacing w:line="336" w:lineRule="auto" w:after="180"/>
+      </w:pPr>
+      <w:r>
+        <w:rPr>
+          <w:b w:val="0"/>
+        </w:rPr>
+        <w:t xml:space="preserve">This is an explicitly limited </w:t>
+      </w:r>
+      <w:r>
+        <w:rPr>
+          <w:b/>
+        </w:rPr>
+        <w:t>depth</w:t>
+      </w:r>
+      <w:r>
+        <w:rPr>
+          <w:b w:val="0"/>
+        </w:rPr>
+        <w:t xml:space="preserve">-one learner. General tree algorithms can repeat split selection within </w:t>
+      </w:r>
+      <w:r>
+        <w:rPr>
+          <w:b/>
+        </w:rPr>
+        <w:t>branch</w:t>
+      </w:r>
+      <w:r>
+        <w:rPr>
+          <w:b w:val="0"/>
+        </w:rPr>
+        <w:t>es and often use impurity criteria such as Gini. Our code does not implement that full procedure.</w:t>
+      </w:r>
+    </w:p>
+    <w:p>
+      <w:pPr>
+        <w:spacing w:line="336" w:lineRule="auto" w:after="180"/>
+      </w:pPr>
+      <w:r>
+        <w:rPr>
+          <w:b w:val="0"/>
+        </w:rPr>
+        <w:t>Keeping the scope small lets you inspect every decision.</w:t>
+      </w:r>
+    </w:p>
+    <w:p>
+      <w:pPr>
+        <w:pStyle w:val="Heading2"/>
+      </w:pPr>
+      <w:r>
+        <w:t>Freeze the near tree and collect validation predictions</w:t>
       </w:r>
     </w:p>
     <w:p>
@@ -736,7 +1730,123 @@
         <w:pStyle w:val="Heading3"/>
       </w:pPr>
       <w:r>
-        <w:t>Preparation for the connected explanation</w:t>
+        <w:t>Two paths through the learned tree</w:t>
+      </w:r>
+    </w:p>
+    <w:tbl>
+      <w:tblPr>
+        <w:tblStyle w:val="LightShading-Accent1"/>
+        <w:tblW w:type="auto" w:w="0"/>
+        <w:tblLook w:firstColumn="1" w:firstRow="1" w:lastColumn="0" w:lastRow="0" w:noHBand="0" w:noVBand="1" w:val="04A0"/>
+      </w:tblPr>
+      <w:tblGrid>
+        <w:gridCol w:w="3408"/>
+        <w:gridCol w:w="3408"/>
+        <w:gridCol w:w="3408"/>
+      </w:tblGrid>
+      <w:tr>
+        <w:trPr>
+          <w:tblHeader/>
+        </w:trPr>
+        <w:tc>
+          <w:tcPr>
+            <w:tcW w:type="dxa" w:w="3408"/>
+          </w:tcPr>
+          <w:p>
+            <w:r>
+              <w:t>Root question</w:t>
+            </w:r>
+          </w:p>
+        </w:tc>
+        <w:tc>
+          <w:tcPr>
+            <w:tcW w:type="dxa" w:w="3408"/>
+          </w:tcPr>
+          <w:p>
+            <w:r>
+              <w:t>Branch answer</w:t>
+            </w:r>
+          </w:p>
+        </w:tc>
+        <w:tc>
+          <w:tcPr>
+            <w:tcW w:type="dxa" w:w="3408"/>
+          </w:tcPr>
+          <w:p>
+            <w:r>
+              <w:t>Learned leaf</w:t>
+            </w:r>
+          </w:p>
+        </w:tc>
+      </w:tr>
+      <w:tr>
+        <w:tc>
+          <w:tcPr>
+            <w:tcW w:type="dxa" w:w="3408"/>
+          </w:tcPr>
+          <w:p>
+            <w:r>
+              <w:t>Is near equal to 1</w:t>
+            </w:r>
+          </w:p>
+        </w:tc>
+        <w:tc>
+          <w:tcPr>
+            <w:tcW w:type="dxa" w:w="3408"/>
+          </w:tcPr>
+          <w:p>
+            <w:r>
+              <w:t>No near is 0</w:t>
+            </w:r>
+          </w:p>
+        </w:tc>
+        <w:tc>
+          <w:tcPr>
+            <w:tcW w:type="dxa" w:w="3408"/>
+          </w:tcPr>
+          <w:p>
+            <w:r>
+              <w:t>Predict clear</w:t>
+            </w:r>
+          </w:p>
+        </w:tc>
+      </w:tr>
+      <w:tr>
+        <w:tc>
+          <w:tcPr>
+            <w:tcW w:type="dxa" w:w="3408"/>
+          </w:tcPr>
+          <w:p>
+            <w:r>
+              <w:t>Is near equal to 1</w:t>
+            </w:r>
+          </w:p>
+        </w:tc>
+        <w:tc>
+          <w:tcPr>
+            <w:tcW w:type="dxa" w:w="3408"/>
+          </w:tcPr>
+          <w:p>
+            <w:r>
+              <w:t>Yes near is 1</w:t>
+            </w:r>
+          </w:p>
+        </w:tc>
+        <w:tc>
+          <w:tcPr>
+            <w:tcW w:type="dxa" w:w="3408"/>
+          </w:tcPr>
+          <w:p>
+            <w:r>
+              <w:t>Predict blocked</w:t>
+            </w:r>
+          </w:p>
+        </w:tc>
+      </w:tr>
+    </w:tbl>
+    <w:p>
+      <w:r>
+        <w:t>Both paths start at the same root. Tall is not used by this fitted tree; the leaf labels came from training counts.</w:t>
       </w:r>
     </w:p>
     <w:p>
@@ -747,55 +1857,215 @@
         <w:rPr>
           <w:b w:val="0"/>
         </w:rPr>
-        <w:t xml:space="preserve">Teach two 45-minute sessions. Students fit a </w:t>
+        <w:t xml:space="preserve">Validation rows are (near=1,tall=1,blocked), (0,0,clear), (0,1,blocked), (1,0,clear). Follow only near: </w:t>
       </w:r>
       <w:r>
         <w:rPr>
           <w:b/>
         </w:rPr>
-        <w:t>depth</w:t>
-      </w:r>
-      <w:r>
-        <w:rPr>
-          <w:b w:val="0"/>
-        </w:rPr>
-        <w:t xml:space="preserve">-one </w:t>
+        <w:t>prediction</w:t>
+      </w:r>
+      <w:r>
+        <w:rPr>
+          <w:b w:val="0"/>
+        </w:rPr>
+        <w:t>s are blocked, clear, clear, blocked. Two of four match.</w:t>
+      </w:r>
+    </w:p>
+    <w:p>
+      <w:pPr>
+        <w:spacing w:line="336" w:lineRule="auto" w:after="180"/>
+      </w:pPr>
+      <w:r>
+        <w:rPr>
+          <w:b w:val="0"/>
+        </w:rPr>
+        <w:t xml:space="preserve">The </w:t>
       </w:r>
       <w:r>
         <w:rPr>
           <w:b/>
         </w:rPr>
-        <w:t>decision tree</w:t>
-      </w:r>
-      <w:r>
-        <w:rPr>
-          <w:b w:val="0"/>
-        </w:rPr>
-        <w:t xml:space="preserve"> by learning </w:t>
+        <w:t>training</w:t>
+      </w:r>
+      <w:r>
+        <w:rPr>
+          <w:b w:val="0"/>
+        </w:rPr>
+        <w:t xml:space="preserve">-majority baseline predicts blocked, since </w:t>
       </w:r>
       <w:r>
         <w:rPr>
           <w:b/>
         </w:rPr>
-        <w:t>branch</w:t>
-      </w:r>
-      <w:r>
-        <w:rPr>
-          <w:b w:val="0"/>
-        </w:rPr>
-        <w:t xml:space="preserve"> majorities and selecting the question with the fewest total </w:t>
+        <w:t>training</w:t>
+      </w:r>
+      <w:r>
+        <w:rPr>
+          <w:b w:val="0"/>
+        </w:rPr>
+        <w:t xml:space="preserve"> has four blocked and two clear; it also matches two of four validation labels.</w:t>
+      </w:r>
+    </w:p>
+    <w:p>
+      <w:pPr>
+        <w:pStyle w:val="Heading3"/>
+      </w:pPr>
+      <w:r>
+        <w:t>Which validation rows does the tree miss, and which does the baseline miss? Explain why the tall value cannot change this tree’s prediction.</w:t>
+      </w:r>
+    </w:p>
+    <w:p>
+      <w:r>
+        <w:t>________________________________________________________________</w:t>
+      </w:r>
+    </w:p>
+    <w:p>
+      <w:r>
+        <w:t>________________________________________________________________</w:t>
+      </w:r>
+    </w:p>
+    <w:p>
+      <w:r>
+        <w:t>________________________________________________________________</w:t>
+      </w:r>
+    </w:p>
+    <w:p>
+      <w:r>
+        <w:t>________________________________________________________________</w:t>
+      </w:r>
+    </w:p>
+    <w:p>
+      <w:pPr>
+        <w:spacing w:line="336" w:lineRule="auto" w:after="180"/>
+      </w:pPr>
+      <w:r>
+        <w:rPr>
+          <w:b w:val="0"/>
+        </w:rPr>
+        <w:t xml:space="preserve">Keep the fitted </w:t>
       </w:r>
       <w:r>
         <w:rPr>
           <w:b/>
         </w:rPr>
+        <w:t>root</w:t>
+      </w:r>
+      <w:r>
+        <w:rPr>
+          <w:b w:val="0"/>
+        </w:rPr>
+        <w:t xml:space="preserve"> and leaves unchanged while scoring. Equal accuracy does not mean identical errors, and five correct </w:t>
+      </w:r>
+      <w:r>
+        <w:rPr>
+          <w:b/>
+        </w:rPr>
         <w:t>training</w:t>
       </w:r>
       <w:r>
         <w:rPr>
           <w:b w:val="0"/>
         </w:rPr>
-        <w:t xml:space="preserve"> mistakes.</w:t>
+        <w:t xml:space="preserve"> </w:t>
+      </w:r>
+      <w:r>
+        <w:rPr>
+          <w:b/>
+        </w:rPr>
+        <w:t>prediction</w:t>
+      </w:r>
+      <w:r>
+        <w:rPr>
+          <w:b w:val="0"/>
+        </w:rPr>
+        <w:t>s out of six is not the validation result.</w:t>
+      </w:r>
+    </w:p>
+    <w:p>
+      <w:pPr>
+        <w:pStyle w:val="Heading2"/>
+      </w:pPr>
+      <w:r>
+        <w:t>Run the complete same-case baseline comparison</w:t>
+      </w:r>
+    </w:p>
+    <w:p>
+      <w:r>
+        <w:rPr>
+          <w:rFonts w:ascii="Courier New" w:hAnsi="Courier New"/>
+          <w:sz w:val="18"/>
+        </w:rPr>
+        <w:t>rows = [(1, 0, "blocked"), (1, 1, "blocked"),</w:t>
+        <w:br/>
+        <w:t xml:space="preserve">        (1, 0, "blocked"), (0, 1, "clear"),</w:t>
+        <w:br/>
+        <w:t xml:space="preserve">        (0, 0, "clear"), (0, 1, "blocked")]</w:t>
+        <w:br/>
+        <w:t>def majority(labels):</w:t>
+        <w:br/>
+        <w:t xml:space="preserve">    if labels.count("blocked") &gt; labels.count("clear"):</w:t>
+        <w:br/>
+        <w:t xml:space="preserve">        return "blocked"</w:t>
+        <w:br/>
+        <w:t xml:space="preserve">    return "clear"</w:t>
+        <w:br/>
+        <w:t>best_errors = len(rows) + 1</w:t>
+        <w:br/>
+        <w:t>for feature in [0, 1]:</w:t>
+        <w:br/>
+        <w:t xml:space="preserve">    leaves = {}</w:t>
+        <w:br/>
+        <w:t xml:space="preserve">    for value in [0, 1]:</w:t>
+        <w:br/>
+        <w:t xml:space="preserve">        labels = [row[2] for row in rows</w:t>
+        <w:br/>
+        <w:t xml:space="preserve">                  if row[feature] == value]</w:t>
+        <w:br/>
+        <w:t xml:space="preserve">        leaves[value] = majority(labels)</w:t>
+        <w:br/>
+        <w:t xml:space="preserve">    errors = 0</w:t>
+        <w:br/>
+        <w:t xml:space="preserve">    for row in rows:</w:t>
+        <w:br/>
+        <w:t xml:space="preserve">        if leaves[row[feature]] != row[2]:</w:t>
+        <w:br/>
+        <w:t xml:space="preserve">            errors = errors + 1</w:t>
+        <w:br/>
+        <w:t xml:space="preserve">    print(feature, errors)</w:t>
+        <w:br/>
+        <w:t xml:space="preserve">    if errors &lt; best_errors:</w:t>
+        <w:br/>
+        <w:t xml:space="preserve">        best_errors = errors</w:t>
+        <w:br/>
+        <w:t xml:space="preserve">        tree = (feature, leaves)</w:t>
+        <w:br/>
+        <w:t>print(tree[0], tree[1][0], tree[1][1])</w:t>
+        <w:br/>
+        <w:br/>
+        <w:t>validation = [(1, 1, "blocked"), (0, 0, "clear"),</w:t>
+        <w:br/>
+        <w:t xml:space="preserve">              (0, 1, "blocked"), (1, 0, "clear")]</w:t>
+        <w:br/>
+        <w:t>feature, leaves = tree</w:t>
+        <w:br/>
+        <w:t>predictions = [leaves[row[feature]] for row in validation]</w:t>
+        <w:br/>
+        <w:t>reference = [row[2] for row in validation]</w:t>
+        <w:br/>
+        <w:t>print("tree", predictions, sum(p == y for p, y in zip(predictions, reference)), len(reference))</w:t>
+        <w:br/>
+        <w:t>baseline = majority([row[2] for row in rows])</w:t>
+        <w:br/>
+        <w:t>print("baseline", baseline, sum(baseline == y for y in reference), len(reference))</w:t>
+      </w:r>
+    </w:p>
+    <w:p>
+      <w:pPr>
+        <w:pStyle w:val="Heading2"/>
+      </w:pPr>
+      <w:r>
+        <w:t>Introduce the separate illustration-label training set</w:t>
       </w:r>
     </w:p>
     <w:p>
@@ -806,7 +2076,491 @@
         <w:rPr>
           <w:b w:val="0"/>
         </w:rPr>
-        <w:t>This transparent classroom algorithm is not a claim to reproduce CART or a library default. Explain tuple positions, list comprehension and the leaves dictionary; offer the full paper route for students who need it.</w:t>
+        <w:t>A fictional toy classifier predicts whether a book needs an illustration label.</w:t>
+      </w:r>
+    </w:p>
+    <w:p>
+      <w:pPr>
+        <w:spacing w:line="336" w:lineRule="auto" w:after="180"/>
+      </w:pPr>
+      <w:r>
+        <w:rPr>
+          <w:b/>
+        </w:rPr>
+        <w:t>Training</w:t>
+      </w:r>
+      <w:r>
+        <w:rPr>
+          <w:b w:val="0"/>
+        </w:rPr>
+        <w:t xml:space="preserve"> rows (colour_cover,diagram_inside,label): (1,1,Yes),(1,0,No),(0,1,Yes),(0,0,No).</w:t>
+      </w:r>
+    </w:p>
+    <w:p>
+      <w:pPr>
+        <w:spacing w:line="336" w:lineRule="auto" w:after="180"/>
+      </w:pPr>
+      <w:r>
+        <w:rPr>
+          <w:b w:val="0"/>
+        </w:rPr>
+        <w:t xml:space="preserve">Candidates ask colour_cover or diagram_inside; each </w:t>
+      </w:r>
+      <w:r>
+        <w:rPr>
+          <w:b/>
+        </w:rPr>
+        <w:t>leaf</w:t>
+      </w:r>
+      <w:r>
+        <w:rPr>
+          <w:b w:val="0"/>
+        </w:rPr>
+        <w:t xml:space="preserve"> uses its </w:t>
+      </w:r>
+      <w:r>
+        <w:rPr>
+          <w:b/>
+        </w:rPr>
+        <w:t>training</w:t>
+      </w:r>
+      <w:r>
+        <w:rPr>
+          <w:b w:val="0"/>
+        </w:rPr>
+        <w:t xml:space="preserve"> majority. A </w:t>
+      </w:r>
+      <w:r>
+        <w:rPr>
+          <w:b/>
+        </w:rPr>
+        <w:t>leaf</w:t>
+      </w:r>
+      <w:r>
+        <w:rPr>
+          <w:b w:val="0"/>
+        </w:rPr>
+        <w:t xml:space="preserve"> tie chooses No. Select fewer </w:t>
+      </w:r>
+      <w:r>
+        <w:rPr>
+          <w:b/>
+        </w:rPr>
+        <w:t>training</w:t>
+      </w:r>
+      <w:r>
+        <w:rPr>
+          <w:b w:val="0"/>
+        </w:rPr>
+        <w:t xml:space="preserve"> errors.</w:t>
+      </w:r>
+    </w:p>
+    <w:p>
+      <w:pPr>
+        <w:pStyle w:val="Heading2"/>
+      </w:pPr>
+      <w:r>
+        <w:t>Trace the book candidates and prediction path</w:t>
+      </w:r>
+    </w:p>
+    <w:p>
+      <w:r>
+        <w:drawing>
+          <wp:inline xmlns:a="http://schemas.openxmlformats.org/drawingml/2006/main" xmlns:pic="http://schemas.openxmlformats.org/drawingml/2006/picture">
+            <wp:extent cx="5486400" cy="4005072"/>
+            <wp:docPr id="1" name="Picture 1" descr="Colour candidate: Both colour leaves tie Yes/No, choose No: two training errors. → Diagram candidate: Diagram 1 leaf predicts Yes; diagram 0 leaf predicts No: zero errors. → Select tree: Choose the diagram question using the training comparison. → Apply new input: A new (1,0) row follows diagram=0 and predicts No."/>
+            <wp:cNvGraphicFramePr>
+              <a:graphicFrameLocks noChangeAspect="1"/>
+            </wp:cNvGraphicFramePr>
+            <a:graphic>
+              <a:graphicData uri="http://schemas.openxmlformats.org/drawingml/2006/picture">
+                <pic:pic>
+                  <pic:nvPicPr>
+                    <pic:cNvPr id="0" name="academy-story-ai-2-14-02.png"/>
+                    <pic:cNvPicPr/>
+                  </pic:nvPicPr>
+                  <pic:blipFill>
+                    <a:blip r:embed="rId9"/>
+                    <a:stretch>
+                      <a:fillRect/>
+                    </a:stretch>
+                  </pic:blipFill>
+                  <pic:spPr>
+                    <a:xfrm>
+                      <a:off x="0" y="0"/>
+                      <a:ext cx="5486400" cy="4005072"/>
+                    </a:xfrm>
+                    <a:prstGeom prst="rect"/>
+                  </pic:spPr>
+                </pic:pic>
+              </a:graphicData>
+            </a:graphic>
+          </wp:inline>
+        </w:drawing>
+      </w:r>
+    </w:p>
+    <w:p>
+      <w:pPr>
+        <w:spacing w:line="336" w:lineRule="auto" w:after="180"/>
+      </w:pPr>
+      <w:r>
+        <w:rPr>
+          <w:b w:val="0"/>
+        </w:rPr>
+        <w:t xml:space="preserve">A question becomes a fitted tree only after its leaves and selection procedure are specified. The </w:t>
+      </w:r>
+      <w:r>
+        <w:rPr>
+          <w:b/>
+        </w:rPr>
+        <w:t>training</w:t>
+      </w:r>
+      <w:r>
+        <w:rPr>
+          <w:b w:val="0"/>
+        </w:rPr>
+        <w:t xml:space="preserve"> comparison prefers the feature that separates these labels.</w:t>
+      </w:r>
+    </w:p>
+    <w:p>
+      <w:pPr>
+        <w:spacing w:line="336" w:lineRule="auto" w:after="180"/>
+      </w:pPr>
+      <w:r>
+        <w:rPr>
+          <w:b/>
+        </w:rPr>
+        <w:t>Prediction</w:t>
+      </w:r>
+      <w:r>
+        <w:rPr>
+          <w:b w:val="0"/>
+        </w:rPr>
+        <w:t xml:space="preserve"> follows the selected question; it does not reselect the tree using a new case’s answer. Save candidate leaves and errors so the choice can be repeated.</w:t>
+      </w:r>
+    </w:p>
+    <w:p>
+      <w:pPr>
+        <w:spacing w:line="336" w:lineRule="auto" w:after="180"/>
+      </w:pPr>
+      <w:r>
+        <w:rPr>
+          <w:b w:val="0"/>
+        </w:rPr>
+        <w:t>Zero errors on four toy examples do not establish that diagrams always determine a real book’s classification.</w:t>
+      </w:r>
+    </w:p>
+    <w:p>
+      <w:pPr>
+        <w:pStyle w:val="Heading2"/>
+      </w:pPr>
+      <w:r>
+        <w:t>Change a query without refitting</w:t>
+      </w:r>
+    </w:p>
+    <w:p>
+      <w:pPr>
+        <w:spacing w:line="336" w:lineRule="auto" w:after="180"/>
+      </w:pPr>
+      <w:r>
+        <w:rPr>
+          <w:b w:val="0"/>
+        </w:rPr>
+        <w:t xml:space="preserve">Change: New </w:t>
+      </w:r>
+      <w:r>
+        <w:rPr>
+          <w:b/>
+        </w:rPr>
+        <w:t>input</w:t>
+      </w:r>
+      <w:r>
+        <w:rPr>
+          <w:b w:val="0"/>
+        </w:rPr>
+        <w:t xml:space="preserve"> becomes (0,1).</w:t>
+      </w:r>
+    </w:p>
+    <w:p>
+      <w:pPr>
+        <w:spacing w:line="336" w:lineRule="auto" w:after="180"/>
+      </w:pPr>
+      <w:r>
+        <w:rPr>
+          <w:b/>
+        </w:rPr>
+        <w:t>Prediction</w:t>
+      </w:r>
+      <w:r>
+        <w:rPr>
+          <w:b w:val="0"/>
+        </w:rPr>
+        <w:t>: The fitted tree predicts Yes.</w:t>
+      </w:r>
+    </w:p>
+    <w:p>
+      <w:pPr>
+        <w:spacing w:line="336" w:lineRule="auto" w:after="180"/>
+      </w:pPr>
+      <w:r>
+        <w:rPr>
+          <w:b w:val="0"/>
+        </w:rPr>
+        <w:t>Reason: It follows diagram=1; cover colour is not the selected question.</w:t>
+      </w:r>
+    </w:p>
+    <w:p>
+      <w:pPr>
+        <w:pStyle w:val="Heading2"/>
+      </w:pPr>
+      <w:r>
+        <w:t>Elicit the picture-based explanation</w:t>
+      </w:r>
+    </w:p>
+    <w:p>
+      <w:pPr>
+        <w:spacing w:line="336" w:lineRule="auto" w:after="180"/>
+      </w:pPr>
+      <w:r>
+        <w:rPr>
+          <w:b w:val="0"/>
+        </w:rPr>
+        <w:t>Use the diagram and verbal explanation together. Ask learners to match a sentence to a specific visual step; do not assign learners fixed visual or auditory learning styles.</w:t>
+      </w:r>
+    </w:p>
+    <w:p>
+      <w:pPr>
+        <w:spacing w:line="336" w:lineRule="auto" w:after="180"/>
+      </w:pPr>
+      <w:r>
+        <w:rPr>
+          <w:b w:val="0"/>
+        </w:rPr>
+        <w:t xml:space="preserve">Cover the result. Ask learners to name the </w:t>
+      </w:r>
+      <w:r>
+        <w:rPr>
+          <w:b/>
+        </w:rPr>
+        <w:t>input</w:t>
+      </w:r>
+      <w:r>
+        <w:rPr>
+          <w:b w:val="0"/>
+        </w:rPr>
+        <w:t xml:space="preserve">s and predict the next step. Uncover one step, connect the icon to the actual procedure, and explain its </w:t>
+      </w:r>
+      <w:r>
+        <w:rPr>
+          <w:b/>
+        </w:rPr>
+        <w:t>evidence</w:t>
+      </w:r>
+      <w:r>
+        <w:rPr>
+          <w:b w:val="0"/>
+        </w:rPr>
+        <w:t>. Then change the supplied condition and compare.</w:t>
+      </w:r>
+    </w:p>
+    <w:p>
+      <w:pPr>
+        <w:spacing w:line="336" w:lineRule="auto" w:after="180"/>
+      </w:pPr>
+      <w:r>
+        <w:rPr>
+          <w:b w:val="0"/>
+        </w:rPr>
+        <w:t>The picture is a representation; it does not document execution of a real AI model.</w:t>
+      </w:r>
+    </w:p>
+    <w:p>
+      <w:pPr>
+        <w:pStyle w:val="Heading2"/>
+      </w:pPr>
+      <w:r>
+        <w:t>Earlier wording, alternatives and picture transcripts · reference / check after trying</w:t>
+      </w:r>
+    </w:p>
+    <w:p>
+      <w:pPr>
+        <w:spacing w:line="336" w:lineRule="auto" w:after="180"/>
+      </w:pPr>
+      <w:r>
+        <w:rPr>
+          <w:b w:val="0"/>
+        </w:rPr>
+        <w:t>Explain the mechanism</w:t>
+      </w:r>
+    </w:p>
+    <w:p>
+      <w:pPr>
+        <w:spacing w:line="336" w:lineRule="auto" w:after="180"/>
+      </w:pPr>
+      <w:r>
+        <w:rPr>
+          <w:b/>
+        </w:rPr>
+        <w:t>Input</w:t>
+      </w:r>
+      <w:r>
+        <w:rPr>
+          <w:b w:val="0"/>
+        </w:rPr>
+        <w:t xml:space="preserve"> → </w:t>
+      </w:r>
+      <w:r>
+        <w:rPr>
+          <w:b/>
+        </w:rPr>
+        <w:t>Process</w:t>
+      </w:r>
+      <w:r>
+        <w:rPr>
+          <w:b w:val="0"/>
+        </w:rPr>
+        <w:t xml:space="preserve"> → </w:t>
+      </w:r>
+      <w:r>
+        <w:rPr>
+          <w:b/>
+        </w:rPr>
+        <w:t>Output</w:t>
+      </w:r>
+    </w:p>
+    <w:p>
+      <w:pPr>
+        <w:spacing w:line="336" w:lineRule="auto" w:after="180"/>
+      </w:pPr>
+      <w:r>
+        <w:rPr>
+          <w:b w:val="0"/>
+        </w:rPr>
+        <w:t>Trace the information. At each stage, ask what changed and how you could test it.</w:t>
+      </w:r>
+    </w:p>
+    <w:p>
+      <w:pPr>
+        <w:spacing w:line="336" w:lineRule="auto" w:after="180"/>
+      </w:pPr>
+      <w:r>
+        <w:rPr>
+          <w:b w:val="0"/>
+        </w:rPr>
+        <w:t>Which stage could fail even when the other two are correct? Explain:</w:t>
+      </w:r>
+    </w:p>
+    <w:p>
+      <w:pPr>
+        <w:spacing w:line="336" w:lineRule="auto" w:after="180"/>
+      </w:pPr>
+      <w:r>
+        <w:rPr>
+          <w:b w:val="0"/>
+        </w:rPr>
+        <w:t xml:space="preserve">Predict first. Then check each step. A correct answer without visible reasoning is incomplete </w:t>
+      </w:r>
+      <w:r>
+        <w:rPr>
+          <w:b/>
+        </w:rPr>
+        <w:t>evidence</w:t>
+      </w:r>
+      <w:r>
+        <w:rPr>
+          <w:b w:val="0"/>
+        </w:rPr>
+        <w:t>.</w:t>
+      </w:r>
+    </w:p>
+    <w:p>
+      <w:pPr>
+        <w:spacing w:line="336" w:lineRule="auto" w:after="180"/>
+      </w:pPr>
+      <w:r>
+        <w:rPr>
+          <w:b w:val="0"/>
+        </w:rPr>
+        <w:t>1. Start with 8 animals.</w:t>
+      </w:r>
+    </w:p>
+    <w:p>
+      <w:pPr>
+        <w:spacing w:line="336" w:lineRule="auto" w:after="180"/>
+      </w:pPr>
+      <w:r>
+        <w:rPr>
+          <w:b w:val="0"/>
+        </w:rPr>
+        <w:t>2. Question A leaves groups of 4 and 4; question B leaves 7 and 1.</w:t>
+      </w:r>
+    </w:p>
+    <w:p>
+      <w:pPr>
+        <w:spacing w:line="336" w:lineRule="auto" w:after="180"/>
+      </w:pPr>
+      <w:r>
+        <w:rPr>
+          <w:b w:val="0"/>
+        </w:rPr>
+        <w:t>3. A balanced first split usually reduces later questions.</w:t>
+      </w:r>
+    </w:p>
+    <w:p>
+      <w:pPr>
+        <w:spacing w:line="336" w:lineRule="auto" w:after="180"/>
+      </w:pPr>
+      <w:r>
+        <w:rPr>
+          <w:b w:val="0"/>
+        </w:rPr>
+        <w:t xml:space="preserve">4. Trace every animal to verify one and only one </w:t>
+      </w:r>
+      <w:r>
+        <w:rPr>
+          <w:b/>
+        </w:rPr>
+        <w:t>leaf</w:t>
+      </w:r>
+      <w:r>
+        <w:rPr>
+          <w:b w:val="0"/>
+        </w:rPr>
+        <w:t>.</w:t>
+      </w:r>
+    </w:p>
+    <w:p>
+      <w:pPr>
+        <w:spacing w:line="336" w:lineRule="auto" w:after="180"/>
+      </w:pPr>
+      <w:r>
+        <w:rPr>
+          <w:b w:val="0"/>
+        </w:rPr>
+        <w:t>Recalculate, retrace, or restate the reasoning in your own representation:</w:t>
+      </w:r>
+    </w:p>
+    <w:p>
+      <w:pPr>
+        <w:spacing w:line="336" w:lineRule="auto" w:after="180"/>
+      </w:pPr>
+      <w:r>
+        <w:rPr>
+          <w:b w:val="0"/>
+        </w:rPr>
+        <w:t xml:space="preserve">CHECK Did the </w:t>
+      </w:r>
+      <w:r>
+        <w:rPr>
+          <w:b/>
+        </w:rPr>
+        <w:t>evidence</w:t>
+      </w:r>
+      <w:r>
+        <w:rPr>
+          <w:b w:val="0"/>
+        </w:rPr>
+        <w:t xml:space="preserve"> answer the exact question? Did the total, path, or source record stay consistent?</w:t>
       </w:r>
     </w:p>
     <w:p>
@@ -814,7 +2568,7 @@
         <w:pStyle w:val="Heading3"/>
       </w:pPr>
       <w:r>
-        <w:t>Readiness answer</w:t>
+        <w:t>Concrete teaching case</w:t>
       </w:r>
     </w:p>
     <w:p>
@@ -825,19 +2579,7 @@
         <w:rPr>
           <w:b w:val="0"/>
         </w:rPr>
-        <w:t xml:space="preserve">The cutoff was selected using </w:t>
-      </w:r>
-      <w:r>
-        <w:rPr>
-          <w:b/>
-        </w:rPr>
-        <w:t>training</w:t>
-      </w:r>
-      <w:r>
-        <w:rPr>
-          <w:b w:val="0"/>
-        </w:rPr>
-        <w:t xml:space="preserve"> labels. Matching those examples does not establish performance on new examples; validation can expose mistakes and support a baseline comparison.</w:t>
+        <w:t>First ask animal book? If no, Other. If yes, ask pages&lt;100; yes gives Short Animal, no gives Longer Animal.</w:t>
       </w:r>
     </w:p>
     <w:p>
@@ -848,7 +2590,15 @@
         <w:rPr>
           <w:b w:val="0"/>
         </w:rPr>
-        <w:t>Printed lesson and workbook</w:t>
+        <w:t>Trace 90-page animal and science books.</w:t>
+      </w:r>
+    </w:p>
+    <w:p>
+      <w:pPr>
+        <w:pStyle w:val="Heading3"/>
+      </w:pPr>
+      <w:r>
+        <w:t>Exact explanation to model</w:t>
       </w:r>
     </w:p>
     <w:p>
@@ -859,53 +2609,7 @@
         <w:rPr>
           <w:b w:val="0"/>
         </w:rPr>
-        <w:t xml:space="preserve">Six </w:t>
-      </w:r>
-      <w:r>
-        <w:rPr>
-          <w:b/>
-        </w:rPr>
-        <w:t>training</w:t>
-      </w:r>
-      <w:r>
-        <w:rPr>
-          <w:b w:val="0"/>
-        </w:rPr>
-        <w:t xml:space="preserve"> row cards and four validation cards</w:t>
-      </w:r>
-    </w:p>
-    <w:p>
-      <w:pPr>
-        <w:spacing w:line="336" w:lineRule="auto" w:after="180"/>
-      </w:pPr>
-      <w:r>
-        <w:rPr>
-          <w:b w:val="0"/>
-        </w:rPr>
-        <w:t xml:space="preserve">Two </w:t>
-      </w:r>
-      <w:r>
-        <w:rPr>
-          <w:b/>
-        </w:rPr>
-        <w:t>branch</w:t>
-      </w:r>
-      <w:r>
-        <w:rPr>
-          <w:b w:val="0"/>
-        </w:rPr>
-        <w:t xml:space="preserve"> areas labelled 0 and 1</w:t>
-      </w:r>
-    </w:p>
-    <w:p>
-      <w:pPr>
-        <w:spacing w:line="336" w:lineRule="auto" w:after="180"/>
-      </w:pPr>
-      <w:r>
-        <w:rPr>
-          <w:b w:val="0"/>
-        </w:rPr>
-        <w:t>Optional Python 3 editor with no packages required</w:t>
+        <w:t>The animal book reaches Short Animal; science reaches Other after the first question.</w:t>
       </w:r>
     </w:p>
     <w:p>
@@ -913,725 +2617,7 @@
         <w:pStyle w:val="Heading3"/>
       </w:pPr>
       <w:r>
-        <w:t>End goal for the pictorial case</w:t>
-      </w:r>
-    </w:p>
-    <w:p>
-      <w:pPr>
-        <w:spacing w:line="336" w:lineRule="auto" w:after="180"/>
-      </w:pPr>
-      <w:r>
-        <w:rPr>
-          <w:b w:val="0"/>
-        </w:rPr>
-        <w:t xml:space="preserve">By the end, I can fit a one-question tree using </w:t>
-      </w:r>
-      <w:r>
-        <w:rPr>
-          <w:b/>
-        </w:rPr>
-        <w:t>training</w:t>
-      </w:r>
-      <w:r>
-        <w:rPr>
-          <w:b w:val="0"/>
-        </w:rPr>
-        <w:t xml:space="preserve"> labels and an explicit candidate comparison.</w:t>
-      </w:r>
-    </w:p>
-    <w:p>
-      <w:pPr>
-        <w:spacing w:line="336" w:lineRule="auto" w:after="180"/>
-      </w:pPr>
-      <w:r>
-        <w:rPr>
-          <w:b w:val="0"/>
-        </w:rPr>
-        <w:t>This added worked case illustrates the week’s main idea. Retain all original and connected topics; schedule its practice within the teaching cycle.</w:t>
-      </w:r>
-    </w:p>
-    <w:p>
-      <w:pPr>
-        <w:pStyle w:val="Heading1"/>
-      </w:pPr>
-      <w:r>
-        <w:t>02. Explain the mechanism</w:t>
-      </w:r>
-    </w:p>
-    <w:p>
-      <w:r>
-        <w:t>Model Decision Trees using the supplied case, labelled mechanism and reasoning. Make the scope of each conclusion explicit.</w:t>
-      </w:r>
-    </w:p>
-    <w:p>
-      <w:pPr>
-        <w:spacing w:line="336" w:lineRule="auto" w:after="180"/>
-      </w:pPr>
-      <w:r>
-        <w:rPr>
-          <w:b/>
-        </w:rPr>
-        <w:t>Input</w:t>
-      </w:r>
-      <w:r>
-        <w:rPr>
-          <w:b w:val="0"/>
-        </w:rPr>
-        <w:t xml:space="preserve"> → </w:t>
-      </w:r>
-      <w:r>
-        <w:rPr>
-          <w:b/>
-        </w:rPr>
-        <w:t>Process</w:t>
-      </w:r>
-      <w:r>
-        <w:rPr>
-          <w:b w:val="0"/>
-        </w:rPr>
-        <w:t xml:space="preserve"> → </w:t>
-      </w:r>
-      <w:r>
-        <w:rPr>
-          <w:b/>
-        </w:rPr>
-        <w:t>Output</w:t>
-      </w:r>
-    </w:p>
-    <w:p>
-      <w:pPr>
-        <w:spacing w:line="336" w:lineRule="auto" w:after="180"/>
-      </w:pPr>
-      <w:r>
-        <w:rPr>
-          <w:b w:val="0"/>
-        </w:rPr>
-        <w:t>Trace the information. At each stage, ask what changed and how you could test it.</w:t>
-      </w:r>
-    </w:p>
-    <w:p>
-      <w:pPr>
-        <w:spacing w:line="336" w:lineRule="auto" w:after="180"/>
-      </w:pPr>
-      <w:r>
-        <w:rPr>
-          <w:b w:val="0"/>
-        </w:rPr>
-        <w:t>Which stage could fail even when the other two are correct? Explain:</w:t>
-      </w:r>
-    </w:p>
-    <w:p>
-      <w:pPr>
-        <w:spacing w:line="336" w:lineRule="auto" w:after="180"/>
-      </w:pPr>
-      <w:r>
-        <w:rPr>
-          <w:b w:val="0"/>
-        </w:rPr>
-        <w:t xml:space="preserve">Predict first. Then check each step. A correct answer without visible reasoning is incomplete </w:t>
-      </w:r>
-      <w:r>
-        <w:rPr>
-          <w:b/>
-        </w:rPr>
-        <w:t>evidence</w:t>
-      </w:r>
-      <w:r>
-        <w:rPr>
-          <w:b w:val="0"/>
-        </w:rPr>
-        <w:t>.</w:t>
-      </w:r>
-    </w:p>
-    <w:p>
-      <w:pPr>
-        <w:spacing w:line="336" w:lineRule="auto" w:after="180"/>
-        <w:shd w:fill="F4F9FC"/>
-      </w:pPr>
-      <w:r>
-        <w:rPr>
-          <w:b w:val="0"/>
-        </w:rPr>
-        <w:t>1. Start with 8 animals.</w:t>
-      </w:r>
-    </w:p>
-    <w:p>
-      <w:pPr>
-        <w:spacing w:line="336" w:lineRule="auto" w:after="180"/>
-        <w:shd w:fill="F4F9FC"/>
-      </w:pPr>
-      <w:r>
-        <w:rPr>
-          <w:b w:val="0"/>
-        </w:rPr>
-        <w:t>2. Question A leaves groups of 4 and 4; question B leaves 7 and 1.</w:t>
-      </w:r>
-    </w:p>
-    <w:p>
-      <w:pPr>
-        <w:spacing w:line="336" w:lineRule="auto" w:after="180"/>
-        <w:shd w:fill="F4F9FC"/>
-      </w:pPr>
-      <w:r>
-        <w:rPr>
-          <w:b w:val="0"/>
-        </w:rPr>
-        <w:t>3. A balanced first split usually reduces later questions.</w:t>
-      </w:r>
-    </w:p>
-    <w:p>
-      <w:pPr>
-        <w:spacing w:line="336" w:lineRule="auto" w:after="180"/>
-        <w:shd w:fill="F4F9FC"/>
-      </w:pPr>
-      <w:r>
-        <w:rPr>
-          <w:b w:val="0"/>
-        </w:rPr>
-        <w:t xml:space="preserve">4. Trace every animal to verify one and only one </w:t>
-      </w:r>
-      <w:r>
-        <w:rPr>
-          <w:b/>
-        </w:rPr>
-        <w:t>leaf</w:t>
-      </w:r>
-      <w:r>
-        <w:rPr>
-          <w:b w:val="0"/>
-        </w:rPr>
-        <w:t>.</w:t>
-      </w:r>
-    </w:p>
-    <w:p>
-      <w:pPr>
-        <w:spacing w:line="336" w:lineRule="auto" w:after="180"/>
-      </w:pPr>
-      <w:r>
-        <w:rPr>
-          <w:b w:val="0"/>
-        </w:rPr>
-        <w:t>Recalculate, retrace, or restate the reasoning in your own representation:</w:t>
-      </w:r>
-    </w:p>
-    <w:p>
-      <w:pPr>
-        <w:spacing w:line="336" w:lineRule="auto" w:after="180"/>
-        <w:shd w:fill="F5F1FB"/>
-      </w:pPr>
-      <w:r>
-        <w:rPr>
-          <w:b w:val="0"/>
-        </w:rPr>
-        <w:t xml:space="preserve">CHECK Did the </w:t>
-      </w:r>
-      <w:r>
-        <w:rPr>
-          <w:b/>
-        </w:rPr>
-        <w:t>evidence</w:t>
-      </w:r>
-      <w:r>
-        <w:rPr>
-          <w:b w:val="0"/>
-        </w:rPr>
-        <w:t xml:space="preserve"> answer the exact question? Did the total, path, or source record stay consistent?</w:t>
-      </w:r>
-    </w:p>
-    <w:p>
-      <w:pPr>
-        <w:pStyle w:val="Heading3"/>
-      </w:pPr>
-      <w:r>
-        <w:t>Concrete teaching case</w:t>
-      </w:r>
-    </w:p>
-    <w:p>
-      <w:pPr>
-        <w:pStyle w:val="Heading3"/>
-      </w:pPr>
-      <w:r>
-        <w:t>The teaching case</w:t>
-      </w:r>
-    </w:p>
-    <w:p>
-      <w:pPr>
-        <w:spacing w:line="336" w:lineRule="auto" w:after="180"/>
-        <w:shd w:fill="F1F6FC"/>
-      </w:pPr>
-      <w:r>
-        <w:rPr>
-          <w:b w:val="0"/>
-        </w:rPr>
-        <w:t>First ask animal book? If no, Other. If yes, ask pages&lt;100; yes gives Short Animal, no gives Longer Animal.</w:t>
-      </w:r>
-    </w:p>
-    <w:p>
-      <w:pPr>
-        <w:pStyle w:val="Heading3"/>
-      </w:pPr>
-      <w:r>
-        <w:t>The teaching case</w:t>
-      </w:r>
-    </w:p>
-    <w:p>
-      <w:pPr>
-        <w:spacing w:line="336" w:lineRule="auto" w:after="180"/>
-        <w:shd w:fill="F1F6FC"/>
-      </w:pPr>
-      <w:r>
-        <w:rPr>
-          <w:b w:val="0"/>
-        </w:rPr>
-        <w:t>Trace 90-page animal and science books.</w:t>
-      </w:r>
-    </w:p>
-    <w:p>
-      <w:pPr>
-        <w:pStyle w:val="Heading3"/>
-      </w:pPr>
-      <w:r>
-        <w:t>Exact explanation to model</w:t>
-      </w:r>
-    </w:p>
-    <w:p>
-      <w:pPr>
-        <w:pStyle w:val="Heading3"/>
-      </w:pPr>
-      <w:r>
-        <w:t>Why the result follows</w:t>
-      </w:r>
-    </w:p>
-    <w:p>
-      <w:pPr>
-        <w:spacing w:line="336" w:lineRule="auto" w:after="180"/>
-        <w:shd w:fill="F1F6FC"/>
-      </w:pPr>
-      <w:r>
-        <w:rPr>
-          <w:b w:val="0"/>
-        </w:rPr>
-        <w:t>The animal book reaches Short Animal; science reaches Other after the first question.</w:t>
-      </w:r>
-    </w:p>
-    <w:p>
-      <w:pPr>
-        <w:pStyle w:val="Heading3"/>
-      </w:pPr>
-      <w:r>
         <w:t>Explain the added worked example</w:t>
-      </w:r>
-    </w:p>
-    <w:p>
-      <w:pPr>
-        <w:pStyle w:val="Heading3"/>
-      </w:pPr>
-      <w:r>
-        <w:t>Explain the added worked example · 1</w:t>
-      </w:r>
-    </w:p>
-    <w:p>
-      <w:pPr>
-        <w:spacing w:line="336" w:lineRule="auto" w:after="180"/>
-      </w:pPr>
-      <w:r>
-        <w:rPr>
-          <w:b w:val="0"/>
-        </w:rPr>
-        <w:t xml:space="preserve">A </w:t>
-      </w:r>
-      <w:r>
-        <w:rPr>
-          <w:b/>
-        </w:rPr>
-        <w:t>decision tree</w:t>
-      </w:r>
-      <w:r>
-        <w:rPr>
-          <w:b w:val="0"/>
-        </w:rPr>
-        <w:t xml:space="preserve"> asks a feature question and follows a </w:t>
-      </w:r>
-      <w:r>
-        <w:rPr>
-          <w:b/>
-        </w:rPr>
-        <w:t>branch</w:t>
-      </w:r>
-      <w:r>
-        <w:rPr>
-          <w:b w:val="0"/>
-        </w:rPr>
-        <w:t xml:space="preserve"> to a </w:t>
-      </w:r>
-      <w:r>
-        <w:rPr>
-          <w:b/>
-        </w:rPr>
-        <w:t>prediction</w:t>
-      </w:r>
-      <w:r>
-        <w:rPr>
-          <w:b w:val="0"/>
-        </w:rPr>
-        <w:t xml:space="preserve">. A tree with one question has </w:t>
-      </w:r>
-      <w:r>
-        <w:rPr>
-          <w:b/>
-        </w:rPr>
-        <w:t>depth</w:t>
-      </w:r>
-      <w:r>
-        <w:rPr>
-          <w:b w:val="0"/>
-        </w:rPr>
-        <w:t xml:space="preserve"> one and is sometimes called a stump.</w:t>
-      </w:r>
-    </w:p>
-    <w:p>
-      <w:pPr>
-        <w:spacing w:line="336" w:lineRule="auto" w:after="180"/>
-      </w:pPr>
-      <w:r>
-        <w:rPr>
-          <w:b w:val="0"/>
-        </w:rPr>
-        <w:t xml:space="preserve">Unlike Week 8, where the two </w:t>
-      </w:r>
-      <w:r>
-        <w:rPr>
-          <w:b/>
-        </w:rPr>
-        <w:t>output</w:t>
-      </w:r>
-      <w:r>
-        <w:rPr>
-          <w:b w:val="0"/>
-        </w:rPr>
-        <w:t xml:space="preserve"> labels were fixed in advance, this week we fit both the question and the label stored at each </w:t>
-      </w:r>
-      <w:r>
-        <w:rPr>
-          <w:b/>
-        </w:rPr>
-        <w:t>leaf</w:t>
-      </w:r>
-      <w:r>
-        <w:rPr>
-          <w:b w:val="0"/>
-        </w:rPr>
-        <w:t>.</w:t>
-      </w:r>
-    </w:p>
-    <w:p>
-      <w:pPr>
-        <w:pStyle w:val="Heading3"/>
-      </w:pPr>
-      <w:r>
-        <w:t>Explain the added worked example · 2</w:t>
-      </w:r>
-    </w:p>
-    <w:p>
-      <w:pPr>
-        <w:spacing w:line="336" w:lineRule="auto" w:after="180"/>
-      </w:pPr>
-      <w:r>
-        <w:rPr>
-          <w:b w:val="0"/>
-        </w:rPr>
-        <w:t xml:space="preserve">Our six fictional </w:t>
-      </w:r>
-      <w:r>
-        <w:rPr>
-          <w:b/>
-        </w:rPr>
-        <w:t>training</w:t>
-      </w:r>
-      <w:r>
-        <w:rPr>
-          <w:b w:val="0"/>
-        </w:rPr>
-        <w:t xml:space="preserve"> rows have two binary sensor flags available before </w:t>
-      </w:r>
-      <w:r>
-        <w:rPr>
-          <w:b/>
-        </w:rPr>
-        <w:t>prediction</w:t>
-      </w:r>
-      <w:r>
-        <w:rPr>
-          <w:b w:val="0"/>
-        </w:rPr>
-        <w:t>: near and tall. A value of 1 means that flag is present; 0 means absent. The reviewed scene label is separate.</w:t>
-      </w:r>
-    </w:p>
-    <w:p>
-      <w:pPr>
-        <w:spacing w:line="336" w:lineRule="auto" w:after="180"/>
-      </w:pPr>
-      <w:r>
-        <w:rPr>
-          <w:b w:val="0"/>
-        </w:rPr>
-        <w:t>Each row represents a different trip on a familiar route, including rows with identical values. Similar readings can have different scene labels. These are teaching examples, not robot control instructions.</w:t>
-      </w:r>
-    </w:p>
-    <w:p>
-      <w:pPr>
-        <w:pStyle w:val="Heading3"/>
-      </w:pPr>
-      <w:r>
-        <w:t>Explain the added worked example · 3</w:t>
-      </w:r>
-    </w:p>
-    <w:p>
-      <w:pPr>
-        <w:spacing w:line="336" w:lineRule="auto" w:after="180"/>
-      </w:pPr>
-      <w:r>
-        <w:rPr>
-          <w:b w:val="0"/>
-        </w:rPr>
-        <w:t xml:space="preserve">Try near first and tall second. For each question, group the </w:t>
-      </w:r>
-      <w:r>
-        <w:rPr>
-          <w:b/>
-        </w:rPr>
-        <w:t>training</w:t>
-      </w:r>
-      <w:r>
-        <w:rPr>
-          <w:b w:val="0"/>
-        </w:rPr>
-        <w:t xml:space="preserve"> rows by 0 and 1, then predict each group’s majority label; choose clear for tied label counts.</w:t>
-      </w:r>
-    </w:p>
-    <w:p>
-      <w:pPr>
-        <w:spacing w:line="336" w:lineRule="auto" w:after="180"/>
-      </w:pPr>
-      <w:r>
-        <w:rPr>
-          <w:b w:val="0"/>
-        </w:rPr>
-        <w:t xml:space="preserve">Count all </w:t>
-      </w:r>
-      <w:r>
-        <w:rPr>
-          <w:b/>
-        </w:rPr>
-        <w:t>training</w:t>
-      </w:r>
-      <w:r>
-        <w:rPr>
-          <w:b w:val="0"/>
-        </w:rPr>
-        <w:t xml:space="preserve"> mistakes and keep the first question if scores tie. Stop after one question. This is our stated classroom </w:t>
-      </w:r>
-      <w:r>
-        <w:rPr>
-          <w:b/>
-        </w:rPr>
-        <w:t>fitting</w:t>
-      </w:r>
-      <w:r>
-        <w:rPr>
-          <w:b w:val="0"/>
-        </w:rPr>
-        <w:t xml:space="preserve"> procedure.</w:t>
-      </w:r>
-    </w:p>
-    <w:p>
-      <w:pPr>
-        <w:pStyle w:val="Heading3"/>
-      </w:pPr>
-      <w:r>
-        <w:t>Explain the added worked example · 4</w:t>
-      </w:r>
-    </w:p>
-    <w:p>
-      <w:pPr>
-        <w:spacing w:line="336" w:lineRule="auto" w:after="180"/>
-      </w:pPr>
-      <w:r>
-        <w:rPr>
-          <w:b w:val="0"/>
-        </w:rPr>
-        <w:t xml:space="preserve">Feature 0 is near; feature 1 is tall; row[2] is the label. </w:t>
-      </w:r>
-      <w:r>
-        <w:rPr>
-          <w:b/>
-        </w:rPr>
-        <w:t>Output</w:t>
-      </w:r>
-      <w:r>
-        <w:rPr>
-          <w:b w:val="0"/>
-        </w:rPr>
-        <w:t xml:space="preserve"> is 0 1, then 1 2, then 0 clear blocked. Near makes one </w:t>
-      </w:r>
-      <w:r>
-        <w:rPr>
-          <w:b/>
-        </w:rPr>
-        <w:t>training</w:t>
-      </w:r>
-      <w:r>
-        <w:rPr>
-          <w:b w:val="0"/>
-        </w:rPr>
-        <w:t xml:space="preserve"> mistake: near=0 contains two clear labels and one blocked, so that </w:t>
-      </w:r>
-      <w:r>
-        <w:rPr>
-          <w:b/>
-        </w:rPr>
-        <w:t>leaf</w:t>
-      </w:r>
-      <w:r>
-        <w:rPr>
-          <w:b w:val="0"/>
-        </w:rPr>
-        <w:t xml:space="preserve"> predicts clear.</w:t>
-      </w:r>
-    </w:p>
-    <w:p>
-      <w:pPr>
-        <w:spacing w:line="336" w:lineRule="auto" w:after="180"/>
-      </w:pPr>
-      <w:r>
-        <w:rPr>
-          <w:b w:val="0"/>
-        </w:rPr>
-        <w:t>Near=1 contains three blocked labels. Tall makes two mistakes because both its groups have a blocked majority.</w:t>
-      </w:r>
-    </w:p>
-    <w:p>
-      <w:pPr>
-        <w:pStyle w:val="Heading3"/>
-      </w:pPr>
-      <w:r>
-        <w:t>Explain the added worked example · 5</w:t>
-      </w:r>
-    </w:p>
-    <w:p>
-      <w:pPr>
-        <w:spacing w:line="336" w:lineRule="auto" w:after="180"/>
-      </w:pPr>
-      <w:r>
-        <w:rPr>
-          <w:b w:val="0"/>
-        </w:rPr>
-        <w:t xml:space="preserve">The stored tree contains the chosen feature and its two learned leaves. The code assumes nonempty data, binary flags, allowed labels and examples on both </w:t>
-      </w:r>
-      <w:r>
-        <w:rPr>
-          <w:b/>
-        </w:rPr>
-        <w:t>branch</w:t>
-      </w:r>
-      <w:r>
-        <w:rPr>
-          <w:b w:val="0"/>
-        </w:rPr>
-        <w:t>es of each candidate.</w:t>
-      </w:r>
-    </w:p>
-    <w:p>
-      <w:pPr>
-        <w:spacing w:line="336" w:lineRule="auto" w:after="180"/>
-      </w:pPr>
-      <w:r>
-        <w:rPr>
-          <w:b w:val="0"/>
-        </w:rPr>
-        <w:t xml:space="preserve">An empty </w:t>
-      </w:r>
-      <w:r>
-        <w:rPr>
-          <w:b/>
-        </w:rPr>
-        <w:t>branch</w:t>
-      </w:r>
-      <w:r>
-        <w:rPr>
-          <w:b w:val="0"/>
-        </w:rPr>
-        <w:t xml:space="preserve"> would need a declared fallback; this small example does not implement one. The score is total </w:t>
-      </w:r>
-      <w:r>
-        <w:rPr>
-          <w:b/>
-        </w:rPr>
-        <w:t>training</w:t>
-      </w:r>
-      <w:r>
-        <w:rPr>
-          <w:b w:val="0"/>
-        </w:rPr>
-        <w:t xml:space="preserve"> mistakes, not an average giving small and large </w:t>
-      </w:r>
-      <w:r>
-        <w:rPr>
-          <w:b/>
-        </w:rPr>
-        <w:t>branch</w:t>
-      </w:r>
-      <w:r>
-        <w:rPr>
-          <w:b w:val="0"/>
-        </w:rPr>
-        <w:t>es equal weight.</w:t>
-      </w:r>
-    </w:p>
-    <w:p>
-      <w:pPr>
-        <w:spacing w:line="336" w:lineRule="auto" w:after="180"/>
-      </w:pPr>
-      <w:r>
-        <w:rPr>
-          <w:b w:val="0"/>
-        </w:rPr>
-        <w:t xml:space="preserve">This is an explicitly limited </w:t>
-      </w:r>
-      <w:r>
-        <w:rPr>
-          <w:b/>
-        </w:rPr>
-        <w:t>depth</w:t>
-      </w:r>
-      <w:r>
-        <w:rPr>
-          <w:b w:val="0"/>
-        </w:rPr>
-        <w:t xml:space="preserve">-one learner. General tree algorithms can repeat split selection within </w:t>
-      </w:r>
-      <w:r>
-        <w:rPr>
-          <w:b/>
-        </w:rPr>
-        <w:t>branch</w:t>
-      </w:r>
-      <w:r>
-        <w:rPr>
-          <w:b w:val="0"/>
-        </w:rPr>
-        <w:t>es and often use impurity criteria such as Gini. Our code does not implement that full procedure.</w:t>
-      </w:r>
-    </w:p>
-    <w:p>
-      <w:pPr>
-        <w:spacing w:line="336" w:lineRule="auto" w:after="180"/>
-      </w:pPr>
-      <w:r>
-        <w:rPr>
-          <w:b w:val="0"/>
-        </w:rPr>
-        <w:t>Keeping the scope small lets you inspect every decision.</w:t>
       </w:r>
     </w:p>
     <w:p>
@@ -1808,271 +2794,6 @@
         <w:t>These teacher notes contain solutions; do not reveal the independent case answer during modelling.</w:t>
       </w:r>
     </w:p>
-    <w:p>
-      <w:pPr>
-        <w:pStyle w:val="Heading3"/>
-      </w:pPr>
-      <w:r>
-        <w:t>Two paths through the learned tree</w:t>
-      </w:r>
-    </w:p>
-    <w:tbl>
-      <w:tblPr>
-        <w:tblStyle w:val="LightShading-Accent1"/>
-        <w:tblW w:type="auto" w:w="0"/>
-        <w:tblLook w:firstColumn="1" w:firstRow="1" w:lastColumn="0" w:lastRow="0" w:noHBand="0" w:noVBand="1" w:val="04A0"/>
-      </w:tblPr>
-      <w:tblGrid>
-        <w:gridCol w:w="3408"/>
-        <w:gridCol w:w="3408"/>
-        <w:gridCol w:w="3408"/>
-      </w:tblGrid>
-      <w:tr>
-        <w:trPr>
-          <w:tblHeader/>
-        </w:trPr>
-        <w:tc>
-          <w:tcPr>
-            <w:tcW w:type="dxa" w:w="3408"/>
-          </w:tcPr>
-          <w:p>
-            <w:r>
-              <w:t>Root question</w:t>
-            </w:r>
-          </w:p>
-        </w:tc>
-        <w:tc>
-          <w:tcPr>
-            <w:tcW w:type="dxa" w:w="3408"/>
-          </w:tcPr>
-          <w:p>
-            <w:r>
-              <w:t>Branch answer</w:t>
-            </w:r>
-          </w:p>
-        </w:tc>
-        <w:tc>
-          <w:tcPr>
-            <w:tcW w:type="dxa" w:w="3408"/>
-          </w:tcPr>
-          <w:p>
-            <w:r>
-              <w:t>Learned leaf</w:t>
-            </w:r>
-          </w:p>
-        </w:tc>
-      </w:tr>
-      <w:tr>
-        <w:tc>
-          <w:tcPr>
-            <w:tcW w:type="dxa" w:w="3408"/>
-          </w:tcPr>
-          <w:p>
-            <w:r>
-              <w:t>Is near equal to 1</w:t>
-            </w:r>
-          </w:p>
-        </w:tc>
-        <w:tc>
-          <w:tcPr>
-            <w:tcW w:type="dxa" w:w="3408"/>
-          </w:tcPr>
-          <w:p>
-            <w:r>
-              <w:t>No near is 0</w:t>
-            </w:r>
-          </w:p>
-        </w:tc>
-        <w:tc>
-          <w:tcPr>
-            <w:tcW w:type="dxa" w:w="3408"/>
-          </w:tcPr>
-          <w:p>
-            <w:r>
-              <w:t>Predict clear</w:t>
-            </w:r>
-          </w:p>
-        </w:tc>
-      </w:tr>
-      <w:tr>
-        <w:tc>
-          <w:tcPr>
-            <w:tcW w:type="dxa" w:w="3408"/>
-          </w:tcPr>
-          <w:p>
-            <w:r>
-              <w:t>Is near equal to 1</w:t>
-            </w:r>
-          </w:p>
-        </w:tc>
-        <w:tc>
-          <w:tcPr>
-            <w:tcW w:type="dxa" w:w="3408"/>
-          </w:tcPr>
-          <w:p>
-            <w:r>
-              <w:t>Yes near is 1</w:t>
-            </w:r>
-          </w:p>
-        </w:tc>
-        <w:tc>
-          <w:tcPr>
-            <w:tcW w:type="dxa" w:w="3408"/>
-          </w:tcPr>
-          <w:p>
-            <w:r>
-              <w:t>Predict blocked</w:t>
-            </w:r>
-          </w:p>
-        </w:tc>
-      </w:tr>
-    </w:tbl>
-    <w:p>
-      <w:r>
-        <w:t>Both paths start at the same root. Tall is not used by this fitted tree; the leaf labels came from training counts.</w:t>
-      </w:r>
-    </w:p>
-    <w:p>
-      <w:pPr>
-        <w:pStyle w:val="Heading3"/>
-      </w:pPr>
-      <w:r>
-        <w:t>Model the reasoning aloud · 6</w:t>
-      </w:r>
-    </w:p>
-    <w:p>
-      <w:pPr>
-        <w:spacing w:line="336" w:lineRule="auto" w:after="180"/>
-      </w:pPr>
-      <w:r>
-        <w:rPr>
-          <w:b w:val="0"/>
-        </w:rPr>
-        <w:t xml:space="preserve">Validation rows are (near=1,tall=1,blocked), (0,0,clear), (0,1,blocked), (1,0,clear). Follow only near: </w:t>
-      </w:r>
-      <w:r>
-        <w:rPr>
-          <w:b/>
-        </w:rPr>
-        <w:t>prediction</w:t>
-      </w:r>
-      <w:r>
-        <w:rPr>
-          <w:b w:val="0"/>
-        </w:rPr>
-        <w:t>s are blocked, clear, clear, blocked. Two of four match.</w:t>
-      </w:r>
-    </w:p>
-    <w:p>
-      <w:pPr>
-        <w:spacing w:line="336" w:lineRule="auto" w:after="180"/>
-      </w:pPr>
-      <w:r>
-        <w:rPr>
-          <w:b w:val="0"/>
-        </w:rPr>
-        <w:t xml:space="preserve">The </w:t>
-      </w:r>
-      <w:r>
-        <w:rPr>
-          <w:b/>
-        </w:rPr>
-        <w:t>training</w:t>
-      </w:r>
-      <w:r>
-        <w:rPr>
-          <w:b w:val="0"/>
-        </w:rPr>
-        <w:t xml:space="preserve">-majority baseline predicts blocked, since </w:t>
-      </w:r>
-      <w:r>
-        <w:rPr>
-          <w:b/>
-        </w:rPr>
-        <w:t>training</w:t>
-      </w:r>
-      <w:r>
-        <w:rPr>
-          <w:b w:val="0"/>
-        </w:rPr>
-        <w:t xml:space="preserve"> has four blocked and two clear; it also matches two of four validation labels.</w:t>
-      </w:r>
-    </w:p>
-    <w:p>
-      <w:pPr>
-        <w:pStyle w:val="Heading3"/>
-      </w:pPr>
-      <w:r>
-        <w:t>Which validation rows does the tree miss, and which does the baseline miss? Explain why the tall value cannot change this tree’s prediction.</w:t>
-      </w:r>
-    </w:p>
-    <w:p>
-      <w:r>
-        <w:t>________________________________________________________________</w:t>
-      </w:r>
-    </w:p>
-    <w:p>
-      <w:r>
-        <w:t>________________________________________________________________</w:t>
-      </w:r>
-    </w:p>
-    <w:p>
-      <w:r>
-        <w:t>________________________________________________________________</w:t>
-      </w:r>
-    </w:p>
-    <w:p>
-      <w:r>
-        <w:t>________________________________________________________________</w:t>
-      </w:r>
-    </w:p>
-    <w:p>
-      <w:pPr>
-        <w:spacing w:line="336" w:lineRule="auto" w:after="180"/>
-      </w:pPr>
-      <w:r>
-        <w:rPr>
-          <w:b w:val="0"/>
-        </w:rPr>
-        <w:t xml:space="preserve">Keep the fitted </w:t>
-      </w:r>
-      <w:r>
-        <w:rPr>
-          <w:b/>
-        </w:rPr>
-        <w:t>root</w:t>
-      </w:r>
-      <w:r>
-        <w:rPr>
-          <w:b w:val="0"/>
-        </w:rPr>
-        <w:t xml:space="preserve"> and leaves unchanged while scoring. Equal accuracy does not mean identical errors, and five correct </w:t>
-      </w:r>
-      <w:r>
-        <w:rPr>
-          <w:b/>
-        </w:rPr>
-        <w:t>training</w:t>
-      </w:r>
-      <w:r>
-        <w:rPr>
-          <w:b w:val="0"/>
-        </w:rPr>
-        <w:t xml:space="preserve"> </w:t>
-      </w:r>
-      <w:r>
-        <w:rPr>
-          <w:b/>
-        </w:rPr>
-        <w:t>prediction</w:t>
-      </w:r>
-      <w:r>
-        <w:rPr>
-          <w:b w:val="0"/>
-        </w:rPr>
-        <w:t>s out of six is not the validation result.</w:t>
-      </w:r>
-    </w:p>
     <w:tbl>
       <w:tblPr>
         <w:tblStyle w:val="LightShading-Accent1"/>
@@ -2177,17 +2898,6 @@
     </w:tbl>
     <w:p>
       <w:pPr>
-        <w:spacing w:line="336" w:lineRule="auto" w:after="180"/>
-      </w:pPr>
-      <w:r>
-        <w:rPr>
-          <w:b w:val="0"/>
-        </w:rPr>
-        <w:t>Use the diagram and verbal explanation together. Ask learners to match a sentence to a specific visual step; do not assign learners fixed visual or auditory learning styles.</w:t>
-      </w:r>
-    </w:p>
-    <w:p>
-      <w:pPr>
         <w:pStyle w:val="Heading3"/>
       </w:pPr>
       <w:r>
@@ -2196,115 +2906,10 @@
     </w:p>
     <w:p>
       <w:pPr>
-        <w:spacing w:line="336" w:lineRule="auto" w:after="180"/>
-      </w:pPr>
-      <w:r>
-        <w:rPr>
-          <w:b w:val="0"/>
-        </w:rPr>
-        <w:t>A fictional toy classifier predicts whether a book needs an illustration label.</w:t>
-      </w:r>
-    </w:p>
-    <w:p>
-      <w:pPr>
         <w:pStyle w:val="Heading3"/>
       </w:pPr>
       <w:r>
         <w:t>The facts we will use</w:t>
-      </w:r>
-    </w:p>
-    <w:p>
-      <w:pPr>
-        <w:pStyle w:val="Heading3"/>
-      </w:pPr>
-      <w:r>
-        <w:t>Supplied facts</w:t>
-      </w:r>
-    </w:p>
-    <w:p>
-      <w:pPr>
-        <w:spacing w:line="336" w:lineRule="auto" w:after="180"/>
-        <w:shd w:fill="F1F6FC"/>
-      </w:pPr>
-      <w:r>
-        <w:rPr>
-          <w:b/>
-        </w:rPr>
-        <w:t>Training</w:t>
-      </w:r>
-      <w:r>
-        <w:rPr>
-          <w:b w:val="0"/>
-        </w:rPr>
-        <w:t xml:space="preserve"> rows (colour_cover,diagram_inside,label): (1,1,Yes),(1,0,No),(0,1,Yes),(0,0,No).</w:t>
-      </w:r>
-    </w:p>
-    <w:p>
-      <w:pPr>
-        <w:pStyle w:val="Heading3"/>
-      </w:pPr>
-      <w:r>
-        <w:t>Supplied facts</w:t>
-      </w:r>
-    </w:p>
-    <w:p>
-      <w:pPr>
-        <w:spacing w:line="336" w:lineRule="auto" w:after="180"/>
-        <w:shd w:fill="F1F6FC"/>
-      </w:pPr>
-      <w:r>
-        <w:rPr>
-          <w:b w:val="0"/>
-        </w:rPr>
-        <w:t xml:space="preserve">Candidates ask colour_cover or diagram_inside; each </w:t>
-      </w:r>
-      <w:r>
-        <w:rPr>
-          <w:b/>
-        </w:rPr>
-        <w:t>leaf</w:t>
-      </w:r>
-      <w:r>
-        <w:rPr>
-          <w:b w:val="0"/>
-        </w:rPr>
-        <w:t xml:space="preserve"> uses its </w:t>
-      </w:r>
-      <w:r>
-        <w:rPr>
-          <w:b/>
-        </w:rPr>
-        <w:t>training</w:t>
-      </w:r>
-      <w:r>
-        <w:rPr>
-          <w:b w:val="0"/>
-        </w:rPr>
-        <w:t xml:space="preserve"> majority. A </w:t>
-      </w:r>
-      <w:r>
-        <w:rPr>
-          <w:b/>
-        </w:rPr>
-        <w:t>leaf</w:t>
-      </w:r>
-      <w:r>
-        <w:rPr>
-          <w:b w:val="0"/>
-        </w:rPr>
-        <w:t xml:space="preserve"> tie chooses No. Select fewer </w:t>
-      </w:r>
-      <w:r>
-        <w:rPr>
-          <w:b/>
-        </w:rPr>
-        <w:t>training</w:t>
-      </w:r>
-      <w:r>
-        <w:rPr>
-          <w:b w:val="0"/>
-        </w:rPr>
-        <w:t xml:space="preserve"> errors.</w:t>
       </w:r>
     </w:p>
     <w:p>
@@ -2312,7 +2917,7 @@
         <w:drawing>
           <wp:inline xmlns:a="http://schemas.openxmlformats.org/drawingml/2006/main" xmlns:pic="http://schemas.openxmlformats.org/drawingml/2006/picture">
             <wp:extent cx="5276995" cy="5943599"/>
-            <wp:docPr id="1" name="Picture 1" descr="Decision Trees. Colour candidate: Both colour leaves tie Yes/No, choose No: two training errors.. Diagram candidate: Diagram 1 leaf predicts Yes; diagram 0 leaf predicts No: zero errors.. Select tree: Choose the diagram question using the training comparison.. Apply new input: A new (1,0) row follows diagram=0 and predicts No."/>
+            <wp:docPr id="2" name="Picture 2" descr="Decision Trees. Colour candidate: Both colour leaves tie Yes/No, choose No: two training errors.. Diagram candidate: Diagram 1 leaf predicts Yes; diagram 0 leaf predicts No: zero errors.. Select tree: Choose the diagram question using the training comparison.. Apply new input: A new (1,0) row follows diagram=0 and predicts No."/>
             <wp:cNvGraphicFramePr>
               <a:graphicFrameLocks noChangeAspect="1"/>
             </wp:cNvGraphicFramePr>
@@ -2324,7 +2929,7 @@
                     <pic:cNvPicPr/>
                   </pic:nvPicPr>
                   <pic:blipFill>
-                    <a:blip r:embed="rId9"/>
+                    <a:blip r:embed="rId10"/>
                     <a:stretch>
                       <a:fillRect/>
                     </a:stretch>
@@ -2493,49 +3098,429 @@
         <w:pStyle w:val="Heading3"/>
       </w:pPr>
       <w:r>
-        <w:t>Why the result follows</w:t>
+        <w:t>What this example does not establish</w:t>
+      </w:r>
+    </w:p>
+    <w:p>
+      <w:pPr>
+        <w:pStyle w:val="Heading3"/>
+      </w:pPr>
+      <w:r>
+        <w:t>Change one thing in the pictured case</w:t>
+      </w:r>
+    </w:p>
+    <w:p>
+      <w:pPr>
+        <w:pStyle w:val="Heading3"/>
+      </w:pPr>
+      <w:r>
+        <w:t>Ask while showing the picture</w:t>
+      </w:r>
+    </w:p>
+    <w:p>
+      <w:pPr>
+        <w:pStyle w:val="Heading1"/>
+      </w:pPr>
+      <w:r>
+        <w:t>03. Guide the reasoning, then remove help</w:t>
+      </w:r>
+    </w:p>
+    <w:p>
+      <w:r>
+        <w:t>Collect a response from each learner before discussing the worked key.</w:t>
+      </w:r>
+    </w:p>
+    <w:p>
+      <w:pPr>
+        <w:pStyle w:val="Heading2"/>
+      </w:pPr>
+      <w:r>
+        <w:t>Prompt before revealing</w:t>
       </w:r>
     </w:p>
     <w:p>
       <w:pPr>
         <w:spacing w:line="336" w:lineRule="auto" w:after="180"/>
-        <w:shd w:fill="F1F6FC"/>
-      </w:pPr>
-      <w:r>
-        <w:rPr>
-          <w:b w:val="0"/>
-        </w:rPr>
-        <w:t xml:space="preserve">A question becomes a fitted tree only after its leaves and selection procedure are specified. The </w:t>
+      </w:pPr>
+      <w:r>
+        <w:rPr>
+          <w:b w:val="0"/>
+        </w:rPr>
+        <w:t xml:space="preserve">Completion task: For each near </w:t>
       </w:r>
       <w:r>
         <w:rPr>
           <w:b/>
         </w:rPr>
+        <w:t>branch</w:t>
+      </w:r>
+      <w:r>
+        <w:rPr>
+          <w:b w:val="0"/>
+        </w:rPr>
+        <w:t xml:space="preserve"> and each tall </w:t>
+      </w:r>
+      <w:r>
+        <w:rPr>
+          <w:b/>
+        </w:rPr>
+        <w:t>branch</w:t>
+      </w:r>
+      <w:r>
+        <w:rPr>
+          <w:b w:val="0"/>
+        </w:rPr>
+        <w:t xml:space="preserve">, count blocked and clear labels and choose a </w:t>
+      </w:r>
+      <w:r>
+        <w:rPr>
+          <w:b/>
+        </w:rPr>
+        <w:t>leaf</w:t>
+      </w:r>
+      <w:r>
+        <w:rPr>
+          <w:b w:val="0"/>
+        </w:rPr>
+        <w:t>. Give the total errors for each candidate question.</w:t>
+      </w:r>
+    </w:p>
+    <w:p>
+      <w:pPr>
+        <w:pStyle w:val="Heading2"/>
+      </w:pPr>
+      <w:r>
+        <w:t>Expected reasoning and fading help</w:t>
+      </w:r>
+    </w:p>
+    <w:p>
+      <w:pPr>
+        <w:spacing w:line="336" w:lineRule="auto" w:after="180"/>
+      </w:pPr>
+      <w:r>
+        <w:rPr>
+          <w:b w:val="0"/>
+        </w:rPr>
+        <w:t>Teacher check: Near=0 has 1 blocked and 2 clear, predicts clear with 1 error; near=1 has 3 blocked and 0 clear, predicts blocked with 0 errors. Tall=0 has 2 blocked and 1 clear; tall=1 also has 2 blocked and 1 clear.</w:t>
+      </w:r>
+    </w:p>
+    <w:p>
+      <w:pPr>
+        <w:spacing w:line="336" w:lineRule="auto" w:after="180"/>
+      </w:pPr>
+      <w:r>
+        <w:rPr>
+          <w:b w:val="0"/>
+        </w:rPr>
+        <w:t>Both tall leaves predict blocked with 1 error each. Totals are near 1 and tall 2.</w:t>
+      </w:r>
+    </w:p>
+    <w:p>
+      <w:pPr>
+        <w:spacing w:line="336" w:lineRule="auto" w:after="180"/>
+      </w:pPr>
+      <w:r>
+        <w:rPr>
+          <w:b w:val="0"/>
+        </w:rPr>
+        <w:t xml:space="preserve">Start by identifying the given </w:t>
+      </w:r>
+      <w:r>
+        <w:rPr>
+          <w:b/>
+        </w:rPr>
+        <w:t>input</w:t>
+      </w:r>
+      <w:r>
+        <w:rPr>
+          <w:b w:val="0"/>
+        </w:rPr>
+        <w:t>s together. Leave the intermediate steps blank. If needed, model one step, then withdraw that help on the next step. Move to a full trace only when the partial trace is understood.</w:t>
+      </w:r>
+    </w:p>
+    <w:p>
+      <w:pPr>
+        <w:spacing w:line="336" w:lineRule="auto" w:after="180"/>
+      </w:pPr>
+      <w:r>
+        <w:rPr>
+          <w:b w:val="0"/>
+        </w:rPr>
+        <w:t>For partners, alternate explainer and checker; collect a response from every learner before discussion.</w:t>
+      </w:r>
+    </w:p>
+    <w:p>
+      <w:pPr>
+        <w:pStyle w:val="Heading2"/>
+      </w:pPr>
+      <w:r>
+        <w:t>Check the misconception before discussion</w:t>
+      </w:r>
+    </w:p>
+    <w:p>
+      <w:pPr>
+        <w:spacing w:line="336" w:lineRule="auto" w:after="180"/>
+      </w:pPr>
+      <w:r>
+        <w:rPr>
+          <w:b w:val="0"/>
+        </w:rPr>
+        <w:t xml:space="preserve">Use the worked case for </w:t>
+      </w:r>
+      <w:r>
+        <w:rPr>
+          <w:b/>
+        </w:rPr>
+        <w:t>Fitting</w:t>
+      </w:r>
+      <w:r>
+        <w:rPr>
+          <w:b w:val="0"/>
+        </w:rPr>
+        <w:t xml:space="preserve"> a </w:t>
+      </w:r>
+      <w:r>
+        <w:rPr>
+          <w:b/>
+        </w:rPr>
+        <w:t>decision tree</w:t>
+      </w:r>
+      <w:r>
+        <w:rPr>
+          <w:b w:val="0"/>
+        </w:rPr>
+        <w:t xml:space="preserve">. Proposed explanation: “A near </w:t>
+      </w:r>
+      <w:r>
+        <w:rPr>
+          <w:b/>
+        </w:rPr>
+        <w:t>branch</w:t>
+      </w:r>
+      <w:r>
+        <w:rPr>
+          <w:b w:val="0"/>
+        </w:rPr>
+        <w:t xml:space="preserve"> must predict blocked”. Decide whether this explanation is supported.</w:t>
+      </w:r>
+    </w:p>
+    <w:p>
+      <w:pPr>
+        <w:spacing w:line="336" w:lineRule="auto" w:after="180"/>
+      </w:pPr>
+      <w:r>
+        <w:rPr>
+          <w:b w:val="0"/>
+        </w:rPr>
+        <w:t>Point to the step or supplied fact that decides; explain your repair if needed.</w:t>
+      </w:r>
+    </w:p>
+    <w:p>
+      <w:pPr>
+        <w:spacing w:line="336" w:lineRule="auto" w:after="180"/>
+      </w:pPr>
+      <w:r>
+        <w:rPr>
+          <w:b w:val="0"/>
+        </w:rPr>
+        <w:t xml:space="preserve">Expected correction: The </w:t>
+      </w:r>
+      <w:r>
+        <w:rPr>
+          <w:b/>
+        </w:rPr>
+        <w:t>branch</w:t>
+      </w:r>
+      <w:r>
+        <w:rPr>
+          <w:b w:val="0"/>
+        </w:rPr>
+        <w:t xml:space="preserve"> label is learned from its </w:t>
+      </w:r>
+      <w:r>
+        <w:rPr>
+          <w:b/>
+        </w:rPr>
         <w:t>training</w:t>
       </w:r>
       <w:r>
         <w:rPr>
           <w:b w:val="0"/>
         </w:rPr>
-        <w:t xml:space="preserve"> comparison prefers the feature that separates these labels.</w:t>
+        <w:t xml:space="preserve"> labels; W4 deliberately reverses that relationship.</w:t>
       </w:r>
     </w:p>
     <w:p>
       <w:pPr>
         <w:spacing w:line="336" w:lineRule="auto" w:after="180"/>
-        <w:shd w:fill="F1F6FC"/>
-      </w:pPr>
+      </w:pPr>
+      <w:r>
+        <w:rPr>
+          <w:b w:val="0"/>
+        </w:rPr>
+        <w:t>Collect explanations, not only yes/no votes. If a misunderstanding is common, re-model the relevant step for the class.</w:t>
+      </w:r>
+    </w:p>
+    <w:p>
+      <w:pPr>
+        <w:spacing w:line="336" w:lineRule="auto" w:after="180"/>
+      </w:pPr>
+      <w:r>
+        <w:rPr>
+          <w:b w:val="0"/>
+        </w:rPr>
+        <w:t>If it affects a few learners, give a short targeted group explanation while others solve a more demanding variation.</w:t>
+      </w:r>
+    </w:p>
+    <w:p>
+      <w:pPr>
+        <w:pStyle w:val="Heading2"/>
+      </w:pPr>
+      <w:r>
+        <w:t>Use the pictorial check</w:t>
+      </w:r>
+    </w:p>
+    <w:p>
+      <w:pPr>
+        <w:spacing w:line="336" w:lineRule="auto" w:after="180"/>
+      </w:pPr>
+      <w:r>
+        <w:rPr>
+          <w:b w:val="0"/>
+        </w:rPr>
+        <w:t xml:space="preserve">Why does changing colour alone not change this tree’s </w:t>
+      </w:r>
       <w:r>
         <w:rPr>
           <w:b/>
         </w:rPr>
-        <w:t>Prediction</w:t>
-      </w:r>
-      <w:r>
-        <w:rPr>
-          <w:b w:val="0"/>
-        </w:rPr>
-        <w:t xml:space="preserve"> follows the selected question; it does not reselect the tree using a new case’s answer. Save candidate leaves and errors so the choice can be repeated.</w:t>
+        <w:t>prediction</w:t>
+      </w:r>
+      <w:r>
+        <w:rPr>
+          <w:b w:val="0"/>
+        </w:rPr>
+        <w:t>?</w:t>
+      </w:r>
+    </w:p>
+    <w:p>
+      <w:pPr>
+        <w:spacing w:line="336" w:lineRule="auto" w:after="180"/>
+      </w:pPr>
+      <w:r>
+        <w:rPr>
+          <w:b w:val="0"/>
+        </w:rPr>
+        <w:t xml:space="preserve">The fitted tree </w:t>
+      </w:r>
+      <w:r>
+        <w:rPr>
+          <w:b/>
+        </w:rPr>
+        <w:t>branch</w:t>
+      </w:r>
+      <w:r>
+        <w:rPr>
+          <w:b w:val="0"/>
+        </w:rPr>
+        <w:t>es only on diagram_inside; colour was considered but not selected.</w:t>
+      </w:r>
+    </w:p>
+    <w:p>
+      <w:pPr>
+        <w:spacing w:line="336" w:lineRule="auto" w:after="180"/>
+      </w:pPr>
+      <w:r>
+        <w:rPr>
+          <w:b w:val="0"/>
+        </w:rPr>
+        <w:t>Changed-case reasoning: The fitted tree predicts Yes. It follows diagram=1; cover colour is not the selected question.</w:t>
+      </w:r>
+    </w:p>
+    <w:p>
+      <w:pPr>
+        <w:spacing w:line="336" w:lineRule="auto" w:after="180"/>
+      </w:pPr>
+      <w:r>
+        <w:rPr>
+          <w:b w:val="0"/>
+        </w:rPr>
+        <w:t xml:space="preserve">Collect each learner’s explanation before discussion. Use the first missing connection between </w:t>
+      </w:r>
+      <w:r>
+        <w:rPr>
+          <w:b/>
+        </w:rPr>
+        <w:t>input</w:t>
+      </w:r>
+      <w:r>
+        <w:rPr>
+          <w:b w:val="0"/>
+        </w:rPr>
+        <w:t xml:space="preserve">, deciding step and result to choose support. This question is worked-case practice, not fresh mastery </w:t>
+      </w:r>
+      <w:r>
+        <w:rPr>
+          <w:b/>
+        </w:rPr>
+        <w:t>evidence</w:t>
+      </w:r>
+      <w:r>
+        <w:rPr>
+          <w:b w:val="0"/>
+        </w:rPr>
+        <w:t>.</w:t>
+      </w:r>
+    </w:p>
+    <w:p>
+      <w:pPr>
+        <w:pStyle w:val="Heading2"/>
+      </w:pPr>
+      <w:r>
+        <w:t>Keep each learner explaining</w:t>
+      </w:r>
+    </w:p>
+    <w:p>
+      <w:pPr>
+        <w:pStyle w:val="ListBullet"/>
+      </w:pPr>
+      <w:r>
+        <w:t>Ask: Which facts are given, and which would we have to assume? Learners mark relevant details before discussing answers.</w:t>
+      </w:r>
+    </w:p>
+    <w:p>
+      <w:pPr>
+        <w:pStyle w:val="ListBullet"/>
+      </w:pPr>
+      <w:r>
+        <w:t>Say: Predict first. Show the rule, information path or calculation that would produce the result. A correct guess is not yet an explanation.</w:t>
+      </w:r>
+    </w:p>
+    <w:p>
+      <w:pPr>
+        <w:pStyle w:val="ListBullet"/>
+      </w:pPr>
+      <w:r>
+        <w:t>In pairs, one learner solves while the other checks evidence; exchange roles. Remove the worked answer before independent assessment.</w:t>
+      </w:r>
+    </w:p>
+    <w:p>
+      <w:pPr>
+        <w:pStyle w:val="Heading2"/>
+      </w:pPr>
+      <w:r>
+        <w:t>Earlier wording, alternatives and picture transcripts · reference / check after trying</w:t>
+      </w:r>
+    </w:p>
+    <w:p>
+      <w:pPr>
+        <w:spacing w:line="336" w:lineRule="auto" w:after="180"/>
+      </w:pPr>
+      <w:r>
+        <w:rPr>
+          <w:b w:val="0"/>
+        </w:rPr>
+        <w:t>Demonstrate and guide practice</w:t>
       </w:r>
     </w:p>
     <w:p>
@@ -2543,7 +3528,63 @@
         <w:pStyle w:val="Heading3"/>
       </w:pPr>
       <w:r>
-        <w:t>What this example does not establish</w:t>
+        <w:t>Board sequence</w:t>
+      </w:r>
+    </w:p>
+    <w:p>
+      <w:pPr>
+        <w:spacing w:line="336" w:lineRule="auto" w:after="180"/>
+      </w:pPr>
+      <w:r>
+        <w:rPr>
+          <w:b w:val="0"/>
+        </w:rPr>
+        <w:t>Write the given facts: First ask animal book? If no, Other. If yes, ask pages&lt;100; yes gives Short Animal, no gives Longer Animal.</w:t>
+      </w:r>
+    </w:p>
+    <w:p>
+      <w:pPr>
+        <w:spacing w:line="336" w:lineRule="auto" w:after="180"/>
+      </w:pPr>
+      <w:r>
+        <w:rPr>
+          <w:b w:val="0"/>
+        </w:rPr>
+        <w:t>Write the question to explain: Trace 90-page animal and science books.</w:t>
+      </w:r>
+    </w:p>
+    <w:p>
+      <w:pPr>
+        <w:spacing w:line="336" w:lineRule="auto" w:after="180"/>
+      </w:pPr>
+      <w:r>
+        <w:rPr>
+          <w:b w:val="0"/>
+        </w:rPr>
+        <w:t xml:space="preserve">Reveal after </w:t>
+      </w:r>
+      <w:r>
+        <w:rPr>
+          <w:b/>
+        </w:rPr>
+        <w:t>prediction</w:t>
+      </w:r>
+      <w:r>
+        <w:rPr>
+          <w:b w:val="0"/>
+        </w:rPr>
+        <w:t>s: The animal book reaches Short Animal; science reaches Other after the first question.</w:t>
+      </w:r>
+    </w:p>
+    <w:p>
+      <w:pPr>
+        <w:spacing w:line="336" w:lineRule="auto" w:after="180"/>
+      </w:pPr>
+      <w:r>
+        <w:rPr>
+          <w:b w:val="0"/>
+        </w:rPr>
+        <w:t>Use the earlier changed question as optional later practice. Reserve Fit a new tree independently for the first independent attempt before hints or feedback.</w:t>
       </w:r>
     </w:p>
     <w:p>
@@ -2551,362 +3592,18 @@
         <w:pStyle w:val="Heading3"/>
       </w:pPr>
       <w:r>
-        <w:t>Keep the stated limit</w:t>
+        <w:t>Classroom dialogue</w:t>
       </w:r>
     </w:p>
     <w:p>
       <w:pPr>
         <w:spacing w:line="336" w:lineRule="auto" w:after="180"/>
-        <w:shd w:fill="FFF5E6"/>
-      </w:pPr>
-      <w:r>
-        <w:rPr>
-          <w:b w:val="0"/>
-        </w:rPr>
-        <w:t>Zero errors on four toy examples do not establish that diagrams always determine a real book’s classification.</w:t>
-      </w:r>
-    </w:p>
-    <w:p>
-      <w:pPr>
-        <w:pStyle w:val="Heading3"/>
-      </w:pPr>
-      <w:r>
-        <w:t>Change one thing in the pictured case</w:t>
-      </w:r>
-    </w:p>
-    <w:p>
-      <w:pPr>
-        <w:pStyle w:val="Heading3"/>
-      </w:pPr>
-      <w:r>
-        <w:t>Change one thing</w:t>
-      </w:r>
-    </w:p>
-    <w:p>
-      <w:pPr>
-        <w:spacing w:line="336" w:lineRule="auto" w:after="180"/>
-        <w:shd w:fill="F5F1FB"/>
-      </w:pPr>
-      <w:r>
-        <w:rPr>
-          <w:b w:val="0"/>
-        </w:rPr>
-        <w:t xml:space="preserve">Change: New </w:t>
-      </w:r>
-      <w:r>
-        <w:rPr>
-          <w:b/>
-        </w:rPr>
-        <w:t>input</w:t>
-      </w:r>
-      <w:r>
-        <w:rPr>
-          <w:b w:val="0"/>
-        </w:rPr>
-        <w:t xml:space="preserve"> becomes (0,1).</w:t>
-      </w:r>
-    </w:p>
-    <w:p>
-      <w:pPr>
-        <w:pStyle w:val="Heading3"/>
-      </w:pPr>
-      <w:r>
-        <w:t>Predicted result</w:t>
-      </w:r>
-    </w:p>
-    <w:p>
-      <w:pPr>
-        <w:spacing w:line="336" w:lineRule="auto" w:after="180"/>
-        <w:shd w:fill="F1F6FC"/>
-      </w:pPr>
-      <w:r>
-        <w:rPr>
-          <w:b/>
-        </w:rPr>
-        <w:t>Prediction</w:t>
-      </w:r>
-      <w:r>
-        <w:rPr>
-          <w:b w:val="0"/>
-        </w:rPr>
-        <w:t>: The fitted tree predicts Yes.</w:t>
-      </w:r>
-    </w:p>
-    <w:p>
-      <w:pPr>
-        <w:pStyle w:val="Heading3"/>
-      </w:pPr>
-      <w:r>
-        <w:t>Why the result follows</w:t>
-      </w:r>
-    </w:p>
-    <w:p>
-      <w:pPr>
-        <w:spacing w:line="336" w:lineRule="auto" w:after="180"/>
-        <w:shd w:fill="F1F6FC"/>
-      </w:pPr>
-      <w:r>
-        <w:rPr>
-          <w:b w:val="0"/>
-        </w:rPr>
-        <w:t>Reason: It follows diagram=1; cover colour is not the selected question.</w:t>
-      </w:r>
-    </w:p>
-    <w:p>
-      <w:pPr>
-        <w:pStyle w:val="Heading3"/>
-      </w:pPr>
-      <w:r>
-        <w:t>Ask while showing the picture</w:t>
-      </w:r>
-    </w:p>
-    <w:p>
-      <w:pPr>
-        <w:pStyle w:val="Heading3"/>
-      </w:pPr>
-      <w:r>
-        <w:t>Ask while showing the picture · 7</w:t>
-      </w:r>
-    </w:p>
-    <w:p>
-      <w:pPr>
-        <w:spacing w:line="336" w:lineRule="auto" w:after="180"/>
-      </w:pPr>
-      <w:r>
-        <w:rPr>
-          <w:b w:val="0"/>
-        </w:rPr>
-        <w:t xml:space="preserve">Cover the result. Ask learners to name the </w:t>
-      </w:r>
-      <w:r>
-        <w:rPr>
-          <w:b/>
-        </w:rPr>
-        <w:t>input</w:t>
-      </w:r>
-      <w:r>
-        <w:rPr>
-          <w:b w:val="0"/>
-        </w:rPr>
-        <w:t xml:space="preserve">s and predict the next step. Uncover one step, connect the icon to the actual procedure, and explain its </w:t>
-      </w:r>
-      <w:r>
-        <w:rPr>
-          <w:b/>
-        </w:rPr>
-        <w:t>evidence</w:t>
-      </w:r>
-      <w:r>
-        <w:rPr>
-          <w:b w:val="0"/>
-        </w:rPr>
-        <w:t>. Then change the supplied condition and compare.</w:t>
-      </w:r>
-    </w:p>
-    <w:p>
-      <w:pPr>
-        <w:spacing w:line="336" w:lineRule="auto" w:after="180"/>
-      </w:pPr>
-      <w:r>
-        <w:rPr>
-          <w:b w:val="0"/>
-        </w:rPr>
-        <w:t>The picture is a representation; it does not document execution of a real AI model.</w:t>
-      </w:r>
-    </w:p>
-    <w:p>
-      <w:pPr>
-        <w:pStyle w:val="Heading1"/>
-      </w:pPr>
-      <w:r>
-        <w:t>03. Demonstrate and guide practice</w:t>
-      </w:r>
-    </w:p>
-    <w:p>
-      <w:r>
-        <w:t>Demonstrate Decision Trees, reduce support deliberately and check individual reasoning before discussing answers.</w:t>
-      </w:r>
-    </w:p>
-    <w:p>
-      <w:pPr>
-        <w:pStyle w:val="Heading3"/>
-      </w:pPr>
-      <w:r>
-        <w:t>Board sequence</w:t>
-      </w:r>
-    </w:p>
-    <w:p>
-      <w:pPr>
-        <w:pStyle w:val="Heading3"/>
-      </w:pPr>
-      <w:r>
-        <w:t>1. Put the facts on the board</w:t>
-      </w:r>
-    </w:p>
-    <w:p>
-      <w:pPr>
-        <w:spacing w:line="336" w:lineRule="auto" w:after="180"/>
-        <w:shd w:fill="F4F9FC"/>
-      </w:pPr>
-      <w:r>
-        <w:rPr>
-          <w:b w:val="0"/>
-        </w:rPr>
-        <w:t>Write the given facts: First ask animal book? If no, Other. If yes, ask pages&lt;100; yes gives Short Animal, no gives Longer Animal.</w:t>
-      </w:r>
-    </w:p>
-    <w:p>
-      <w:pPr>
-        <w:pStyle w:val="Heading3"/>
-      </w:pPr>
-      <w:r>
-        <w:t>2. State the decision to explain</w:t>
-      </w:r>
-    </w:p>
-    <w:p>
-      <w:pPr>
-        <w:spacing w:line="336" w:lineRule="auto" w:after="180"/>
-        <w:shd w:fill="F4F9FC"/>
-      </w:pPr>
-      <w:r>
-        <w:rPr>
-          <w:b w:val="0"/>
-        </w:rPr>
-        <w:t>Write the question to explain: Trace 90-page animal and science books.</w:t>
-      </w:r>
-    </w:p>
-    <w:p>
-      <w:pPr>
-        <w:pStyle w:val="Heading3"/>
-      </w:pPr>
-      <w:r>
-        <w:t>3. Reveal the worked reasoning</w:t>
-      </w:r>
-    </w:p>
-    <w:p>
-      <w:pPr>
-        <w:spacing w:line="336" w:lineRule="auto" w:after="180"/>
-        <w:shd w:fill="F1F6FC"/>
-      </w:pPr>
-      <w:r>
-        <w:rPr>
-          <w:b w:val="0"/>
-        </w:rPr>
-        <w:t xml:space="preserve">Reveal after </w:t>
-      </w:r>
-      <w:r>
-        <w:rPr>
-          <w:b/>
-        </w:rPr>
-        <w:t>prediction</w:t>
-      </w:r>
-      <w:r>
-        <w:rPr>
-          <w:b w:val="0"/>
-        </w:rPr>
-        <w:t>s: The animal book reaches Short Animal; science reaches Other after the first question.</w:t>
-      </w:r>
-    </w:p>
-    <w:p>
-      <w:pPr>
-        <w:pStyle w:val="Heading3"/>
-      </w:pPr>
-      <w:r>
-        <w:t>Hold back the independent task</w:t>
-      </w:r>
-    </w:p>
-    <w:p>
-      <w:pPr>
-        <w:spacing w:line="336" w:lineRule="auto" w:after="180"/>
-        <w:shd w:fill="FFF5E6"/>
-      </w:pPr>
-      <w:r>
-        <w:rPr>
-          <w:b w:val="0"/>
-        </w:rPr>
-        <w:t>Keep for an independent attempt: A tree asks topic is space, then pages at most 60. A space book has 70 pages. Trace both answers and explain why you cannot stop at the first question.</w:t>
-      </w:r>
-    </w:p>
-    <w:p>
-      <w:pPr>
-        <w:pStyle w:val="Heading3"/>
-      </w:pPr>
-      <w:r>
-        <w:t>Classroom dialogue</w:t>
-      </w:r>
-    </w:p>
-    <w:p>
-      <w:pPr>
-        <w:pStyle w:val="Heading3"/>
-      </w:pPr>
-      <w:r>
-        <w:t>Ask the class</w:t>
-      </w:r>
-    </w:p>
-    <w:p>
-      <w:pPr>
-        <w:spacing w:line="336" w:lineRule="auto" w:after="180"/>
-        <w:shd w:fill="F5F1FB"/>
-      </w:pPr>
-      <w:r>
-        <w:rPr>
-          <w:b w:val="0"/>
-        </w:rPr>
-        <w:t>Ask: Which facts are given, and which would we have to assume? Learners mark relevant details before discussing answers.</w:t>
-      </w:r>
-    </w:p>
-    <w:p>
-      <w:pPr>
-        <w:pStyle w:val="Heading3"/>
-      </w:pPr>
-      <w:r>
-        <w:t>Language to model</w:t>
-      </w:r>
-    </w:p>
-    <w:p>
-      <w:pPr>
-        <w:spacing w:line="336" w:lineRule="auto" w:after="180"/>
-        <w:shd w:fill="F1F6F8"/>
-      </w:pPr>
-      <w:r>
-        <w:rPr>
-          <w:b w:val="0"/>
-        </w:rPr>
-        <w:t>Say: Predict first. Show the rule, information path or calculation that would produce the result. A correct guess is not yet an explanation.</w:t>
-      </w:r>
-    </w:p>
-    <w:p>
-      <w:pPr>
-        <w:spacing w:line="336" w:lineRule="auto" w:after="180"/>
       </w:pPr>
       <w:r>
         <w:rPr>
           <w:b w:val="0"/>
         </w:rPr>
         <w:t>Reveal reasoning one step at a time. Explain why a tempting alternative fails. Write units and denominators for arithmetic, trace conditions for decisions, and identify supporting sources for claims.</w:t>
-      </w:r>
-    </w:p>
-    <w:p>
-      <w:pPr>
-        <w:spacing w:line="336" w:lineRule="auto" w:after="180"/>
-      </w:pPr>
-      <w:r>
-        <w:rPr>
-          <w:b w:val="0"/>
-        </w:rPr>
-        <w:t xml:space="preserve">In pairs, one learner solves while the other checks </w:t>
-      </w:r>
-      <w:r>
-        <w:rPr>
-          <w:b/>
-        </w:rPr>
-        <w:t>evidence</w:t>
-      </w:r>
-      <w:r>
-        <w:rPr>
-          <w:b w:val="0"/>
-        </w:rPr>
-        <w:t>; exchange roles. Remove the worked answer before independent assessment.</w:t>
       </w:r>
     </w:p>
     <w:p>
@@ -3232,472 +3929,103 @@
         <w:pStyle w:val="Heading3"/>
       </w:pPr>
       <w:r>
-        <w:t>Completion practice</w:t>
+        <w:t>Individual reasoning check</w:t>
+      </w:r>
+    </w:p>
+    <w:p>
+      <w:pPr>
+        <w:pStyle w:val="Heading3"/>
+      </w:pPr>
+      <w:r>
+        <w:t>Pictorial practice question</w:t>
+      </w:r>
+    </w:p>
+    <w:p>
+      <w:pPr>
+        <w:pStyle w:val="Heading3"/>
+      </w:pPr>
+      <w:r>
+        <w:t>Reasoned teacher answer</w:t>
+      </w:r>
+    </w:p>
+    <w:p>
+      <w:pPr>
+        <w:pStyle w:val="Heading1"/>
+      </w:pPr>
+      <w:r>
+        <w:t>04. Run the supplied investigation</w:t>
+      </w:r>
+    </w:p>
+    <w:p>
+      <w:r>
+        <w:t>Keep expected results, observed paper traces and remaining limits distinguishable.</w:t>
+      </w:r>
+    </w:p>
+    <w:p>
+      <w:pPr>
+        <w:pStyle w:val="Heading2"/>
+      </w:pPr>
+      <w:r>
+        <w:t>Supplied materials and answer guidance</w:t>
       </w:r>
     </w:p>
     <w:p>
       <w:pPr>
         <w:spacing w:line="336" w:lineRule="auto" w:after="180"/>
-        <w:shd w:fill="F5F1FB"/>
-      </w:pPr>
-      <w:r>
-        <w:rPr>
-          <w:b w:val="0"/>
-        </w:rPr>
-        <w:t xml:space="preserve">Completion task: For each near </w:t>
-      </w:r>
-      <w:r>
-        <w:rPr>
-          <w:b/>
-        </w:rPr>
-        <w:t>branch</w:t>
-      </w:r>
-      <w:r>
-        <w:rPr>
-          <w:b w:val="0"/>
-        </w:rPr>
-        <w:t xml:space="preserve"> and each tall </w:t>
-      </w:r>
-      <w:r>
-        <w:rPr>
-          <w:b/>
-        </w:rPr>
-        <w:t>branch</w:t>
-      </w:r>
-      <w:r>
-        <w:rPr>
-          <w:b w:val="0"/>
-        </w:rPr>
-        <w:t xml:space="preserve">, count blocked and clear labels and choose a </w:t>
-      </w:r>
-      <w:r>
-        <w:rPr>
-          <w:b/>
-        </w:rPr>
-        <w:t>leaf</w:t>
-      </w:r>
-      <w:r>
-        <w:rPr>
-          <w:b w:val="0"/>
-        </w:rPr>
-        <w:t>. Give the total errors for each candidate question.</w:t>
-      </w:r>
-    </w:p>
-    <w:p>
-      <w:pPr>
-        <w:pStyle w:val="Heading3"/>
-      </w:pPr>
-      <w:r>
-        <w:t>Reasoning to listen for</w:t>
-      </w:r>
-    </w:p>
-    <w:p>
-      <w:pPr>
-        <w:spacing w:line="336" w:lineRule="auto" w:after="180"/>
-        <w:shd w:fill="F1F6FC"/>
-      </w:pPr>
-      <w:r>
-        <w:rPr>
-          <w:b w:val="0"/>
-        </w:rPr>
-        <w:t>Teacher check: Near=0 has 1 blocked and 2 clear, predicts clear with 1 error; near=1 has 3 blocked and 0 clear, predicts blocked with 0 errors. Tall=0 has 2 blocked and 1 clear; tall=1 also has 2 blocked and 1 clear.</w:t>
-      </w:r>
-    </w:p>
-    <w:p>
-      <w:pPr>
-        <w:spacing w:line="336" w:lineRule="auto" w:after="180"/>
-        <w:shd w:fill="F1F6FC"/>
-      </w:pPr>
-      <w:r>
-        <w:rPr>
-          <w:b w:val="0"/>
-        </w:rPr>
-        <w:t>Both tall leaves predict blocked with 1 error each. Totals are near 1 and tall 2.</w:t>
-      </w:r>
-    </w:p>
-    <w:p>
-      <w:pPr>
-        <w:spacing w:line="336" w:lineRule="auto" w:after="180"/>
-      </w:pPr>
-      <w:r>
-        <w:rPr>
-          <w:b w:val="0"/>
-        </w:rPr>
-        <w:t xml:space="preserve">Start by identifying the given </w:t>
-      </w:r>
-      <w:r>
-        <w:rPr>
-          <w:b/>
-        </w:rPr>
-        <w:t>input</w:t>
-      </w:r>
-      <w:r>
-        <w:rPr>
-          <w:b w:val="0"/>
-        </w:rPr>
-        <w:t>s together. Leave the intermediate steps blank. If needed, model one step, then withdraw that help on the next step. Move to a full trace only when the partial trace is understood.</w:t>
-      </w:r>
-    </w:p>
-    <w:p>
-      <w:pPr>
-        <w:spacing w:line="336" w:lineRule="auto" w:after="180"/>
-      </w:pPr>
-      <w:r>
-        <w:rPr>
-          <w:b w:val="0"/>
-        </w:rPr>
-        <w:t>For partners, alternate explainer and checker; collect a response from every learner before discussion.</w:t>
-      </w:r>
-    </w:p>
-    <w:p>
-      <w:pPr>
-        <w:pStyle w:val="Heading3"/>
-      </w:pPr>
-      <w:r>
-        <w:t>Individual reasoning check</w:t>
-      </w:r>
-    </w:p>
-    <w:p>
-      <w:pPr>
-        <w:spacing w:line="336" w:lineRule="auto" w:after="180"/>
-      </w:pPr>
-      <w:r>
-        <w:rPr>
-          <w:b w:val="0"/>
-        </w:rPr>
-        <w:t xml:space="preserve">Use the worked case for </w:t>
-      </w:r>
-      <w:r>
-        <w:rPr>
-          <w:b/>
-        </w:rPr>
-        <w:t>Fitting</w:t>
-      </w:r>
-      <w:r>
-        <w:rPr>
-          <w:b w:val="0"/>
-        </w:rPr>
-        <w:t xml:space="preserve"> a </w:t>
-      </w:r>
-      <w:r>
-        <w:rPr>
-          <w:b/>
-        </w:rPr>
-        <w:t>decision tree</w:t>
-      </w:r>
-      <w:r>
-        <w:rPr>
-          <w:b w:val="0"/>
-        </w:rPr>
-        <w:t xml:space="preserve">. Proposed explanation: “A near </w:t>
-      </w:r>
-      <w:r>
-        <w:rPr>
-          <w:b/>
-        </w:rPr>
-        <w:t>branch</w:t>
-      </w:r>
-      <w:r>
-        <w:rPr>
-          <w:b w:val="0"/>
-        </w:rPr>
-        <w:t xml:space="preserve"> must predict blocked”. Decide whether this explanation is supported.</w:t>
-      </w:r>
-    </w:p>
-    <w:p>
-      <w:pPr>
-        <w:spacing w:line="336" w:lineRule="auto" w:after="180"/>
-      </w:pPr>
-      <w:r>
-        <w:rPr>
-          <w:b w:val="0"/>
-        </w:rPr>
-        <w:t>Point to the step or supplied fact that decides; explain your repair if needed.</w:t>
-      </w:r>
-    </w:p>
-    <w:p>
-      <w:pPr>
-        <w:pStyle w:val="Heading3"/>
-      </w:pPr>
-      <w:r>
-        <w:t>Expected repair</w:t>
-      </w:r>
-    </w:p>
-    <w:p>
-      <w:pPr>
-        <w:spacing w:line="336" w:lineRule="auto" w:after="180"/>
-        <w:shd w:fill="F1F6FC"/>
-      </w:pPr>
-      <w:r>
-        <w:rPr>
-          <w:b w:val="0"/>
-        </w:rPr>
-        <w:t xml:space="preserve">Expected correction: The </w:t>
-      </w:r>
-      <w:r>
-        <w:rPr>
-          <w:b/>
-        </w:rPr>
-        <w:t>branch</w:t>
-      </w:r>
-      <w:r>
-        <w:rPr>
-          <w:b w:val="0"/>
-        </w:rPr>
-        <w:t xml:space="preserve"> label is learned from its </w:t>
-      </w:r>
-      <w:r>
-        <w:rPr>
-          <w:b/>
-        </w:rPr>
-        <w:t>training</w:t>
-      </w:r>
-      <w:r>
-        <w:rPr>
-          <w:b w:val="0"/>
-        </w:rPr>
-        <w:t xml:space="preserve"> labels; W4 deliberately reverses that relationship.</w:t>
-      </w:r>
-    </w:p>
-    <w:p>
-      <w:pPr>
-        <w:spacing w:line="336" w:lineRule="auto" w:after="180"/>
-      </w:pPr>
-      <w:r>
-        <w:rPr>
-          <w:b w:val="0"/>
-        </w:rPr>
-        <w:t>Collect explanations, not only yes/no votes. If a misunderstanding is common, re-model the relevant step for the class.</w:t>
-      </w:r>
-    </w:p>
-    <w:p>
-      <w:pPr>
-        <w:spacing w:line="336" w:lineRule="auto" w:after="180"/>
-      </w:pPr>
-      <w:r>
-        <w:rPr>
-          <w:b w:val="0"/>
-        </w:rPr>
-        <w:t>If it affects a few learners, give a short targeted group explanation while others solve a more demanding variation.</w:t>
-      </w:r>
-    </w:p>
-    <w:p>
-      <w:pPr>
-        <w:pStyle w:val="Heading3"/>
-      </w:pPr>
-      <w:r>
-        <w:t>Pictorial practice question</w:t>
-      </w:r>
-    </w:p>
-    <w:p>
-      <w:pPr>
-        <w:spacing w:line="336" w:lineRule="auto" w:after="180"/>
-        <w:shd w:fill="F5F1FB"/>
-      </w:pPr>
-      <w:r>
-        <w:rPr>
-          <w:b w:val="0"/>
-        </w:rPr>
-        <w:t xml:space="preserve">Why does changing colour alone not change this tree’s </w:t>
-      </w:r>
-      <w:r>
-        <w:rPr>
-          <w:b/>
-        </w:rPr>
-        <w:t>prediction</w:t>
-      </w:r>
-      <w:r>
-        <w:rPr>
-          <w:b w:val="0"/>
-        </w:rPr>
-        <w:t>?</w:t>
-      </w:r>
-    </w:p>
-    <w:p>
-      <w:pPr>
-        <w:pStyle w:val="Heading3"/>
-      </w:pPr>
-      <w:r>
-        <w:t>Reasoned teacher answer</w:t>
-      </w:r>
-    </w:p>
-    <w:p>
-      <w:pPr>
-        <w:spacing w:line="336" w:lineRule="auto" w:after="180"/>
-      </w:pPr>
-      <w:r>
-        <w:rPr>
-          <w:b w:val="0"/>
-        </w:rPr>
-        <w:t xml:space="preserve">The fitted tree </w:t>
-      </w:r>
-      <w:r>
-        <w:rPr>
-          <w:b/>
-        </w:rPr>
-        <w:t>branch</w:t>
-      </w:r>
-      <w:r>
-        <w:rPr>
-          <w:b w:val="0"/>
-        </w:rPr>
-        <w:t>es only on diagram_inside; colour was considered but not selected.</w:t>
-      </w:r>
-    </w:p>
-    <w:p>
-      <w:pPr>
-        <w:spacing w:line="336" w:lineRule="auto" w:after="180"/>
-      </w:pPr>
-      <w:r>
-        <w:rPr>
-          <w:b w:val="0"/>
-        </w:rPr>
-        <w:t>Changed-case reasoning: The fitted tree predicts Yes. It follows diagram=1; cover colour is not the selected question.</w:t>
-      </w:r>
-    </w:p>
-    <w:p>
-      <w:pPr>
-        <w:spacing w:line="336" w:lineRule="auto" w:after="180"/>
-      </w:pPr>
-      <w:r>
-        <w:rPr>
-          <w:b w:val="0"/>
-        </w:rPr>
-        <w:t xml:space="preserve">Collect each learner’s explanation before discussion. Use the first missing connection between </w:t>
-      </w:r>
-      <w:r>
-        <w:rPr>
-          <w:b/>
-        </w:rPr>
-        <w:t>input</w:t>
-      </w:r>
-      <w:r>
-        <w:rPr>
-          <w:b w:val="0"/>
-        </w:rPr>
-        <w:t xml:space="preserve">, deciding step and result to choose support. This question is worked-case practice, not fresh mastery </w:t>
-      </w:r>
-      <w:r>
-        <w:rPr>
-          <w:b/>
-        </w:rPr>
-        <w:t>evidence</w:t>
-      </w:r>
-      <w:r>
-        <w:rPr>
-          <w:b w:val="0"/>
-        </w:rPr>
-        <w:t>.</w:t>
-      </w:r>
-    </w:p>
-    <w:p>
-      <w:pPr>
-        <w:pStyle w:val="Heading1"/>
-      </w:pPr>
-      <w:r>
-        <w:t>04. Run the weekly evidence lab</w:t>
-      </w:r>
-    </w:p>
-    <w:p>
-      <w:r>
-        <w:t>Run the Decision Trees investigation and use the first unsupported step to choose a teaching response.</w:t>
-      </w:r>
-    </w:p>
-    <w:p>
-      <w:pPr>
-        <w:spacing w:line="336" w:lineRule="auto" w:after="180"/>
-      </w:pPr>
-      <w:r>
-        <w:rPr>
-          <w:b w:val="0"/>
-        </w:rPr>
-        <w:t>Words You Can Use to Reason</w:t>
-      </w:r>
-    </w:p>
-    <w:p>
-      <w:pPr>
-        <w:spacing w:line="336" w:lineRule="auto" w:after="180"/>
-      </w:pPr>
-      <w:r>
-        <w:rPr>
-          <w:b w:val="0"/>
-        </w:rPr>
-        <w:t>A definition matters when you can recognize the idea, use it, and contrast it with a near-miss.</w:t>
-      </w:r>
-    </w:p>
-    <w:p>
-      <w:pPr>
-        <w:spacing w:line="336" w:lineRule="auto" w:after="180"/>
-      </w:pPr>
-      <w:r>
-        <w:rPr>
-          <w:b w:val="0"/>
-        </w:rPr>
+      </w:pPr>
+      <w:r>
+        <w:rPr>
+          <w:b w:val="0"/>
+        </w:rPr>
+        <w:t>Worked near0: clear2/blocked1→clear,1error; near1: clear0/blocked3→blocked,0errors. Tall0 and tall1 each clear1/blocked2→blocked,1error each. Select near1error versus tall2. Validation predictions blocked,clear,clear,blocked: matches rows1,2 only; training-majority blocked matches rows1,3 only; both2/4. Training score5/6 is distinct. The separate book toy selects diagram with0errors versus colour2, using No on tied leaves. Empty branch handling is not implemented; do not present an empty-list clear result as a designed fallback. Reserve the independent reversed-label training set for W4.</w:t>
+      </w:r>
+    </w:p>
+    <w:p>
+      <w:pPr>
+        <w:pStyle w:val="Heading2"/>
+      </w:pPr>
+      <w:r>
+        <w:t>Run and record</w:t>
+      </w:r>
+    </w:p>
+    <w:p>
+      <w:pPr>
+        <w:pStyle w:val="ListNumber"/>
+      </w:pPr>
+      <w:r>
         <w:t>Predict → Test → Record → Explain</w:t>
       </w:r>
     </w:p>
     <w:p>
       <w:pPr>
-        <w:spacing w:line="336" w:lineRule="auto" w:after="180"/>
-      </w:pPr>
-      <w:r>
-        <w:rPr>
-          <w:b w:val="0"/>
-        </w:rPr>
+        <w:pStyle w:val="ListNumber"/>
+      </w:pPr>
+      <w:r>
         <w:t>Keep expected and actual results separate. Surprises are useful data when recorded honestly.</w:t>
       </w:r>
     </w:p>
     <w:p>
       <w:pPr>
-        <w:spacing w:line="336" w:lineRule="auto" w:after="180"/>
-      </w:pPr>
-      <w:r>
-        <w:rPr>
-          <w:b w:val="0"/>
-        </w:rPr>
-        <w:t>Choose yes/no questions, build a tree for eight cards, count questions per card, and exchange trees for an unseen trace test.</w:t>
-      </w:r>
-    </w:p>
-    <w:p>
-      <w:pPr>
-        <w:spacing w:line="336" w:lineRule="auto" w:after="180"/>
-        <w:shd w:fill="F5F1FB"/>
-      </w:pPr>
-      <w:r>
-        <w:rPr>
-          <w:b w:val="0"/>
-        </w:rPr>
+        <w:pStyle w:val="ListNumber"/>
+      </w:pPr>
+      <w:r>
+        <w:t>Use the supplied six-row training set and four-row validation set. Compare the two candidate questions with their majority leaves, save the fitted depth-one tree and trace the separate validation cases. Keep the new independent training set reserved; no eight-card dataset is required.</w:t>
+      </w:r>
+    </w:p>
+    <w:p>
+      <w:pPr>
+        <w:pStyle w:val="ListNumber"/>
+      </w:pPr>
+      <w:r>
         <w:t>What did the hardest test teach you that the normal test did not?</w:t>
       </w:r>
     </w:p>
     <w:p>
       <w:pPr>
-        <w:pStyle w:val="Heading3"/>
-      </w:pPr>
-      <w:r>
-        <w:t>Make the lab runnable</w:t>
-      </w:r>
-    </w:p>
-    <w:p>
-      <w:pPr>
-        <w:spacing w:line="336" w:lineRule="auto" w:after="180"/>
-      </w:pPr>
-      <w:r>
-        <w:rPr>
-          <w:b w:val="0"/>
-        </w:rPr>
-        <w:t>Use the concrete case as the shared normal case and the independent question as a second case. Each pair creates a boundary or missing-information case and predicts its result before testing.</w:t>
-      </w:r>
-    </w:p>
-    <w:p>
-      <w:pPr>
-        <w:spacing w:line="336" w:lineRule="auto" w:after="180"/>
-      </w:pPr>
-      <w:r>
-        <w:rPr>
-          <w:b w:val="0"/>
-        </w:rPr>
-        <w:t>Keep the expected result separate from an observed mistake.</w:t>
+        <w:pStyle w:val="Heading2"/>
+      </w:pPr>
+      <w:r>
+        <w:t>Keep an inspectable record</w:t>
       </w:r>
     </w:p>
     <w:tbl>
@@ -3848,10 +4176,10 @@
     </w:tbl>
     <w:p>
       <w:pPr>
-        <w:pStyle w:val="Heading3"/>
-      </w:pPr>
-      <w:r>
-        <w:t>Diagnose and reteach</w:t>
+        <w:pStyle w:val="Heading2"/>
+      </w:pPr>
+      <w:r>
+        <w:t>Diagnose the first misunderstanding</w:t>
       </w:r>
     </w:p>
     <w:p>
@@ -3862,7 +4190,43 @@
         <w:rPr>
           <w:b w:val="0"/>
         </w:rPr>
-        <w:t>For guessing, return to given facts and request a trace. For vocabulary without application, use one example and one non-example. For arithmetic errors, check the setup before the calculation.</w:t>
+        <w:t xml:space="preserve">A near </w:t>
+      </w:r>
+      <w:r>
+        <w:rPr>
+          <w:b/>
+        </w:rPr>
+        <w:t>branch</w:t>
+      </w:r>
+      <w:r>
+        <w:rPr>
+          <w:b w:val="0"/>
+        </w:rPr>
+        <w:t xml:space="preserve"> must predict blocked: The </w:t>
+      </w:r>
+      <w:r>
+        <w:rPr>
+          <w:b/>
+        </w:rPr>
+        <w:t>branch</w:t>
+      </w:r>
+      <w:r>
+        <w:rPr>
+          <w:b w:val="0"/>
+        </w:rPr>
+        <w:t xml:space="preserve"> label is learned from its </w:t>
+      </w:r>
+      <w:r>
+        <w:rPr>
+          <w:b/>
+        </w:rPr>
+        <w:t>training</w:t>
+      </w:r>
+      <w:r>
+        <w:rPr>
+          <w:b w:val="0"/>
+        </w:rPr>
+        <w:t xml:space="preserve"> labels; W4 deliberately reverses that relationship.</w:t>
       </w:r>
     </w:p>
     <w:p>
@@ -3873,15 +4237,43 @@
         <w:rPr>
           <w:b w:val="0"/>
         </w:rPr>
-        <w:t>Finish with a different uncoached case before recording mastery.</w:t>
-      </w:r>
-    </w:p>
-    <w:p>
-      <w:pPr>
-        <w:pStyle w:val="Heading3"/>
-      </w:pPr>
-      <w:r>
-        <w:t>Address these additional misconceptions</w:t>
+        <w:t xml:space="preserve">Every feature is used during </w:t>
+      </w:r>
+      <w:r>
+        <w:rPr>
+          <w:b/>
+        </w:rPr>
+        <w:t>prediction</w:t>
+      </w:r>
+      <w:r>
+        <w:rPr>
+          <w:b w:val="0"/>
+        </w:rPr>
+        <w:t xml:space="preserve">: Only questions in the stored tree are followed. Candidate questions rejected during </w:t>
+      </w:r>
+      <w:r>
+        <w:rPr>
+          <w:b/>
+        </w:rPr>
+        <w:t>fitting</w:t>
+      </w:r>
+      <w:r>
+        <w:rPr>
+          <w:b w:val="0"/>
+        </w:rPr>
+        <w:t xml:space="preserve"> do not affect this tree’s </w:t>
+      </w:r>
+      <w:r>
+        <w:rPr>
+          <w:b/>
+        </w:rPr>
+        <w:t>output</w:t>
+      </w:r>
+      <w:r>
+        <w:rPr>
+          <w:b w:val="0"/>
+        </w:rPr>
+        <w:t>.</w:t>
       </w:r>
     </w:p>
     <w:p>
@@ -3892,118 +4284,24 @@
         <w:rPr>
           <w:b w:val="0"/>
         </w:rPr>
-        <w:t xml:space="preserve">A near </w:t>
+        <w:t xml:space="preserve">A deeper tree must work better: More questions can fit </w:t>
       </w:r>
       <w:r>
         <w:rPr>
           <w:b/>
         </w:rPr>
-        <w:t>branch</w:t>
-      </w:r>
-      <w:r>
-        <w:rPr>
-          <w:b w:val="0"/>
-        </w:rPr>
-        <w:t xml:space="preserve"> must predict blocked: The </w:t>
+        <w:t>training</w:t>
+      </w:r>
+      <w:r>
+        <w:rPr>
+          <w:b w:val="0"/>
+        </w:rPr>
+        <w:t xml:space="preserve"> detail. Future performance needs separate evaluation; </w:t>
       </w:r>
       <w:r>
         <w:rPr>
           <w:b/>
         </w:rPr>
-        <w:t>branch</w:t>
-      </w:r>
-      <w:r>
-        <w:rPr>
-          <w:b w:val="0"/>
-        </w:rPr>
-        <w:t xml:space="preserve"> label is learned from its </w:t>
-      </w:r>
-      <w:r>
-        <w:rPr>
-          <w:b/>
-        </w:rPr>
-        <w:t>training</w:t>
-      </w:r>
-      <w:r>
-        <w:rPr>
-          <w:b w:val="0"/>
-        </w:rPr>
-        <w:t xml:space="preserve"> labels; W4 deliberately reverses that relationship.</w:t>
-      </w:r>
-    </w:p>
-    <w:p>
-      <w:pPr>
-        <w:spacing w:line="336" w:lineRule="auto" w:after="180"/>
-      </w:pPr>
-      <w:r>
-        <w:rPr>
-          <w:b w:val="0"/>
-        </w:rPr>
-        <w:t xml:space="preserve">Every feature is used during </w:t>
-      </w:r>
-      <w:r>
-        <w:rPr>
-          <w:b/>
-        </w:rPr>
-        <w:t>prediction</w:t>
-      </w:r>
-      <w:r>
-        <w:rPr>
-          <w:b w:val="0"/>
-        </w:rPr>
-        <w:t xml:space="preserve">: Only questions in the stored tree are followed. Candidate questions rejected during </w:t>
-      </w:r>
-      <w:r>
-        <w:rPr>
-          <w:b/>
-        </w:rPr>
-        <w:t>fitting</w:t>
-      </w:r>
-      <w:r>
-        <w:rPr>
-          <w:b w:val="0"/>
-        </w:rPr>
-        <w:t xml:space="preserve"> do not affect this tree’s </w:t>
-      </w:r>
-      <w:r>
-        <w:rPr>
-          <w:b/>
-        </w:rPr>
-        <w:t>output</w:t>
-      </w:r>
-      <w:r>
-        <w:rPr>
-          <w:b w:val="0"/>
-        </w:rPr>
-        <w:t>.</w:t>
-      </w:r>
-    </w:p>
-    <w:p>
-      <w:pPr>
-        <w:spacing w:line="336" w:lineRule="auto" w:after="180"/>
-      </w:pPr>
-      <w:r>
-        <w:rPr>
-          <w:b w:val="0"/>
-        </w:rPr>
-        <w:t xml:space="preserve">A deeper tree must work better: More questions can fit </w:t>
-      </w:r>
-      <w:r>
-        <w:rPr>
-          <w:b/>
-        </w:rPr>
-        <w:t>training</w:t>
-      </w:r>
-      <w:r>
-        <w:rPr>
-          <w:b w:val="0"/>
-        </w:rPr>
-        <w:t xml:space="preserve"> detail. Future performance needs separate evaluation; </w:t>
-      </w:r>
-      <w:r>
-        <w:rPr>
-          <w:b/>
-        </w:rPr>
         <w:t>depth</w:t>
       </w:r>
       <w:r>
@@ -4015,10 +4313,10 @@
     </w:p>
     <w:p>
       <w:pPr>
-        <w:pStyle w:val="Heading3"/>
-      </w:pPr>
-      <w:r>
-        <w:t>Match the support to the first error</w:t>
+        <w:pStyle w:val="Heading2"/>
+      </w:pPr>
+      <w:r>
+        <w:t>Choose support from the response</w:t>
       </w:r>
     </w:p>
     <w:tbl>
@@ -4191,15 +4489,808 @@
     </w:p>
     <w:p>
       <w:pPr>
+        <w:pStyle w:val="Heading2"/>
+      </w:pPr>
+      <w:r>
+        <w:t>Earlier wording, alternatives and picture transcripts · reference / check after trying</w:t>
+      </w:r>
+    </w:p>
+    <w:p>
+      <w:pPr>
+        <w:spacing w:line="336" w:lineRule="auto" w:after="180"/>
+      </w:pPr>
+      <w:r>
+        <w:rPr>
+          <w:b w:val="0"/>
+        </w:rPr>
+        <w:t>Run the weekly evidence lab</w:t>
+      </w:r>
+    </w:p>
+    <w:p>
+      <w:pPr>
+        <w:spacing w:line="336" w:lineRule="auto" w:after="180"/>
+      </w:pPr>
+      <w:r>
+        <w:rPr>
+          <w:b w:val="0"/>
+        </w:rPr>
+        <w:t>Words You Can Use to Reason</w:t>
+      </w:r>
+    </w:p>
+    <w:p>
+      <w:pPr>
+        <w:spacing w:line="336" w:lineRule="auto" w:after="180"/>
+      </w:pPr>
+      <w:r>
+        <w:rPr>
+          <w:b w:val="0"/>
+        </w:rPr>
+        <w:t>A definition matters when you can recognize the idea, use it, and contrast it with a near-miss.</w:t>
+      </w:r>
+    </w:p>
+    <w:p>
+      <w:pPr>
+        <w:pStyle w:val="Heading3"/>
+      </w:pPr>
+      <w:r>
+        <w:t>Make the lab runnable</w:t>
+      </w:r>
+    </w:p>
+    <w:p>
+      <w:pPr>
+        <w:spacing w:line="336" w:lineRule="auto" w:after="180"/>
+      </w:pPr>
+      <w:r>
+        <w:rPr>
+          <w:b w:val="0"/>
+        </w:rPr>
+        <w:t>Use the supplied investigation for shared practice. Keep predictions and observed paper-trace results separate. Reserve Fit a new tree independently for the individual first attempt before feedback; do not use the reserved case as a paired lab task.</w:t>
+      </w:r>
+    </w:p>
+    <w:p>
+      <w:pPr>
+        <w:pStyle w:val="Heading3"/>
+      </w:pPr>
+      <w:r>
+        <w:t>Diagnose and reteach</w:t>
+      </w:r>
+    </w:p>
+    <w:p>
+      <w:pPr>
+        <w:spacing w:line="336" w:lineRule="auto" w:after="180"/>
+      </w:pPr>
+      <w:r>
+        <w:rPr>
+          <w:b w:val="0"/>
+        </w:rPr>
+        <w:t>For guessing, return to given facts and request a trace. For vocabulary without application, use one example and one non-example. For arithmetic errors, check the setup before the calculation.</w:t>
+      </w:r>
+    </w:p>
+    <w:p>
+      <w:pPr>
+        <w:spacing w:line="336" w:lineRule="auto" w:after="180"/>
+      </w:pPr>
+      <w:r>
+        <w:rPr>
+          <w:b w:val="0"/>
+        </w:rPr>
+        <w:t>Finish with a different uncoached case before recording mastery.</w:t>
+      </w:r>
+    </w:p>
+    <w:p>
+      <w:pPr>
+        <w:pStyle w:val="Heading3"/>
+      </w:pPr>
+      <w:r>
+        <w:t>Address these additional misconceptions</w:t>
+      </w:r>
+    </w:p>
+    <w:p>
+      <w:pPr>
+        <w:pStyle w:val="Heading3"/>
+      </w:pPr>
+      <w:r>
+        <w:t>Match the support to the first error</w:t>
+      </w:r>
+    </w:p>
+    <w:p>
+      <w:pPr>
         <w:pStyle w:val="Heading1"/>
       </w:pPr>
       <w:r>
-        <w:t>05. Assess and explain the answers</w:t>
-      </w:r>
-    </w:p>
-    <w:p>
-      <w:r>
-        <w:t>Use the Decision Trees questions, teacher keys and criteria after the relevant attempts. Previously discussed cases are practice; protect the separately selected independent task.</w:t>
+        <w:t>05. Assess the selected new case</w:t>
+      </w:r>
+    </w:p>
+    <w:p>
+      <w:r>
+        <w:t>Keep this key until after the first attempt; accept valid alternatives with defensible reasoning.</w:t>
+      </w:r>
+    </w:p>
+    <w:p>
+      <w:pPr>
+        <w:pStyle w:val="Heading2"/>
+      </w:pPr>
+      <w:r>
+        <w:t>Selected independent question and key</w:t>
+      </w:r>
+    </w:p>
+    <w:p>
+      <w:pPr>
+        <w:spacing w:line="336" w:lineRule="auto" w:after="180"/>
+      </w:pPr>
+      <w:r>
+        <w:rPr>
+          <w:b w:val="0"/>
+        </w:rPr>
+        <w:t xml:space="preserve">Selected case: New </w:t>
+      </w:r>
+      <w:r>
+        <w:rPr>
+          <w:b/>
+        </w:rPr>
+        <w:t>training</w:t>
+      </w:r>
+      <w:r>
+        <w:rPr>
+          <w:b w:val="0"/>
+        </w:rPr>
+        <w:t xml:space="preserve"> rows (near,tall,label) are (1,0,clear),(1,1,clear),(1,0,clear),(0,1,blocked),(0,0,blocked),(0,1,clear). Use the same candidate order and tie policies.</w:t>
+      </w:r>
+    </w:p>
+    <w:p>
+      <w:pPr>
+        <w:spacing w:line="336" w:lineRule="auto" w:after="180"/>
+      </w:pPr>
+      <w:r>
+        <w:rPr>
+          <w:b w:val="0"/>
+        </w:rPr>
+        <w:t xml:space="preserve">Give both candidates’ leaves and errors, then select the tree. Validation rows are (1,1,clear),(0,0,blocked),(0,1,clear),(1,0,blocked). List tree </w:t>
+      </w:r>
+      <w:r>
+        <w:rPr>
+          <w:b/>
+        </w:rPr>
+        <w:t>prediction</w:t>
+      </w:r>
+      <w:r>
+        <w:rPr>
+          <w:b w:val="0"/>
+        </w:rPr>
+        <w:t xml:space="preserve">s and compare accuracy with the </w:t>
+      </w:r>
+      <w:r>
+        <w:rPr>
+          <w:b/>
+        </w:rPr>
+        <w:t>training</w:t>
+      </w:r>
+      <w:r>
+        <w:rPr>
+          <w:b w:val="0"/>
+        </w:rPr>
+        <w:t>-majority baseline.</w:t>
+      </w:r>
+    </w:p>
+    <w:p>
+      <w:pPr>
+        <w:spacing w:line="336" w:lineRule="auto" w:after="180"/>
+      </w:pPr>
+      <w:r>
+        <w:rPr>
+          <w:b w:val="0"/>
+        </w:rPr>
+        <w:t>Near=0 predicts blocked from 2 blocked and 1 clear; near=1 predicts clear from 3 clear. Near has 1 error. Both tall groups have 2 clear and 1 blocked, so both leaves predict clear and total errors are 2.</w:t>
+      </w:r>
+    </w:p>
+    <w:p>
+      <w:pPr>
+        <w:spacing w:line="336" w:lineRule="auto" w:after="180"/>
+      </w:pPr>
+      <w:r>
+        <w:rPr>
+          <w:b w:val="0"/>
+        </w:rPr>
+        <w:t xml:space="preserve">Choose near with reversed </w:t>
+      </w:r>
+      <w:r>
+        <w:rPr>
+          <w:b/>
+        </w:rPr>
+        <w:t>leaf</w:t>
+      </w:r>
+      <w:r>
+        <w:rPr>
+          <w:b w:val="0"/>
+        </w:rPr>
+        <w:t xml:space="preserve"> labels compared with the worked example. Validation </w:t>
+      </w:r>
+      <w:r>
+        <w:rPr>
+          <w:b/>
+        </w:rPr>
+        <w:t>prediction</w:t>
+      </w:r>
+      <w:r>
+        <w:rPr>
+          <w:b w:val="0"/>
+        </w:rPr>
+        <w:t>s clear,blocked,blocked,clear match rows 1,2: 2/4. Baseline clear matches rows 1,3: 2/4. Both are 50 percent but errors differ.</w:t>
+      </w:r>
+    </w:p>
+    <w:p>
+      <w:pPr>
+        <w:pStyle w:val="Heading2"/>
+      </w:pPr>
+      <w:r>
+        <w:t>Judge explanation, trace and limits</w:t>
+      </w:r>
+    </w:p>
+    <w:tbl>
+      <w:tblPr>
+        <w:tblStyle w:val="LightShading-Accent1"/>
+        <w:tblW w:type="auto" w:w="0"/>
+        <w:tblLook w:firstColumn="1" w:firstRow="1" w:lastColumn="0" w:lastRow="0" w:noHBand="0" w:noVBand="1" w:val="04A0"/>
+      </w:tblPr>
+      <w:tblGrid>
+        <w:gridCol w:w="5112"/>
+        <w:gridCol w:w="5112"/>
+      </w:tblGrid>
+      <w:tr>
+        <w:trPr>
+          <w:tblHeader/>
+        </w:trPr>
+        <w:tc>
+          <w:tcPr>
+            <w:tcW w:type="dxa" w:w="5112"/>
+          </w:tcPr>
+          <w:p>
+            <w:r>
+              <w:t>Dimension</w:t>
+            </w:r>
+          </w:p>
+        </w:tc>
+        <w:tc>
+          <w:tcPr>
+            <w:tcW w:type="dxa" w:w="5112"/>
+          </w:tcPr>
+          <w:p>
+            <w:r>
+              <w:t>Evidence required</w:t>
+            </w:r>
+          </w:p>
+        </w:tc>
+      </w:tr>
+      <w:tr>
+        <w:tc>
+          <w:tcPr>
+            <w:tcW w:type="dxa" w:w="5112"/>
+          </w:tcPr>
+          <w:p>
+            <w:r>
+              <w:t>Explanation</w:t>
+            </w:r>
+          </w:p>
+        </w:tc>
+        <w:tc>
+          <w:tcPr>
+            <w:tcW w:type="dxa" w:w="5112"/>
+          </w:tcPr>
+          <w:p>
+            <w:r>
+              <w:t>Names the applicable idea or procedure and ties it to the supplied facts.</w:t>
+            </w:r>
+          </w:p>
+        </w:tc>
+      </w:tr>
+      <w:tr>
+        <w:tc>
+          <w:tcPr>
+            <w:tcW w:type="dxa" w:w="5112"/>
+          </w:tcPr>
+          <w:p>
+            <w:r>
+              <w:t>Trace and result</w:t>
+            </w:r>
+          </w:p>
+        </w:tc>
+        <w:tc>
+          <w:tcPr>
+            <w:tcW w:type="dxa" w:w="5112"/>
+          </w:tcPr>
+          <w:p>
+            <w:r>
+              <w:t>Preserves the given inputs and shows the relevant intermediate steps; distinguishes a prediction from an observed execution.</w:t>
+            </w:r>
+          </w:p>
+        </w:tc>
+      </w:tr>
+      <w:tr>
+        <w:tc>
+          <w:tcPr>
+            <w:tcW w:type="dxa" w:w="5112"/>
+          </w:tcPr>
+          <w:p>
+            <w:r>
+              <w:t>Limits</w:t>
+            </w:r>
+          </w:p>
+        </w:tc>
+        <w:tc>
+          <w:tcPr>
+            <w:tcW w:type="dxa" w:w="5112"/>
+          </w:tcPr>
+          <w:p>
+            <w:r>
+              <w:t>States the assumptions, missing evidence or conditions under which the result would change.</w:t>
+            </w:r>
+          </w:p>
+        </w:tc>
+      </w:tr>
+    </w:tbl>
+    <w:p>
+      <w:pPr>
+        <w:spacing w:line="336" w:lineRule="auto" w:after="180"/>
+      </w:pPr>
+      <w:r>
+        <w:rPr>
+          <w:b w:val="0"/>
+        </w:rPr>
+        <w:t>Record each dimension as not yet, with support, or independent. Accept a valid alternative procedure with a defensible trace.</w:t>
+      </w:r>
+    </w:p>
+    <w:p>
+      <w:pPr>
+        <w:spacing w:line="336" w:lineRule="auto" w:after="180"/>
+      </w:pPr>
+      <w:r>
+        <w:rPr>
+          <w:b w:val="0"/>
+        </w:rPr>
+        <w:t xml:space="preserve">Do not penalise an honestly recorded model failure if the learner correctly explains its </w:t>
+      </w:r>
+      <w:r>
+        <w:rPr>
+          <w:b/>
+        </w:rPr>
+        <w:t>evidence</w:t>
+      </w:r>
+      <w:r>
+        <w:rPr>
+          <w:b w:val="0"/>
+        </w:rPr>
+        <w:t xml:space="preserve"> and limits.</w:t>
+      </w:r>
+    </w:p>
+    <w:p>
+      <w:pPr>
+        <w:pStyle w:val="Heading2"/>
+      </w:pPr>
+      <w:r>
+        <w:t>Give one usable repair action</w:t>
+      </w:r>
+    </w:p>
+    <w:p>
+      <w:pPr>
+        <w:spacing w:line="336" w:lineRule="auto" w:after="180"/>
+      </w:pPr>
+      <w:r>
+        <w:rPr>
+          <w:b w:val="0"/>
+        </w:rPr>
+        <w:t>Name the earliest unsupported step and give one action to repair it. Have the learner make that repair now and explain why. Then assess the relevant skill on a fresh, fully specified case.</w:t>
+      </w:r>
+    </w:p>
+    <w:p>
+      <w:pPr>
+        <w:spacing w:line="336" w:lineRule="auto" w:after="180"/>
+      </w:pPr>
+      <w:r>
+        <w:rPr>
+          <w:b w:val="0"/>
+        </w:rPr>
+        <w:t>Confirm it was not previously practised with feedback; solve and check the new case before assigning it. A follow-up design prompt is a starting brief, not automatically an equivalent test.</w:t>
+      </w:r>
+    </w:p>
+    <w:p>
+      <w:pPr>
+        <w:pStyle w:val="Heading2"/>
+      </w:pPr>
+      <w:r>
+        <w:t>W1 Name the parts and decisions</w:t>
+      </w:r>
+    </w:p>
+    <w:p>
+      <w:pPr>
+        <w:spacing w:line="336" w:lineRule="auto" w:after="180"/>
+      </w:pPr>
+      <w:r>
+        <w:rPr>
+          <w:b w:val="0"/>
+        </w:rPr>
+        <w:t xml:space="preserve">Identify the </w:t>
+      </w:r>
+      <w:r>
+        <w:rPr>
+          <w:b/>
+        </w:rPr>
+        <w:t>root</w:t>
+      </w:r>
+      <w:r>
+        <w:rPr>
+          <w:b w:val="0"/>
+        </w:rPr>
+        <w:t xml:space="preserve">, its two </w:t>
+      </w:r>
+      <w:r>
+        <w:rPr>
+          <w:b/>
+        </w:rPr>
+        <w:t>branch</w:t>
+      </w:r>
+      <w:r>
+        <w:rPr>
+          <w:b w:val="0"/>
+        </w:rPr>
+        <w:t xml:space="preserve">es, </w:t>
+      </w:r>
+      <w:r>
+        <w:rPr>
+          <w:b/>
+        </w:rPr>
+        <w:t>leaf</w:t>
+      </w:r>
+      <w:r>
+        <w:rPr>
+          <w:b w:val="0"/>
+        </w:rPr>
+        <w:t xml:space="preserve"> </w:t>
+      </w:r>
+      <w:r>
+        <w:rPr>
+          <w:b/>
+        </w:rPr>
+        <w:t>prediction</w:t>
+      </w:r>
+      <w:r>
+        <w:rPr>
+          <w:b w:val="0"/>
+        </w:rPr>
+        <w:t xml:space="preserve">s and </w:t>
+      </w:r>
+      <w:r>
+        <w:rPr>
+          <w:b/>
+        </w:rPr>
+        <w:t>depth</w:t>
+      </w:r>
+      <w:r>
+        <w:rPr>
+          <w:b w:val="0"/>
+        </w:rPr>
+        <w:t xml:space="preserve"> of the worked fitted tree. Which parts were selected using </w:t>
+      </w:r>
+      <w:r>
+        <w:rPr>
+          <w:b/>
+        </w:rPr>
+        <w:t>training</w:t>
+      </w:r>
+      <w:r>
+        <w:rPr>
+          <w:b w:val="0"/>
+        </w:rPr>
+        <w:t xml:space="preserve"> labels?</w:t>
+      </w:r>
+    </w:p>
+    <w:p>
+      <w:pPr>
+        <w:spacing w:line="336" w:lineRule="auto" w:after="180"/>
+      </w:pPr>
+      <w:r>
+        <w:rPr>
+          <w:b w:val="0"/>
+        </w:rPr>
+        <w:t xml:space="preserve">The </w:t>
+      </w:r>
+      <w:r>
+        <w:rPr>
+          <w:b/>
+        </w:rPr>
+        <w:t>root</w:t>
+      </w:r>
+      <w:r>
+        <w:rPr>
+          <w:b w:val="0"/>
+        </w:rPr>
+        <w:t xml:space="preserve"> asks near, with </w:t>
+      </w:r>
+      <w:r>
+        <w:rPr>
+          <w:b/>
+        </w:rPr>
+        <w:t>branch</w:t>
+      </w:r>
+      <w:r>
+        <w:rPr>
+          <w:b w:val="0"/>
+        </w:rPr>
+        <w:t xml:space="preserve">es 0 and 1. Leaves predict clear for 0 and blocked for 1. </w:t>
+      </w:r>
+      <w:r>
+        <w:rPr>
+          <w:b/>
+        </w:rPr>
+        <w:t>Depth</w:t>
+      </w:r>
+      <w:r>
+        <w:rPr>
+          <w:b w:val="0"/>
+        </w:rPr>
+        <w:t xml:space="preserve"> is one. </w:t>
+      </w:r>
+      <w:r>
+        <w:rPr>
+          <w:b/>
+        </w:rPr>
+        <w:t>Training</w:t>
+      </w:r>
+      <w:r>
+        <w:rPr>
+          <w:b w:val="0"/>
+        </w:rPr>
+        <w:t xml:space="preserve"> labels determined both </w:t>
+      </w:r>
+      <w:r>
+        <w:rPr>
+          <w:b/>
+        </w:rPr>
+        <w:t>leaf</w:t>
+      </w:r>
+      <w:r>
+        <w:rPr>
+          <w:b w:val="0"/>
+        </w:rPr>
+        <w:t xml:space="preserve"> majorities and the error comparison that selected near rather than tall.</w:t>
+      </w:r>
+    </w:p>
+    <w:p>
+      <w:pPr>
+        <w:pStyle w:val="Heading2"/>
+      </w:pPr>
+      <w:r>
+        <w:t>W2 Verify the candidate scores</w:t>
+      </w:r>
+    </w:p>
+    <w:p>
+      <w:pPr>
+        <w:spacing w:line="336" w:lineRule="auto" w:after="180"/>
+      </w:pPr>
+      <w:r>
+        <w:rPr>
+          <w:b w:val="0"/>
+        </w:rPr>
+        <w:t xml:space="preserve">For each near </w:t>
+      </w:r>
+      <w:r>
+        <w:rPr>
+          <w:b/>
+        </w:rPr>
+        <w:t>branch</w:t>
+      </w:r>
+      <w:r>
+        <w:rPr>
+          <w:b w:val="0"/>
+        </w:rPr>
+        <w:t xml:space="preserve"> and each tall </w:t>
+      </w:r>
+      <w:r>
+        <w:rPr>
+          <w:b/>
+        </w:rPr>
+        <w:t>branch</w:t>
+      </w:r>
+      <w:r>
+        <w:rPr>
+          <w:b w:val="0"/>
+        </w:rPr>
+        <w:t xml:space="preserve">, count blocked and clear labels and choose a </w:t>
+      </w:r>
+      <w:r>
+        <w:rPr>
+          <w:b/>
+        </w:rPr>
+        <w:t>leaf</w:t>
+      </w:r>
+      <w:r>
+        <w:rPr>
+          <w:b w:val="0"/>
+        </w:rPr>
+        <w:t>. Give the total errors for each candidate question.</w:t>
+      </w:r>
+    </w:p>
+    <w:p>
+      <w:pPr>
+        <w:spacing w:line="336" w:lineRule="auto" w:after="180"/>
+      </w:pPr>
+      <w:r>
+        <w:rPr>
+          <w:b w:val="0"/>
+        </w:rPr>
+        <w:t>Near=0 has 1 blocked and 2 clear, predicts clear with 1 error; near=1 has 3 blocked and 0 clear, predicts blocked with 0 errors. Tall=0 has 2 blocked and 1 clear; tall=1 also has 2 blocked and 1 clear.</w:t>
+      </w:r>
+    </w:p>
+    <w:p>
+      <w:pPr>
+        <w:spacing w:line="336" w:lineRule="auto" w:after="180"/>
+      </w:pPr>
+      <w:r>
+        <w:rPr>
+          <w:b w:val="0"/>
+        </w:rPr>
+        <w:t>Both tall leaves predict blocked with 1 error each. Totals are near 1 and tall 2.</w:t>
+      </w:r>
+    </w:p>
+    <w:p>
+      <w:pPr>
+        <w:pStyle w:val="Heading2"/>
+      </w:pPr>
+      <w:r>
+        <w:t>W3 Separate fitting from prediction</w:t>
+      </w:r>
+    </w:p>
+    <w:p>
+      <w:pPr>
+        <w:spacing w:line="336" w:lineRule="auto" w:after="180"/>
+      </w:pPr>
+      <w:r>
+        <w:rPr>
+          <w:b w:val="0"/>
+        </w:rPr>
+        <w:t xml:space="preserve">A learner sees a blocked validation case with near=0 and changes that </w:t>
+      </w:r>
+      <w:r>
+        <w:rPr>
+          <w:b/>
+        </w:rPr>
+        <w:t>leaf</w:t>
+      </w:r>
+      <w:r>
+        <w:rPr>
+          <w:b w:val="0"/>
+        </w:rPr>
+        <w:t xml:space="preserve"> to blocked before reporting the score. Explain what changed and how to report the original fitted tree fairly.</w:t>
+      </w:r>
+    </w:p>
+    <w:p>
+      <w:pPr>
+        <w:spacing w:line="336" w:lineRule="auto" w:after="180"/>
+      </w:pPr>
+      <w:r>
+        <w:rPr>
+          <w:b w:val="0"/>
+        </w:rPr>
+        <w:t xml:space="preserve">The </w:t>
+      </w:r>
+      <w:r>
+        <w:rPr>
+          <w:b/>
+        </w:rPr>
+        <w:t>leaf</w:t>
+      </w:r>
+      <w:r>
+        <w:rPr>
+          <w:b w:val="0"/>
+        </w:rPr>
+        <w:t xml:space="preserve"> was changed using validation </w:t>
+      </w:r>
+      <w:r>
+        <w:rPr>
+          <w:b/>
+        </w:rPr>
+        <w:t>evidence</w:t>
+      </w:r>
+      <w:r>
+        <w:rPr>
+          <w:b w:val="0"/>
+        </w:rPr>
+        <w:t xml:space="preserve">, so it is no longer the original </w:t>
+      </w:r>
+      <w:r>
+        <w:rPr>
+          <w:b/>
+        </w:rPr>
+        <w:t>training</w:t>
+      </w:r>
+      <w:r>
+        <w:rPr>
+          <w:b w:val="0"/>
+        </w:rPr>
+        <w:t>-fitted tree. Score the original stored leaves on all the same validation rows and record any later development change separately.</w:t>
+      </w:r>
+    </w:p>
+    <w:p>
+      <w:pPr>
+        <w:spacing w:line="336" w:lineRule="auto" w:after="180"/>
+      </w:pPr>
+      <w:r>
+        <w:rPr>
+          <w:b w:val="0"/>
+        </w:rPr>
+        <w:t>Preserve a separate final test for final evaluation.</w:t>
+      </w:r>
+    </w:p>
+    <w:p>
+      <w:pPr>
+        <w:pStyle w:val="Heading2"/>
+      </w:pPr>
+      <w:r>
+        <w:t>W5 Audit a tie and a claim</w:t>
+      </w:r>
+    </w:p>
+    <w:p>
+      <w:pPr>
+        <w:spacing w:line="336" w:lineRule="auto" w:after="180"/>
+      </w:pPr>
+      <w:r>
+        <w:rPr>
+          <w:b w:val="0"/>
+        </w:rPr>
+        <w:t xml:space="preserve">If near and tall make the same </w:t>
+      </w:r>
+      <w:r>
+        <w:rPr>
+          <w:b/>
+        </w:rPr>
+        <w:t>training</w:t>
+      </w:r>
+      <w:r>
+        <w:rPr>
+          <w:b w:val="0"/>
+        </w:rPr>
+        <w:t xml:space="preserve"> error count, which question does this code retain and why? Does retaining that question prove it will be better on future trips?</w:t>
+      </w:r>
+    </w:p>
+    <w:p>
+      <w:pPr>
+        <w:spacing w:line="336" w:lineRule="auto" w:after="180"/>
+      </w:pPr>
+      <w:r>
+        <w:rPr>
+          <w:b w:val="0"/>
+        </w:rPr>
+        <w:t xml:space="preserve">It retains near because near is tried first and strict &lt; replaces only for fewer errors. This is a declared tie convention, not </w:t>
+      </w:r>
+      <w:r>
+        <w:rPr>
+          <w:b/>
+        </w:rPr>
+        <w:t>evidence</w:t>
+      </w:r>
+      <w:r>
+        <w:rPr>
+          <w:b w:val="0"/>
+        </w:rPr>
+        <w:t xml:space="preserve"> of better future performance. Separate evaluation and relevant examples are still needed.</w:t>
+      </w:r>
+    </w:p>
+    <w:p>
+      <w:pPr>
+        <w:pStyle w:val="Heading2"/>
+      </w:pPr>
+      <w:r>
+        <w:t>Earlier wording, alternatives and picture transcripts · reference / check after trying</w:t>
+      </w:r>
+    </w:p>
+    <w:p>
+      <w:pPr>
+        <w:spacing w:line="336" w:lineRule="auto" w:after="180"/>
+      </w:pPr>
+      <w:r>
+        <w:rPr>
+          <w:b w:val="0"/>
+        </w:rPr>
+        <w:t>Assess and explain the answers</w:t>
       </w:r>
     </w:p>
     <w:p>
@@ -4212,22 +5303,32 @@
     </w:p>
     <w:p>
       <w:pPr>
+        <w:spacing w:line="336" w:lineRule="auto" w:after="180"/>
+      </w:pPr>
+      <w:r>
+        <w:rPr>
+          <w:b w:val="0"/>
+        </w:rPr>
+        <w:t>The animal book reaches Short Animal; science reaches Other after the first question.</w:t>
+      </w:r>
+    </w:p>
+    <w:p>
+      <w:pPr>
         <w:pStyle w:val="Heading3"/>
       </w:pPr>
       <w:r>
-        <w:t>Teacher key · Worked case answer</w:t>
+        <w:t>Additional transfer practice question</w:t>
       </w:r>
     </w:p>
     <w:p>
       <w:pPr>
         <w:spacing w:line="336" w:lineRule="auto" w:after="180"/>
-        <w:shd w:fill="F1F6FC"/>
-      </w:pPr>
-      <w:r>
-        <w:rPr>
-          <w:b w:val="0"/>
-        </w:rPr>
-        <w:t>The animal book reaches Short Animal; science reaches Other after the first question.</w:t>
+      </w:pPr>
+      <w:r>
+        <w:rPr>
+          <w:b w:val="0"/>
+        </w:rPr>
+        <w:t>A tree asks topic is space, then pages at most 60. A space book has 70 pages. Trace both answers and explain why you cannot stop at the first question.</w:t>
       </w:r>
     </w:p>
     <w:p>
@@ -4235,49 +5336,12 @@
         <w:pStyle w:val="Heading3"/>
       </w:pPr>
       <w:r>
-        <w:t>Independent question</w:t>
-      </w:r>
-    </w:p>
-    <w:p>
-      <w:pPr>
-        <w:pStyle w:val="Heading3"/>
-      </w:pPr>
-      <w:r>
-        <w:t>Independent question · withhold the key</w:t>
+        <w:t>Reasoned practice answer</w:t>
       </w:r>
     </w:p>
     <w:p>
       <w:pPr>
         <w:spacing w:line="336" w:lineRule="auto" w:after="180"/>
-        <w:shd w:fill="F5F1FB"/>
-      </w:pPr>
-      <w:r>
-        <w:rPr>
-          <w:b w:val="0"/>
-        </w:rPr>
-        <w:t>A tree asks topic is space, then pages at most 60. A space book has 70 pages. Trace both answers and explain why you cannot stop at the first question.</w:t>
-      </w:r>
-    </w:p>
-    <w:p>
-      <w:pPr>
-        <w:pStyle w:val="Heading3"/>
-      </w:pPr>
-      <w:r>
-        <w:t>Expected independent answer</w:t>
-      </w:r>
-    </w:p>
-    <w:p>
-      <w:pPr>
-        <w:pStyle w:val="Heading3"/>
-      </w:pPr>
-      <w:r>
-        <w:t>Teacher key · Expected independent answer</w:t>
-      </w:r>
-    </w:p>
-    <w:p>
-      <w:pPr>
-        <w:spacing w:line="336" w:lineRule="auto" w:after="180"/>
-        <w:shd w:fill="F1F6FC"/>
       </w:pPr>
       <w:r>
         <w:rPr>
@@ -4607,1271 +5671,456 @@
     </w:p>
     <w:p>
       <w:pPr>
+        <w:spacing w:line="336" w:lineRule="auto" w:after="180"/>
+      </w:pPr>
+      <w:r>
+        <w:rPr>
+          <w:b w:val="0"/>
+        </w:rPr>
+        <w:t>Science/100 reaches short science; history/70 reaches other genre. Missing pages cannot answer the length question, so request the value or route to review.</w:t>
+      </w:r>
+    </w:p>
+    <w:p>
+      <w:pPr>
+        <w:spacing w:line="336" w:lineRule="auto" w:after="180"/>
+      </w:pPr>
+      <w:r>
+        <w:rPr>
+          <w:b w:val="0"/>
+        </w:rPr>
+        <w:t xml:space="preserve">A tree diagram must label </w:t>
+      </w:r>
+      <w:r>
+        <w:rPr>
+          <w:b/>
+        </w:rPr>
+        <w:t>branch</w:t>
+      </w:r>
+      <w:r>
+        <w:rPr>
+          <w:b w:val="0"/>
+        </w:rPr>
+        <w:t>es and leaves, not just list questions.</w:t>
+      </w:r>
+    </w:p>
+    <w:p>
+      <w:pPr>
         <w:pStyle w:val="Heading3"/>
       </w:pPr>
       <w:r>
-        <w:t>Teacher key · Original transfer answer</w:t>
+        <w:t>Explanations for the additional workbook examples</w:t>
+      </w:r>
+    </w:p>
+    <w:p>
+      <w:pPr>
+        <w:pStyle w:val="Heading3"/>
+      </w:pPr>
+      <w:r>
+        <w:t>W1 Name the parts and decisions</w:t>
+      </w:r>
+    </w:p>
+    <w:p>
+      <w:pPr>
+        <w:pStyle w:val="Heading3"/>
+      </w:pPr>
+      <w:r>
+        <w:t>W2 Verify the candidate scores</w:t>
+      </w:r>
+    </w:p>
+    <w:p>
+      <w:pPr>
+        <w:pStyle w:val="Heading3"/>
+      </w:pPr>
+      <w:r>
+        <w:t>W3 Separate fitting from prediction</w:t>
+      </w:r>
+    </w:p>
+    <w:p>
+      <w:pPr>
+        <w:pStyle w:val="Heading3"/>
+      </w:pPr>
+      <w:r>
+        <w:t>W4 Fit a new tree independently</w:t>
       </w:r>
     </w:p>
     <w:p>
       <w:pPr>
         <w:spacing w:line="336" w:lineRule="auto" w:after="180"/>
-        <w:shd w:fill="F1F6FC"/>
-      </w:pPr>
-      <w:r>
-        <w:rPr>
-          <w:b w:val="0"/>
-        </w:rPr>
-        <w:t>Science/100 reaches short science; history/70 reaches other genre. Missing pages cannot answer the length question, so request the value or route to review.</w:t>
+      </w:pPr>
+      <w:r>
+        <w:rPr>
+          <w:b w:val="0"/>
+        </w:rPr>
+        <w:t xml:space="preserve">New </w:t>
+      </w:r>
+      <w:r>
+        <w:rPr>
+          <w:b/>
+        </w:rPr>
+        <w:t>training</w:t>
+      </w:r>
+      <w:r>
+        <w:rPr>
+          <w:b w:val="0"/>
+        </w:rPr>
+        <w:t xml:space="preserve"> rows (near,tall,label) are (1,0,clear),(1,1,clear),(1,0,clear),(0,1,blocked),(0,0,blocked),(0,1,clear). Use the same candidate order and tie policies. Give both candidates’ leaves and errors, then select the tree.</w:t>
       </w:r>
     </w:p>
     <w:p>
       <w:pPr>
         <w:spacing w:line="336" w:lineRule="auto" w:after="180"/>
-        <w:shd w:fill="F1F6FC"/>
-      </w:pPr>
-      <w:r>
-        <w:rPr>
-          <w:b w:val="0"/>
-        </w:rPr>
-        <w:t xml:space="preserve">A tree diagram must label </w:t>
+      </w:pPr>
+      <w:r>
+        <w:rPr>
+          <w:b w:val="0"/>
+        </w:rPr>
+        <w:t xml:space="preserve">Validation rows are (1,1,clear),(0,0,blocked),(0,1,clear),(1,0,blocked). List tree </w:t>
       </w:r>
       <w:r>
         <w:rPr>
           <w:b/>
         </w:rPr>
+        <w:t>prediction</w:t>
+      </w:r>
+      <w:r>
+        <w:rPr>
+          <w:b w:val="0"/>
+        </w:rPr>
+        <w:t xml:space="preserve">s and compare accuracy with the </w:t>
+      </w:r>
+      <w:r>
+        <w:rPr>
+          <w:b/>
+        </w:rPr>
+        <w:t>training</w:t>
+      </w:r>
+      <w:r>
+        <w:rPr>
+          <w:b w:val="0"/>
+        </w:rPr>
+        <w:t>-majority baseline.</w:t>
+      </w:r>
+    </w:p>
+    <w:p>
+      <w:pPr>
+        <w:spacing w:line="336" w:lineRule="auto" w:after="180"/>
+      </w:pPr>
+      <w:r>
+        <w:rPr>
+          <w:b w:val="0"/>
+        </w:rPr>
+        <w:t>Near=0 predicts blocked from 2 blocked and 1 clear; near=1 predicts clear from 3 clear. Near has 1 error. Both tall groups have 2 clear and 1 blocked, so both leaves predict clear and total errors are 2.</w:t>
+      </w:r>
+    </w:p>
+    <w:p>
+      <w:pPr>
+        <w:spacing w:line="336" w:lineRule="auto" w:after="180"/>
+      </w:pPr>
+      <w:r>
+        <w:rPr>
+          <w:b w:val="0"/>
+        </w:rPr>
+        <w:t xml:space="preserve">Choose near with reversed </w:t>
+      </w:r>
+      <w:r>
+        <w:rPr>
+          <w:b/>
+        </w:rPr>
+        <w:t>leaf</w:t>
+      </w:r>
+      <w:r>
+        <w:rPr>
+          <w:b w:val="0"/>
+        </w:rPr>
+        <w:t xml:space="preserve"> labels compared with the worked example. Validation </w:t>
+      </w:r>
+      <w:r>
+        <w:rPr>
+          <w:b/>
+        </w:rPr>
+        <w:t>prediction</w:t>
+      </w:r>
+      <w:r>
+        <w:rPr>
+          <w:b w:val="0"/>
+        </w:rPr>
+        <w:t>s clear,blocked,blocked,clear match rows 1,2: 2/4. Baseline clear matches rows 1,3: 2/4. Both are 50 percent but errors differ.</w:t>
+      </w:r>
+    </w:p>
+    <w:p>
+      <w:pPr>
+        <w:pStyle w:val="Heading3"/>
+      </w:pPr>
+      <w:r>
+        <w:t>W5 Audit a tie and a claim</w:t>
+      </w:r>
+    </w:p>
+    <w:p>
+      <w:pPr>
+        <w:pStyle w:val="Heading3"/>
+      </w:pPr>
+      <w:r>
+        <w:t>Assess independent transfer</w:t>
+      </w:r>
+    </w:p>
+    <w:p>
+      <w:pPr>
+        <w:pStyle w:val="Heading3"/>
+      </w:pPr>
+      <w:r>
+        <w:t>Selected case answer</w:t>
+      </w:r>
+    </w:p>
+    <w:p>
+      <w:pPr>
+        <w:pStyle w:val="Heading3"/>
+      </w:pPr>
+      <w:r>
+        <w:t>Feedback that the learner uses</w:t>
+      </w:r>
+    </w:p>
+    <w:p>
+      <w:pPr>
+        <w:pStyle w:val="Heading1"/>
+      </w:pPr>
+      <w:r>
+        <w:t>06. Connect, adapt and return</w:t>
+      </w:r>
+    </w:p>
+    <w:p>
+      <w:r>
+        <w:t>Retain the project evidence and revisit the reasoning on a changed case.</w:t>
+      </w:r>
+    </w:p>
+    <w:p>
+      <w:pPr>
+        <w:pStyle w:val="Heading2"/>
+      </w:pPr>
+      <w:r>
+        <w:t>Project evidence to keep</w:t>
+      </w:r>
+    </w:p>
+    <w:p>
+      <w:pPr>
+        <w:spacing w:line="336" w:lineRule="auto" w:after="180"/>
+      </w:pPr>
+      <w:r>
+        <w:rPr>
+          <w:b w:val="0"/>
+        </w:rPr>
+        <w:t>Create a transparent tree for hard constraints before applying preference scores.</w:t>
+      </w:r>
+    </w:p>
+    <w:p>
+      <w:pPr>
+        <w:spacing w:line="336" w:lineRule="auto" w:after="180"/>
+      </w:pPr>
+      <w:r>
+        <w:rPr>
+          <w:b w:val="0"/>
+        </w:rPr>
+        <w:t xml:space="preserve">Keep the decision, </w:t>
+      </w:r>
+      <w:r>
+        <w:rPr>
+          <w:b/>
+        </w:rPr>
+        <w:t>input</w:t>
+      </w:r>
+      <w:r>
+        <w:rPr>
+          <w:b w:val="0"/>
+        </w:rPr>
+        <w:t xml:space="preserve">, result, explanation and remaining limitation in the project </w:t>
+      </w:r>
+      <w:r>
+        <w:rPr>
+          <w:b/>
+        </w:rPr>
+        <w:t>evidence</w:t>
+      </w:r>
+      <w:r>
+        <w:rPr>
+          <w:b w:val="0"/>
+        </w:rPr>
+        <w:t xml:space="preserve"> record. Retrieve this record next week rather than restarting the project.</w:t>
+      </w:r>
+    </w:p>
+    <w:p>
+      <w:pPr>
+        <w:spacing w:line="336" w:lineRule="auto" w:after="180"/>
+      </w:pPr>
+      <w:r>
+        <w:rPr>
+          <w:b w:val="0"/>
+        </w:rPr>
+        <w:t xml:space="preserve">Fit or hand-specify recommender classification rules transparently, retaining candidate definitions and </w:t>
+      </w:r>
+      <w:r>
+        <w:rPr>
+          <w:b/>
+        </w:rPr>
+        <w:t>training</w:t>
+      </w:r>
+      <w:r>
+        <w:rPr>
+          <w:b w:val="0"/>
+        </w:rPr>
+        <w:t xml:space="preserve">-only selection </w:t>
+      </w:r>
+      <w:r>
+        <w:rPr>
+          <w:b/>
+        </w:rPr>
+        <w:t>evidence</w:t>
+      </w:r>
+      <w:r>
+        <w:rPr>
+          <w:b w:val="0"/>
+        </w:rPr>
+        <w:t>.</w:t>
+      </w:r>
+    </w:p>
+    <w:p>
+      <w:pPr>
+        <w:pStyle w:val="Heading2"/>
+      </w:pPr>
+      <w:r>
+        <w:t>Support while preserving the reasoning goal</w:t>
+      </w:r>
+    </w:p>
+    <w:p>
+      <w:pPr>
+        <w:spacing w:line="336" w:lineRule="auto" w:after="180"/>
+      </w:pPr>
+      <w:r>
+        <w:rPr>
+          <w:b w:val="0"/>
+        </w:rPr>
+        <w:t>Trace one record or condition at a time with counters and labelled columns. Stretch: introduce a tie, boundary or missing field and declare its handling policy before rerunning.</w:t>
+      </w:r>
+    </w:p>
+    <w:p>
+      <w:pPr>
+        <w:spacing w:line="336" w:lineRule="auto" w:after="180"/>
+      </w:pPr>
+      <w:r>
+        <w:rPr>
+          <w:b w:val="0"/>
+        </w:rPr>
+        <w:t xml:space="preserve">Use physical sorting before code. Explain row[feature] as selecting a flag and row[2] as reading its label. Supply empty </w:t>
+      </w:r>
+      <w:r>
+        <w:rPr>
+          <w:b/>
+        </w:rPr>
         <w:t>branch</w:t>
       </w:r>
       <w:r>
         <w:rPr>
           <w:b w:val="0"/>
         </w:rPr>
-        <w:t>es and leaves, not just list questions.</w:t>
-      </w:r>
-    </w:p>
-    <w:p>
-      <w:pPr>
-        <w:pStyle w:val="Heading3"/>
-      </w:pPr>
-      <w:r>
-        <w:t>Explanations for the additional workbook examples</w:t>
-      </w:r>
-    </w:p>
-    <w:p>
-      <w:pPr>
-        <w:pStyle w:val="Heading3"/>
-      </w:pPr>
-      <w:r>
-        <w:t>W1 Name the parts and decisions</w:t>
-      </w:r>
-    </w:p>
-    <w:p>
-      <w:pPr>
-        <w:pStyle w:val="Heading3"/>
-      </w:pPr>
-      <w:r>
-        <w:t>Workbook question · W1</w:t>
+        <w:t>-count tables.</w:t>
       </w:r>
     </w:p>
     <w:p>
       <w:pPr>
         <w:spacing w:line="336" w:lineRule="auto" w:after="180"/>
-        <w:shd w:fill="F5F1FB"/>
-      </w:pPr>
-      <w:r>
-        <w:rPr>
-          <w:b w:val="0"/>
-        </w:rPr>
-        <w:t xml:space="preserve">Identify the </w:t>
+      </w:pPr>
+      <w:r>
+        <w:rPr>
+          <w:b w:val="0"/>
+        </w:rPr>
+        <w:t xml:space="preserve">Extension: explain why an empty </w:t>
       </w:r>
       <w:r>
         <w:rPr>
           <w:b/>
         </w:rPr>
-        <w:t>root</w:t>
-      </w:r>
-      <w:r>
-        <w:rPr>
-          <w:b w:val="0"/>
-        </w:rPr>
-        <w:t xml:space="preserve">, its two </w:t>
+        <w:t>branch</w:t>
+      </w:r>
+      <w:r>
+        <w:rPr>
+          <w:b w:val="0"/>
+        </w:rPr>
+        <w:t xml:space="preserve"> needs a fallback, and why this code would silently return clear if given an empty label list.</w:t>
+      </w:r>
+    </w:p>
+    <w:p>
+      <w:pPr>
+        <w:spacing w:line="336" w:lineRule="auto" w:after="180"/>
+      </w:pPr>
+      <w:r>
+        <w:rPr>
+          <w:b w:val="0"/>
+        </w:rPr>
+        <w:t xml:space="preserve">Require W4 near error 1, tall error 2, near=0 blocked and near=1 clear, with both validation scores 2/4. Fresh retry: </w:t>
       </w:r>
       <w:r>
         <w:rPr>
           <w:b/>
         </w:rPr>
+        <w:t>training</w:t>
+      </w:r>
+      <w:r>
+        <w:rPr>
+          <w:b w:val="0"/>
+        </w:rPr>
+        <w:t xml:space="preserve"> (0,0,clear),(0,1,blocked),(1,0,clear),(1,1,blocked).</w:t>
+      </w:r>
+    </w:p>
+    <w:p>
+      <w:pPr>
+        <w:spacing w:line="336" w:lineRule="auto" w:after="180"/>
+      </w:pPr>
+      <w:r>
+        <w:rPr>
+          <w:b w:val="0"/>
+        </w:rPr>
+        <w:t xml:space="preserve">Near </w:t>
+      </w:r>
+      <w:r>
+        <w:rPr>
+          <w:b/>
+        </w:rPr>
         <w:t>branch</w:t>
       </w:r>
       <w:r>
         <w:rPr>
           <w:b w:val="0"/>
         </w:rPr>
-        <w:t xml:space="preserve">es, </w:t>
+        <w:t>es each tie and predict clear, giving 2 errors. Tall=0 predicts clear and tall=1 blocked with 0 errors; choose tall. Validation (0,1,blocked),(1,0,clear),(1,1,clear) gives blocked,clear,blocked: 2/3.</w:t>
+      </w:r>
+    </w:p>
+    <w:p>
+      <w:pPr>
+        <w:spacing w:line="336" w:lineRule="auto" w:after="180"/>
+      </w:pPr>
+      <w:r>
+        <w:rPr>
+          <w:b w:val="0"/>
+        </w:rPr>
+        <w:t xml:space="preserve">The tied </w:t>
       </w:r>
       <w:r>
         <w:rPr>
           <w:b/>
         </w:rPr>
-        <w:t>leaf</w:t>
-      </w:r>
-      <w:r>
-        <w:rPr>
-          <w:b w:val="0"/>
-        </w:rPr>
-        <w:t xml:space="preserve"> </w:t>
-      </w:r>
-      <w:r>
-        <w:rPr>
-          <w:b/>
-        </w:rPr>
-        <w:t>prediction</w:t>
-      </w:r>
-      <w:r>
-        <w:rPr>
-          <w:b w:val="0"/>
-        </w:rPr>
-        <w:t xml:space="preserve">s and </w:t>
-      </w:r>
-      <w:r>
-        <w:rPr>
-          <w:b/>
-        </w:rPr>
-        <w:t>depth</w:t>
-      </w:r>
-      <w:r>
-        <w:rPr>
-          <w:b w:val="0"/>
-        </w:rPr>
-        <w:t xml:space="preserve"> of the worked fitted tree. Which parts were selected using </w:t>
-      </w:r>
-      <w:r>
-        <w:rPr>
-          <w:b/>
-        </w:rPr>
         <w:t>training</w:t>
       </w:r>
       <w:r>
         <w:rPr>
           <w:b w:val="0"/>
         </w:rPr>
-        <w:t xml:space="preserve"> labels?</w:t>
-      </w:r>
-    </w:p>
-    <w:p>
-      <w:pPr>
-        <w:pStyle w:val="Heading3"/>
-      </w:pPr>
-      <w:r>
-        <w:t>Teacher reasoning · W1</w:t>
-      </w:r>
-    </w:p>
-    <w:p>
-      <w:pPr>
-        <w:spacing w:line="336" w:lineRule="auto" w:after="180"/>
-        <w:shd w:fill="F1F6FC"/>
-      </w:pPr>
-      <w:r>
-        <w:rPr>
-          <w:b w:val="0"/>
-        </w:rPr>
-        <w:t xml:space="preserve">The </w:t>
-      </w:r>
-      <w:r>
-        <w:rPr>
-          <w:b/>
-        </w:rPr>
-        <w:t>root</w:t>
-      </w:r>
-      <w:r>
-        <w:rPr>
-          <w:b w:val="0"/>
-        </w:rPr>
-        <w:t xml:space="preserve"> asks near, with </w:t>
-      </w:r>
-      <w:r>
-        <w:rPr>
-          <w:b/>
-        </w:rPr>
-        <w:t>branch</w:t>
-      </w:r>
-      <w:r>
-        <w:rPr>
-          <w:b w:val="0"/>
-        </w:rPr>
-        <w:t xml:space="preserve">es 0 and 1. Leaves predict clear for 0 and blocked for 1. </w:t>
-      </w:r>
-      <w:r>
-        <w:rPr>
-          <w:b/>
-        </w:rPr>
-        <w:t>Depth</w:t>
-      </w:r>
-      <w:r>
-        <w:rPr>
-          <w:b w:val="0"/>
-        </w:rPr>
-        <w:t xml:space="preserve"> is one. </w:t>
-      </w:r>
-      <w:r>
-        <w:rPr>
-          <w:b/>
-        </w:rPr>
-        <w:t>Training</w:t>
-      </w:r>
-      <w:r>
-        <w:rPr>
-          <w:b w:val="0"/>
-        </w:rPr>
-        <w:t xml:space="preserve"> labels determined both </w:t>
-      </w:r>
-      <w:r>
-        <w:rPr>
-          <w:b/>
-        </w:rPr>
-        <w:t>leaf</w:t>
-      </w:r>
-      <w:r>
-        <w:rPr>
-          <w:b w:val="0"/>
-        </w:rPr>
-        <w:t xml:space="preserve"> majorities and the error comparison that selected near rather than tall.</w:t>
-      </w:r>
-    </w:p>
-    <w:p>
-      <w:pPr>
-        <w:pStyle w:val="Heading3"/>
-      </w:pPr>
-      <w:r>
-        <w:t>W2 Verify the candidate scores</w:t>
-      </w:r>
-    </w:p>
-    <w:p>
-      <w:pPr>
-        <w:pStyle w:val="Heading3"/>
-      </w:pPr>
-      <w:r>
-        <w:t>Workbook question · W2</w:t>
-      </w:r>
-    </w:p>
-    <w:p>
-      <w:pPr>
-        <w:spacing w:line="336" w:lineRule="auto" w:after="180"/>
-        <w:shd w:fill="F5F1FB"/>
-      </w:pPr>
-      <w:r>
-        <w:rPr>
-          <w:b w:val="0"/>
-        </w:rPr>
-        <w:t xml:space="preserve">For each near </w:t>
-      </w:r>
-      <w:r>
-        <w:rPr>
-          <w:b/>
-        </w:rPr>
-        <w:t>branch</w:t>
-      </w:r>
-      <w:r>
-        <w:rPr>
-          <w:b w:val="0"/>
-        </w:rPr>
-        <w:t xml:space="preserve"> and each tall </w:t>
-      </w:r>
-      <w:r>
-        <w:rPr>
-          <w:b/>
-        </w:rPr>
-        <w:t>branch</w:t>
-      </w:r>
-      <w:r>
-        <w:rPr>
-          <w:b w:val="0"/>
-        </w:rPr>
-        <w:t xml:space="preserve">, count blocked and clear labels and choose a </w:t>
-      </w:r>
-      <w:r>
-        <w:rPr>
-          <w:b/>
-        </w:rPr>
-        <w:t>leaf</w:t>
-      </w:r>
-      <w:r>
-        <w:rPr>
-          <w:b w:val="0"/>
-        </w:rPr>
-        <w:t>. Give the total errors for each candidate question.</w:t>
-      </w:r>
-    </w:p>
-    <w:p>
-      <w:pPr>
-        <w:pStyle w:val="Heading3"/>
-      </w:pPr>
-      <w:r>
-        <w:t>Teacher reasoning · W2</w:t>
-      </w:r>
-    </w:p>
-    <w:p>
-      <w:pPr>
-        <w:spacing w:line="336" w:lineRule="auto" w:after="180"/>
-        <w:shd w:fill="F1F6FC"/>
-      </w:pPr>
-      <w:r>
-        <w:rPr>
-          <w:b w:val="0"/>
-        </w:rPr>
-        <w:t>Near=0 has 1 blocked and 2 clear, predicts clear with 1 error; near=1 has 3 blocked and 0 clear, predicts blocked with 0 errors. Tall=0 has 2 blocked and 1 clear; tall=1 also has 2 blocked and 1 clear.</w:t>
-      </w:r>
-    </w:p>
-    <w:p>
-      <w:pPr>
-        <w:spacing w:line="336" w:lineRule="auto" w:after="180"/>
-        <w:shd w:fill="F1F6FC"/>
-      </w:pPr>
-      <w:r>
-        <w:rPr>
-          <w:b w:val="0"/>
-        </w:rPr>
-        <w:t>Both tall leaves predict blocked with 1 error each. Totals are near 1 and tall 2.</w:t>
-      </w:r>
-    </w:p>
-    <w:p>
-      <w:pPr>
-        <w:pStyle w:val="Heading3"/>
-      </w:pPr>
-      <w:r>
-        <w:t>W3 Separate fitting from prediction</w:t>
-      </w:r>
-    </w:p>
-    <w:p>
-      <w:pPr>
-        <w:pStyle w:val="Heading3"/>
-      </w:pPr>
-      <w:r>
-        <w:t>Workbook question · W3</w:t>
-      </w:r>
-    </w:p>
-    <w:p>
-      <w:pPr>
-        <w:spacing w:line="336" w:lineRule="auto" w:after="180"/>
-        <w:shd w:fill="F5F1FB"/>
-      </w:pPr>
-      <w:r>
-        <w:rPr>
-          <w:b w:val="0"/>
-        </w:rPr>
-        <w:t xml:space="preserve">A learner sees a blocked validation case with near=0 and changes that </w:t>
-      </w:r>
-      <w:r>
-        <w:rPr>
-          <w:b/>
-        </w:rPr>
-        <w:t>leaf</w:t>
-      </w:r>
-      <w:r>
-        <w:rPr>
-          <w:b w:val="0"/>
-        </w:rPr>
-        <w:t xml:space="preserve"> to blocked before reporting the score. Explain what changed and how to report the original fitted tree fairly.</w:t>
-      </w:r>
-    </w:p>
-    <w:p>
-      <w:pPr>
-        <w:pStyle w:val="Heading3"/>
-      </w:pPr>
-      <w:r>
-        <w:t>Teacher reasoning · W3</w:t>
-      </w:r>
-    </w:p>
-    <w:p>
-      <w:pPr>
-        <w:spacing w:line="336" w:lineRule="auto" w:after="180"/>
-        <w:shd w:fill="F1F6FC"/>
-      </w:pPr>
-      <w:r>
-        <w:rPr>
-          <w:b w:val="0"/>
-        </w:rPr>
-        <w:t xml:space="preserve">The </w:t>
-      </w:r>
-      <w:r>
-        <w:rPr>
-          <w:b/>
-        </w:rPr>
-        <w:t>leaf</w:t>
-      </w:r>
-      <w:r>
-        <w:rPr>
-          <w:b w:val="0"/>
-        </w:rPr>
-        <w:t xml:space="preserve"> was changed using validation </w:t>
-      </w:r>
-      <w:r>
-        <w:rPr>
-          <w:b/>
-        </w:rPr>
-        <w:t>evidence</w:t>
-      </w:r>
-      <w:r>
-        <w:rPr>
-          <w:b w:val="0"/>
-        </w:rPr>
-        <w:t xml:space="preserve">, so it is no longer the original </w:t>
-      </w:r>
-      <w:r>
-        <w:rPr>
-          <w:b/>
-        </w:rPr>
-        <w:t>training</w:t>
-      </w:r>
-      <w:r>
-        <w:rPr>
-          <w:b w:val="0"/>
-        </w:rPr>
-        <w:t>-fitted tree. Score the original stored leaves on all the same validation rows and record any later development change separately.</w:t>
-      </w:r>
-    </w:p>
-    <w:p>
-      <w:pPr>
-        <w:spacing w:line="336" w:lineRule="auto" w:after="180"/>
-        <w:shd w:fill="F1F6FC"/>
-      </w:pPr>
-      <w:r>
-        <w:rPr>
-          <w:b w:val="0"/>
-        </w:rPr>
-        <w:t>Preserve a separate final test for final evaluation.</w:t>
-      </w:r>
-    </w:p>
-    <w:p>
-      <w:pPr>
-        <w:pStyle w:val="Heading3"/>
-      </w:pPr>
-      <w:r>
-        <w:t>W4 Fit a new tree independently</w:t>
-      </w:r>
-    </w:p>
-    <w:p>
-      <w:pPr>
-        <w:pStyle w:val="Heading3"/>
-      </w:pPr>
-      <w:r>
-        <w:t>Workbook question · W4</w:t>
-      </w:r>
-    </w:p>
-    <w:p>
-      <w:pPr>
-        <w:spacing w:line="336" w:lineRule="auto" w:after="180"/>
-        <w:shd w:fill="F5F1FB"/>
-      </w:pPr>
-      <w:r>
-        <w:rPr>
-          <w:b w:val="0"/>
-        </w:rPr>
-        <w:t xml:space="preserve">New </w:t>
-      </w:r>
-      <w:r>
-        <w:rPr>
-          <w:b/>
-        </w:rPr>
-        <w:t>training</w:t>
-      </w:r>
-      <w:r>
-        <w:rPr>
-          <w:b w:val="0"/>
-        </w:rPr>
-        <w:t xml:space="preserve"> rows (near,tall,label) are (1,0,clear),(1,1,clear),(1,0,clear),(0,1,blocked),(0,0,blocked),(0,1,clear). Use the same candidate order and tie policies. Give both candidates’ leaves and errors, then select the tree.</w:t>
-      </w:r>
-    </w:p>
-    <w:p>
-      <w:pPr>
-        <w:spacing w:line="336" w:lineRule="auto" w:after="180"/>
-        <w:shd w:fill="F5F1FB"/>
-      </w:pPr>
-      <w:r>
-        <w:rPr>
-          <w:b w:val="0"/>
-        </w:rPr>
-        <w:t xml:space="preserve">Validation rows are (1,1,clear),(0,0,blocked),(0,1,clear),(1,0,blocked). List tree </w:t>
-      </w:r>
-      <w:r>
-        <w:rPr>
-          <w:b/>
-        </w:rPr>
-        <w:t>prediction</w:t>
-      </w:r>
-      <w:r>
-        <w:rPr>
-          <w:b w:val="0"/>
-        </w:rPr>
-        <w:t xml:space="preserve">s and compare accuracy with the </w:t>
-      </w:r>
-      <w:r>
-        <w:rPr>
-          <w:b/>
-        </w:rPr>
-        <w:t>training</w:t>
-      </w:r>
-      <w:r>
-        <w:rPr>
-          <w:b w:val="0"/>
-        </w:rPr>
-        <w:t>-majority baseline.</w:t>
-      </w:r>
-    </w:p>
-    <w:p>
-      <w:pPr>
-        <w:pStyle w:val="Heading3"/>
-      </w:pPr>
-      <w:r>
-        <w:t>Teacher reasoning · W4</w:t>
-      </w:r>
-    </w:p>
-    <w:p>
-      <w:pPr>
-        <w:spacing w:line="336" w:lineRule="auto" w:after="180"/>
-        <w:shd w:fill="F1F6FC"/>
-      </w:pPr>
-      <w:r>
-        <w:rPr>
-          <w:b w:val="0"/>
-        </w:rPr>
-        <w:t>Near=0 predicts blocked from 2 blocked and 1 clear; near=1 predicts clear from 3 clear. Near has 1 error. Both tall groups have 2 clear and 1 blocked, so both leaves predict clear and total errors are 2.</w:t>
-      </w:r>
-    </w:p>
-    <w:p>
-      <w:pPr>
-        <w:spacing w:line="336" w:lineRule="auto" w:after="180"/>
-        <w:shd w:fill="F1F6FC"/>
-      </w:pPr>
-      <w:r>
-        <w:rPr>
-          <w:b w:val="0"/>
-        </w:rPr>
-        <w:t xml:space="preserve">Choose near with reversed </w:t>
-      </w:r>
-      <w:r>
-        <w:rPr>
-          <w:b/>
-        </w:rPr>
-        <w:t>leaf</w:t>
-      </w:r>
-      <w:r>
-        <w:rPr>
-          <w:b w:val="0"/>
-        </w:rPr>
-        <w:t xml:space="preserve"> labels compared with the worked example. Validation </w:t>
-      </w:r>
-      <w:r>
-        <w:rPr>
-          <w:b/>
-        </w:rPr>
-        <w:t>prediction</w:t>
-      </w:r>
-      <w:r>
-        <w:rPr>
-          <w:b w:val="0"/>
-        </w:rPr>
-        <w:t>s clear,blocked,blocked,clear match rows 1,2: 2/4. Baseline clear matches rows 1,3: 2/4. Both are 50 percent but errors differ.</w:t>
-      </w:r>
-    </w:p>
-    <w:p>
-      <w:pPr>
-        <w:pStyle w:val="Heading3"/>
-      </w:pPr>
-      <w:r>
-        <w:t>W5 Audit a tie and a claim</w:t>
-      </w:r>
-    </w:p>
-    <w:p>
-      <w:pPr>
-        <w:pStyle w:val="Heading3"/>
-      </w:pPr>
-      <w:r>
-        <w:t>Workbook question · W5</w:t>
-      </w:r>
-    </w:p>
-    <w:p>
-      <w:pPr>
-        <w:spacing w:line="336" w:lineRule="auto" w:after="180"/>
-        <w:shd w:fill="F5F1FB"/>
-      </w:pPr>
-      <w:r>
-        <w:rPr>
-          <w:b w:val="0"/>
-        </w:rPr>
-        <w:t xml:space="preserve">If near and tall make the same </w:t>
-      </w:r>
-      <w:r>
-        <w:rPr>
-          <w:b/>
-        </w:rPr>
-        <w:t>training</w:t>
-      </w:r>
-      <w:r>
-        <w:rPr>
-          <w:b w:val="0"/>
-        </w:rPr>
-        <w:t xml:space="preserve"> error count, which question does this code retain and why? Does retaining that question prove it will be better on future trips?</w:t>
-      </w:r>
-    </w:p>
-    <w:p>
-      <w:pPr>
-        <w:pStyle w:val="Heading3"/>
-      </w:pPr>
-      <w:r>
-        <w:t>Teacher reasoning · W5</w:t>
-      </w:r>
-    </w:p>
-    <w:p>
-      <w:pPr>
-        <w:spacing w:line="336" w:lineRule="auto" w:after="180"/>
-        <w:shd w:fill="F1F6FC"/>
-      </w:pPr>
-      <w:r>
-        <w:rPr>
-          <w:b w:val="0"/>
-        </w:rPr>
-        <w:t xml:space="preserve">It retains near because near is tried first and strict &lt; replaces only for fewer errors. This is a declared tie convention, not </w:t>
-      </w:r>
-      <w:r>
-        <w:rPr>
-          <w:b/>
-        </w:rPr>
-        <w:t>evidence</w:t>
-      </w:r>
-      <w:r>
-        <w:rPr>
-          <w:b w:val="0"/>
-        </w:rPr>
-        <w:t xml:space="preserve"> of better future performance. Separate evaluation and relevant examples are still needed.</w:t>
-      </w:r>
-    </w:p>
-    <w:p>
-      <w:pPr>
-        <w:pStyle w:val="Heading3"/>
-      </w:pPr>
-      <w:r>
-        <w:t>Assess independent transfer</w:t>
-      </w:r>
-    </w:p>
-    <w:p>
-      <w:pPr>
-        <w:pStyle w:val="Heading3"/>
-      </w:pPr>
-      <w:r>
-        <w:t>Independent question · withhold the key</w:t>
-      </w:r>
-    </w:p>
-    <w:p>
-      <w:pPr>
-        <w:spacing w:line="336" w:lineRule="auto" w:after="180"/>
-        <w:shd w:fill="F5F1FB"/>
-      </w:pPr>
-      <w:r>
-        <w:rPr>
-          <w:b w:val="0"/>
-        </w:rPr>
-        <w:t xml:space="preserve">Selected case: New </w:t>
-      </w:r>
-      <w:r>
-        <w:rPr>
-          <w:b/>
-        </w:rPr>
-        <w:t>training</w:t>
-      </w:r>
-      <w:r>
-        <w:rPr>
-          <w:b w:val="0"/>
-        </w:rPr>
-        <w:t xml:space="preserve"> rows (near,tall,label) are (1,0,clear),(1,1,clear),(1,0,clear),(0,1,blocked),(0,0,blocked),(0,1,clear). Use the same candidate order and tie policies.</w:t>
-      </w:r>
-    </w:p>
-    <w:p>
-      <w:pPr>
-        <w:spacing w:line="336" w:lineRule="auto" w:after="180"/>
-        <w:shd w:fill="F5F1FB"/>
-      </w:pPr>
-      <w:r>
-        <w:rPr>
-          <w:b w:val="0"/>
-        </w:rPr>
-        <w:t xml:space="preserve">Give both candidates’ leaves and errors, then select the tree. Validation rows are (1,1,clear),(0,0,blocked),(0,1,clear),(1,0,blocked). List tree </w:t>
-      </w:r>
-      <w:r>
-        <w:rPr>
-          <w:b/>
-        </w:rPr>
-        <w:t>prediction</w:t>
-      </w:r>
-      <w:r>
-        <w:rPr>
-          <w:b w:val="0"/>
-        </w:rPr>
-        <w:t xml:space="preserve">s and compare accuracy with the </w:t>
-      </w:r>
-      <w:r>
-        <w:rPr>
-          <w:b/>
-        </w:rPr>
-        <w:t>training</w:t>
-      </w:r>
-      <w:r>
-        <w:rPr>
-          <w:b w:val="0"/>
-        </w:rPr>
-        <w:t>-majority baseline.</w:t>
-      </w:r>
-    </w:p>
-    <w:p>
-      <w:pPr>
-        <w:pStyle w:val="Heading3"/>
-      </w:pPr>
-      <w:r>
-        <w:t>Selected case answer</w:t>
-      </w:r>
-    </w:p>
-    <w:p>
-      <w:pPr>
-        <w:pStyle w:val="Heading3"/>
-      </w:pPr>
-      <w:r>
-        <w:t>Teacher key · Selected case answer</w:t>
-      </w:r>
-    </w:p>
-    <w:p>
-      <w:pPr>
-        <w:spacing w:line="336" w:lineRule="auto" w:after="180"/>
-        <w:shd w:fill="F1F6FC"/>
-      </w:pPr>
-      <w:r>
-        <w:rPr>
-          <w:b w:val="0"/>
-        </w:rPr>
-        <w:t>Near=0 predicts blocked from 2 blocked and 1 clear; near=1 predicts clear from 3 clear. Near has 1 error. Both tall groups have 2 clear and 1 blocked, so both leaves predict clear and total errors are 2.</w:t>
-      </w:r>
-    </w:p>
-    <w:p>
-      <w:pPr>
-        <w:spacing w:line="336" w:lineRule="auto" w:after="180"/>
-        <w:shd w:fill="F1F6FC"/>
-      </w:pPr>
-      <w:r>
-        <w:rPr>
-          <w:b w:val="0"/>
-        </w:rPr>
-        <w:t xml:space="preserve">Choose near with reversed </w:t>
-      </w:r>
-      <w:r>
-        <w:rPr>
-          <w:b/>
-        </w:rPr>
-        <w:t>leaf</w:t>
-      </w:r>
-      <w:r>
-        <w:rPr>
-          <w:b w:val="0"/>
-        </w:rPr>
-        <w:t xml:space="preserve"> labels compared with the worked example. Validation </w:t>
-      </w:r>
-      <w:r>
-        <w:rPr>
-          <w:b/>
-        </w:rPr>
-        <w:t>prediction</w:t>
-      </w:r>
-      <w:r>
-        <w:rPr>
-          <w:b w:val="0"/>
-        </w:rPr>
-        <w:t>s clear,blocked,blocked,clear match rows 1,2: 2/4. Baseline clear matches rows 1,3: 2/4. Both are 50 percent but errors differ.</w:t>
-      </w:r>
-    </w:p>
-    <w:tbl>
-      <w:tblPr>
-        <w:tblStyle w:val="LightShading-Accent1"/>
-        <w:tblW w:type="auto" w:w="0"/>
-        <w:tblLook w:firstColumn="1" w:firstRow="1" w:lastColumn="0" w:lastRow="0" w:noHBand="0" w:noVBand="1" w:val="04A0"/>
-      </w:tblPr>
-      <w:tblGrid>
-        <w:gridCol w:w="5112"/>
-        <w:gridCol w:w="5112"/>
-      </w:tblGrid>
-      <w:tr>
-        <w:trPr>
-          <w:tblHeader/>
-        </w:trPr>
-        <w:tc>
-          <w:tcPr>
-            <w:tcW w:type="dxa" w:w="5112"/>
-          </w:tcPr>
-          <w:p>
-            <w:r>
-              <w:t>Dimension</w:t>
-            </w:r>
-          </w:p>
-        </w:tc>
-        <w:tc>
-          <w:tcPr>
-            <w:tcW w:type="dxa" w:w="5112"/>
-          </w:tcPr>
-          <w:p>
-            <w:r>
-              <w:t>Evidence required</w:t>
-            </w:r>
-          </w:p>
-        </w:tc>
-      </w:tr>
-      <w:tr>
-        <w:tc>
-          <w:tcPr>
-            <w:tcW w:type="dxa" w:w="5112"/>
-          </w:tcPr>
-          <w:p>
-            <w:r>
-              <w:t>Explanation</w:t>
-            </w:r>
-          </w:p>
-        </w:tc>
-        <w:tc>
-          <w:tcPr>
-            <w:tcW w:type="dxa" w:w="5112"/>
-          </w:tcPr>
-          <w:p>
-            <w:r>
-              <w:t>Names the applicable idea or procedure and ties it to the supplied facts.</w:t>
-            </w:r>
-          </w:p>
-        </w:tc>
-      </w:tr>
-      <w:tr>
-        <w:tc>
-          <w:tcPr>
-            <w:tcW w:type="dxa" w:w="5112"/>
-          </w:tcPr>
-          <w:p>
-            <w:r>
-              <w:t>Trace and result</w:t>
-            </w:r>
-          </w:p>
-        </w:tc>
-        <w:tc>
-          <w:tcPr>
-            <w:tcW w:type="dxa" w:w="5112"/>
-          </w:tcPr>
-          <w:p>
-            <w:r>
-              <w:t>Preserves the given inputs and shows the relevant intermediate steps; distinguishes a prediction from an observed execution.</w:t>
-            </w:r>
-          </w:p>
-        </w:tc>
-      </w:tr>
-      <w:tr>
-        <w:tc>
-          <w:tcPr>
-            <w:tcW w:type="dxa" w:w="5112"/>
-          </w:tcPr>
-          <w:p>
-            <w:r>
-              <w:t>Limits</w:t>
-            </w:r>
-          </w:p>
-        </w:tc>
-        <w:tc>
-          <w:tcPr>
-            <w:tcW w:type="dxa" w:w="5112"/>
-          </w:tcPr>
-          <w:p>
-            <w:r>
-              <w:t>States the assumptions, missing evidence or conditions under which the result would change.</w:t>
-            </w:r>
-          </w:p>
-        </w:tc>
-      </w:tr>
-    </w:tbl>
-    <w:p>
-      <w:pPr>
-        <w:pStyle w:val="Heading3"/>
-      </w:pPr>
-      <w:r>
-        <w:t>Teacher key · Selected case answer</w:t>
-      </w:r>
-    </w:p>
-    <w:p>
-      <w:pPr>
-        <w:spacing w:line="336" w:lineRule="auto" w:after="180"/>
-        <w:shd w:fill="F1F6FC"/>
-      </w:pPr>
-      <w:r>
-        <w:rPr>
-          <w:b w:val="0"/>
-        </w:rPr>
-        <w:t>Record each dimension as not yet, with support, or independent. Accept a valid alternative procedure with a defensible trace.</w:t>
-      </w:r>
-    </w:p>
-    <w:p>
-      <w:pPr>
-        <w:spacing w:line="336" w:lineRule="auto" w:after="180"/>
-        <w:shd w:fill="F1F6FC"/>
-      </w:pPr>
-      <w:r>
-        <w:rPr>
-          <w:b w:val="0"/>
-        </w:rPr>
-        <w:t xml:space="preserve">Do not penalise an honestly recorded model failure if the learner correctly explains its </w:t>
-      </w:r>
-      <w:r>
-        <w:rPr>
-          <w:b/>
-        </w:rPr>
-        <w:t>evidence</w:t>
-      </w:r>
-      <w:r>
-        <w:rPr>
-          <w:b w:val="0"/>
-        </w:rPr>
-        <w:t xml:space="preserve"> and limits.</w:t>
-      </w:r>
-    </w:p>
-    <w:p>
-      <w:pPr>
-        <w:pStyle w:val="Heading3"/>
-      </w:pPr>
-      <w:r>
-        <w:t>Feedback that the learner uses</w:t>
-      </w:r>
-    </w:p>
-    <w:p>
-      <w:pPr>
-        <w:spacing w:line="336" w:lineRule="auto" w:after="180"/>
-      </w:pPr>
-      <w:r>
-        <w:rPr>
-          <w:b w:val="0"/>
-        </w:rPr>
-        <w:t>Name the earliest unsupported step and give one action to repair it. Have the learner make that repair now and explain why. Then assess the relevant skill on a fresh, fully specified case.</w:t>
-      </w:r>
-    </w:p>
-    <w:p>
-      <w:pPr>
-        <w:spacing w:line="336" w:lineRule="auto" w:after="180"/>
-      </w:pPr>
-      <w:r>
-        <w:rPr>
-          <w:b w:val="0"/>
-        </w:rPr>
-        <w:t>Confirm it was not previously practised with feedback; solve and check the new case before assigning it. A follow-up design prompt is a starting brief, not automatically an equivalent test.</w:t>
-      </w:r>
-    </w:p>
-    <w:p>
-      <w:pPr>
-        <w:pStyle w:val="Heading1"/>
-      </w:pPr>
-      <w:r>
-        <w:t>06. Connect and extend learning</w:t>
-      </w:r>
-    </w:p>
-    <w:p>
-      <w:r>
-        <w:t>Connect Decision Trees to Transparent Book Recommender, adapt support and plan a later changed-case check.</w:t>
-      </w:r>
-    </w:p>
-    <w:p>
-      <w:pPr>
-        <w:pStyle w:val="Heading3"/>
-      </w:pPr>
-      <w:r>
-        <w:t>Transparent Book Recommender</w:t>
-      </w:r>
-    </w:p>
-    <w:p>
-      <w:pPr>
-        <w:spacing w:line="336" w:lineRule="auto" w:after="180"/>
-      </w:pPr>
-      <w:r>
-        <w:rPr>
-          <w:b w:val="0"/>
-        </w:rPr>
-        <w:t>Create a transparent tree for hard constraints before applying preference scores.</w:t>
-      </w:r>
-    </w:p>
-    <w:p>
-      <w:pPr>
-        <w:spacing w:line="336" w:lineRule="auto" w:after="180"/>
-      </w:pPr>
-      <w:r>
-        <w:rPr>
-          <w:b w:val="0"/>
-        </w:rPr>
-        <w:t xml:space="preserve">Keep the decision, </w:t>
-      </w:r>
-      <w:r>
-        <w:rPr>
-          <w:b/>
-        </w:rPr>
-        <w:t>input</w:t>
-      </w:r>
-      <w:r>
-        <w:rPr>
-          <w:b w:val="0"/>
-        </w:rPr>
-        <w:t xml:space="preserve">, result, explanation and remaining limitation in the project </w:t>
-      </w:r>
-      <w:r>
-        <w:rPr>
-          <w:b/>
-        </w:rPr>
-        <w:t>evidence</w:t>
-      </w:r>
-      <w:r>
-        <w:rPr>
-          <w:b w:val="0"/>
-        </w:rPr>
-        <w:t xml:space="preserve"> record. Retrieve this record next week rather than restarting the project.</w:t>
-      </w:r>
-    </w:p>
-    <w:p>
-      <w:pPr>
-        <w:pStyle w:val="Heading3"/>
-      </w:pPr>
-      <w:r>
-        <w:t>Support and stretch</w:t>
-      </w:r>
-    </w:p>
-    <w:p>
-      <w:pPr>
-        <w:spacing w:line="336" w:lineRule="auto" w:after="180"/>
-      </w:pPr>
-      <w:r>
-        <w:rPr>
-          <w:b w:val="0"/>
-        </w:rPr>
-        <w:t>Trace one record or condition at a time with counters and labelled columns. Stretch: introduce a tie, boundary or missing field and declare its handling policy before rerunning.</w:t>
-      </w:r>
-    </w:p>
-    <w:p>
-      <w:pPr>
-        <w:pStyle w:val="Heading3"/>
-      </w:pPr>
-      <w:r>
-        <w:t>Exit reflection</w:t>
-      </w:r>
-    </w:p>
-    <w:p>
-      <w:pPr>
-        <w:spacing w:line="336" w:lineRule="auto" w:after="180"/>
-      </w:pPr>
-      <w:r>
-        <w:rPr>
-          <w:b w:val="0"/>
-        </w:rPr>
-        <w:t xml:space="preserve">Ask for one decision the learner can now justify and one situation requiring more </w:t>
-      </w:r>
-      <w:r>
-        <w:rPr>
-          <w:b/>
-        </w:rPr>
-        <w:t>evidence</w:t>
-      </w:r>
-      <w:r>
-        <w:rPr>
-          <w:b w:val="0"/>
-        </w:rPr>
-        <w:t xml:space="preserve"> or human review. Confidence ratings are separate from correct independent performance.</w:t>
-      </w:r>
-    </w:p>
-    <w:p>
-      <w:pPr>
-        <w:pStyle w:val="Heading3"/>
-      </w:pPr>
-      <w:r>
-        <w:t>Bridge to the next week</w:t>
-      </w:r>
-    </w:p>
-    <w:p>
-      <w:pPr>
-        <w:spacing w:line="336" w:lineRule="auto" w:after="180"/>
-      </w:pPr>
-      <w:r>
-        <w:rPr>
-          <w:b w:val="0"/>
-        </w:rPr>
-        <w:t xml:space="preserve">Next: Week 15: Choose Informative Questions. Retrieve today’s </w:t>
-      </w:r>
-      <w:r>
-        <w:rPr>
-          <w:b/>
-        </w:rPr>
-        <w:t>evidence</w:t>
-      </w:r>
-      <w:r>
-        <w:rPr>
-          <w:b w:val="0"/>
-        </w:rPr>
-        <w:t xml:space="preserve"> and identify what carries forward and what is new.</w:t>
-      </w:r>
-    </w:p>
-    <w:p>
-      <w:pPr>
-        <w:pStyle w:val="Heading3"/>
-      </w:pPr>
-      <w:r>
-        <w:t>Support and fresh reassessment</w:t>
-      </w:r>
-    </w:p>
-    <w:p>
-      <w:pPr>
-        <w:spacing w:line="336" w:lineRule="auto" w:after="180"/>
-      </w:pPr>
-      <w:r>
-        <w:rPr>
-          <w:b w:val="0"/>
-        </w:rPr>
-        <w:t xml:space="preserve">Use physical sorting before code. Explain row[feature] as selecting a flag and row[2] as reading its label. Supply empty </w:t>
-      </w:r>
-      <w:r>
-        <w:rPr>
-          <w:b/>
-        </w:rPr>
-        <w:t>branch</w:t>
-      </w:r>
-      <w:r>
-        <w:rPr>
-          <w:b w:val="0"/>
-        </w:rPr>
-        <w:t>-count tables.</w:t>
-      </w:r>
-    </w:p>
-    <w:p>
-      <w:pPr>
-        <w:spacing w:line="336" w:lineRule="auto" w:after="180"/>
-      </w:pPr>
-      <w:r>
-        <w:rPr>
-          <w:b w:val="0"/>
-        </w:rPr>
-        <w:t xml:space="preserve">Extension: explain why an empty </w:t>
-      </w:r>
-      <w:r>
-        <w:rPr>
-          <w:b/>
-        </w:rPr>
-        <w:t>branch</w:t>
-      </w:r>
-      <w:r>
-        <w:rPr>
-          <w:b w:val="0"/>
-        </w:rPr>
-        <w:t xml:space="preserve"> needs a fallback, and why this code would silently return clear if given an empty label list.</w:t>
-      </w:r>
-    </w:p>
-    <w:p>
-      <w:pPr>
-        <w:spacing w:line="336" w:lineRule="auto" w:after="180"/>
-      </w:pPr>
-      <w:r>
-        <w:rPr>
-          <w:b w:val="0"/>
-        </w:rPr>
-        <w:t xml:space="preserve">Require W4 near error 1, tall error 2, near=0 blocked and near=1 clear, with both validation scores 2/4. Fresh retry: </w:t>
-      </w:r>
-      <w:r>
-        <w:rPr>
-          <w:b/>
-        </w:rPr>
-        <w:t>training</w:t>
-      </w:r>
-      <w:r>
-        <w:rPr>
-          <w:b w:val="0"/>
-        </w:rPr>
-        <w:t xml:space="preserve"> (0,0,clear),(0,1,blocked),(1,0,clear),(1,1,blocked).</w:t>
-      </w:r>
-    </w:p>
-    <w:p>
-      <w:pPr>
-        <w:spacing w:line="336" w:lineRule="auto" w:after="180"/>
-      </w:pPr>
-      <w:r>
-        <w:rPr>
-          <w:b w:val="0"/>
-        </w:rPr>
-        <w:t xml:space="preserve">Near </w:t>
-      </w:r>
-      <w:r>
-        <w:rPr>
-          <w:b/>
-        </w:rPr>
-        <w:t>branch</w:t>
-      </w:r>
-      <w:r>
-        <w:rPr>
-          <w:b w:val="0"/>
-        </w:rPr>
-        <w:t>es each tie and predict clear, giving 2 errors. Tall=0 predicts clear and tall=1 blocked with 0 errors; choose tall. Validation (0,1,blocked),(1,0,clear),(1,1,clear) gives blocked,clear,blocked: 2/3.</w:t>
-      </w:r>
-    </w:p>
-    <w:p>
-      <w:pPr>
-        <w:spacing w:line="336" w:lineRule="auto" w:after="180"/>
-      </w:pPr>
-      <w:r>
-        <w:rPr>
-          <w:b w:val="0"/>
-        </w:rPr>
-        <w:t xml:space="preserve">The tied </w:t>
-      </w:r>
-      <w:r>
-        <w:rPr>
-          <w:b/>
-        </w:rPr>
-        <w:t>training</w:t>
-      </w:r>
-      <w:r>
-        <w:rPr>
-          <w:b w:val="0"/>
-        </w:rPr>
         <w:t xml:space="preserve"> baseline predicts clear and also gets 2/3, with different missed rows. Require the learned feature and both tie policies.</w:t>
       </w:r>
     </w:p>
     <w:p>
       <w:pPr>
-        <w:spacing w:line="336" w:lineRule="auto" w:after="180"/>
-      </w:pPr>
-      <w:r>
-        <w:rPr>
-          <w:b w:val="0"/>
-        </w:rPr>
-        <w:t xml:space="preserve">Week 10 introduces nearest neighbours and distances. Carry forward the </w:t>
-      </w:r>
-      <w:r>
-        <w:rPr>
-          <w:b/>
-        </w:rPr>
-        <w:t>training</w:t>
-      </w:r>
-      <w:r>
-        <w:rPr>
-          <w:b w:val="0"/>
-        </w:rPr>
-        <w:t>/validation split and baseline.</w:t>
-      </w:r>
-    </w:p>
-    <w:p>
-      <w:pPr>
-        <w:spacing w:line="336" w:lineRule="auto" w:after="180"/>
-      </w:pPr>
-      <w:r>
-        <w:rPr>
-          <w:b w:val="0"/>
-        </w:rPr>
-        <w:t>Teacher reference: https://scikit-learn.org/stable/modules/generated/sklearn.tree.DecisionTreeClassifier.html (reviewed 2026-09-27); its library criteria differ from our stated classroom mistake-count procedure.</w:t>
-      </w:r>
-    </w:p>
-    <w:p>
-      <w:pPr>
-        <w:pStyle w:val="Heading3"/>
-      </w:pPr>
-      <w:r>
-        <w:t>Plan the delayed return</w:t>
+        <w:pStyle w:val="Heading2"/>
+      </w:pPr>
+      <w:r>
+        <w:t>Plan the delayed check</w:t>
       </w:r>
     </w:p>
     <w:p>
@@ -6088,72 +6337,176 @@
     </w:p>
     <w:p>
       <w:pPr>
+        <w:pStyle w:val="Heading2"/>
+      </w:pPr>
+      <w:r>
+        <w:t>Bridge to next week</w:t>
+      </w:r>
+    </w:p>
+    <w:p>
+      <w:pPr>
+        <w:spacing w:line="336" w:lineRule="auto" w:after="180"/>
+      </w:pPr>
+      <w:r>
+        <w:rPr>
+          <w:b w:val="0"/>
+        </w:rPr>
+        <w:t xml:space="preserve">Ask for one decision the learner can now justify and one situation requiring more </w:t>
+      </w:r>
+      <w:r>
+        <w:rPr>
+          <w:b/>
+        </w:rPr>
+        <w:t>evidence</w:t>
+      </w:r>
+      <w:r>
+        <w:rPr>
+          <w:b w:val="0"/>
+        </w:rPr>
+        <w:t xml:space="preserve"> or human review. Confidence ratings are separate from correct independent performance.</w:t>
+      </w:r>
+    </w:p>
+    <w:p>
+      <w:pPr>
+        <w:spacing w:line="336" w:lineRule="auto" w:after="180"/>
+      </w:pPr>
+      <w:r>
+        <w:rPr>
+          <w:b w:val="0"/>
+        </w:rPr>
+        <w:t xml:space="preserve">Next: Week 15: Choose Informative Questions. Retrieve today’s </w:t>
+      </w:r>
+      <w:r>
+        <w:rPr>
+          <w:b/>
+        </w:rPr>
+        <w:t>evidence</w:t>
+      </w:r>
+      <w:r>
+        <w:rPr>
+          <w:b w:val="0"/>
+        </w:rPr>
+        <w:t xml:space="preserve"> and identify what carries forward and what is new.</w:t>
+      </w:r>
+    </w:p>
+    <w:p>
+      <w:pPr>
+        <w:spacing w:line="336" w:lineRule="auto" w:after="180"/>
+      </w:pPr>
+      <w:r>
+        <w:rPr>
+          <w:b w:val="0"/>
+        </w:rPr>
+        <w:t>Next is Week15: Choose Informative Questions. Carry forward candidate definitions, label counts, declared selection criteria and separate validation results. Teacher reference: https://scikit-learn.org/stable/modules/generated/sklearn.tree.DecisionTreeClassifier.html (reviewed2026-09-27); its library criteria differ from this stated classroom mistake-count procedure.</w:t>
+      </w:r>
+    </w:p>
+    <w:p>
+      <w:pPr>
+        <w:pStyle w:val="Heading2"/>
+      </w:pPr>
+      <w:r>
+        <w:t>Earlier wording, alternatives and picture transcripts · reference / check after trying</w:t>
+      </w:r>
+    </w:p>
+    <w:p>
+      <w:pPr>
+        <w:spacing w:line="336" w:lineRule="auto" w:after="180"/>
+      </w:pPr>
+      <w:r>
+        <w:rPr>
+          <w:b w:val="0"/>
+        </w:rPr>
+        <w:t>Connect and extend learning</w:t>
+      </w:r>
+    </w:p>
+    <w:p>
+      <w:pPr>
         <w:pStyle w:val="Heading3"/>
       </w:pPr>
       <w:r>
+        <w:t>Transparent Book Recommender</w:t>
+      </w:r>
+    </w:p>
+    <w:p>
+      <w:pPr>
+        <w:pStyle w:val="Heading3"/>
+      </w:pPr>
+      <w:r>
+        <w:t>Support and stretch</w:t>
+      </w:r>
+    </w:p>
+    <w:p>
+      <w:pPr>
+        <w:pStyle w:val="Heading3"/>
+      </w:pPr>
+      <w:r>
+        <w:t>Exit reflection</w:t>
+      </w:r>
+    </w:p>
+    <w:p>
+      <w:pPr>
+        <w:pStyle w:val="Heading3"/>
+      </w:pPr>
+      <w:r>
+        <w:t>Bridge to the next week</w:t>
+      </w:r>
+    </w:p>
+    <w:p>
+      <w:pPr>
+        <w:pStyle w:val="Heading3"/>
+      </w:pPr>
+      <w:r>
+        <w:t>Support and fresh reassessment</w:t>
+      </w:r>
+    </w:p>
+    <w:p>
+      <w:pPr>
+        <w:pStyle w:val="Heading3"/>
+      </w:pPr>
+      <w:r>
+        <w:t>Plan the delayed return</w:t>
+      </w:r>
+    </w:p>
+    <w:p>
+      <w:pPr>
+        <w:pStyle w:val="Heading3"/>
+      </w:pPr>
+      <w:r>
         <w:t>Project evidence from this case</w:t>
       </w:r>
     </w:p>
     <w:p>
       <w:pPr>
+        <w:pStyle w:val="Heading1"/>
+      </w:pPr>
+      <w:r>
+        <w:t>Reference bank and extra practice</w:t>
+      </w:r>
+    </w:p>
+    <w:p>
+      <w:pPr>
+        <w:pStyle w:val="Heading1"/>
+      </w:pPr>
+      <w:r>
+        <w:t>07. Reference: alternative planning checklist</w:t>
+      </w:r>
+    </w:p>
+    <w:p>
+      <w:r>
+        <w:t>Use as a reminder alongside the main route rather than teaching the cycle twice.</w:t>
+      </w:r>
+    </w:p>
+    <w:p>
+      <w:pPr>
+        <w:pStyle w:val="Heading2"/>
+      </w:pPr>
+      <w:r>
+        <w:t>Preparation and schedule</w:t>
+      </w:r>
+    </w:p>
+    <w:p>
+      <w:pPr>
         <w:spacing w:line="336" w:lineRule="auto" w:after="180"/>
-      </w:pPr>
-      <w:r>
-        <w:rPr>
-          <w:b w:val="0"/>
-        </w:rPr>
-        <w:t xml:space="preserve">Fit or hand-specify recommender classification rules transparently, retaining candidate definitions and </w:t>
-      </w:r>
-      <w:r>
-        <w:rPr>
-          <w:b/>
-        </w:rPr>
-        <w:t>training</w:t>
-      </w:r>
-      <w:r>
-        <w:rPr>
-          <w:b w:val="0"/>
-        </w:rPr>
-        <w:t xml:space="preserve">-only selection </w:t>
-      </w:r>
-      <w:r>
-        <w:rPr>
-          <w:b/>
-        </w:rPr>
-        <w:t>evidence</w:t>
-      </w:r>
-      <w:r>
-        <w:rPr>
-          <w:b w:val="0"/>
-        </w:rPr>
-        <w:t>.</w:t>
-      </w:r>
-    </w:p>
-    <w:p>
-      <w:pPr>
-        <w:pStyle w:val="Heading1"/>
-      </w:pPr>
-      <w:r>
-        <w:t>07. Prepare, teach and assess</w:t>
-      </w:r>
-    </w:p>
-    <w:p>
-      <w:r>
-        <w:t>Use this preparation summary alongside the detailed Decision Trees lesson; it is a checklist rather than a replacement for the full sequence.</w:t>
-      </w:r>
-    </w:p>
-    <w:p>
-      <w:pPr>
-        <w:pStyle w:val="Heading3"/>
-      </w:pPr>
-      <w:r>
-        <w:t>Teaching target</w:t>
-      </w:r>
-    </w:p>
-    <w:p>
-      <w:pPr>
-        <w:spacing w:line="336" w:lineRule="auto" w:after="180"/>
-        <w:shd w:fill="EDF7F3"/>
       </w:pPr>
       <w:r>
         <w:rPr>
@@ -6378,6 +6731,14 @@
     </w:tbl>
     <w:p>
       <w:pPr>
+        <w:pStyle w:val="Heading2"/>
+      </w:pPr>
+      <w:r>
+        <w:t>Practice and assessment reminders</w:t>
+      </w:r>
+    </w:p>
+    <w:p>
+      <w:pPr>
         <w:spacing w:line="336" w:lineRule="auto" w:after="180"/>
       </w:pPr>
       <w:r>
@@ -6425,16 +6786,7 @@
     </w:p>
     <w:p>
       <w:pPr>
-        <w:pStyle w:val="Heading3"/>
-      </w:pPr>
-      <w:r>
-        <w:t>Supported practice answer</w:t>
-      </w:r>
-    </w:p>
-    <w:p>
-      <w:pPr>
         <w:spacing w:line="336" w:lineRule="auto" w:after="180"/>
-        <w:shd w:fill="F1F6FC"/>
       </w:pPr>
       <w:r>
         <w:rPr>
@@ -6446,7 +6798,6 @@
     <w:p>
       <w:pPr>
         <w:spacing w:line="336" w:lineRule="auto" w:after="180"/>
-        <w:shd w:fill="F1F6FC"/>
       </w:pPr>
       <w:r>
         <w:rPr>
@@ -6515,16 +6866,7 @@
     </w:p>
     <w:p>
       <w:pPr>
-        <w:pStyle w:val="Heading3"/>
-      </w:pPr>
-      <w:r>
-        <w:t>Repair the misconception</w:t>
-      </w:r>
-    </w:p>
-    <w:p>
-      <w:pPr>
         <w:spacing w:line="336" w:lineRule="auto" w:after="180"/>
-        <w:shd w:fill="FFF5E6"/>
       </w:pPr>
       <w:r>
         <w:rPr>
@@ -6559,16 +6901,7 @@
     </w:p>
     <w:p>
       <w:pPr>
-        <w:pStyle w:val="Heading3"/>
-      </w:pPr>
-      <w:r>
-        <w:t>Support without giving away the answer</w:t>
-      </w:r>
-    </w:p>
-    <w:p>
-      <w:pPr>
         <w:spacing w:line="336" w:lineRule="auto" w:after="180"/>
-        <w:shd w:fill="F1F6F8"/>
       </w:pPr>
       <w:r>
         <w:rPr>
@@ -6591,16 +6924,7 @@
     </w:p>
     <w:p>
       <w:pPr>
-        <w:pStyle w:val="Heading3"/>
-      </w:pPr>
-      <w:r>
-        <w:t>Extend the reasoning</w:t>
-      </w:r>
-    </w:p>
-    <w:p>
-      <w:pPr>
         <w:spacing w:line="336" w:lineRule="auto" w:after="180"/>
-        <w:shd w:fill="F5F1FB"/>
       </w:pPr>
       <w:r>
         <w:rPr>
@@ -6635,16 +6959,7 @@
     </w:p>
     <w:p>
       <w:pPr>
-        <w:pStyle w:val="Heading3"/>
-      </w:pPr>
-      <w:r>
-        <w:t>Protect the independent attempt</w:t>
-      </w:r>
-    </w:p>
-    <w:p>
-      <w:pPr>
         <w:spacing w:line="336" w:lineRule="auto" w:after="180"/>
-        <w:shd w:fill="FFF5E6"/>
       </w:pPr>
       <w:r>
         <w:rPr>
@@ -6839,16 +7154,7 @@
     </w:tbl>
     <w:p>
       <w:pPr>
-        <w:pStyle w:val="Heading3"/>
-      </w:pPr>
-      <w:r>
-        <w:t>Project checkpoint</w:t>
-      </w:r>
-    </w:p>
-    <w:p>
-      <w:pPr>
         <w:spacing w:line="336" w:lineRule="auto" w:after="180"/>
-        <w:shd w:fill="EDF7F3"/>
       </w:pPr>
       <w:r>
         <w:rPr>
@@ -6885,12 +7191,20 @@
         <w:pStyle w:val="Heading1"/>
       </w:pPr>
       <w:r>
-        <w:t>08. Use feedback, labs and repair paths</w:t>
-      </w:r>
-    </w:p>
-    <w:p>
-      <w:r>
-        <w:t>Use feedback, earlier review and portfolios purposefully. Apply the coding routine only when this lesson has an executable lab.</w:t>
+        <w:t>08. Reference: feedback and records</w:t>
+      </w:r>
+    </w:p>
+    <w:p>
+      <w:r>
+        <w:t>Use digital tools where they help retain an explanation and its evidence.</w:t>
+      </w:r>
+    </w:p>
+    <w:p>
+      <w:pPr>
+        <w:pStyle w:val="Heading2"/>
+      </w:pPr>
+      <w:r>
+        <w:t>Keep practice and independent evidence separate</w:t>
       </w:r>
     </w:p>
     <w:p>
@@ -6929,12 +7243,62 @@
     </w:p>
     <w:p>
       <w:pPr>
+        <w:pStyle w:val="Heading2"/>
+      </w:pPr>
+      <w:r>
+        <w:t>Repair and portfolio records</w:t>
+      </w:r>
+    </w:p>
+    <w:p>
+      <w:pPr>
         <w:spacing w:line="336" w:lineRule="auto" w:after="180"/>
       </w:pPr>
       <w:r>
         <w:rPr>
           <w:b w:val="0"/>
         </w:rPr>
+        <w:t>Use the earlier worked-explanation links to address a specific missing building block, then return to the current question. Adapt this suggestion after observing the learner; it is not an automatic diagnosis.</w:t>
+      </w:r>
+    </w:p>
+    <w:p>
+      <w:pPr>
+        <w:spacing w:line="336" w:lineRule="auto" w:after="180"/>
+      </w:pPr>
+      <w:r>
+        <w:rPr>
+          <w:b w:val="0"/>
+        </w:rPr>
+        <w:t xml:space="preserve">Collect the completed-work portfolio as </w:t>
+      </w:r>
+      <w:r>
+        <w:rPr>
+          <w:b/>
+        </w:rPr>
+        <w:t>evidence</w:t>
+      </w:r>
+      <w:r>
+        <w:rPr>
+          <w:b w:val="0"/>
+        </w:rPr>
+        <w:t>. Record support separately from correctness, and assess explanation, trace/test and limitations. Progress ticks and quiz selections alone do not establish mastery.</w:t>
+      </w:r>
+    </w:p>
+    <w:p>
+      <w:pPr>
+        <w:pStyle w:val="Heading2"/>
+      </w:pPr>
+      <w:r>
+        <w:t>Earlier wording, alternatives and picture transcripts · reference / check after trying</w:t>
+      </w:r>
+    </w:p>
+    <w:p>
+      <w:pPr>
+        <w:spacing w:line="336" w:lineRule="auto" w:after="180"/>
+      </w:pPr>
+      <w:r>
+        <w:rPr>
+          <w:b w:val="0"/>
+        </w:rPr>
         <w:t xml:space="preserve">Ask students to predict before running code. Preserve errors and actual </w:t>
       </w:r>
       <w:r>
@@ -6964,77 +7328,20 @@
     </w:p>
     <w:p>
       <w:pPr>
-        <w:spacing w:line="336" w:lineRule="auto" w:after="180"/>
-      </w:pPr>
-      <w:r>
-        <w:rPr>
-          <w:b w:val="0"/>
-        </w:rPr>
-        <w:t>Use the earlier worked-explanation links to address a specific missing building block, then return to the current question. Adapt this suggestion after observing the learner; it is not an automatic diagnosis.</w:t>
-      </w:r>
-    </w:p>
-    <w:p>
-      <w:pPr>
-        <w:spacing w:line="336" w:lineRule="auto" w:after="180"/>
-      </w:pPr>
-      <w:r>
-        <w:rPr>
-          <w:b w:val="0"/>
-        </w:rPr>
-        <w:t xml:space="preserve">Collect the completed-work portfolio as </w:t>
-      </w:r>
-      <w:r>
-        <w:rPr>
-          <w:b/>
-        </w:rPr>
-        <w:t>evidence</w:t>
-      </w:r>
-      <w:r>
-        <w:rPr>
-          <w:b w:val="0"/>
-        </w:rPr>
-        <w:t>. Record support separately from correctness, and assess explanation, trace/test and limitations. Progress ticks and quiz selections alone do not establish mastery.</w:t>
-      </w:r>
-    </w:p>
-    <w:p>
-      <w:pPr>
         <w:pStyle w:val="Heading1"/>
       </w:pPr>
       <w:r>
-        <w:t>09. Visual concept journey</w:t>
-      </w:r>
-    </w:p>
-    <w:p>
-      <w:r>
-        <w:t>Show one Decision Trees graphic at a time, request a prediction and discuss its trace before the independent assessment.</w:t>
-      </w:r>
-    </w:p>
-    <w:p>
-      <w:pPr>
-        <w:spacing w:line="336" w:lineRule="auto" w:after="180"/>
-      </w:pPr>
-      <w:r>
-        <w:rPr>
-          <w:b w:val="0"/>
-        </w:rPr>
-        <w:t xml:space="preserve">Use one picture at a time. Hide a worked result before asking for a </w:t>
-      </w:r>
-      <w:r>
-        <w:rPr>
-          <w:b/>
-        </w:rPr>
-        <w:t>prediction</w:t>
-      </w:r>
-      <w:r>
-        <w:rPr>
-          <w:b w:val="0"/>
-        </w:rPr>
-        <w:t>, then reveal it for feedback. These are supported teaching cases; retain the separate independent assessment for a fresh first attempt.</w:t>
-      </w:r>
-    </w:p>
-    <w:p>
-      <w:pPr>
-        <w:pStyle w:val="Heading3"/>
+        <w:t>09. Reference: teach with the six pictures</w:t>
+      </w:r>
+    </w:p>
+    <w:p>
+      <w:r>
+        <w:t>Choose the picture for the teaching move and connect it to the explanation.</w:t>
+      </w:r>
+    </w:p>
+    <w:p>
+      <w:pPr>
+        <w:pStyle w:val="Heading2"/>
       </w:pPr>
       <w:r>
         <w:t>01. Decision Trees: the case</w:t>
@@ -7045,7 +7352,7 @@
         <w:drawing>
           <wp:inline xmlns:a="http://schemas.openxmlformats.org/drawingml/2006/main" xmlns:pic="http://schemas.openxmlformats.org/drawingml/2006/picture">
             <wp:extent cx="5486400" cy="3142488"/>
-            <wp:docPr id="2" name="Picture 2" descr="A fictional toy classifier predicts whether a book needs an illustration label. Supplied facts: Training rows (colour_cover,diagram_inside,label): (1,1,Yes),(1,0,No),(0,1,Yes),(0,0,No). Candidates ask colour_cover or diagram_inside; each leaf uses its training majority. A leaf tie chooses No. Select fewer training errors."/>
+            <wp:docPr id="3" name="Picture 3" descr="A fictional toy classifier predicts whether a book needs an illustration label. Supplied facts: Training rows (colour_cover,diagram_inside,label): (1,1,Yes),(1,0,No),(0,1,Yes),(0,0,No). Candidates ask colour_cover or diagram_inside; each leaf uses its training majority. A leaf tie chooses No. Select fewer training errors."/>
             <wp:cNvGraphicFramePr>
               <a:graphicFrameLocks noChangeAspect="1"/>
             </wp:cNvGraphicFramePr>
@@ -7057,7 +7364,7 @@
                     <pic:cNvPicPr/>
                   </pic:nvPicPr>
                   <pic:blipFill>
-                    <a:blip r:embed="rId10"/>
+                    <a:blip r:embed="rId11"/>
                     <a:stretch>
                       <a:fillRect/>
                     </a:stretch>
@@ -7161,7 +7468,6 @@
     <w:p>
       <w:pPr>
         <w:spacing w:line="336" w:lineRule="auto" w:after="180"/>
-        <w:shd w:fill="F5F1FB"/>
       </w:pPr>
       <w:r>
         <w:rPr>
@@ -7172,16 +7478,7 @@
     </w:p>
     <w:p>
       <w:pPr>
-        <w:pStyle w:val="Heading3"/>
-      </w:pPr>
-      <w:r>
-        <w:t>Discuss while showing the picture</w:t>
-      </w:r>
-    </w:p>
-    <w:p>
-      <w:pPr>
         <w:spacing w:line="336" w:lineRule="auto" w:after="180"/>
-        <w:shd w:fill="F1F6F8"/>
       </w:pPr>
       <w:r>
         <w:rPr>
@@ -7192,7 +7489,7 @@
     </w:p>
     <w:p>
       <w:pPr>
-        <w:pStyle w:val="Heading3"/>
+        <w:pStyle w:val="Heading2"/>
       </w:pPr>
       <w:r>
         <w:t>02. Follow the deciding steps</w:t>
@@ -7203,7 +7500,7 @@
         <w:drawing>
           <wp:inline xmlns:a="http://schemas.openxmlformats.org/drawingml/2006/main" xmlns:pic="http://schemas.openxmlformats.org/drawingml/2006/picture">
             <wp:extent cx="5486400" cy="4005072"/>
-            <wp:docPr id="3" name="Picture 3" descr="Colour candidate: Both colour leaves tie Yes/No, choose No: two training errors. → Diagram candidate: Diagram 1 leaf predicts Yes; diagram 0 leaf predicts No: zero errors. → Select tree: Choose the diagram question using the training comparison. → Apply new input: A new (1,0) row follows diagram=0 and predicts No."/>
+            <wp:docPr id="4" name="Picture 4" descr="Colour candidate: Both colour leaves tie Yes/No, choose No: two training errors. → Diagram candidate: Diagram 1 leaf predicts Yes; diagram 0 leaf predicts No: zero errors. → Select tree: Choose the diagram question using the training comparison. → Apply new input: A new (1,0) row follows diagram=0 and predicts No."/>
             <wp:cNvGraphicFramePr>
               <a:graphicFrameLocks noChangeAspect="1"/>
             </wp:cNvGraphicFramePr>
@@ -7215,7 +7512,7 @@
                     <pic:cNvPicPr/>
                   </pic:nvPicPr>
                   <pic:blipFill>
-                    <a:blip r:embed="rId11"/>
+                    <a:blip r:embed="rId9"/>
                     <a:stretch>
                       <a:fillRect/>
                     </a:stretch>
@@ -7308,7 +7605,6 @@
     <w:p>
       <w:pPr>
         <w:spacing w:line="336" w:lineRule="auto" w:after="180"/>
-        <w:shd w:fill="F5F1FB"/>
       </w:pPr>
       <w:r>
         <w:rPr>
@@ -7331,16 +7627,7 @@
     </w:p>
     <w:p>
       <w:pPr>
-        <w:pStyle w:val="Heading3"/>
-      </w:pPr>
-      <w:r>
-        <w:t>Discuss while showing the picture</w:t>
-      </w:r>
-    </w:p>
-    <w:p>
-      <w:pPr>
         <w:spacing w:line="336" w:lineRule="auto" w:after="180"/>
-        <w:shd w:fill="F1F6F8"/>
       </w:pPr>
       <w:r>
         <w:rPr>
@@ -7363,7 +7650,7 @@
     </w:p>
     <w:p>
       <w:pPr>
-        <w:pStyle w:val="Heading3"/>
+        <w:pStyle w:val="Heading2"/>
       </w:pPr>
       <w:r>
         <w:t>03. Two paths through the learned tree</w:t>
@@ -7374,7 +7661,7 @@
         <w:drawing>
           <wp:inline xmlns:a="http://schemas.openxmlformats.org/drawingml/2006/main" xmlns:pic="http://schemas.openxmlformats.org/drawingml/2006/picture">
             <wp:extent cx="5486400" cy="2834640"/>
-            <wp:docPr id="4" name="Picture 4" descr="Two paths through the learned tree. Is near equal to 1 | No near is 0 | Predict clear. Is near equal to 1 | Yes near is 1 | Predict blocked"/>
+            <wp:docPr id="5" name="Picture 5" descr="Two paths through the learned tree. Is near equal to 1 | No near is 0 | Predict clear. Is near equal to 1 | Yes near is 1 | Predict blocked"/>
             <wp:cNvGraphicFramePr>
               <a:graphicFrameLocks noChangeAspect="1"/>
             </wp:cNvGraphicFramePr>
@@ -7419,7 +7706,6 @@
     <w:p>
       <w:pPr>
         <w:spacing w:line="336" w:lineRule="auto" w:after="180"/>
-        <w:shd w:fill="F5F1FB"/>
       </w:pPr>
       <w:r>
         <w:rPr>
@@ -7430,16 +7716,7 @@
     </w:p>
     <w:p>
       <w:pPr>
-        <w:pStyle w:val="Heading3"/>
-      </w:pPr>
-      <w:r>
-        <w:t>Discuss while showing the picture</w:t>
-      </w:r>
-    </w:p>
-    <w:p>
-      <w:pPr>
         <w:spacing w:line="336" w:lineRule="auto" w:after="180"/>
-        <w:shd w:fill="F1F6F8"/>
       </w:pPr>
       <w:r>
         <w:rPr>
@@ -7450,7 +7727,7 @@
     </w:p>
     <w:p>
       <w:pPr>
-        <w:pStyle w:val="Heading3"/>
+        <w:pStyle w:val="Heading2"/>
       </w:pPr>
       <w:r>
         <w:t>04. Change one thing. Trace what follows.</w:t>
@@ -7461,7 +7738,7 @@
         <w:drawing>
           <wp:inline xmlns:a="http://schemas.openxmlformats.org/drawingml/2006/main" xmlns:pic="http://schemas.openxmlformats.org/drawingml/2006/picture">
             <wp:extent cx="5486400" cy="3026664"/>
-            <wp:docPr id="5" name="Picture 5" descr="Original case: A new (1,0) row follows diagram=0 and predicts No. Changed condition: New input becomes (0,1). Expected result: The fitted tree predicts Yes. Reason: It follows diagram=1; cover colour is not the selected question."/>
+            <wp:docPr id="6" name="Picture 6" descr="Original case: A new (1,0) row follows diagram=0 and predicts No. Changed condition: New input becomes (0,1). Expected result: The fitted tree predicts Yes. Reason: It follows diagram=1; cover colour is not the selected question."/>
             <wp:cNvGraphicFramePr>
               <a:graphicFrameLocks noChangeAspect="1"/>
             </wp:cNvGraphicFramePr>
@@ -7529,7 +7806,6 @@
     <w:p>
       <w:pPr>
         <w:spacing w:line="336" w:lineRule="auto" w:after="180"/>
-        <w:shd w:fill="F5F1FB"/>
       </w:pPr>
       <w:r>
         <w:rPr>
@@ -7540,16 +7816,7 @@
     </w:p>
     <w:p>
       <w:pPr>
-        <w:pStyle w:val="Heading3"/>
-      </w:pPr>
-      <w:r>
-        <w:t>Discuss while showing the picture</w:t>
-      </w:r>
-    </w:p>
-    <w:p>
-      <w:pPr>
         <w:spacing w:line="336" w:lineRule="auto" w:after="180"/>
-        <w:shd w:fill="F1F6F8"/>
       </w:pPr>
       <w:r>
         <w:rPr>
@@ -7561,7 +7828,6 @@
     <w:p>
       <w:pPr>
         <w:spacing w:line="336" w:lineRule="auto" w:after="180"/>
-        <w:shd w:fill="F1F6F8"/>
       </w:pPr>
       <w:r>
         <w:rPr>
@@ -7572,7 +7838,7 @@
     </w:p>
     <w:p>
       <w:pPr>
-        <w:pStyle w:val="Heading3"/>
+        <w:pStyle w:val="Heading2"/>
       </w:pPr>
       <w:r>
         <w:t>05. Connect the explanation to its limit</w:t>
@@ -7583,7 +7849,7 @@
         <w:drawing>
           <wp:inline xmlns:a="http://schemas.openxmlformats.org/drawingml/2006/main" xmlns:pic="http://schemas.openxmlformats.org/drawingml/2006/picture">
             <wp:extent cx="5486400" cy="2834640"/>
-            <wp:docPr id="6" name="Picture 6" descr="A question becomes a fitted tree only after its leaves and selection procedure are specified. The training comparison prefers the feature that separates these labels. Prediction follows the selected question; it does not reselect the tree using a new case’s answer. Save candidate leaves and errors so the choice can be repeated. Limit: Zero errors on four toy examples do not establish that diagrams always determine a real book’s classification."/>
+            <wp:docPr id="7" name="Picture 7" descr="A question becomes a fitted tree only after its leaves and selection procedure are specified. The training comparison prefers the feature that separates these labels. Prediction follows the selected question; it does not reselect the tree using a new case’s answer. Save candidate leaves and errors so the choice can be repeated. Limit: Zero errors on four toy examples do not establish that diagrams always determine a real book’s classification."/>
             <wp:cNvGraphicFramePr>
               <a:graphicFrameLocks noChangeAspect="1"/>
             </wp:cNvGraphicFramePr>
@@ -7668,7 +7934,6 @@
     <w:p>
       <w:pPr>
         <w:spacing w:line="336" w:lineRule="auto" w:after="180"/>
-        <w:shd w:fill="F5F1FB"/>
       </w:pPr>
       <w:r>
         <w:rPr>
@@ -7679,16 +7944,7 @@
     </w:p>
     <w:p>
       <w:pPr>
-        <w:pStyle w:val="Heading3"/>
-      </w:pPr>
-      <w:r>
-        <w:t>Discuss while showing the picture</w:t>
-      </w:r>
-    </w:p>
-    <w:p>
-      <w:pPr>
         <w:spacing w:line="336" w:lineRule="auto" w:after="180"/>
-        <w:shd w:fill="F1F6F8"/>
       </w:pPr>
       <w:r>
         <w:rPr>
@@ -7700,7 +7956,6 @@
     <w:p>
       <w:pPr>
         <w:spacing w:line="336" w:lineRule="auto" w:after="180"/>
-        <w:shd w:fill="F1F6F8"/>
       </w:pPr>
       <w:r>
         <w:rPr>
@@ -7711,7 +7966,7 @@
     </w:p>
     <w:p>
       <w:pPr>
-        <w:pStyle w:val="Heading3"/>
+        <w:pStyle w:val="Heading2"/>
       </w:pPr>
       <w:r>
         <w:t>06. Make the idea visible in your project</w:t>
@@ -7722,7 +7977,7 @@
         <w:drawing>
           <wp:inline xmlns:a="http://schemas.openxmlformats.org/drawingml/2006/main" xmlns:pic="http://schemas.openxmlformats.org/drawingml/2006/picture">
             <wp:extent cx="5486400" cy="3380232"/>
-            <wp:docPr id="7" name="Picture 7" descr="Fit or hand-specify recommender classification rules transparently, retaining candidate definitions and training-only selection evidence. Draw your input, deciding step, result and limit. Supported question: Why does changing colour alone not change this tree’s prediction?"/>
+            <wp:docPr id="8" name="Picture 8" descr="Fit or hand-specify recommender classification rules transparently, retaining candidate definitions and training-only selection evidence. Draw your input, deciding step, result and limit. Supported question: Why does changing colour alone not change this tree’s prediction?"/>
             <wp:cNvGraphicFramePr>
               <a:graphicFrameLocks noChangeAspect="1"/>
             </wp:cNvGraphicFramePr>
@@ -7826,7 +8081,6 @@
     <w:p>
       <w:pPr>
         <w:spacing w:line="336" w:lineRule="auto" w:after="180"/>
-        <w:shd w:fill="F5F1FB"/>
       </w:pPr>
       <w:r>
         <w:rPr>
@@ -7849,58 +8103,127 @@
     </w:p>
     <w:p>
       <w:pPr>
+        <w:spacing w:line="336" w:lineRule="auto" w:after="180"/>
+      </w:pPr>
+      <w:r>
+        <w:rPr>
+          <w:b w:val="0"/>
+        </w:rPr>
+        <w:t xml:space="preserve">Teacher prompt: Draw your project trace and justify the deciding step using </w:t>
+      </w:r>
+      <w:r>
+        <w:rPr>
+          <w:b/>
+        </w:rPr>
+        <w:t>evidence</w:t>
+      </w:r>
+      <w:r>
+        <w:rPr>
+          <w:b w:val="0"/>
+        </w:rPr>
+        <w:t>. Ask learners to describe one label or arrow in ordinary words. Use the adjacent transcript if the image is difficult to see.</w:t>
+      </w:r>
+    </w:p>
+    <w:p>
+      <w:pPr>
+        <w:spacing w:line="336" w:lineRule="auto" w:after="180"/>
+      </w:pPr>
+      <w:r>
+        <w:rPr>
+          <w:b w:val="0"/>
+        </w:rPr>
+        <w:t xml:space="preserve">Supported practice key: The fitted tree </w:t>
+      </w:r>
+      <w:r>
+        <w:rPr>
+          <w:b/>
+        </w:rPr>
+        <w:t>branch</w:t>
+      </w:r>
+      <w:r>
+        <w:rPr>
+          <w:b w:val="0"/>
+        </w:rPr>
+        <w:t>es only on diagram_inside; colour was considered but not selected.</w:t>
+      </w:r>
+    </w:p>
+    <w:p>
+      <w:pPr>
+        <w:pStyle w:val="Heading2"/>
+      </w:pPr>
+      <w:r>
+        <w:t>Earlier wording, alternatives and picture transcripts · reference / check after trying</w:t>
+      </w:r>
+    </w:p>
+    <w:p>
+      <w:pPr>
+        <w:spacing w:line="336" w:lineRule="auto" w:after="180"/>
+      </w:pPr>
+      <w:r>
+        <w:rPr>
+          <w:b w:val="0"/>
+        </w:rPr>
+        <w:t xml:space="preserve">Use one picture at a time. Hide a worked result before asking for a </w:t>
+      </w:r>
+      <w:r>
+        <w:rPr>
+          <w:b/>
+        </w:rPr>
+        <w:t>prediction</w:t>
+      </w:r>
+      <w:r>
+        <w:rPr>
+          <w:b w:val="0"/>
+        </w:rPr>
+        <w:t>, then reveal it for feedback. These are supported teaching cases; retain the separate independent assessment for a fresh first attempt.</w:t>
+      </w:r>
+    </w:p>
+    <w:p>
+      <w:pPr>
         <w:pStyle w:val="Heading3"/>
       </w:pPr>
       <w:r>
-        <w:t>Discuss while showing the picture</w:t>
-      </w:r>
-    </w:p>
-    <w:p>
-      <w:pPr>
-        <w:spacing w:line="336" w:lineRule="auto" w:after="180"/>
-        <w:shd w:fill="F1F6F8"/>
-      </w:pPr>
-      <w:r>
-        <w:rPr>
-          <w:b w:val="0"/>
-        </w:rPr>
-        <w:t xml:space="preserve">Teacher prompt: Draw your project trace and justify the deciding step using </w:t>
-      </w:r>
-      <w:r>
-        <w:rPr>
-          <w:b/>
-        </w:rPr>
-        <w:t>evidence</w:t>
-      </w:r>
-      <w:r>
-        <w:rPr>
-          <w:b w:val="0"/>
-        </w:rPr>
-        <w:t>. Ask learners to describe one label or arrow in ordinary words. Use the adjacent transcript if the image is difficult to see.</w:t>
-      </w:r>
-    </w:p>
-    <w:p>
-      <w:pPr>
-        <w:spacing w:line="336" w:lineRule="auto" w:after="180"/>
-        <w:shd w:fill="F1F6F8"/>
-      </w:pPr>
-      <w:r>
-        <w:rPr>
-          <w:b w:val="0"/>
-        </w:rPr>
-        <w:t xml:space="preserve">Supported practice key: The fitted tree </w:t>
-      </w:r>
-      <w:r>
-        <w:rPr>
-          <w:b/>
-        </w:rPr>
-        <w:t>branch</w:t>
-      </w:r>
-      <w:r>
-        <w:rPr>
-          <w:b w:val="0"/>
-        </w:rPr>
-        <w:t>es only on diagram_inside; colour was considered but not selected.</w:t>
+        <w:t>01. Decision Trees: the case</w:t>
+      </w:r>
+    </w:p>
+    <w:p>
+      <w:pPr>
+        <w:pStyle w:val="Heading3"/>
+      </w:pPr>
+      <w:r>
+        <w:t>02. Follow the deciding steps</w:t>
+      </w:r>
+    </w:p>
+    <w:p>
+      <w:pPr>
+        <w:pStyle w:val="Heading3"/>
+      </w:pPr>
+      <w:r>
+        <w:t>03. Two paths through the learned tree</w:t>
+      </w:r>
+    </w:p>
+    <w:p>
+      <w:pPr>
+        <w:pStyle w:val="Heading3"/>
+      </w:pPr>
+      <w:r>
+        <w:t>04. Change one thing. Trace what follows.</w:t>
+      </w:r>
+    </w:p>
+    <w:p>
+      <w:pPr>
+        <w:pStyle w:val="Heading3"/>
+      </w:pPr>
+      <w:r>
+        <w:t>05. Connect the explanation to its limit</w:t>
+      </w:r>
+    </w:p>
+    <w:p>
+      <w:pPr>
+        <w:pStyle w:val="Heading3"/>
+      </w:pPr>
+      <w:r>
+        <w:t>06. Make the idea visible in your project</w:t>
       </w:r>
     </w:p>
     <w:sectPr>
